--- a/Algoritmos de Ordenação(counting).docx
+++ b/Algoritmos de Ordenação(counting).docx
@@ -211,7 +211,19 @@
         <w:rPr>
           <w:rFonts w:ascii="Times New Roman" w:hAnsi="Times New Roman" w:cs="Times New Roman"/>
         </w:rPr>
-        <w:t>Membros: Ravel Rodrigues de Camargo         Matrícula:2024203247</w:t>
+        <w:t xml:space="preserve">Membros: Ravel Rodrigues de Camargo        </w:t>
+      </w:r>
+      <w:r>
+        <w:rPr>
+          <w:rFonts w:ascii="Times New Roman" w:hAnsi="Times New Roman" w:cs="Times New Roman"/>
+        </w:rPr>
+        <w:t xml:space="preserve">         </w:t>
+      </w:r>
+      <w:r>
+        <w:rPr>
+          <w:rFonts w:ascii="Times New Roman" w:hAnsi="Times New Roman" w:cs="Times New Roman"/>
+        </w:rPr>
+        <w:t xml:space="preserve"> Matrícula:2024203247</w:t>
       </w:r>
     </w:p>
     <w:p>
@@ -239,7 +251,22 @@
         <w:rPr>
           <w:rFonts w:ascii="Times New Roman" w:hAnsi="Times New Roman" w:cs="Times New Roman"/>
         </w:rPr>
-        <w:t xml:space="preserve"> Gonçalves</w:t>
+        <w:t xml:space="preserve"> Vitoria Santos Goncalves</w:t>
+      </w:r>
+      <w:r>
+        <w:rPr>
+          <w:rFonts w:ascii="Times New Roman" w:hAnsi="Times New Roman" w:cs="Times New Roman"/>
+        </w:rPr>
+        <w:t xml:space="preserve">           Matrícula:</w:t>
+      </w:r>
+      <w:r>
+        <w:t xml:space="preserve"> </w:t>
+      </w:r>
+      <w:r>
+        <w:rPr>
+          <w:rFonts w:ascii="Times New Roman" w:hAnsi="Times New Roman" w:cs="Times New Roman"/>
+        </w:rPr>
+        <w:t>2025106294</w:t>
       </w:r>
     </w:p>
     <w:p>
@@ -254,6 +281,53 @@
           <w:rFonts w:ascii="Times New Roman" w:hAnsi="Times New Roman" w:cs="Times New Roman"/>
         </w:rPr>
         <w:t xml:space="preserve">Membros: </w:t>
+      </w:r>
+      <w:r>
+        <w:rPr>
+          <w:rFonts w:ascii="Times New Roman" w:hAnsi="Times New Roman" w:cs="Times New Roman"/>
+        </w:rPr>
+        <w:t>Viniciu</w:t>
+      </w:r>
+      <w:r>
+        <w:rPr>
+          <w:rFonts w:ascii="Times New Roman" w:hAnsi="Times New Roman" w:cs="Times New Roman"/>
+        </w:rPr>
+        <w:t>s</w:t>
+      </w:r>
+      <w:r>
+        <w:rPr>
+          <w:rFonts w:ascii="Times New Roman" w:hAnsi="Times New Roman" w:cs="Times New Roman"/>
+        </w:rPr>
+        <w:t xml:space="preserve"> Junqueira Carvalho Costa</w:t>
+      </w:r>
+      <w:r>
+        <w:rPr>
+          <w:rFonts w:ascii="Times New Roman" w:hAnsi="Times New Roman" w:cs="Times New Roman"/>
+        </w:rPr>
+        <w:t xml:space="preserve">          </w:t>
+      </w:r>
+      <w:proofErr w:type="gramStart"/>
+      <w:r>
+        <w:rPr>
+          <w:rFonts w:ascii="Times New Roman" w:hAnsi="Times New Roman" w:cs="Times New Roman"/>
+        </w:rPr>
+        <w:t>Matricula</w:t>
+      </w:r>
+      <w:proofErr w:type="gramEnd"/>
+      <w:r>
+        <w:rPr>
+          <w:rFonts w:ascii="Times New Roman" w:hAnsi="Times New Roman" w:cs="Times New Roman"/>
+        </w:rPr>
+        <w:t>:</w:t>
+      </w:r>
+      <w:r>
+        <w:t xml:space="preserve"> </w:t>
+      </w:r>
+      <w:r>
+        <w:rPr>
+          <w:rFonts w:ascii="Times New Roman" w:hAnsi="Times New Roman" w:cs="Times New Roman"/>
+        </w:rPr>
+        <w:t>2024203234</w:t>
       </w:r>
     </w:p>
     <w:p>
@@ -2765,15 +2839,6 @@
     </w:p>
     <w:p>
       <w:pPr>
-        <w:spacing w:line="480" w:lineRule="auto"/>
-        <w:rPr>
-          <w:rFonts w:ascii="Times New Roman" w:hAnsi="Times New Roman" w:cs="Times New Roman"/>
-          <w:u w:val="single"/>
-        </w:rPr>
-      </w:pPr>
-    </w:p>
-    <w:p>
-      <w:pPr>
         <w:pStyle w:val="PargrafodaLista"/>
         <w:numPr>
           <w:ilvl w:val="0"/>
@@ -2998,13 +3063,7 @@
         <w:rPr>
           <w:rFonts w:ascii="Times New Roman" w:hAnsi="Times New Roman" w:cs="Times New Roman"/>
         </w:rPr>
-        <w:t xml:space="preserve">Primeiro passo: </w:t>
-      </w:r>
-      <w:r>
-        <w:rPr>
-          <w:rFonts w:ascii="Times New Roman" w:hAnsi="Times New Roman" w:cs="Times New Roman"/>
-        </w:rPr>
-        <w:t xml:space="preserve">Após isso, faz o </w:t>
+        <w:t xml:space="preserve">Primeiro passo: Após isso, faz o </w:t>
       </w:r>
       <w:r>
         <w:rPr>
@@ -3061,13 +3120,7 @@
         <w:rPr>
           <w:rFonts w:ascii="Times New Roman" w:hAnsi="Times New Roman" w:cs="Times New Roman"/>
         </w:rPr>
-        <w:t>Segundo passo: cria o vetor auxiliar</w:t>
-      </w:r>
-      <w:r>
-        <w:rPr>
-          <w:rFonts w:ascii="Times New Roman" w:hAnsi="Times New Roman" w:cs="Times New Roman"/>
-        </w:rPr>
-        <w:t xml:space="preserve"> </w:t>
+        <w:t xml:space="preserve">Segundo passo: cria o vetor auxiliar </w:t>
       </w:r>
     </w:p>
     <w:p>
@@ -3690,105 +3743,93 @@
         <w:rPr>
           <w:rFonts w:ascii="Times New Roman" w:hAnsi="Times New Roman" w:cs="Times New Roman"/>
         </w:rPr>
-        <w:t xml:space="preserve"> </w:t>
+        <w:t xml:space="preserve">   </w:t>
+      </w:r>
+      <w:r>
+        <w:rPr>
+          <w:rFonts w:ascii="Times New Roman" w:hAnsi="Times New Roman" w:cs="Times New Roman"/>
+        </w:rPr>
+        <w:sym w:font="Wingdings" w:char="F0E0"/>
+      </w:r>
+      <w:r>
+        <w:rPr>
+          <w:rFonts w:ascii="Times New Roman" w:hAnsi="Times New Roman" w:cs="Times New Roman"/>
+        </w:rPr>
+        <w:t xml:space="preserve"> índice 1 terá valor 1.</w:t>
+      </w:r>
+    </w:p>
+    <w:p>
+      <w:pPr>
+        <w:spacing w:line="480" w:lineRule="auto"/>
+        <w:jc w:val="both"/>
+        <w:rPr>
+          <w:rFonts w:ascii="Times New Roman" w:hAnsi="Times New Roman" w:cs="Times New Roman"/>
+        </w:rPr>
+      </w:pPr>
+      <w:r>
+        <w:rPr>
+          <w:rFonts w:ascii="Times New Roman" w:hAnsi="Times New Roman" w:cs="Times New Roman"/>
+        </w:rPr>
+        <w:t>Se o número 2 aparecer novamente:</w:t>
+      </w:r>
+    </w:p>
+    <w:p>
+      <w:pPr>
+        <w:spacing w:line="480" w:lineRule="auto"/>
+        <w:jc w:val="both"/>
+        <w:rPr>
+          <w:rFonts w:ascii="Times New Roman" w:hAnsi="Times New Roman" w:cs="Times New Roman"/>
+        </w:rPr>
+      </w:pPr>
+      <w:r>
+        <w:rPr>
+          <w:rFonts w:ascii="Times New Roman" w:hAnsi="Times New Roman" w:cs="Times New Roman"/>
+          <w:b/>
+          <w:bCs/>
+        </w:rPr>
+        <w:t>(</w:t>
+      </w:r>
+      <w:proofErr w:type="spellStart"/>
+      <w:r>
+        <w:rPr>
+          <w:rFonts w:ascii="Times New Roman" w:hAnsi="Times New Roman" w:cs="Times New Roman"/>
+          <w:b/>
+          <w:bCs/>
+        </w:rPr>
+        <w:t>arr</w:t>
+      </w:r>
+      <w:proofErr w:type="spellEnd"/>
+      <w:r>
+        <w:rPr>
+          <w:rFonts w:ascii="Times New Roman" w:hAnsi="Times New Roman" w:cs="Times New Roman"/>
+          <w:b/>
+          <w:bCs/>
+        </w:rPr>
+        <w:t xml:space="preserve">[i] - </w:t>
+      </w:r>
+      <w:proofErr w:type="gramStart"/>
+      <w:r>
+        <w:rPr>
+          <w:rFonts w:ascii="Times New Roman" w:hAnsi="Times New Roman" w:cs="Times New Roman"/>
+          <w:b/>
+          <w:bCs/>
+        </w:rPr>
+        <w:t>1)+</w:t>
+      </w:r>
+      <w:proofErr w:type="gramEnd"/>
+      <w:r>
+        <w:rPr>
+          <w:rFonts w:ascii="Times New Roman" w:hAnsi="Times New Roman" w:cs="Times New Roman"/>
+          <w:b/>
+          <w:bCs/>
+        </w:rPr>
+        <w:t>+</w:t>
       </w:r>
       <w:r>
         <w:rPr>
           <w:rFonts w:ascii="Times New Roman" w:hAnsi="Times New Roman" w:cs="Times New Roman"/>
         </w:rPr>
         <w:t xml:space="preserve">  </w:t>
-      </w:r>
-      <w:r>
-        <w:rPr>
-          <w:rFonts w:ascii="Times New Roman" w:hAnsi="Times New Roman" w:cs="Times New Roman"/>
-        </w:rPr>
-        <w:sym w:font="Wingdings" w:char="F0E0"/>
-      </w:r>
-      <w:r>
-        <w:rPr>
-          <w:rFonts w:ascii="Times New Roman" w:hAnsi="Times New Roman" w:cs="Times New Roman"/>
-        </w:rPr>
-        <w:t xml:space="preserve"> índice 1 terá valor 1.</w:t>
-      </w:r>
-    </w:p>
-    <w:p>
-      <w:pPr>
-        <w:spacing w:line="480" w:lineRule="auto"/>
-        <w:jc w:val="both"/>
-        <w:rPr>
-          <w:rFonts w:ascii="Times New Roman" w:hAnsi="Times New Roman" w:cs="Times New Roman"/>
-        </w:rPr>
-      </w:pPr>
-      <w:r>
-        <w:rPr>
-          <w:rFonts w:ascii="Times New Roman" w:hAnsi="Times New Roman" w:cs="Times New Roman"/>
-        </w:rPr>
-        <w:t>Se o número 2 aparecer novamente:</w:t>
-      </w:r>
-    </w:p>
-    <w:p>
-      <w:pPr>
-        <w:spacing w:line="480" w:lineRule="auto"/>
-        <w:jc w:val="both"/>
-        <w:rPr>
-          <w:rFonts w:ascii="Times New Roman" w:hAnsi="Times New Roman" w:cs="Times New Roman"/>
-        </w:rPr>
-      </w:pPr>
-      <w:r>
-        <w:rPr>
-          <w:rFonts w:ascii="Times New Roman" w:hAnsi="Times New Roman" w:cs="Times New Roman"/>
-          <w:b/>
-          <w:bCs/>
-        </w:rPr>
-        <w:t>(</w:t>
-      </w:r>
-      <w:proofErr w:type="spellStart"/>
-      <w:r>
-        <w:rPr>
-          <w:rFonts w:ascii="Times New Roman" w:hAnsi="Times New Roman" w:cs="Times New Roman"/>
-          <w:b/>
-          <w:bCs/>
-        </w:rPr>
-        <w:t>arr</w:t>
-      </w:r>
-      <w:proofErr w:type="spellEnd"/>
-      <w:r>
-        <w:rPr>
-          <w:rFonts w:ascii="Times New Roman" w:hAnsi="Times New Roman" w:cs="Times New Roman"/>
-          <w:b/>
-          <w:bCs/>
-        </w:rPr>
-        <w:t xml:space="preserve">[i] - </w:t>
-      </w:r>
-      <w:proofErr w:type="gramStart"/>
-      <w:r>
-        <w:rPr>
-          <w:rFonts w:ascii="Times New Roman" w:hAnsi="Times New Roman" w:cs="Times New Roman"/>
-          <w:b/>
-          <w:bCs/>
-        </w:rPr>
-        <w:t>1)+</w:t>
-      </w:r>
-      <w:proofErr w:type="gramEnd"/>
-      <w:r>
-        <w:rPr>
-          <w:rFonts w:ascii="Times New Roman" w:hAnsi="Times New Roman" w:cs="Times New Roman"/>
-          <w:b/>
-          <w:bCs/>
-        </w:rPr>
-        <w:t>+</w:t>
-      </w:r>
-      <w:r>
-        <w:rPr>
-          <w:rFonts w:ascii="Times New Roman" w:hAnsi="Times New Roman" w:cs="Times New Roman"/>
-        </w:rPr>
-        <w:t xml:space="preserve"> </w:t>
-      </w:r>
-      <w:r>
-        <w:rPr>
-          <w:rFonts w:ascii="Times New Roman" w:hAnsi="Times New Roman" w:cs="Times New Roman"/>
-        </w:rPr>
-        <w:t xml:space="preserve"> </w:t>
       </w:r>
       <w:r>
         <w:rPr>
@@ -4949,13 +4990,7 @@
         <w:rPr>
           <w:rFonts w:ascii="Times New Roman" w:hAnsi="Times New Roman" w:cs="Times New Roman"/>
         </w:rPr>
-        <w:t xml:space="preserve">Resultado: </w:t>
-      </w:r>
-      <w:r>
-        <w:rPr>
-          <w:rFonts w:ascii="Times New Roman" w:hAnsi="Times New Roman" w:cs="Times New Roman"/>
-        </w:rPr>
-        <w:t xml:space="preserve">O </w:t>
+        <w:t xml:space="preserve">Resultado: O </w:t>
       </w:r>
       <w:proofErr w:type="spellStart"/>
       <w:r>
@@ -4997,13 +5032,7 @@
         <w:rPr>
           <w:rFonts w:ascii="Times New Roman" w:hAnsi="Times New Roman" w:cs="Times New Roman"/>
         </w:rPr>
-        <w:t xml:space="preserve"> gasta mais tempo com comparações e chamadas recursivas</w:t>
-      </w:r>
-      <w:r>
-        <w:rPr>
-          <w:rFonts w:ascii="Times New Roman" w:hAnsi="Times New Roman" w:cs="Times New Roman"/>
-        </w:rPr>
-        <w:t xml:space="preserve">, já </w:t>
+        <w:t xml:space="preserve"> gasta mais tempo com comparações e chamadas recursivas, já </w:t>
       </w:r>
       <w:r>
         <w:rPr>
@@ -5044,25 +5073,7 @@
           <w:rFonts w:ascii="Times New Roman" w:hAnsi="Times New Roman" w:cs="Times New Roman"/>
         </w:rPr>
         <w:lastRenderedPageBreak/>
-        <w:t xml:space="preserve">muito ineficiente para grandes volumes porque faz muitas comparações repetidas, tornando-o </w:t>
-      </w:r>
-      <w:r>
-        <w:rPr>
-          <w:rFonts w:ascii="Times New Roman" w:hAnsi="Times New Roman" w:cs="Times New Roman"/>
-        </w:rPr>
-        <w:t xml:space="preserve">muito ruim </w:t>
-      </w:r>
-      <w:r>
-        <w:rPr>
-          <w:rFonts w:ascii="Times New Roman" w:hAnsi="Times New Roman" w:cs="Times New Roman"/>
-        </w:rPr>
-        <w:t>para milhões de elementos.</w:t>
-      </w:r>
-      <w:r>
-        <w:rPr>
-          <w:rFonts w:ascii="Times New Roman" w:hAnsi="Times New Roman" w:cs="Times New Roman"/>
-        </w:rPr>
-        <w:t xml:space="preserve"> Mas se os valores fossem maiores e tivessem casas decimais o </w:t>
+        <w:t xml:space="preserve">muito ineficiente para grandes volumes porque faz muitas comparações repetidas, tornando-o muito ruim para milhões de elementos. Mas se os valores fossem maiores e tivessem casas decimais o </w:t>
       </w:r>
       <w:proofErr w:type="spellStart"/>
       <w:r>
@@ -5090,7 +5101,19 @@
         <w:rPr>
           <w:rFonts w:ascii="Times New Roman" w:hAnsi="Times New Roman" w:cs="Times New Roman"/>
         </w:rPr>
-        <w:t xml:space="preserve"> não processa valores com casas decimais.</w:t>
+        <w:t xml:space="preserve"> não processa valores com casas decimais</w:t>
+      </w:r>
+      <w:r>
+        <w:rPr>
+          <w:rFonts w:ascii="Times New Roman" w:hAnsi="Times New Roman" w:cs="Times New Roman"/>
+        </w:rPr>
+        <w:t xml:space="preserve"> e gasta muito mais memória para alocar os valores no vetor auxiliar fora a memória gasta para ordenação</w:t>
+      </w:r>
+      <w:r>
+        <w:rPr>
+          <w:rFonts w:ascii="Times New Roman" w:hAnsi="Times New Roman" w:cs="Times New Roman"/>
+        </w:rPr>
+        <w:t>.</w:t>
       </w:r>
     </w:p>
     <w:tbl>
@@ -5203,8 +5226,16 @@
               <w:rPr>
                 <w:rFonts w:ascii="Times New Roman" w:hAnsi="Times New Roman" w:cs="Times New Roman"/>
               </w:rPr>
-              <w:t xml:space="preserve"> Sort</w:t>
+              <w:t xml:space="preserve"> </w:t>
             </w:r>
+            <w:proofErr w:type="spellStart"/>
+            <w:r>
+              <w:rPr>
+                <w:rFonts w:ascii="Times New Roman" w:hAnsi="Times New Roman" w:cs="Times New Roman"/>
+              </w:rPr>
+              <w:t>Sort</w:t>
+            </w:r>
+            <w:proofErr w:type="spellEnd"/>
           </w:p>
         </w:tc>
         <w:tc>
@@ -5225,6 +5256,12 @@
               </w:rPr>
               <w:t>23 segundos</w:t>
             </w:r>
+            <w:r>
+              <w:rPr>
+                <w:rFonts w:ascii="Times New Roman" w:hAnsi="Times New Roman" w:cs="Times New Roman"/>
+              </w:rPr>
+              <w:t>/2004.93mb</w:t>
+            </w:r>
           </w:p>
         </w:tc>
         <w:tc>
@@ -5243,13 +5280,7 @@
               <w:rPr>
                 <w:rFonts w:ascii="Times New Roman" w:hAnsi="Times New Roman" w:cs="Times New Roman"/>
               </w:rPr>
-              <w:t>Mais rápido</w:t>
-            </w:r>
-            <w:r>
-              <w:rPr>
-                <w:rFonts w:ascii="Times New Roman" w:hAnsi="Times New Roman" w:cs="Times New Roman"/>
-              </w:rPr>
-              <w:t xml:space="preserve"> para inteiros</w:t>
+              <w:t>Mais rápido para inteiros</w:t>
             </w:r>
           </w:p>
         </w:tc>
@@ -5412,9 +5443,9 @@
           <w:noProof/>
         </w:rPr>
         <w:drawing>
-          <wp:inline distT="0" distB="0" distL="0" distR="0" wp14:anchorId="59DDE00B" wp14:editId="70745808">
-            <wp:extent cx="4019550" cy="3014663"/>
-            <wp:effectExtent l="0" t="0" r="0" b="0"/>
+          <wp:inline distT="0" distB="0" distL="0" distR="0" wp14:anchorId="59DDE00B" wp14:editId="701F58EB">
+            <wp:extent cx="2812388" cy="2109291"/>
+            <wp:effectExtent l="0" t="0" r="7620" b="5715"/>
             <wp:docPr id="630599550" name="Imagem 16" descr="Gráfico, Gráfico de linhas&#10;&#10;O conteúdo gerado por IA pode estar incorreto."/>
             <wp:cNvGraphicFramePr>
               <a:graphicFrameLocks xmlns:a="http://schemas.openxmlformats.org/drawingml/2006/main" noChangeAspect="1"/>
@@ -5441,7 +5472,7 @@
                   <pic:spPr>
                     <a:xfrm>
                       <a:off x="0" y="0"/>
-                      <a:ext cx="4042322" cy="3031742"/>
+                      <a:ext cx="2841365" cy="2131024"/>
                     </a:xfrm>
                     <a:prstGeom prst="rect">
                       <a:avLst/>
@@ -5453,6 +5484,53 @@
           </wp:inline>
         </w:drawing>
       </w:r>
+      <w:r>
+        <w:rPr>
+          <w:rFonts w:ascii="Times New Roman" w:hAnsi="Times New Roman" w:cs="Times New Roman"/>
+          <w:noProof/>
+        </w:rPr>
+        <w:drawing>
+          <wp:inline distT="0" distB="0" distL="0" distR="0" wp14:anchorId="763197DD" wp14:editId="5CA38FA0">
+            <wp:extent cx="2832104" cy="1595215"/>
+            <wp:effectExtent l="0" t="0" r="6350" b="5080"/>
+            <wp:docPr id="1494633785" name="Imagem 4" descr="Interface gráfica do usuário, Texto&#10;&#10;O conteúdo gerado por IA pode estar incorreto."/>
+            <wp:cNvGraphicFramePr>
+              <a:graphicFrameLocks xmlns:a="http://schemas.openxmlformats.org/drawingml/2006/main" noChangeAspect="1"/>
+            </wp:cNvGraphicFramePr>
+            <a:graphic xmlns:a="http://schemas.openxmlformats.org/drawingml/2006/main">
+              <a:graphicData uri="http://schemas.openxmlformats.org/drawingml/2006/picture">
+                <pic:pic xmlns:pic="http://schemas.openxmlformats.org/drawingml/2006/picture">
+                  <pic:nvPicPr>
+                    <pic:cNvPr id="1494633785" name="Imagem 4" descr="Interface gráfica do usuário, Texto&#10;&#10;O conteúdo gerado por IA pode estar incorreto."/>
+                    <pic:cNvPicPr/>
+                  </pic:nvPicPr>
+                  <pic:blipFill>
+                    <a:blip r:embed="rId16" cstate="print">
+                      <a:extLst>
+                        <a:ext uri="{28A0092B-C50C-407E-A947-70E740481C1C}">
+                          <a14:useLocalDpi xmlns:a14="http://schemas.microsoft.com/office/drawing/2010/main" val="0"/>
+                        </a:ext>
+                      </a:extLst>
+                    </a:blip>
+                    <a:stretch>
+                      <a:fillRect/>
+                    </a:stretch>
+                  </pic:blipFill>
+                  <pic:spPr>
+                    <a:xfrm>
+                      <a:off x="0" y="0"/>
+                      <a:ext cx="2872422" cy="1617924"/>
+                    </a:xfrm>
+                    <a:prstGeom prst="rect">
+                      <a:avLst/>
+                    </a:prstGeom>
+                  </pic:spPr>
+                </pic:pic>
+              </a:graphicData>
+            </a:graphic>
+          </wp:inline>
+        </w:drawing>
+      </w:r>
     </w:p>
     <w:p>
       <w:pPr>
@@ -5483,7 +5561,7 @@
           <w:noProof/>
         </w:rPr>
         <w:drawing>
-          <wp:inline distT="0" distB="0" distL="0" distR="0" wp14:anchorId="306E7501" wp14:editId="677B82D0">
+          <wp:inline distT="0" distB="0" distL="0" distR="0" wp14:anchorId="306E7501" wp14:editId="0C6834DB">
             <wp:extent cx="2793689" cy="2045331"/>
             <wp:effectExtent l="0" t="0" r="6985" b="0"/>
             <wp:docPr id="171384476" name="Imagem 18" descr="Interface gráfica do usuário, Texto, Aplicativo&#10;&#10;O conteúdo gerado por IA pode estar incorreto."/>
@@ -5498,7 +5576,7 @@
                     <pic:cNvPicPr/>
                   </pic:nvPicPr>
                   <pic:blipFill>
-                    <a:blip r:embed="rId16" cstate="print">
+                    <a:blip r:embed="rId17" cstate="print">
                       <a:extLst>
                         <a:ext uri="{28A0092B-C50C-407E-A947-70E740481C1C}">
                           <a14:useLocalDpi xmlns:a14="http://schemas.microsoft.com/office/drawing/2010/main" val="0"/>
@@ -5734,19 +5812,7 @@
         <w:rPr>
           <w:rFonts w:ascii="Times New Roman" w:hAnsi="Times New Roman" w:cs="Times New Roman"/>
         </w:rPr>
-        <w:t>hackerrank.com</w:t>
-      </w:r>
-      <w:r>
-        <w:rPr>
-          <w:rFonts w:ascii="Times New Roman" w:hAnsi="Times New Roman" w:cs="Times New Roman"/>
-        </w:rPr>
-        <w:t xml:space="preserve"> </w:t>
-      </w:r>
-      <w:r>
-        <w:rPr>
-          <w:rFonts w:ascii="Times New Roman" w:hAnsi="Times New Roman" w:cs="Times New Roman"/>
-        </w:rPr>
-        <w:t>/</w:t>
+        <w:t>hackerrank.com /</w:t>
       </w:r>
       <w:proofErr w:type="spellStart"/>
       <w:r>
@@ -5799,15 +5865,7 @@
           <w:b/>
           <w:bCs/>
         </w:rPr>
-        <w:t>Conclusão</w:t>
-      </w:r>
-      <w:r>
-        <w:rPr>
-          <w:rFonts w:ascii="Times New Roman" w:hAnsi="Times New Roman" w:cs="Times New Roman"/>
-          <w:b/>
-          <w:bCs/>
-        </w:rPr>
-        <w:t>:</w:t>
+        <w:t>Conclusão:</w:t>
       </w:r>
     </w:p>
     <w:p>
@@ -6441,15 +6499,7 @@
           <w:b/>
           <w:bCs/>
         </w:rPr>
-        <w:t>Referencias</w:t>
-      </w:r>
-      <w:r>
-        <w:rPr>
-          <w:rFonts w:ascii="Times New Roman" w:hAnsi="Times New Roman" w:cs="Times New Roman"/>
-          <w:b/>
-          <w:bCs/>
-        </w:rPr>
-        <w:t>:</w:t>
+        <w:t>Referencias:</w:t>
       </w:r>
     </w:p>
     <w:p>
@@ -6856,7 +6906,7 @@
         </w:rPr>
         <w:t xml:space="preserve">: </w:t>
       </w:r>
-      <w:hyperlink r:id="rId17" w:tgtFrame="_new" w:history="1">
+      <w:hyperlink r:id="rId18" w:tgtFrame="_new" w:history="1">
         <w:r>
           <w:rPr>
             <w:rStyle w:val="Hyperlink"/>
@@ -9230,15 +9280,6 @@
   </w:num>
   <w:num w:numId="3" w16cid:durableId="1837960727">
     <w:abstractNumId w:val="18"/>
-    <w:lvlOverride w:ilvl="0"/>
-    <w:lvlOverride w:ilvl="1"/>
-    <w:lvlOverride w:ilvl="2"/>
-    <w:lvlOverride w:ilvl="3"/>
-    <w:lvlOverride w:ilvl="4"/>
-    <w:lvlOverride w:ilvl="5"/>
-    <w:lvlOverride w:ilvl="6"/>
-    <w:lvlOverride w:ilvl="7"/>
-    <w:lvlOverride w:ilvl="8"/>
   </w:num>
   <w:num w:numId="4" w16cid:durableId="431122150">
     <w:abstractNumId w:val="4"/>
@@ -9892,6 +9933,7 @@
   <w:style w:type="character" w:default="1" w:styleId="Fontepargpadro">
     <w:name w:val="Default Paragraph Font"/>
     <w:uiPriority w:val="1"/>
+    <w:semiHidden/>
     <w:unhideWhenUsed/>
   </w:style>
   <w:style w:type="table" w:default="1" w:styleId="Tabelanormal">
@@ -10583,6 +10625,21 @@
 </file>
 
 <file path=customXml/item1.xml><?xml version="1.0" encoding="utf-8"?>
+<p:properties xmlns:p="http://schemas.microsoft.com/office/2006/metadata/properties" xmlns:xsi="http://www.w3.org/2001/XMLSchema-instance" xmlns:pc="http://schemas.microsoft.com/office/infopath/2007/PartnerControls">
+  <documentManagement/>
+</p:properties>
+</file>
+
+<file path=customXml/item2.xml><?xml version="1.0" encoding="utf-8"?>
+<?mso-contentType ?>
+<FormTemplates xmlns="http://schemas.microsoft.com/sharepoint/v3/contenttype/forms">
+  <Display>DocumentLibraryForm</Display>
+  <Edit>DocumentLibraryForm</Edit>
+  <New>DocumentLibraryForm</New>
+</FormTemplates>
+</file>
+
+<file path=customXml/item3.xml><?xml version="1.0" encoding="utf-8"?>
 <ct:contentTypeSchema xmlns:ct="http://schemas.microsoft.com/office/2006/metadata/contentType" xmlns:ma="http://schemas.microsoft.com/office/2006/metadata/properties/metaAttributes" ct:_="" ma:_="" ma:contentTypeName="Documento" ma:contentTypeID="0x010100EBA5CC3D2B32654D96E14F0D8D99633F" ma:contentTypeVersion="1" ma:contentTypeDescription="Crie um novo documento." ma:contentTypeScope="" ma:versionID="2301c659169569118fb794660d577555">
   <xsd:schema xmlns:xsd="http://www.w3.org/2001/XMLSchema" xmlns:xs="http://www.w3.org/2001/XMLSchema" xmlns:p="http://schemas.microsoft.com/office/2006/metadata/properties" xmlns:ns3="6b1d6355-c678-42fb-b03a-b2f786e468f8" targetNamespace="http://schemas.microsoft.com/office/2006/metadata/properties" ma:root="true" ma:fieldsID="e61e5d986c06521fccd715cfae3e0a81" ns3:_="">
     <xsd:import namespace="6b1d6355-c678-42fb-b03a-b2f786e468f8"/>
@@ -10708,22 +10765,24 @@
 </ct:contentTypeSchema>
 </file>
 
-<file path=customXml/item2.xml><?xml version="1.0" encoding="utf-8"?>
-<?mso-contentType ?>
-<FormTemplates xmlns="http://schemas.microsoft.com/sharepoint/v3/contenttype/forms">
-  <Display>DocumentLibraryForm</Display>
-  <Edit>DocumentLibraryForm</Edit>
-  <New>DocumentLibraryForm</New>
-</FormTemplates>
+<file path=customXml/itemProps1.xml><?xml version="1.0" encoding="utf-8"?>
+<ds:datastoreItem xmlns:ds="http://schemas.openxmlformats.org/officeDocument/2006/customXml" ds:itemID="{D5B95F82-B824-4201-9660-9EC0D8D3A680}">
+  <ds:schemaRefs>
+    <ds:schemaRef ds:uri="http://schemas.microsoft.com/office/2006/metadata/properties"/>
+    <ds:schemaRef ds:uri="http://schemas.microsoft.com/office/infopath/2007/PartnerControls"/>
+  </ds:schemaRefs>
+</ds:datastoreItem>
 </file>
 
-<file path=customXml/item3.xml><?xml version="1.0" encoding="utf-8"?>
-<p:properties xmlns:p="http://schemas.microsoft.com/office/2006/metadata/properties" xmlns:xsi="http://www.w3.org/2001/XMLSchema-instance" xmlns:pc="http://schemas.microsoft.com/office/infopath/2007/PartnerControls">
-  <documentManagement/>
-</p:properties>
+<file path=customXml/itemProps2.xml><?xml version="1.0" encoding="utf-8"?>
+<ds:datastoreItem xmlns:ds="http://schemas.openxmlformats.org/officeDocument/2006/customXml" ds:itemID="{0362501A-EF6D-4102-9543-B965AE3457AC}">
+  <ds:schemaRefs>
+    <ds:schemaRef ds:uri="http://schemas.microsoft.com/sharepoint/v3/contenttype/forms"/>
+  </ds:schemaRefs>
+</ds:datastoreItem>
 </file>
 
-<file path=customXml/itemProps1.xml><?xml version="1.0" encoding="utf-8"?>
+<file path=customXml/itemProps3.xml><?xml version="1.0" encoding="utf-8"?>
 <ds:datastoreItem xmlns:ds="http://schemas.openxmlformats.org/officeDocument/2006/customXml" ds:itemID="{51705690-5BA5-4968-AD68-B23DA6924079}">
   <ds:schemaRefs>
     <ds:schemaRef ds:uri="http://schemas.microsoft.com/office/2006/metadata/contentType"/>
@@ -10739,21 +10798,4 @@
     <ds:schemaRef ds:uri="http://schemas.microsoft.com/internal/obd"/>
   </ds:schemaRefs>
 </ds:datastoreItem>
-</file>
-
-<file path=customXml/itemProps2.xml><?xml version="1.0" encoding="utf-8"?>
-<ds:datastoreItem xmlns:ds="http://schemas.openxmlformats.org/officeDocument/2006/customXml" ds:itemID="{0362501A-EF6D-4102-9543-B965AE3457AC}">
-  <ds:schemaRefs>
-    <ds:schemaRef ds:uri="http://schemas.microsoft.com/sharepoint/v3/contenttype/forms"/>
-  </ds:schemaRefs>
-</ds:datastoreItem>
-</file>
-
-<file path=customXml/itemProps3.xml><?xml version="1.0" encoding="utf-8"?>
-<ds:datastoreItem xmlns:ds="http://schemas.openxmlformats.org/officeDocument/2006/customXml" ds:itemID="{D5B95F82-B824-4201-9660-9EC0D8D3A680}">
-  <ds:schemaRefs>
-    <ds:schemaRef ds:uri="http://schemas.microsoft.com/office/2006/metadata/properties"/>
-    <ds:schemaRef ds:uri="http://schemas.microsoft.com/office/infopath/2007/PartnerControls"/>
-  </ds:schemaRefs>
-</ds:datastoreItem>
 </file>
--- a/Algoritmos de Ordenação(counting).docx
+++ b/Algoritmos de Ordenação(counting).docx
@@ -568,6 +568,38 @@
         <w:rPr>
           <w:rFonts w:ascii="Times New Roman" w:hAnsi="Times New Roman" w:cs="Times New Roman"/>
         </w:rPr>
+        <w:t xml:space="preserve"> que foi </w:t>
+      </w:r>
+      <w:r>
+        <w:rPr>
+          <w:rFonts w:ascii="Times New Roman" w:hAnsi="Times New Roman" w:cs="Times New Roman"/>
+        </w:rPr>
+        <w:t xml:space="preserve">criado por </w:t>
+      </w:r>
+      <w:r>
+        <w:rPr>
+          <w:rFonts w:ascii="Times New Roman" w:hAnsi="Times New Roman" w:cs="Times New Roman"/>
+        </w:rPr>
+        <w:t xml:space="preserve">Harold H. </w:t>
+      </w:r>
+      <w:proofErr w:type="spellStart"/>
+      <w:r>
+        <w:rPr>
+          <w:rFonts w:ascii="Times New Roman" w:hAnsi="Times New Roman" w:cs="Times New Roman"/>
+        </w:rPr>
+        <w:t>Seward</w:t>
+      </w:r>
+      <w:proofErr w:type="spellEnd"/>
+      <w:r>
+        <w:rPr>
+          <w:rFonts w:ascii="Times New Roman" w:hAnsi="Times New Roman" w:cs="Times New Roman"/>
+        </w:rPr>
+        <w:t xml:space="preserve"> em 1954</w:t>
+      </w:r>
+      <w:r>
+        <w:rPr>
+          <w:rFonts w:ascii="Times New Roman" w:hAnsi="Times New Roman" w:cs="Times New Roman"/>
+        </w:rPr>
         <w:t xml:space="preserve">, observa-se um método de ordenação simples, estável e eficiente, que apresenta tempo de execução linear em muitos casos práticos (como será detalhado no primeiro tópico deste documento). Por suas características, o </w:t>
       </w:r>
       <w:proofErr w:type="spellStart"/>
@@ -2317,525 +2349,6 @@
           <w:rFonts w:ascii="Times New Roman" w:hAnsi="Times New Roman" w:cs="Times New Roman"/>
         </w:rPr>
       </w:pPr>
-      <w:r>
-        <w:rPr>
-          <w:rFonts w:ascii="Times New Roman" w:hAnsi="Times New Roman" w:cs="Times New Roman"/>
-        </w:rPr>
-        <w:t xml:space="preserve">REFERÊNCIAS </w:t>
-      </w:r>
-    </w:p>
-    <w:p>
-      <w:pPr>
-        <w:spacing w:line="480" w:lineRule="auto"/>
-        <w:jc w:val="both"/>
-        <w:rPr>
-          <w:rFonts w:ascii="Times New Roman" w:hAnsi="Times New Roman" w:cs="Times New Roman"/>
-        </w:rPr>
-      </w:pPr>
-      <w:proofErr w:type="spellStart"/>
-      <w:r>
-        <w:rPr>
-          <w:rFonts w:ascii="Times New Roman" w:hAnsi="Times New Roman" w:cs="Times New Roman"/>
-        </w:rPr>
-        <w:lastRenderedPageBreak/>
-        <w:t>Cormen</w:t>
-      </w:r>
-      <w:proofErr w:type="spellEnd"/>
-      <w:r>
-        <w:rPr>
-          <w:rFonts w:ascii="Times New Roman" w:hAnsi="Times New Roman" w:cs="Times New Roman"/>
-        </w:rPr>
-        <w:t xml:space="preserve">, T. H.; </w:t>
-      </w:r>
-      <w:proofErr w:type="spellStart"/>
-      <w:r>
-        <w:rPr>
-          <w:rFonts w:ascii="Times New Roman" w:hAnsi="Times New Roman" w:cs="Times New Roman"/>
-        </w:rPr>
-        <w:t>Leiserson</w:t>
-      </w:r>
-      <w:proofErr w:type="spellEnd"/>
-      <w:r>
-        <w:rPr>
-          <w:rFonts w:ascii="Times New Roman" w:hAnsi="Times New Roman" w:cs="Times New Roman"/>
-        </w:rPr>
-        <w:t xml:space="preserve">, C. E.; </w:t>
-      </w:r>
-      <w:proofErr w:type="spellStart"/>
-      <w:r>
-        <w:rPr>
-          <w:rFonts w:ascii="Times New Roman" w:hAnsi="Times New Roman" w:cs="Times New Roman"/>
-        </w:rPr>
-        <w:t>Rivest</w:t>
-      </w:r>
-      <w:proofErr w:type="spellEnd"/>
-      <w:r>
-        <w:rPr>
-          <w:rFonts w:ascii="Times New Roman" w:hAnsi="Times New Roman" w:cs="Times New Roman"/>
-        </w:rPr>
-        <w:t xml:space="preserve">, R. L.; Stein, C. </w:t>
-      </w:r>
-      <w:proofErr w:type="spellStart"/>
-      <w:r>
-        <w:rPr>
-          <w:rFonts w:ascii="Times New Roman" w:hAnsi="Times New Roman" w:cs="Times New Roman"/>
-          <w:i/>
-          <w:iCs/>
-        </w:rPr>
-        <w:t>Introduction</w:t>
-      </w:r>
-      <w:proofErr w:type="spellEnd"/>
-      <w:r>
-        <w:rPr>
-          <w:rFonts w:ascii="Times New Roman" w:hAnsi="Times New Roman" w:cs="Times New Roman"/>
-          <w:i/>
-          <w:iCs/>
-        </w:rPr>
-        <w:t xml:space="preserve"> </w:t>
-      </w:r>
-      <w:proofErr w:type="spellStart"/>
-      <w:r>
-        <w:rPr>
-          <w:rFonts w:ascii="Times New Roman" w:hAnsi="Times New Roman" w:cs="Times New Roman"/>
-          <w:i/>
-          <w:iCs/>
-        </w:rPr>
-        <w:t>to</w:t>
-      </w:r>
-      <w:proofErr w:type="spellEnd"/>
-      <w:r>
-        <w:rPr>
-          <w:rFonts w:ascii="Times New Roman" w:hAnsi="Times New Roman" w:cs="Times New Roman"/>
-          <w:i/>
-          <w:iCs/>
-        </w:rPr>
-        <w:t xml:space="preserve"> </w:t>
-      </w:r>
-      <w:proofErr w:type="spellStart"/>
-      <w:r>
-        <w:rPr>
-          <w:rFonts w:ascii="Times New Roman" w:hAnsi="Times New Roman" w:cs="Times New Roman"/>
-          <w:i/>
-          <w:iCs/>
-        </w:rPr>
-        <w:t>Algorithms</w:t>
-      </w:r>
-      <w:proofErr w:type="spellEnd"/>
-      <w:r>
-        <w:rPr>
-          <w:rFonts w:ascii="Times New Roman" w:hAnsi="Times New Roman" w:cs="Times New Roman"/>
-        </w:rPr>
-        <w:t>. MIT Press, 3ª ed., 2009.</w:t>
-      </w:r>
-    </w:p>
-    <w:p>
-      <w:pPr>
-        <w:spacing w:line="480" w:lineRule="auto"/>
-        <w:jc w:val="both"/>
-        <w:rPr>
-          <w:rFonts w:ascii="Times New Roman" w:hAnsi="Times New Roman" w:cs="Times New Roman"/>
-        </w:rPr>
-      </w:pPr>
-      <w:r>
-        <w:rPr>
-          <w:rFonts w:ascii="Times New Roman" w:hAnsi="Times New Roman" w:cs="Times New Roman"/>
-        </w:rPr>
-        <w:t xml:space="preserve">Ziviani, N. </w:t>
-      </w:r>
-      <w:r>
-        <w:rPr>
-          <w:rFonts w:ascii="Times New Roman" w:hAnsi="Times New Roman" w:cs="Times New Roman"/>
-          <w:i/>
-          <w:iCs/>
-        </w:rPr>
-        <w:t>Projeto de Algoritmos: com implementações em Pascal e C</w:t>
-      </w:r>
-      <w:r>
-        <w:rPr>
-          <w:rFonts w:ascii="Times New Roman" w:hAnsi="Times New Roman" w:cs="Times New Roman"/>
-        </w:rPr>
-        <w:t xml:space="preserve">. </w:t>
-      </w:r>
-      <w:proofErr w:type="spellStart"/>
-      <w:r>
-        <w:rPr>
-          <w:rFonts w:ascii="Times New Roman" w:hAnsi="Times New Roman" w:cs="Times New Roman"/>
-        </w:rPr>
-        <w:t>Cengage</w:t>
-      </w:r>
-      <w:proofErr w:type="spellEnd"/>
-      <w:r>
-        <w:rPr>
-          <w:rFonts w:ascii="Times New Roman" w:hAnsi="Times New Roman" w:cs="Times New Roman"/>
-        </w:rPr>
-        <w:t xml:space="preserve"> Learning, 3ª ed., 2011.</w:t>
-      </w:r>
-    </w:p>
-    <w:p>
-      <w:pPr>
-        <w:spacing w:line="480" w:lineRule="auto"/>
-        <w:jc w:val="both"/>
-        <w:rPr>
-          <w:rFonts w:ascii="Times New Roman" w:hAnsi="Times New Roman" w:cs="Times New Roman"/>
-        </w:rPr>
-      </w:pPr>
-      <w:proofErr w:type="spellStart"/>
-      <w:r>
-        <w:rPr>
-          <w:rFonts w:ascii="Times New Roman" w:hAnsi="Times New Roman" w:cs="Times New Roman"/>
-        </w:rPr>
-        <w:t>Knuth</w:t>
-      </w:r>
-      <w:proofErr w:type="spellEnd"/>
-      <w:r>
-        <w:rPr>
-          <w:rFonts w:ascii="Times New Roman" w:hAnsi="Times New Roman" w:cs="Times New Roman"/>
-        </w:rPr>
-        <w:t xml:space="preserve">, D. E. </w:t>
-      </w:r>
-      <w:r>
-        <w:rPr>
-          <w:rFonts w:ascii="Times New Roman" w:hAnsi="Times New Roman" w:cs="Times New Roman"/>
-          <w:i/>
-          <w:iCs/>
-        </w:rPr>
-        <w:t xml:space="preserve">The </w:t>
-      </w:r>
-      <w:proofErr w:type="spellStart"/>
-      <w:r>
-        <w:rPr>
-          <w:rFonts w:ascii="Times New Roman" w:hAnsi="Times New Roman" w:cs="Times New Roman"/>
-          <w:i/>
-          <w:iCs/>
-        </w:rPr>
-        <w:t>Art</w:t>
-      </w:r>
-      <w:proofErr w:type="spellEnd"/>
-      <w:r>
-        <w:rPr>
-          <w:rFonts w:ascii="Times New Roman" w:hAnsi="Times New Roman" w:cs="Times New Roman"/>
-          <w:i/>
-          <w:iCs/>
-        </w:rPr>
-        <w:t xml:space="preserve"> </w:t>
-      </w:r>
-      <w:proofErr w:type="spellStart"/>
-      <w:r>
-        <w:rPr>
-          <w:rFonts w:ascii="Times New Roman" w:hAnsi="Times New Roman" w:cs="Times New Roman"/>
-          <w:i/>
-          <w:iCs/>
-        </w:rPr>
-        <w:t>of</w:t>
-      </w:r>
-      <w:proofErr w:type="spellEnd"/>
-      <w:r>
-        <w:rPr>
-          <w:rFonts w:ascii="Times New Roman" w:hAnsi="Times New Roman" w:cs="Times New Roman"/>
-          <w:i/>
-          <w:iCs/>
-        </w:rPr>
-        <w:t xml:space="preserve"> Computer </w:t>
-      </w:r>
-      <w:proofErr w:type="spellStart"/>
-      <w:r>
-        <w:rPr>
-          <w:rFonts w:ascii="Times New Roman" w:hAnsi="Times New Roman" w:cs="Times New Roman"/>
-          <w:i/>
-          <w:iCs/>
-        </w:rPr>
-        <w:t>Programming</w:t>
-      </w:r>
-      <w:proofErr w:type="spellEnd"/>
-      <w:r>
-        <w:rPr>
-          <w:rFonts w:ascii="Times New Roman" w:hAnsi="Times New Roman" w:cs="Times New Roman"/>
-          <w:i/>
-          <w:iCs/>
-        </w:rPr>
-        <w:t xml:space="preserve">, Volume 3: </w:t>
-      </w:r>
-      <w:proofErr w:type="spellStart"/>
-      <w:r>
-        <w:rPr>
-          <w:rFonts w:ascii="Times New Roman" w:hAnsi="Times New Roman" w:cs="Times New Roman"/>
-          <w:i/>
-          <w:iCs/>
-        </w:rPr>
-        <w:t>Sorting</w:t>
-      </w:r>
-      <w:proofErr w:type="spellEnd"/>
-      <w:r>
-        <w:rPr>
-          <w:rFonts w:ascii="Times New Roman" w:hAnsi="Times New Roman" w:cs="Times New Roman"/>
-          <w:i/>
-          <w:iCs/>
-        </w:rPr>
-        <w:t xml:space="preserve"> </w:t>
-      </w:r>
-      <w:proofErr w:type="spellStart"/>
-      <w:r>
-        <w:rPr>
-          <w:rFonts w:ascii="Times New Roman" w:hAnsi="Times New Roman" w:cs="Times New Roman"/>
-          <w:i/>
-          <w:iCs/>
-        </w:rPr>
-        <w:t>and</w:t>
-      </w:r>
-      <w:proofErr w:type="spellEnd"/>
-      <w:r>
-        <w:rPr>
-          <w:rFonts w:ascii="Times New Roman" w:hAnsi="Times New Roman" w:cs="Times New Roman"/>
-          <w:i/>
-          <w:iCs/>
-        </w:rPr>
-        <w:t xml:space="preserve"> </w:t>
-      </w:r>
-      <w:proofErr w:type="spellStart"/>
-      <w:r>
-        <w:rPr>
-          <w:rFonts w:ascii="Times New Roman" w:hAnsi="Times New Roman" w:cs="Times New Roman"/>
-          <w:i/>
-          <w:iCs/>
-        </w:rPr>
-        <w:t>Searching</w:t>
-      </w:r>
-      <w:proofErr w:type="spellEnd"/>
-      <w:r>
-        <w:rPr>
-          <w:rFonts w:ascii="Times New Roman" w:hAnsi="Times New Roman" w:cs="Times New Roman"/>
-        </w:rPr>
-        <w:t>. Addison-Wesley, 2ª ed., 1998.</w:t>
-      </w:r>
-    </w:p>
-    <w:p>
-      <w:pPr>
-        <w:spacing w:line="480" w:lineRule="auto"/>
-        <w:jc w:val="both"/>
-        <w:rPr>
-          <w:rFonts w:ascii="Times New Roman" w:hAnsi="Times New Roman" w:cs="Times New Roman"/>
-        </w:rPr>
-      </w:pPr>
-      <w:proofErr w:type="spellStart"/>
-      <w:r>
-        <w:rPr>
-          <w:rFonts w:ascii="Times New Roman" w:hAnsi="Times New Roman" w:cs="Times New Roman"/>
-        </w:rPr>
-        <w:t>Sedgewick</w:t>
-      </w:r>
-      <w:proofErr w:type="spellEnd"/>
-      <w:r>
-        <w:rPr>
-          <w:rFonts w:ascii="Times New Roman" w:hAnsi="Times New Roman" w:cs="Times New Roman"/>
-        </w:rPr>
-        <w:t xml:space="preserve">, R.; Wayne, K. </w:t>
-      </w:r>
-      <w:proofErr w:type="spellStart"/>
-      <w:r>
-        <w:rPr>
-          <w:rFonts w:ascii="Times New Roman" w:hAnsi="Times New Roman" w:cs="Times New Roman"/>
-          <w:i/>
-          <w:iCs/>
-        </w:rPr>
-        <w:t>Algorithms</w:t>
-      </w:r>
-      <w:proofErr w:type="spellEnd"/>
-      <w:r>
-        <w:rPr>
-          <w:rFonts w:ascii="Times New Roman" w:hAnsi="Times New Roman" w:cs="Times New Roman"/>
-        </w:rPr>
-        <w:t>, 4ª ed., Addison-Wesley, 2011.</w:t>
-      </w:r>
-    </w:p>
-    <w:p>
-      <w:pPr>
-        <w:spacing w:line="480" w:lineRule="auto"/>
-        <w:jc w:val="both"/>
-        <w:rPr>
-          <w:rFonts w:ascii="Times New Roman" w:hAnsi="Times New Roman" w:cs="Times New Roman"/>
-        </w:rPr>
-      </w:pPr>
-      <w:proofErr w:type="spellStart"/>
-      <w:r>
-        <w:rPr>
-          <w:rFonts w:ascii="Times New Roman" w:hAnsi="Times New Roman" w:cs="Times New Roman"/>
-        </w:rPr>
-        <w:t>GeeksforGeeks</w:t>
-      </w:r>
-      <w:proofErr w:type="spellEnd"/>
-      <w:r>
-        <w:rPr>
-          <w:rFonts w:ascii="Times New Roman" w:hAnsi="Times New Roman" w:cs="Times New Roman"/>
-        </w:rPr>
-        <w:t>. "</w:t>
-      </w:r>
-      <w:proofErr w:type="spellStart"/>
-      <w:r>
-        <w:rPr>
-          <w:rFonts w:ascii="Times New Roman" w:hAnsi="Times New Roman" w:cs="Times New Roman"/>
-        </w:rPr>
-        <w:t>Counting</w:t>
-      </w:r>
-      <w:proofErr w:type="spellEnd"/>
-      <w:r>
-        <w:rPr>
-          <w:rFonts w:ascii="Times New Roman" w:hAnsi="Times New Roman" w:cs="Times New Roman"/>
-        </w:rPr>
-        <w:t xml:space="preserve"> </w:t>
-      </w:r>
-      <w:proofErr w:type="spellStart"/>
-      <w:r>
-        <w:rPr>
-          <w:rFonts w:ascii="Times New Roman" w:hAnsi="Times New Roman" w:cs="Times New Roman"/>
-        </w:rPr>
-        <w:t>Sort</w:t>
-      </w:r>
-      <w:proofErr w:type="spellEnd"/>
-      <w:r>
-        <w:rPr>
-          <w:rFonts w:ascii="Times New Roman" w:hAnsi="Times New Roman" w:cs="Times New Roman"/>
-        </w:rPr>
-        <w:t xml:space="preserve">". </w:t>
-      </w:r>
-    </w:p>
-    <w:p>
-      <w:pPr>
-        <w:spacing w:line="480" w:lineRule="auto"/>
-        <w:jc w:val="both"/>
-        <w:rPr>
-          <w:rFonts w:ascii="Times New Roman" w:hAnsi="Times New Roman" w:cs="Times New Roman"/>
-        </w:rPr>
-      </w:pPr>
-      <w:proofErr w:type="spellStart"/>
-      <w:r>
-        <w:rPr>
-          <w:rFonts w:ascii="Times New Roman" w:hAnsi="Times New Roman" w:cs="Times New Roman"/>
-        </w:rPr>
-        <w:t>Programiz</w:t>
-      </w:r>
-      <w:proofErr w:type="spellEnd"/>
-      <w:r>
-        <w:rPr>
-          <w:rFonts w:ascii="Times New Roman" w:hAnsi="Times New Roman" w:cs="Times New Roman"/>
-        </w:rPr>
-        <w:t>. "</w:t>
-      </w:r>
-      <w:proofErr w:type="spellStart"/>
-      <w:r>
-        <w:rPr>
-          <w:rFonts w:ascii="Times New Roman" w:hAnsi="Times New Roman" w:cs="Times New Roman"/>
-        </w:rPr>
-        <w:t>Counting</w:t>
-      </w:r>
-      <w:proofErr w:type="spellEnd"/>
-      <w:r>
-        <w:rPr>
-          <w:rFonts w:ascii="Times New Roman" w:hAnsi="Times New Roman" w:cs="Times New Roman"/>
-        </w:rPr>
-        <w:t xml:space="preserve"> </w:t>
-      </w:r>
-      <w:proofErr w:type="spellStart"/>
-      <w:r>
-        <w:rPr>
-          <w:rFonts w:ascii="Times New Roman" w:hAnsi="Times New Roman" w:cs="Times New Roman"/>
-        </w:rPr>
-        <w:t>Sort</w:t>
-      </w:r>
-      <w:proofErr w:type="spellEnd"/>
-      <w:r>
-        <w:rPr>
-          <w:rFonts w:ascii="Times New Roman" w:hAnsi="Times New Roman" w:cs="Times New Roman"/>
-        </w:rPr>
-        <w:t xml:space="preserve"> </w:t>
-      </w:r>
-      <w:proofErr w:type="spellStart"/>
-      <w:r>
-        <w:rPr>
-          <w:rFonts w:ascii="Times New Roman" w:hAnsi="Times New Roman" w:cs="Times New Roman"/>
-        </w:rPr>
-        <w:t>Algorithm</w:t>
-      </w:r>
-      <w:proofErr w:type="spellEnd"/>
-      <w:r>
-        <w:rPr>
-          <w:rFonts w:ascii="Times New Roman" w:hAnsi="Times New Roman" w:cs="Times New Roman"/>
-        </w:rPr>
-        <w:t xml:space="preserve">". </w:t>
-      </w:r>
-    </w:p>
-    <w:p>
-      <w:pPr>
-        <w:spacing w:line="480" w:lineRule="auto"/>
-        <w:jc w:val="both"/>
-        <w:rPr>
-          <w:rFonts w:ascii="Times New Roman" w:hAnsi="Times New Roman" w:cs="Times New Roman"/>
-        </w:rPr>
-      </w:pPr>
-      <w:proofErr w:type="spellStart"/>
-      <w:r>
-        <w:rPr>
-          <w:rFonts w:ascii="Times New Roman" w:hAnsi="Times New Roman" w:cs="Times New Roman"/>
-        </w:rPr>
-        <w:t>Visualgo</w:t>
-      </w:r>
-      <w:proofErr w:type="spellEnd"/>
-      <w:r>
-        <w:rPr>
-          <w:rFonts w:ascii="Times New Roman" w:hAnsi="Times New Roman" w:cs="Times New Roman"/>
-        </w:rPr>
-        <w:t>. "</w:t>
-      </w:r>
-      <w:proofErr w:type="spellStart"/>
-      <w:r>
-        <w:rPr>
-          <w:rFonts w:ascii="Times New Roman" w:hAnsi="Times New Roman" w:cs="Times New Roman"/>
-        </w:rPr>
-        <w:t>Sorting</w:t>
-      </w:r>
-      <w:proofErr w:type="spellEnd"/>
-      <w:r>
-        <w:rPr>
-          <w:rFonts w:ascii="Times New Roman" w:hAnsi="Times New Roman" w:cs="Times New Roman"/>
-        </w:rPr>
-        <w:t xml:space="preserve"> </w:t>
-      </w:r>
-      <w:proofErr w:type="spellStart"/>
-      <w:r>
-        <w:rPr>
-          <w:rFonts w:ascii="Times New Roman" w:hAnsi="Times New Roman" w:cs="Times New Roman"/>
-        </w:rPr>
-        <w:t>Algorithms</w:t>
-      </w:r>
-      <w:proofErr w:type="spellEnd"/>
-      <w:r>
-        <w:rPr>
-          <w:rFonts w:ascii="Times New Roman" w:hAnsi="Times New Roman" w:cs="Times New Roman"/>
-        </w:rPr>
-        <w:t xml:space="preserve"> </w:t>
-      </w:r>
-      <w:proofErr w:type="spellStart"/>
-      <w:r>
-        <w:rPr>
-          <w:rFonts w:ascii="Times New Roman" w:hAnsi="Times New Roman" w:cs="Times New Roman"/>
-        </w:rPr>
-        <w:t>Visualization</w:t>
-      </w:r>
-      <w:proofErr w:type="spellEnd"/>
-      <w:r>
-        <w:rPr>
-          <w:rFonts w:ascii="Times New Roman" w:hAnsi="Times New Roman" w:cs="Times New Roman"/>
-        </w:rPr>
-        <w:t xml:space="preserve">". </w:t>
-      </w:r>
-    </w:p>
-    <w:p>
-      <w:pPr>
-        <w:spacing w:line="480" w:lineRule="auto"/>
-        <w:jc w:val="both"/>
-        <w:rPr>
-          <w:rFonts w:ascii="Times New Roman" w:hAnsi="Times New Roman" w:cs="Times New Roman"/>
-        </w:rPr>
-      </w:pPr>
     </w:p>
     <w:p>
       <w:pPr>
@@ -2858,6 +2371,7 @@
           <w:b/>
           <w:bCs/>
         </w:rPr>
+        <w:lastRenderedPageBreak/>
         <w:t>Implementação e Testes:</w:t>
       </w:r>
     </w:p>
@@ -2920,7 +2434,7 @@
         <w:rPr>
           <w:rFonts w:ascii="Times New Roman" w:hAnsi="Times New Roman" w:cs="Times New Roman"/>
         </w:rPr>
-        <w:t xml:space="preserve">, foi observado que os números que seriam usados para o teste tinham todos muitas casas decimais, o que prejudicou muito os testes, porque o </w:t>
+        <w:t xml:space="preserve">, foi observado que os números que seriam usados para os testes tinham muitas casas decimais, o que prejudicou muito os testes, pois o </w:t>
       </w:r>
       <w:proofErr w:type="spellStart"/>
       <w:r>
@@ -2948,22 +2462,36 @@
         <w:rPr>
           <w:rFonts w:ascii="Times New Roman" w:hAnsi="Times New Roman" w:cs="Times New Roman"/>
         </w:rPr>
-        <w:t xml:space="preserve"> é focado para ordenação de inteiros não negativos.</w:t>
-      </w:r>
-    </w:p>
-    <w:p>
-      <w:pPr>
-        <w:spacing w:line="480" w:lineRule="auto"/>
-        <w:jc w:val="both"/>
-        <w:rPr>
-          <w:rFonts w:ascii="Times New Roman" w:hAnsi="Times New Roman" w:cs="Times New Roman"/>
-        </w:rPr>
-      </w:pPr>
-      <w:r>
-        <w:rPr>
-          <w:rFonts w:ascii="Times New Roman" w:hAnsi="Times New Roman" w:cs="Times New Roman"/>
-        </w:rPr>
-        <w:t xml:space="preserve">Foi criado um código que pudesse transformar esses números em inteiros, mas foi extremamente ineficiente, por sempre estourar a memória. Para manter a originalidade do </w:t>
+        <w:t xml:space="preserve"> é voltado para ordenação de </w:t>
+      </w:r>
+      <w:r>
+        <w:rPr>
+          <w:rFonts w:ascii="Times New Roman" w:hAnsi="Times New Roman" w:cs="Times New Roman"/>
+          <w:b/>
+          <w:bCs/>
+        </w:rPr>
+        <w:t>números inteiros não negativos</w:t>
+      </w:r>
+      <w:r>
+        <w:rPr>
+          <w:rFonts w:ascii="Times New Roman" w:hAnsi="Times New Roman" w:cs="Times New Roman"/>
+        </w:rPr>
+        <w:t>.</w:t>
+      </w:r>
+    </w:p>
+    <w:p>
+      <w:pPr>
+        <w:spacing w:line="480" w:lineRule="auto"/>
+        <w:jc w:val="both"/>
+        <w:rPr>
+          <w:rFonts w:ascii="Times New Roman" w:hAnsi="Times New Roman" w:cs="Times New Roman"/>
+        </w:rPr>
+      </w:pPr>
+      <w:r>
+        <w:rPr>
+          <w:rFonts w:ascii="Times New Roman" w:hAnsi="Times New Roman" w:cs="Times New Roman"/>
+        </w:rPr>
+        <w:t xml:space="preserve">Foi criado um código que pudesse transformar esses números em inteiros, mas ele se mostrou extremamente ineficiente, pois sempre estourava a memória. Para manter a originalidade do </w:t>
       </w:r>
       <w:proofErr w:type="spellStart"/>
       <w:r>
@@ -2991,19 +2519,329 @@
         <w:rPr>
           <w:rFonts w:ascii="Times New Roman" w:hAnsi="Times New Roman" w:cs="Times New Roman"/>
         </w:rPr>
-        <w:t xml:space="preserve">, sem trocar sua lógica e nem </w:t>
-      </w:r>
-      <w:r>
-        <w:rPr>
-          <w:rFonts w:ascii="Times New Roman" w:hAnsi="Times New Roman" w:cs="Times New Roman"/>
-        </w:rPr>
-        <w:t>o deixar</w:t>
-      </w:r>
-      <w:r>
-        <w:rPr>
-          <w:rFonts w:ascii="Times New Roman" w:hAnsi="Times New Roman" w:cs="Times New Roman"/>
-        </w:rPr>
-        <w:t xml:space="preserve"> parecido com outros tipos de métodos de ordenação, a alternativa do professor foi que transformássemos os números com casas decimais todos em inteiros.</w:t>
+        <w:t xml:space="preserve">, sem trocar sua lógica nem </w:t>
+      </w:r>
+      <w:proofErr w:type="gramStart"/>
+      <w:r>
+        <w:rPr>
+          <w:rFonts w:ascii="Times New Roman" w:hAnsi="Times New Roman" w:cs="Times New Roman"/>
+        </w:rPr>
+        <w:t>deixá-lo</w:t>
+      </w:r>
+      <w:proofErr w:type="gramEnd"/>
+      <w:r>
+        <w:rPr>
+          <w:rFonts w:ascii="Times New Roman" w:hAnsi="Times New Roman" w:cs="Times New Roman"/>
+        </w:rPr>
+        <w:t xml:space="preserve"> parecido com outros tipos de ordenação, a alternativa sugerida pelo professor foi transformar todos os números com casas decimais em inteiros.</w:t>
+      </w:r>
+    </w:p>
+    <w:p>
+      <w:pPr>
+        <w:spacing w:line="480" w:lineRule="auto"/>
+        <w:jc w:val="both"/>
+        <w:rPr>
+          <w:rFonts w:ascii="Times New Roman" w:hAnsi="Times New Roman" w:cs="Times New Roman"/>
+        </w:rPr>
+      </w:pPr>
+      <w:r>
+        <w:rPr>
+          <w:rFonts w:ascii="Times New Roman" w:hAnsi="Times New Roman" w:cs="Times New Roman"/>
+        </w:rPr>
+        <w:t>Como eram muitos números (de 1 a 4 milhões), foi usado um script em Java que transformou todos os arquivos .</w:t>
+      </w:r>
+      <w:proofErr w:type="spellStart"/>
+      <w:r>
+        <w:rPr>
+          <w:rFonts w:ascii="Times New Roman" w:hAnsi="Times New Roman" w:cs="Times New Roman"/>
+        </w:rPr>
+        <w:t>txt</w:t>
+      </w:r>
+      <w:proofErr w:type="spellEnd"/>
+      <w:r>
+        <w:rPr>
+          <w:rFonts w:ascii="Times New Roman" w:hAnsi="Times New Roman" w:cs="Times New Roman"/>
+        </w:rPr>
+        <w:t xml:space="preserve"> que continham os números em números inteiros, o que possibilitou que o código rodasse mantendo seu propósito, que é a ordenação de inteiros.</w:t>
+      </w:r>
+    </w:p>
+    <w:p>
+      <w:pPr>
+        <w:spacing w:line="480" w:lineRule="auto"/>
+        <w:jc w:val="both"/>
+        <w:rPr>
+          <w:rFonts w:ascii="Times New Roman" w:hAnsi="Times New Roman" w:cs="Times New Roman"/>
+        </w:rPr>
+      </w:pPr>
+      <w:r>
+        <w:rPr>
+          <w:rFonts w:ascii="Times New Roman" w:hAnsi="Times New Roman" w:cs="Times New Roman"/>
+        </w:rPr>
+        <w:t>A implementação em C segue os seguintes passos:</w:t>
+      </w:r>
+    </w:p>
+    <w:p>
+      <w:pPr>
+        <w:spacing w:line="480" w:lineRule="auto"/>
+        <w:jc w:val="both"/>
+        <w:rPr>
+          <w:rFonts w:ascii="Times New Roman" w:hAnsi="Times New Roman" w:cs="Times New Roman"/>
+          <w:b/>
+          <w:bCs/>
+        </w:rPr>
+      </w:pPr>
+      <w:r>
+        <w:rPr>
+          <w:rFonts w:ascii="Times New Roman" w:hAnsi="Times New Roman" w:cs="Times New Roman"/>
+          <w:b/>
+          <w:bCs/>
+        </w:rPr>
+        <w:t>1. Determinação do Intervalo</w:t>
+      </w:r>
+    </w:p>
+    <w:p>
+      <w:pPr>
+        <w:spacing w:line="480" w:lineRule="auto"/>
+        <w:jc w:val="both"/>
+        <w:rPr>
+          <w:rFonts w:ascii="Times New Roman" w:hAnsi="Times New Roman" w:cs="Times New Roman"/>
+        </w:rPr>
+      </w:pPr>
+      <w:r>
+        <w:rPr>
+          <w:rFonts w:ascii="Times New Roman" w:hAnsi="Times New Roman" w:cs="Times New Roman"/>
+        </w:rPr>
+        <w:t>O código começa recebendo o vetor a ser ordenado (</w:t>
+      </w:r>
+      <w:proofErr w:type="spellStart"/>
+      <w:r>
+        <w:rPr>
+          <w:rFonts w:ascii="Times New Roman" w:hAnsi="Times New Roman" w:cs="Times New Roman"/>
+        </w:rPr>
+        <w:t>arr</w:t>
+      </w:r>
+      <w:proofErr w:type="spellEnd"/>
+      <w:r>
+        <w:rPr>
+          <w:rFonts w:ascii="Times New Roman" w:hAnsi="Times New Roman" w:cs="Times New Roman"/>
+        </w:rPr>
+        <w:t>) e seu tamanho (</w:t>
+      </w:r>
+      <w:proofErr w:type="spellStart"/>
+      <w:r>
+        <w:rPr>
+          <w:rFonts w:ascii="Times New Roman" w:hAnsi="Times New Roman" w:cs="Times New Roman"/>
+        </w:rPr>
+        <w:t>arr_size</w:t>
+      </w:r>
+      <w:proofErr w:type="spellEnd"/>
+      <w:r>
+        <w:rPr>
+          <w:rFonts w:ascii="Times New Roman" w:hAnsi="Times New Roman" w:cs="Times New Roman"/>
+        </w:rPr>
+        <w:t xml:space="preserve">). Em seguida, identifica o </w:t>
+      </w:r>
+      <w:r>
+        <w:rPr>
+          <w:rFonts w:ascii="Times New Roman" w:hAnsi="Times New Roman" w:cs="Times New Roman"/>
+          <w:b/>
+          <w:bCs/>
+        </w:rPr>
+        <w:t>menor e o maior valor</w:t>
+      </w:r>
+      <w:r>
+        <w:rPr>
+          <w:rFonts w:ascii="Times New Roman" w:hAnsi="Times New Roman" w:cs="Times New Roman"/>
+        </w:rPr>
+        <w:t xml:space="preserve"> do vetor, com o objetivo de calcular o intervalo de números a ser considerado:</w:t>
+      </w:r>
+    </w:p>
+    <w:p>
+      <w:pPr>
+        <w:spacing w:line="480" w:lineRule="auto"/>
+        <w:jc w:val="both"/>
+        <w:rPr>
+          <w:rFonts w:ascii="Times New Roman" w:hAnsi="Times New Roman" w:cs="Times New Roman"/>
+          <w:b/>
+          <w:bCs/>
+          <w:i/>
+          <w:iCs/>
+        </w:rPr>
+      </w:pPr>
+      <w:proofErr w:type="spellStart"/>
+      <w:r>
+        <w:rPr>
+          <w:rFonts w:ascii="Times New Roman" w:hAnsi="Times New Roman" w:cs="Times New Roman"/>
+          <w:b/>
+          <w:bCs/>
+          <w:i/>
+          <w:iCs/>
+        </w:rPr>
+        <w:t>int</w:t>
+      </w:r>
+      <w:proofErr w:type="spellEnd"/>
+      <w:r>
+        <w:rPr>
+          <w:rFonts w:ascii="Times New Roman" w:hAnsi="Times New Roman" w:cs="Times New Roman"/>
+          <w:b/>
+          <w:bCs/>
+          <w:i/>
+          <w:iCs/>
+        </w:rPr>
+        <w:t xml:space="preserve"> menor = </w:t>
+      </w:r>
+      <w:proofErr w:type="spellStart"/>
+      <w:proofErr w:type="gramStart"/>
+      <w:r>
+        <w:rPr>
+          <w:rFonts w:ascii="Times New Roman" w:hAnsi="Times New Roman" w:cs="Times New Roman"/>
+          <w:b/>
+          <w:bCs/>
+          <w:i/>
+          <w:iCs/>
+        </w:rPr>
+        <w:t>arr</w:t>
+      </w:r>
+      <w:proofErr w:type="spellEnd"/>
+      <w:r>
+        <w:rPr>
+          <w:rFonts w:ascii="Times New Roman" w:hAnsi="Times New Roman" w:cs="Times New Roman"/>
+          <w:b/>
+          <w:bCs/>
+          <w:i/>
+          <w:iCs/>
+        </w:rPr>
+        <w:t>[</w:t>
+      </w:r>
+      <w:proofErr w:type="gramEnd"/>
+      <w:r>
+        <w:rPr>
+          <w:rFonts w:ascii="Times New Roman" w:hAnsi="Times New Roman" w:cs="Times New Roman"/>
+          <w:b/>
+          <w:bCs/>
+          <w:i/>
+          <w:iCs/>
+        </w:rPr>
+        <w:t>0];</w:t>
+      </w:r>
+    </w:p>
+    <w:p>
+      <w:pPr>
+        <w:spacing w:line="480" w:lineRule="auto"/>
+        <w:jc w:val="both"/>
+        <w:rPr>
+          <w:rFonts w:ascii="Times New Roman" w:hAnsi="Times New Roman" w:cs="Times New Roman"/>
+          <w:b/>
+          <w:bCs/>
+          <w:i/>
+          <w:iCs/>
+        </w:rPr>
+      </w:pPr>
+      <w:proofErr w:type="spellStart"/>
+      <w:r>
+        <w:rPr>
+          <w:rFonts w:ascii="Times New Roman" w:hAnsi="Times New Roman" w:cs="Times New Roman"/>
+          <w:b/>
+          <w:bCs/>
+          <w:i/>
+          <w:iCs/>
+        </w:rPr>
+        <w:t>int</w:t>
+      </w:r>
+      <w:proofErr w:type="spellEnd"/>
+      <w:r>
+        <w:rPr>
+          <w:rFonts w:ascii="Times New Roman" w:hAnsi="Times New Roman" w:cs="Times New Roman"/>
+          <w:b/>
+          <w:bCs/>
+          <w:i/>
+          <w:iCs/>
+        </w:rPr>
+        <w:t xml:space="preserve"> maior = </w:t>
+      </w:r>
+      <w:proofErr w:type="spellStart"/>
+      <w:proofErr w:type="gramStart"/>
+      <w:r>
+        <w:rPr>
+          <w:rFonts w:ascii="Times New Roman" w:hAnsi="Times New Roman" w:cs="Times New Roman"/>
+          <w:b/>
+          <w:bCs/>
+          <w:i/>
+          <w:iCs/>
+        </w:rPr>
+        <w:t>arr</w:t>
+      </w:r>
+      <w:proofErr w:type="spellEnd"/>
+      <w:r>
+        <w:rPr>
+          <w:rFonts w:ascii="Times New Roman" w:hAnsi="Times New Roman" w:cs="Times New Roman"/>
+          <w:b/>
+          <w:bCs/>
+          <w:i/>
+          <w:iCs/>
+        </w:rPr>
+        <w:t>[</w:t>
+      </w:r>
+      <w:proofErr w:type="gramEnd"/>
+      <w:r>
+        <w:rPr>
+          <w:rFonts w:ascii="Times New Roman" w:hAnsi="Times New Roman" w:cs="Times New Roman"/>
+          <w:b/>
+          <w:bCs/>
+          <w:i/>
+          <w:iCs/>
+        </w:rPr>
+        <w:t>0];</w:t>
+      </w:r>
+    </w:p>
+    <w:p>
+      <w:pPr>
+        <w:spacing w:line="480" w:lineRule="auto"/>
+        <w:jc w:val="both"/>
+        <w:rPr>
+          <w:rFonts w:ascii="Times New Roman" w:hAnsi="Times New Roman" w:cs="Times New Roman"/>
+        </w:rPr>
+      </w:pPr>
+      <w:r>
+        <w:rPr>
+          <w:rFonts w:ascii="Times New Roman" w:hAnsi="Times New Roman" w:cs="Times New Roman"/>
+        </w:rPr>
+        <w:t>O tamanho do intervalo (k) é calculado com:</w:t>
+      </w:r>
+    </w:p>
+    <w:p>
+      <w:pPr>
+        <w:spacing w:line="480" w:lineRule="auto"/>
+        <w:jc w:val="both"/>
+        <w:rPr>
+          <w:rFonts w:ascii="Times New Roman" w:hAnsi="Times New Roman" w:cs="Times New Roman"/>
+          <w:b/>
+          <w:bCs/>
+          <w:i/>
+          <w:iCs/>
+        </w:rPr>
+      </w:pPr>
+      <w:proofErr w:type="spellStart"/>
+      <w:r>
+        <w:rPr>
+          <w:rFonts w:ascii="Times New Roman" w:hAnsi="Times New Roman" w:cs="Times New Roman"/>
+          <w:b/>
+          <w:bCs/>
+          <w:i/>
+          <w:iCs/>
+        </w:rPr>
+        <w:t>long</w:t>
+      </w:r>
+      <w:proofErr w:type="spellEnd"/>
+      <w:r>
+        <w:rPr>
+          <w:rFonts w:ascii="Times New Roman" w:hAnsi="Times New Roman" w:cs="Times New Roman"/>
+          <w:b/>
+          <w:bCs/>
+          <w:i/>
+          <w:iCs/>
+        </w:rPr>
+        <w:t xml:space="preserve"> k = maior - menor + 1;</w:t>
       </w:r>
     </w:p>
     <w:p>
@@ -3019,84 +2857,91 @@
           <w:rFonts w:ascii="Times New Roman" w:hAnsi="Times New Roman" w:cs="Times New Roman"/>
         </w:rPr>
         <w:lastRenderedPageBreak/>
-        <w:t>Mas como eram muitos números (de 1 a 4 milhões), foi usado um script em Java que transformou todos os arquivos .</w:t>
-      </w:r>
-      <w:proofErr w:type="spellStart"/>
-      <w:r>
-        <w:rPr>
-          <w:rFonts w:ascii="Times New Roman" w:hAnsi="Times New Roman" w:cs="Times New Roman"/>
-        </w:rPr>
-        <w:t>txt</w:t>
-      </w:r>
-      <w:proofErr w:type="spellEnd"/>
-      <w:r>
-        <w:rPr>
-          <w:rFonts w:ascii="Times New Roman" w:hAnsi="Times New Roman" w:cs="Times New Roman"/>
-        </w:rPr>
-        <w:t xml:space="preserve"> que continham os números em números inteiros, o que possibilitou que o código rodasse mantendo seu propósito, que é a ordenação de inteiros.</w:t>
-      </w:r>
-    </w:p>
-    <w:p>
-      <w:pPr>
-        <w:spacing w:line="480" w:lineRule="auto"/>
-        <w:jc w:val="both"/>
-        <w:rPr>
-          <w:rFonts w:ascii="Times New Roman" w:hAnsi="Times New Roman" w:cs="Times New Roman"/>
-        </w:rPr>
-      </w:pPr>
-      <w:r>
-        <w:rPr>
-          <w:rFonts w:ascii="Times New Roman" w:hAnsi="Times New Roman" w:cs="Times New Roman"/>
-        </w:rPr>
-        <w:t>Iniciando o código, ele já recebe o vetor a ser ordenado e o tamanho do vetor, e já faz uma comparação para saber qual é o menor e qual o maior número, para sabermos o intervalo entre eles.</w:t>
-      </w:r>
-    </w:p>
-    <w:p>
-      <w:pPr>
-        <w:spacing w:line="480" w:lineRule="auto"/>
-        <w:jc w:val="both"/>
-        <w:rPr>
-          <w:rFonts w:ascii="Times New Roman" w:hAnsi="Times New Roman" w:cs="Times New Roman"/>
-        </w:rPr>
-      </w:pPr>
-      <w:r>
-        <w:rPr>
-          <w:rFonts w:ascii="Times New Roman" w:hAnsi="Times New Roman" w:cs="Times New Roman"/>
-        </w:rPr>
-        <w:t xml:space="preserve">Primeiro passo: Após isso, faz o </w:t>
-      </w:r>
-      <w:r>
-        <w:rPr>
-          <w:rFonts w:ascii="Times New Roman" w:hAnsi="Times New Roman" w:cs="Times New Roman"/>
-          <w:b/>
-          <w:bCs/>
-        </w:rPr>
-        <w:t>maior - menor + 1</w:t>
-      </w:r>
-      <w:r>
-        <w:rPr>
-          <w:rFonts w:ascii="Times New Roman" w:hAnsi="Times New Roman" w:cs="Times New Roman"/>
-        </w:rPr>
-        <w:t xml:space="preserve"> para saber o intervalo de números </w:t>
-      </w:r>
-      <w:r>
-        <w:rPr>
-          <w:rFonts w:ascii="Times New Roman" w:hAnsi="Times New Roman" w:cs="Times New Roman"/>
-          <w:b/>
-          <w:bCs/>
-        </w:rPr>
-        <w:t xml:space="preserve">K </w:t>
-      </w:r>
-      <w:r>
-        <w:rPr>
-          <w:rFonts w:ascii="Times New Roman" w:hAnsi="Times New Roman" w:cs="Times New Roman"/>
-        </w:rPr>
-        <w:t xml:space="preserve">que vamos trabalhar e montar o vetor auxiliar com esse valor que pegamos. Usamos um </w:t>
-      </w:r>
-      <w:proofErr w:type="spellStart"/>
-      <w:r>
-        <w:rPr>
-          <w:rFonts w:ascii="Times New Roman" w:hAnsi="Times New Roman" w:cs="Times New Roman"/>
+        <w:t>Esse valor k determina o tamanho do vetor auxiliar que será usado para contar as ocorrências.</w:t>
+      </w:r>
+    </w:p>
+    <w:p>
+      <w:pPr>
+        <w:spacing w:line="480" w:lineRule="auto"/>
+        <w:jc w:val="both"/>
+        <w:rPr>
+          <w:rFonts w:ascii="Times New Roman" w:hAnsi="Times New Roman" w:cs="Times New Roman"/>
+          <w:b/>
+          <w:bCs/>
+        </w:rPr>
+      </w:pPr>
+      <w:r>
+        <w:rPr>
+          <w:rFonts w:ascii="Times New Roman" w:hAnsi="Times New Roman" w:cs="Times New Roman"/>
+          <w:b/>
+          <w:bCs/>
+        </w:rPr>
+        <w:t>2. Alocação do Vetor Auxiliar</w:t>
+      </w:r>
+    </w:p>
+    <w:p>
+      <w:pPr>
+        <w:spacing w:line="480" w:lineRule="auto"/>
+        <w:jc w:val="both"/>
+        <w:rPr>
+          <w:rFonts w:ascii="Times New Roman" w:hAnsi="Times New Roman" w:cs="Times New Roman"/>
+        </w:rPr>
+      </w:pPr>
+      <w:r>
+        <w:rPr>
+          <w:rFonts w:ascii="Times New Roman" w:hAnsi="Times New Roman" w:cs="Times New Roman"/>
+        </w:rPr>
+        <w:t xml:space="preserve">O vetor auxiliar </w:t>
+      </w:r>
+      <w:proofErr w:type="spellStart"/>
+      <w:r>
+        <w:rPr>
+          <w:rFonts w:ascii="Times New Roman" w:hAnsi="Times New Roman" w:cs="Times New Roman"/>
+        </w:rPr>
+        <w:t>arrC</w:t>
+      </w:r>
+      <w:proofErr w:type="spellEnd"/>
+      <w:r>
+        <w:rPr>
+          <w:rFonts w:ascii="Times New Roman" w:hAnsi="Times New Roman" w:cs="Times New Roman"/>
+        </w:rPr>
+        <w:t xml:space="preserve"> é criado com </w:t>
+      </w:r>
+      <w:proofErr w:type="spellStart"/>
+      <w:r>
+        <w:rPr>
+          <w:rFonts w:ascii="Times New Roman" w:hAnsi="Times New Roman" w:cs="Times New Roman"/>
+        </w:rPr>
+        <w:t>calloc</w:t>
+      </w:r>
+      <w:proofErr w:type="spellEnd"/>
+      <w:r>
+        <w:rPr>
+          <w:rFonts w:ascii="Times New Roman" w:hAnsi="Times New Roman" w:cs="Times New Roman"/>
+        </w:rPr>
+        <w:t>, garantindo que todas as posições comecem com valor zero:</w:t>
+      </w:r>
+    </w:p>
+    <w:p>
+      <w:pPr>
+        <w:spacing w:line="480" w:lineRule="auto"/>
+        <w:jc w:val="both"/>
+        <w:rPr>
+          <w:rFonts w:ascii="Times New Roman" w:hAnsi="Times New Roman" w:cs="Times New Roman"/>
+          <w:b/>
+          <w:bCs/>
+          <w:i/>
+          <w:iCs/>
+        </w:rPr>
+      </w:pPr>
+      <w:proofErr w:type="spellStart"/>
+      <w:r>
+        <w:rPr>
+          <w:rFonts w:ascii="Times New Roman" w:hAnsi="Times New Roman" w:cs="Times New Roman"/>
+          <w:b/>
+          <w:bCs/>
+          <w:i/>
+          <w:iCs/>
         </w:rPr>
         <w:t>long</w:t>
       </w:r>
@@ -3104,59 +2949,183 @@
       <w:r>
         <w:rPr>
           <w:rFonts w:ascii="Times New Roman" w:hAnsi="Times New Roman" w:cs="Times New Roman"/>
-        </w:rPr>
-        <w:t xml:space="preserve"> nesse valor para caber no intervalo.</w:t>
-      </w:r>
-    </w:p>
-    <w:p>
-      <w:pPr>
-        <w:spacing w:line="480" w:lineRule="auto"/>
-        <w:jc w:val="both"/>
-        <w:rPr>
-          <w:rFonts w:ascii="Times New Roman" w:hAnsi="Times New Roman" w:cs="Times New Roman"/>
-        </w:rPr>
-      </w:pPr>
-      <w:r>
-        <w:rPr>
-          <w:rFonts w:ascii="Times New Roman" w:hAnsi="Times New Roman" w:cs="Times New Roman"/>
-        </w:rPr>
-        <w:t xml:space="preserve">Segundo passo: cria o vetor auxiliar </w:t>
-      </w:r>
-    </w:p>
-    <w:p>
-      <w:pPr>
-        <w:spacing w:line="480" w:lineRule="auto"/>
-        <w:jc w:val="both"/>
-        <w:rPr>
-          <w:rFonts w:ascii="Times New Roman" w:hAnsi="Times New Roman" w:cs="Times New Roman"/>
-          <w:b/>
-          <w:bCs/>
-        </w:rPr>
-      </w:pPr>
-      <w:proofErr w:type="spellStart"/>
-      <w:r>
-        <w:rPr>
-          <w:rFonts w:ascii="Times New Roman" w:hAnsi="Times New Roman" w:cs="Times New Roman"/>
-          <w:b/>
-          <w:bCs/>
+          <w:b/>
+          <w:bCs/>
+          <w:i/>
+          <w:iCs/>
+        </w:rPr>
+        <w:t xml:space="preserve">* </w:t>
+      </w:r>
+      <w:proofErr w:type="spellStart"/>
+      <w:r>
+        <w:rPr>
+          <w:rFonts w:ascii="Times New Roman" w:hAnsi="Times New Roman" w:cs="Times New Roman"/>
+          <w:b/>
+          <w:bCs/>
+          <w:i/>
+          <w:iCs/>
+        </w:rPr>
+        <w:t>arrC</w:t>
+      </w:r>
+      <w:proofErr w:type="spellEnd"/>
+      <w:r>
+        <w:rPr>
+          <w:rFonts w:ascii="Times New Roman" w:hAnsi="Times New Roman" w:cs="Times New Roman"/>
+          <w:b/>
+          <w:bCs/>
+          <w:i/>
+          <w:iCs/>
+        </w:rPr>
+        <w:t xml:space="preserve"> = (</w:t>
+      </w:r>
+      <w:proofErr w:type="spellStart"/>
+      <w:r>
+        <w:rPr>
+          <w:rFonts w:ascii="Times New Roman" w:hAnsi="Times New Roman" w:cs="Times New Roman"/>
+          <w:b/>
+          <w:bCs/>
+          <w:i/>
+          <w:iCs/>
         </w:rPr>
         <w:t>long</w:t>
       </w:r>
       <w:proofErr w:type="spellEnd"/>
-      <w:r>
-        <w:rPr>
-          <w:rFonts w:ascii="Times New Roman" w:hAnsi="Times New Roman" w:cs="Times New Roman"/>
-          <w:b/>
-          <w:bCs/>
-        </w:rPr>
-        <w:t xml:space="preserve">* </w:t>
-      </w:r>
-      <w:proofErr w:type="spellStart"/>
-      <w:r>
-        <w:rPr>
-          <w:rFonts w:ascii="Times New Roman" w:hAnsi="Times New Roman" w:cs="Times New Roman"/>
-          <w:b/>
-          <w:bCs/>
+      <w:proofErr w:type="gramStart"/>
+      <w:r>
+        <w:rPr>
+          <w:rFonts w:ascii="Times New Roman" w:hAnsi="Times New Roman" w:cs="Times New Roman"/>
+          <w:b/>
+          <w:bCs/>
+          <w:i/>
+          <w:iCs/>
+        </w:rPr>
+        <w:t>*)</w:t>
+      </w:r>
+      <w:proofErr w:type="spellStart"/>
+      <w:r>
+        <w:rPr>
+          <w:rFonts w:ascii="Times New Roman" w:hAnsi="Times New Roman" w:cs="Times New Roman"/>
+          <w:b/>
+          <w:bCs/>
+          <w:i/>
+          <w:iCs/>
+        </w:rPr>
+        <w:t>calloc</w:t>
+      </w:r>
+      <w:proofErr w:type="spellEnd"/>
+      <w:proofErr w:type="gramEnd"/>
+      <w:r>
+        <w:rPr>
+          <w:rFonts w:ascii="Times New Roman" w:hAnsi="Times New Roman" w:cs="Times New Roman"/>
+          <w:b/>
+          <w:bCs/>
+          <w:i/>
+          <w:iCs/>
+        </w:rPr>
+        <w:t xml:space="preserve">(k, </w:t>
+      </w:r>
+      <w:proofErr w:type="spellStart"/>
+      <w:r>
+        <w:rPr>
+          <w:rFonts w:ascii="Times New Roman" w:hAnsi="Times New Roman" w:cs="Times New Roman"/>
+          <w:b/>
+          <w:bCs/>
+          <w:i/>
+          <w:iCs/>
+        </w:rPr>
+        <w:t>sizeof</w:t>
+      </w:r>
+      <w:proofErr w:type="spellEnd"/>
+      <w:r>
+        <w:rPr>
+          <w:rFonts w:ascii="Times New Roman" w:hAnsi="Times New Roman" w:cs="Times New Roman"/>
+          <w:b/>
+          <w:bCs/>
+          <w:i/>
+          <w:iCs/>
+        </w:rPr>
+        <w:t>(</w:t>
+      </w:r>
+      <w:proofErr w:type="spellStart"/>
+      <w:r>
+        <w:rPr>
+          <w:rFonts w:ascii="Times New Roman" w:hAnsi="Times New Roman" w:cs="Times New Roman"/>
+          <w:b/>
+          <w:bCs/>
+          <w:i/>
+          <w:iCs/>
+        </w:rPr>
+        <w:t>long</w:t>
+      </w:r>
+      <w:proofErr w:type="spellEnd"/>
+      <w:r>
+        <w:rPr>
+          <w:rFonts w:ascii="Times New Roman" w:hAnsi="Times New Roman" w:cs="Times New Roman"/>
+          <w:b/>
+          <w:bCs/>
+          <w:i/>
+          <w:iCs/>
+        </w:rPr>
+        <w:t>));</w:t>
+      </w:r>
+    </w:p>
+    <w:p>
+      <w:pPr>
+        <w:spacing w:line="480" w:lineRule="auto"/>
+        <w:jc w:val="both"/>
+        <w:rPr>
+          <w:rFonts w:ascii="Times New Roman" w:hAnsi="Times New Roman" w:cs="Times New Roman"/>
+        </w:rPr>
+      </w:pPr>
+      <w:r>
+        <w:rPr>
+          <w:rFonts w:ascii="Times New Roman" w:hAnsi="Times New Roman" w:cs="Times New Roman"/>
+        </w:rPr>
+        <w:t>Caso a alocação falhe (por exemplo, por falta de memória), o ponteiro retornado será NULL. Nesse caso, o programa imprime uma mensagem de erro e encerra:</w:t>
+      </w:r>
+    </w:p>
+    <w:p>
+      <w:pPr>
+        <w:spacing w:line="480" w:lineRule="auto"/>
+        <w:jc w:val="both"/>
+        <w:rPr>
+          <w:rFonts w:ascii="Times New Roman" w:hAnsi="Times New Roman" w:cs="Times New Roman"/>
+          <w:b/>
+          <w:bCs/>
+          <w:i/>
+          <w:iCs/>
+        </w:rPr>
+      </w:pPr>
+      <w:proofErr w:type="spellStart"/>
+      <w:r>
+        <w:rPr>
+          <w:rFonts w:ascii="Times New Roman" w:hAnsi="Times New Roman" w:cs="Times New Roman"/>
+          <w:b/>
+          <w:bCs/>
+          <w:i/>
+          <w:iCs/>
+        </w:rPr>
+        <w:t>if</w:t>
+      </w:r>
+      <w:proofErr w:type="spellEnd"/>
+      <w:r>
+        <w:rPr>
+          <w:rFonts w:ascii="Times New Roman" w:hAnsi="Times New Roman" w:cs="Times New Roman"/>
+          <w:b/>
+          <w:bCs/>
+          <w:i/>
+          <w:iCs/>
+        </w:rPr>
+        <w:t xml:space="preserve"> (</w:t>
+      </w:r>
+      <w:proofErr w:type="spellStart"/>
+      <w:r>
+        <w:rPr>
+          <w:rFonts w:ascii="Times New Roman" w:hAnsi="Times New Roman" w:cs="Times New Roman"/>
+          <w:b/>
+          <w:bCs/>
+          <w:i/>
+          <w:iCs/>
         </w:rPr>
         <w:t>arrC</w:t>
       </w:r>
@@ -3166,62 +3135,900 @@
           <w:rFonts w:ascii="Times New Roman" w:hAnsi="Times New Roman" w:cs="Times New Roman"/>
           <w:b/>
           <w:bCs/>
-        </w:rPr>
-        <w:t xml:space="preserve"> = (</w:t>
-      </w:r>
-      <w:proofErr w:type="spellStart"/>
-      <w:r>
-        <w:rPr>
-          <w:rFonts w:ascii="Times New Roman" w:hAnsi="Times New Roman" w:cs="Times New Roman"/>
-          <w:b/>
-          <w:bCs/>
+          <w:i/>
+          <w:iCs/>
+        </w:rPr>
+        <w:t xml:space="preserve"> == NULL) {</w:t>
+      </w:r>
+    </w:p>
+    <w:p>
+      <w:pPr>
+        <w:spacing w:line="480" w:lineRule="auto"/>
+        <w:jc w:val="both"/>
+        <w:rPr>
+          <w:rFonts w:ascii="Times New Roman" w:hAnsi="Times New Roman" w:cs="Times New Roman"/>
+          <w:b/>
+          <w:bCs/>
+          <w:i/>
+          <w:iCs/>
+        </w:rPr>
+      </w:pPr>
+      <w:r>
+        <w:rPr>
+          <w:rFonts w:ascii="Times New Roman" w:hAnsi="Times New Roman" w:cs="Times New Roman"/>
+          <w:b/>
+          <w:bCs/>
+          <w:i/>
+          <w:iCs/>
+        </w:rPr>
+        <w:t xml:space="preserve">    </w:t>
+      </w:r>
+      <w:proofErr w:type="spellStart"/>
+      <w:proofErr w:type="gramStart"/>
+      <w:r>
+        <w:rPr>
+          <w:rFonts w:ascii="Times New Roman" w:hAnsi="Times New Roman" w:cs="Times New Roman"/>
+          <w:b/>
+          <w:bCs/>
+          <w:i/>
+          <w:iCs/>
+        </w:rPr>
+        <w:t>printf</w:t>
+      </w:r>
+      <w:proofErr w:type="spellEnd"/>
+      <w:r>
+        <w:rPr>
+          <w:rFonts w:ascii="Times New Roman" w:hAnsi="Times New Roman" w:cs="Times New Roman"/>
+          <w:b/>
+          <w:bCs/>
+          <w:i/>
+          <w:iCs/>
+        </w:rPr>
+        <w:t>(</w:t>
+      </w:r>
+      <w:proofErr w:type="gramEnd"/>
+      <w:r>
+        <w:rPr>
+          <w:rFonts w:ascii="Times New Roman" w:hAnsi="Times New Roman" w:cs="Times New Roman"/>
+          <w:b/>
+          <w:bCs/>
+          <w:i/>
+          <w:iCs/>
+        </w:rPr>
+        <w:t>"Memória insuficiente\n");</w:t>
+      </w:r>
+    </w:p>
+    <w:p>
+      <w:pPr>
+        <w:spacing w:line="480" w:lineRule="auto"/>
+        <w:jc w:val="both"/>
+        <w:rPr>
+          <w:rFonts w:ascii="Times New Roman" w:hAnsi="Times New Roman" w:cs="Times New Roman"/>
+          <w:b/>
+          <w:bCs/>
+          <w:i/>
+          <w:iCs/>
+        </w:rPr>
+      </w:pPr>
+      <w:r>
+        <w:rPr>
+          <w:rFonts w:ascii="Times New Roman" w:hAnsi="Times New Roman" w:cs="Times New Roman"/>
+          <w:b/>
+          <w:bCs/>
+          <w:i/>
+          <w:iCs/>
+        </w:rPr>
+        <w:t xml:space="preserve">    </w:t>
+      </w:r>
+      <w:proofErr w:type="spellStart"/>
+      <w:r>
+        <w:rPr>
+          <w:rFonts w:ascii="Times New Roman" w:hAnsi="Times New Roman" w:cs="Times New Roman"/>
+          <w:b/>
+          <w:bCs/>
+          <w:i/>
+          <w:iCs/>
+        </w:rPr>
+        <w:t>return</w:t>
+      </w:r>
+      <w:proofErr w:type="spellEnd"/>
+      <w:r>
+        <w:rPr>
+          <w:rFonts w:ascii="Times New Roman" w:hAnsi="Times New Roman" w:cs="Times New Roman"/>
+          <w:b/>
+          <w:bCs/>
+          <w:i/>
+          <w:iCs/>
+        </w:rPr>
+        <w:t>;</w:t>
+      </w:r>
+    </w:p>
+    <w:p>
+      <w:pPr>
+        <w:spacing w:line="480" w:lineRule="auto"/>
+        <w:jc w:val="both"/>
+        <w:rPr>
+          <w:rFonts w:ascii="Times New Roman" w:hAnsi="Times New Roman" w:cs="Times New Roman"/>
+          <w:b/>
+          <w:bCs/>
+          <w:i/>
+          <w:iCs/>
+        </w:rPr>
+      </w:pPr>
+      <w:r>
+        <w:rPr>
+          <w:rFonts w:ascii="Times New Roman" w:hAnsi="Times New Roman" w:cs="Times New Roman"/>
+          <w:b/>
+          <w:bCs/>
+          <w:i/>
+          <w:iCs/>
+        </w:rPr>
+        <w:t>}</w:t>
+      </w:r>
+    </w:p>
+    <w:p>
+      <w:pPr>
+        <w:spacing w:line="480" w:lineRule="auto"/>
+        <w:jc w:val="both"/>
+        <w:rPr>
+          <w:rFonts w:ascii="Times New Roman" w:hAnsi="Times New Roman" w:cs="Times New Roman"/>
+          <w:b/>
+          <w:bCs/>
+        </w:rPr>
+      </w:pPr>
+      <w:r>
+        <w:rPr>
+          <w:rFonts w:ascii="Times New Roman" w:hAnsi="Times New Roman" w:cs="Times New Roman"/>
+          <w:b/>
+          <w:bCs/>
+        </w:rPr>
+        <w:t>3. Contagem das Ocorrências</w:t>
+      </w:r>
+    </w:p>
+    <w:p>
+      <w:pPr>
+        <w:spacing w:line="480" w:lineRule="auto"/>
+        <w:jc w:val="both"/>
+        <w:rPr>
+          <w:rFonts w:ascii="Times New Roman" w:hAnsi="Times New Roman" w:cs="Times New Roman"/>
+        </w:rPr>
+      </w:pPr>
+      <w:r>
+        <w:rPr>
+          <w:rFonts w:ascii="Times New Roman" w:hAnsi="Times New Roman" w:cs="Times New Roman"/>
+        </w:rPr>
+        <w:t xml:space="preserve">Agora, o algoritmo percorre o vetor original e conta quantas vezes cada número aparece, armazenando o resultado no vetor </w:t>
+      </w:r>
+      <w:proofErr w:type="spellStart"/>
+      <w:r>
+        <w:rPr>
+          <w:rFonts w:ascii="Times New Roman" w:hAnsi="Times New Roman" w:cs="Times New Roman"/>
+        </w:rPr>
+        <w:t>arrC</w:t>
+      </w:r>
+      <w:proofErr w:type="spellEnd"/>
+      <w:r>
+        <w:rPr>
+          <w:rFonts w:ascii="Times New Roman" w:hAnsi="Times New Roman" w:cs="Times New Roman"/>
+        </w:rPr>
+        <w:t>:</w:t>
+      </w:r>
+    </w:p>
+    <w:p>
+      <w:pPr>
+        <w:spacing w:line="480" w:lineRule="auto"/>
+        <w:jc w:val="both"/>
+        <w:rPr>
+          <w:rFonts w:ascii="Times New Roman" w:hAnsi="Times New Roman" w:cs="Times New Roman"/>
+          <w:b/>
+          <w:bCs/>
+          <w:i/>
+          <w:iCs/>
+        </w:rPr>
+      </w:pPr>
+      <w:r>
+        <w:rPr>
+          <w:rFonts w:ascii="Times New Roman" w:hAnsi="Times New Roman" w:cs="Times New Roman"/>
+          <w:b/>
+          <w:bCs/>
+          <w:i/>
+          <w:iCs/>
+        </w:rPr>
+        <w:t>for (</w:t>
+      </w:r>
+      <w:proofErr w:type="spellStart"/>
+      <w:r>
+        <w:rPr>
+          <w:rFonts w:ascii="Times New Roman" w:hAnsi="Times New Roman" w:cs="Times New Roman"/>
+          <w:b/>
+          <w:bCs/>
+          <w:i/>
+          <w:iCs/>
+        </w:rPr>
+        <w:t>int</w:t>
+      </w:r>
+      <w:proofErr w:type="spellEnd"/>
+      <w:r>
+        <w:rPr>
+          <w:rFonts w:ascii="Times New Roman" w:hAnsi="Times New Roman" w:cs="Times New Roman"/>
+          <w:b/>
+          <w:bCs/>
+          <w:i/>
+          <w:iCs/>
+        </w:rPr>
+        <w:t xml:space="preserve"> i = 0; i &lt; </w:t>
+      </w:r>
+      <w:proofErr w:type="spellStart"/>
+      <w:r>
+        <w:rPr>
+          <w:rFonts w:ascii="Times New Roman" w:hAnsi="Times New Roman" w:cs="Times New Roman"/>
+          <w:b/>
+          <w:bCs/>
+          <w:i/>
+          <w:iCs/>
+        </w:rPr>
+        <w:t>arr_size</w:t>
+      </w:r>
+      <w:proofErr w:type="spellEnd"/>
+      <w:r>
+        <w:rPr>
+          <w:rFonts w:ascii="Times New Roman" w:hAnsi="Times New Roman" w:cs="Times New Roman"/>
+          <w:b/>
+          <w:bCs/>
+          <w:i/>
+          <w:iCs/>
+        </w:rPr>
+        <w:t>; i++) {</w:t>
+      </w:r>
+    </w:p>
+    <w:p>
+      <w:pPr>
+        <w:spacing w:line="480" w:lineRule="auto"/>
+        <w:jc w:val="both"/>
+        <w:rPr>
+          <w:rFonts w:ascii="Times New Roman" w:hAnsi="Times New Roman" w:cs="Times New Roman"/>
+          <w:b/>
+          <w:bCs/>
+          <w:i/>
+          <w:iCs/>
+        </w:rPr>
+      </w:pPr>
+      <w:r>
+        <w:rPr>
+          <w:rFonts w:ascii="Times New Roman" w:hAnsi="Times New Roman" w:cs="Times New Roman"/>
+          <w:b/>
+          <w:bCs/>
+          <w:i/>
+          <w:iCs/>
+        </w:rPr>
+        <w:t xml:space="preserve">    </w:t>
+      </w:r>
+      <w:proofErr w:type="spellStart"/>
+      <w:r>
+        <w:rPr>
+          <w:rFonts w:ascii="Times New Roman" w:hAnsi="Times New Roman" w:cs="Times New Roman"/>
+          <w:b/>
+          <w:bCs/>
+          <w:i/>
+          <w:iCs/>
+        </w:rPr>
+        <w:t>arrC</w:t>
+      </w:r>
+      <w:proofErr w:type="spellEnd"/>
+      <w:r>
+        <w:rPr>
+          <w:rFonts w:ascii="Times New Roman" w:hAnsi="Times New Roman" w:cs="Times New Roman"/>
+          <w:b/>
+          <w:bCs/>
+          <w:i/>
+          <w:iCs/>
+        </w:rPr>
+        <w:t>[(</w:t>
+      </w:r>
+      <w:proofErr w:type="spellStart"/>
+      <w:r>
+        <w:rPr>
+          <w:rFonts w:ascii="Times New Roman" w:hAnsi="Times New Roman" w:cs="Times New Roman"/>
+          <w:b/>
+          <w:bCs/>
+          <w:i/>
+          <w:iCs/>
         </w:rPr>
         <w:t>long</w:t>
       </w:r>
       <w:proofErr w:type="spellEnd"/>
+      <w:r>
+        <w:rPr>
+          <w:rFonts w:ascii="Times New Roman" w:hAnsi="Times New Roman" w:cs="Times New Roman"/>
+          <w:b/>
+          <w:bCs/>
+          <w:i/>
+          <w:iCs/>
+        </w:rPr>
+        <w:t>)(</w:t>
+      </w:r>
+      <w:proofErr w:type="spellStart"/>
+      <w:r>
+        <w:rPr>
+          <w:rFonts w:ascii="Times New Roman" w:hAnsi="Times New Roman" w:cs="Times New Roman"/>
+          <w:b/>
+          <w:bCs/>
+          <w:i/>
+          <w:iCs/>
+        </w:rPr>
+        <w:t>arr</w:t>
+      </w:r>
+      <w:proofErr w:type="spellEnd"/>
+      <w:r>
+        <w:rPr>
+          <w:rFonts w:ascii="Times New Roman" w:hAnsi="Times New Roman" w:cs="Times New Roman"/>
+          <w:b/>
+          <w:bCs/>
+          <w:i/>
+          <w:iCs/>
+        </w:rPr>
+        <w:t>[i] - menor</w:t>
+      </w:r>
       <w:proofErr w:type="gramStart"/>
       <w:r>
         <w:rPr>
           <w:rFonts w:ascii="Times New Roman" w:hAnsi="Times New Roman" w:cs="Times New Roman"/>
           <w:b/>
           <w:bCs/>
-        </w:rPr>
-        <w:t>*)</w:t>
-      </w:r>
-      <w:proofErr w:type="spellStart"/>
-      <w:r>
-        <w:rPr>
-          <w:rFonts w:ascii="Times New Roman" w:hAnsi="Times New Roman" w:cs="Times New Roman"/>
-          <w:b/>
-          <w:bCs/>
-        </w:rPr>
-        <w:t>calloc</w:t>
-      </w:r>
-      <w:proofErr w:type="spellEnd"/>
+          <w:i/>
+          <w:iCs/>
+        </w:rPr>
+        <w:t>)]+</w:t>
+      </w:r>
       <w:proofErr w:type="gramEnd"/>
       <w:r>
         <w:rPr>
           <w:rFonts w:ascii="Times New Roman" w:hAnsi="Times New Roman" w:cs="Times New Roman"/>
           <w:b/>
           <w:bCs/>
-        </w:rPr>
-        <w:t xml:space="preserve">(k, </w:t>
-      </w:r>
-      <w:proofErr w:type="spellStart"/>
-      <w:r>
-        <w:rPr>
-          <w:rFonts w:ascii="Times New Roman" w:hAnsi="Times New Roman" w:cs="Times New Roman"/>
-          <w:b/>
-          <w:bCs/>
-        </w:rPr>
-        <w:t>sizeof</w:t>
-      </w:r>
-      <w:proofErr w:type="spellEnd"/>
-      <w:r>
-        <w:rPr>
-          <w:rFonts w:ascii="Times New Roman" w:hAnsi="Times New Roman" w:cs="Times New Roman"/>
-          <w:b/>
-          <w:bCs/>
+          <w:i/>
+          <w:iCs/>
+        </w:rPr>
+        <w:t>+;</w:t>
+      </w:r>
+    </w:p>
+    <w:p>
+      <w:pPr>
+        <w:spacing w:line="480" w:lineRule="auto"/>
+        <w:jc w:val="both"/>
+        <w:rPr>
+          <w:rFonts w:ascii="Times New Roman" w:hAnsi="Times New Roman" w:cs="Times New Roman"/>
+          <w:b/>
+          <w:bCs/>
+          <w:i/>
+          <w:iCs/>
+        </w:rPr>
+      </w:pPr>
+      <w:r>
+        <w:rPr>
+          <w:rFonts w:ascii="Times New Roman" w:hAnsi="Times New Roman" w:cs="Times New Roman"/>
+          <w:b/>
+          <w:bCs/>
+          <w:i/>
+          <w:iCs/>
+        </w:rPr>
+        <w:t>}</w:t>
+      </w:r>
+    </w:p>
+    <w:p>
+      <w:pPr>
+        <w:spacing w:line="480" w:lineRule="auto"/>
+        <w:jc w:val="both"/>
+        <w:rPr>
+          <w:rFonts w:ascii="Times New Roman" w:hAnsi="Times New Roman" w:cs="Times New Roman"/>
+        </w:rPr>
+      </w:pPr>
+      <w:r>
+        <w:rPr>
+          <w:rFonts w:ascii="Times New Roman" w:hAnsi="Times New Roman" w:cs="Times New Roman"/>
+        </w:rPr>
+        <w:t>Por exemplo, se o número 2 aparece no vetor e o menor valor for 1, então o índice 1 do vetor auxiliar (</w:t>
+      </w:r>
+      <w:proofErr w:type="spellStart"/>
+      <w:proofErr w:type="gramStart"/>
+      <w:r>
+        <w:rPr>
+          <w:rFonts w:ascii="Times New Roman" w:hAnsi="Times New Roman" w:cs="Times New Roman"/>
+        </w:rPr>
+        <w:t>arrC</w:t>
+      </w:r>
+      <w:proofErr w:type="spellEnd"/>
+      <w:r>
+        <w:rPr>
+          <w:rFonts w:ascii="Times New Roman" w:hAnsi="Times New Roman" w:cs="Times New Roman"/>
+        </w:rPr>
+        <w:t>[</w:t>
+      </w:r>
+      <w:proofErr w:type="gramEnd"/>
+      <w:r>
+        <w:rPr>
+          <w:rFonts w:ascii="Times New Roman" w:hAnsi="Times New Roman" w:cs="Times New Roman"/>
+        </w:rPr>
+        <w:t xml:space="preserve">1]) será incrementado. Se o número 2 aparecer novamente, </w:t>
+      </w:r>
+      <w:proofErr w:type="spellStart"/>
+      <w:proofErr w:type="gramStart"/>
+      <w:r>
+        <w:rPr>
+          <w:rFonts w:ascii="Times New Roman" w:hAnsi="Times New Roman" w:cs="Times New Roman"/>
+        </w:rPr>
+        <w:t>arrC</w:t>
+      </w:r>
+      <w:proofErr w:type="spellEnd"/>
+      <w:r>
+        <w:rPr>
+          <w:rFonts w:ascii="Times New Roman" w:hAnsi="Times New Roman" w:cs="Times New Roman"/>
+        </w:rPr>
+        <w:t>[</w:t>
+      </w:r>
+      <w:proofErr w:type="gramEnd"/>
+      <w:r>
+        <w:rPr>
+          <w:rFonts w:ascii="Times New Roman" w:hAnsi="Times New Roman" w:cs="Times New Roman"/>
+        </w:rPr>
+        <w:t>1] passará a valer 2.</w:t>
+      </w:r>
+    </w:p>
+    <w:p>
+      <w:pPr>
+        <w:spacing w:line="480" w:lineRule="auto"/>
+        <w:jc w:val="both"/>
+        <w:rPr>
+          <w:rFonts w:ascii="Times New Roman" w:hAnsi="Times New Roman" w:cs="Times New Roman"/>
+          <w:b/>
+          <w:bCs/>
+        </w:rPr>
+      </w:pPr>
+      <w:r>
+        <w:rPr>
+          <w:rFonts w:ascii="Times New Roman" w:hAnsi="Times New Roman" w:cs="Times New Roman"/>
+          <w:b/>
+          <w:bCs/>
+        </w:rPr>
+        <w:t>4. Reconstrução do Vetor Ordenado</w:t>
+      </w:r>
+    </w:p>
+    <w:p>
+      <w:pPr>
+        <w:spacing w:line="480" w:lineRule="auto"/>
+        <w:jc w:val="both"/>
+        <w:rPr>
+          <w:rFonts w:ascii="Times New Roman" w:hAnsi="Times New Roman" w:cs="Times New Roman"/>
+        </w:rPr>
+      </w:pPr>
+      <w:r>
+        <w:rPr>
+          <w:rFonts w:ascii="Times New Roman" w:hAnsi="Times New Roman" w:cs="Times New Roman"/>
+        </w:rPr>
+        <w:lastRenderedPageBreak/>
+        <w:t xml:space="preserve">Em seguida, o vetor original é reconstruído em ordem crescente, com base nas contagens armazenadas em </w:t>
+      </w:r>
+      <w:proofErr w:type="spellStart"/>
+      <w:r>
+        <w:rPr>
+          <w:rFonts w:ascii="Times New Roman" w:hAnsi="Times New Roman" w:cs="Times New Roman"/>
+        </w:rPr>
+        <w:t>arrC</w:t>
+      </w:r>
+      <w:proofErr w:type="spellEnd"/>
+      <w:r>
+        <w:rPr>
+          <w:rFonts w:ascii="Times New Roman" w:hAnsi="Times New Roman" w:cs="Times New Roman"/>
+        </w:rPr>
+        <w:t>:</w:t>
+      </w:r>
+    </w:p>
+    <w:p>
+      <w:pPr>
+        <w:spacing w:line="480" w:lineRule="auto"/>
+        <w:jc w:val="both"/>
+        <w:rPr>
+          <w:rFonts w:ascii="Times New Roman" w:hAnsi="Times New Roman" w:cs="Times New Roman"/>
+          <w:b/>
+          <w:bCs/>
+          <w:i/>
+          <w:iCs/>
+        </w:rPr>
+      </w:pPr>
+      <w:proofErr w:type="spellStart"/>
+      <w:r>
+        <w:rPr>
+          <w:rFonts w:ascii="Times New Roman" w:hAnsi="Times New Roman" w:cs="Times New Roman"/>
+          <w:b/>
+          <w:bCs/>
+          <w:i/>
+          <w:iCs/>
+        </w:rPr>
+        <w:t>int</w:t>
+      </w:r>
+      <w:proofErr w:type="spellEnd"/>
+      <w:r>
+        <w:rPr>
+          <w:rFonts w:ascii="Times New Roman" w:hAnsi="Times New Roman" w:cs="Times New Roman"/>
+          <w:b/>
+          <w:bCs/>
+          <w:i/>
+          <w:iCs/>
+        </w:rPr>
+        <w:t xml:space="preserve"> index = 0;</w:t>
+      </w:r>
+    </w:p>
+    <w:p>
+      <w:pPr>
+        <w:spacing w:line="480" w:lineRule="auto"/>
+        <w:jc w:val="both"/>
+        <w:rPr>
+          <w:rFonts w:ascii="Times New Roman" w:hAnsi="Times New Roman" w:cs="Times New Roman"/>
+          <w:b/>
+          <w:bCs/>
+          <w:i/>
+          <w:iCs/>
+        </w:rPr>
+      </w:pPr>
+      <w:r>
+        <w:rPr>
+          <w:rFonts w:ascii="Times New Roman" w:hAnsi="Times New Roman" w:cs="Times New Roman"/>
+          <w:b/>
+          <w:bCs/>
+          <w:i/>
+          <w:iCs/>
+        </w:rPr>
+        <w:t>for (</w:t>
+      </w:r>
+      <w:proofErr w:type="spellStart"/>
+      <w:r>
+        <w:rPr>
+          <w:rFonts w:ascii="Times New Roman" w:hAnsi="Times New Roman" w:cs="Times New Roman"/>
+          <w:b/>
+          <w:bCs/>
+          <w:i/>
+          <w:iCs/>
+        </w:rPr>
+        <w:t>long</w:t>
+      </w:r>
+      <w:proofErr w:type="spellEnd"/>
+      <w:r>
+        <w:rPr>
+          <w:rFonts w:ascii="Times New Roman" w:hAnsi="Times New Roman" w:cs="Times New Roman"/>
+          <w:b/>
+          <w:bCs/>
+          <w:i/>
+          <w:iCs/>
+        </w:rPr>
+        <w:t xml:space="preserve"> i = 0; i &lt; k; i++) {</w:t>
+      </w:r>
+    </w:p>
+    <w:p>
+      <w:pPr>
+        <w:spacing w:line="480" w:lineRule="auto"/>
+        <w:jc w:val="both"/>
+        <w:rPr>
+          <w:rFonts w:ascii="Times New Roman" w:hAnsi="Times New Roman" w:cs="Times New Roman"/>
+          <w:b/>
+          <w:bCs/>
+          <w:i/>
+          <w:iCs/>
+        </w:rPr>
+      </w:pPr>
+      <w:r>
+        <w:rPr>
+          <w:rFonts w:ascii="Times New Roman" w:hAnsi="Times New Roman" w:cs="Times New Roman"/>
+          <w:b/>
+          <w:bCs/>
+          <w:i/>
+          <w:iCs/>
+        </w:rPr>
+        <w:t xml:space="preserve">    </w:t>
+      </w:r>
+      <w:proofErr w:type="spellStart"/>
+      <w:r>
+        <w:rPr>
+          <w:rFonts w:ascii="Times New Roman" w:hAnsi="Times New Roman" w:cs="Times New Roman"/>
+          <w:b/>
+          <w:bCs/>
+          <w:i/>
+          <w:iCs/>
+        </w:rPr>
+        <w:t>while</w:t>
+      </w:r>
+      <w:proofErr w:type="spellEnd"/>
+      <w:r>
+        <w:rPr>
+          <w:rFonts w:ascii="Times New Roman" w:hAnsi="Times New Roman" w:cs="Times New Roman"/>
+          <w:b/>
+          <w:bCs/>
+          <w:i/>
+          <w:iCs/>
+        </w:rPr>
+        <w:t xml:space="preserve"> (</w:t>
+      </w:r>
+      <w:proofErr w:type="spellStart"/>
+      <w:r>
+        <w:rPr>
+          <w:rFonts w:ascii="Times New Roman" w:hAnsi="Times New Roman" w:cs="Times New Roman"/>
+          <w:b/>
+          <w:bCs/>
+          <w:i/>
+          <w:iCs/>
+        </w:rPr>
+        <w:t>arrC</w:t>
+      </w:r>
+      <w:proofErr w:type="spellEnd"/>
+      <w:r>
+        <w:rPr>
+          <w:rFonts w:ascii="Times New Roman" w:hAnsi="Times New Roman" w:cs="Times New Roman"/>
+          <w:b/>
+          <w:bCs/>
+          <w:i/>
+          <w:iCs/>
+        </w:rPr>
+        <w:t>[i] &gt; 0) {</w:t>
+      </w:r>
+    </w:p>
+    <w:p>
+      <w:pPr>
+        <w:spacing w:line="480" w:lineRule="auto"/>
+        <w:jc w:val="both"/>
+        <w:rPr>
+          <w:rFonts w:ascii="Times New Roman" w:hAnsi="Times New Roman" w:cs="Times New Roman"/>
+          <w:b/>
+          <w:bCs/>
+          <w:i/>
+          <w:iCs/>
+        </w:rPr>
+      </w:pPr>
+      <w:r>
+        <w:rPr>
+          <w:rFonts w:ascii="Times New Roman" w:hAnsi="Times New Roman" w:cs="Times New Roman"/>
+          <w:b/>
+          <w:bCs/>
+          <w:i/>
+          <w:iCs/>
+        </w:rPr>
+        <w:t xml:space="preserve">        </w:t>
+      </w:r>
+      <w:proofErr w:type="spellStart"/>
+      <w:r>
+        <w:rPr>
+          <w:rFonts w:ascii="Times New Roman" w:hAnsi="Times New Roman" w:cs="Times New Roman"/>
+          <w:b/>
+          <w:bCs/>
+          <w:i/>
+          <w:iCs/>
+        </w:rPr>
+        <w:t>arr</w:t>
+      </w:r>
+      <w:proofErr w:type="spellEnd"/>
+      <w:r>
+        <w:rPr>
+          <w:rFonts w:ascii="Times New Roman" w:hAnsi="Times New Roman" w:cs="Times New Roman"/>
+          <w:b/>
+          <w:bCs/>
+          <w:i/>
+          <w:iCs/>
+        </w:rPr>
+        <w:t>[index] = menor + i;</w:t>
+      </w:r>
+    </w:p>
+    <w:p>
+      <w:pPr>
+        <w:spacing w:line="480" w:lineRule="auto"/>
+        <w:jc w:val="both"/>
+        <w:rPr>
+          <w:rFonts w:ascii="Times New Roman" w:hAnsi="Times New Roman" w:cs="Times New Roman"/>
+          <w:b/>
+          <w:bCs/>
+          <w:i/>
+          <w:iCs/>
+        </w:rPr>
+      </w:pPr>
+      <w:r>
+        <w:rPr>
+          <w:rFonts w:ascii="Times New Roman" w:hAnsi="Times New Roman" w:cs="Times New Roman"/>
+          <w:b/>
+          <w:bCs/>
+          <w:i/>
+          <w:iCs/>
+        </w:rPr>
+        <w:t xml:space="preserve">        index++;</w:t>
+      </w:r>
+    </w:p>
+    <w:p>
+      <w:pPr>
+        <w:spacing w:line="480" w:lineRule="auto"/>
+        <w:jc w:val="both"/>
+        <w:rPr>
+          <w:rFonts w:ascii="Times New Roman" w:hAnsi="Times New Roman" w:cs="Times New Roman"/>
+          <w:b/>
+          <w:bCs/>
+          <w:i/>
+          <w:iCs/>
+        </w:rPr>
+      </w:pPr>
+      <w:r>
+        <w:rPr>
+          <w:rFonts w:ascii="Times New Roman" w:hAnsi="Times New Roman" w:cs="Times New Roman"/>
+          <w:b/>
+          <w:bCs/>
+          <w:i/>
+          <w:iCs/>
+        </w:rPr>
+        <w:t xml:space="preserve">        </w:t>
+      </w:r>
+      <w:proofErr w:type="spellStart"/>
+      <w:r>
+        <w:rPr>
+          <w:rFonts w:ascii="Times New Roman" w:hAnsi="Times New Roman" w:cs="Times New Roman"/>
+          <w:b/>
+          <w:bCs/>
+          <w:i/>
+          <w:iCs/>
+        </w:rPr>
+        <w:t>arrC</w:t>
+      </w:r>
+      <w:proofErr w:type="spellEnd"/>
+      <w:r>
+        <w:rPr>
+          <w:rFonts w:ascii="Times New Roman" w:hAnsi="Times New Roman" w:cs="Times New Roman"/>
+          <w:b/>
+          <w:bCs/>
+          <w:i/>
+          <w:iCs/>
+        </w:rPr>
+        <w:t>[i]--;</w:t>
+      </w:r>
+    </w:p>
+    <w:p>
+      <w:pPr>
+        <w:spacing w:line="480" w:lineRule="auto"/>
+        <w:jc w:val="both"/>
+        <w:rPr>
+          <w:rFonts w:ascii="Times New Roman" w:hAnsi="Times New Roman" w:cs="Times New Roman"/>
+          <w:b/>
+          <w:bCs/>
+          <w:i/>
+          <w:iCs/>
+        </w:rPr>
+      </w:pPr>
+      <w:r>
+        <w:rPr>
+          <w:rFonts w:ascii="Times New Roman" w:hAnsi="Times New Roman" w:cs="Times New Roman"/>
+          <w:b/>
+          <w:bCs/>
+          <w:i/>
+          <w:iCs/>
+        </w:rPr>
+        <w:t xml:space="preserve">    }</w:t>
+      </w:r>
+    </w:p>
+    <w:p>
+      <w:pPr>
+        <w:spacing w:line="480" w:lineRule="auto"/>
+        <w:jc w:val="both"/>
+        <w:rPr>
+          <w:rFonts w:ascii="Times New Roman" w:hAnsi="Times New Roman" w:cs="Times New Roman"/>
+        </w:rPr>
+      </w:pPr>
+      <w:r>
+        <w:rPr>
+          <w:rFonts w:ascii="Times New Roman" w:hAnsi="Times New Roman" w:cs="Times New Roman"/>
+        </w:rPr>
+        <w:t>}</w:t>
+      </w:r>
+    </w:p>
+    <w:p>
+      <w:pPr>
+        <w:spacing w:line="480" w:lineRule="auto"/>
+        <w:jc w:val="both"/>
+        <w:rPr>
+          <w:rFonts w:ascii="Times New Roman" w:hAnsi="Times New Roman" w:cs="Times New Roman"/>
+        </w:rPr>
+      </w:pPr>
+      <w:r>
+        <w:rPr>
+          <w:rFonts w:ascii="Times New Roman" w:hAnsi="Times New Roman" w:cs="Times New Roman"/>
+        </w:rPr>
+        <w:t xml:space="preserve">Dessa forma, se </w:t>
+      </w:r>
+      <w:proofErr w:type="spellStart"/>
+      <w:r>
+        <w:rPr>
+          <w:rFonts w:ascii="Times New Roman" w:hAnsi="Times New Roman" w:cs="Times New Roman"/>
+        </w:rPr>
+        <w:t>arrC</w:t>
+      </w:r>
+      <w:proofErr w:type="spellEnd"/>
+      <w:r>
+        <w:rPr>
+          <w:rFonts w:ascii="Times New Roman" w:hAnsi="Times New Roman" w:cs="Times New Roman"/>
+        </w:rPr>
+        <w:t>[i] for 2, isso indica que o número correspondente aparece duas vezes — ele será inserido duas vezes no vetor original.</w:t>
+      </w:r>
+    </w:p>
+    <w:p>
+      <w:pPr>
+        <w:spacing w:line="480" w:lineRule="auto"/>
+        <w:jc w:val="both"/>
+        <w:rPr>
+          <w:rFonts w:ascii="Times New Roman" w:hAnsi="Times New Roman" w:cs="Times New Roman"/>
+          <w:b/>
+          <w:bCs/>
+        </w:rPr>
+      </w:pPr>
+      <w:r>
+        <w:rPr>
+          <w:rFonts w:ascii="Times New Roman" w:hAnsi="Times New Roman" w:cs="Times New Roman"/>
+          <w:b/>
+          <w:bCs/>
+        </w:rPr>
+        <w:t>5. Liberação de Memória</w:t>
+      </w:r>
+    </w:p>
+    <w:p>
+      <w:pPr>
+        <w:spacing w:line="480" w:lineRule="auto"/>
+        <w:jc w:val="both"/>
+        <w:rPr>
+          <w:rFonts w:ascii="Times New Roman" w:hAnsi="Times New Roman" w:cs="Times New Roman"/>
+        </w:rPr>
+      </w:pPr>
+      <w:r>
+        <w:rPr>
+          <w:rFonts w:ascii="Times New Roman" w:hAnsi="Times New Roman" w:cs="Times New Roman"/>
+        </w:rPr>
+        <w:t xml:space="preserve">Por fim, após a ordenação ser concluída, o vetor auxiliar </w:t>
+      </w:r>
+      <w:proofErr w:type="spellStart"/>
+      <w:r>
+        <w:rPr>
+          <w:rFonts w:ascii="Times New Roman" w:hAnsi="Times New Roman" w:cs="Times New Roman"/>
+        </w:rPr>
+        <w:t>arrC</w:t>
+      </w:r>
+      <w:proofErr w:type="spellEnd"/>
+      <w:r>
+        <w:rPr>
+          <w:rFonts w:ascii="Times New Roman" w:hAnsi="Times New Roman" w:cs="Times New Roman"/>
+        </w:rPr>
+        <w:t xml:space="preserve"> é desalocado para liberar a memória utilizada:</w:t>
+      </w:r>
+    </w:p>
+    <w:p>
+      <w:pPr>
+        <w:spacing w:line="480" w:lineRule="auto"/>
+        <w:jc w:val="both"/>
+        <w:rPr>
+          <w:rFonts w:ascii="Times New Roman" w:hAnsi="Times New Roman" w:cs="Times New Roman"/>
+          <w:b/>
+          <w:bCs/>
+          <w:i/>
+          <w:iCs/>
+        </w:rPr>
+      </w:pPr>
+      <w:proofErr w:type="spellStart"/>
+      <w:r>
+        <w:rPr>
+          <w:rFonts w:ascii="Times New Roman" w:hAnsi="Times New Roman" w:cs="Times New Roman"/>
+          <w:b/>
+          <w:bCs/>
+          <w:i/>
+          <w:iCs/>
+        </w:rPr>
+        <w:t>free</w:t>
+      </w:r>
+      <w:proofErr w:type="spellEnd"/>
+      <w:r>
+        <w:rPr>
+          <w:rFonts w:ascii="Times New Roman" w:hAnsi="Times New Roman" w:cs="Times New Roman"/>
+          <w:b/>
+          <w:bCs/>
+          <w:i/>
+          <w:iCs/>
         </w:rPr>
         <w:t>(</w:t>
       </w:r>
@@ -3231,136 +4038,8 @@
           <w:rFonts w:ascii="Times New Roman" w:hAnsi="Times New Roman" w:cs="Times New Roman"/>
           <w:b/>
           <w:bCs/>
-        </w:rPr>
-        <w:t>long</w:t>
-      </w:r>
-      <w:proofErr w:type="spellEnd"/>
-      <w:r>
-        <w:rPr>
-          <w:rFonts w:ascii="Times New Roman" w:hAnsi="Times New Roman" w:cs="Times New Roman"/>
-          <w:b/>
-          <w:bCs/>
-        </w:rPr>
-        <w:t>));</w:t>
-      </w:r>
-    </w:p>
-    <w:p>
-      <w:pPr>
-        <w:spacing w:line="480" w:lineRule="auto"/>
-        <w:jc w:val="both"/>
-        <w:rPr>
-          <w:rFonts w:ascii="Times New Roman" w:hAnsi="Times New Roman" w:cs="Times New Roman"/>
-        </w:rPr>
-      </w:pPr>
-      <w:r>
-        <w:rPr>
-          <w:rFonts w:ascii="Times New Roman" w:hAnsi="Times New Roman" w:cs="Times New Roman"/>
-        </w:rPr>
-        <w:t xml:space="preserve">Precisamos alocar memória para nosso vetor auxiliar, que vai ser muito grande, então usamos o </w:t>
-      </w:r>
-      <w:proofErr w:type="spellStart"/>
-      <w:r>
-        <w:rPr>
-          <w:rFonts w:ascii="Times New Roman" w:hAnsi="Times New Roman" w:cs="Times New Roman"/>
-        </w:rPr>
-        <w:t>calloc</w:t>
-      </w:r>
-      <w:proofErr w:type="spellEnd"/>
-      <w:r>
-        <w:rPr>
-          <w:rFonts w:ascii="Times New Roman" w:hAnsi="Times New Roman" w:cs="Times New Roman"/>
-        </w:rPr>
-        <w:t xml:space="preserve"> para já iniciar as posições com zero. Usamos o </w:t>
-      </w:r>
-      <w:proofErr w:type="spellStart"/>
-      <w:r>
-        <w:rPr>
-          <w:rFonts w:ascii="Times New Roman" w:hAnsi="Times New Roman" w:cs="Times New Roman"/>
-        </w:rPr>
-        <w:t>cast</w:t>
-      </w:r>
-      <w:proofErr w:type="spellEnd"/>
-      <w:r>
-        <w:rPr>
-          <w:rFonts w:ascii="Times New Roman" w:hAnsi="Times New Roman" w:cs="Times New Roman"/>
-        </w:rPr>
-        <w:t xml:space="preserve"> (</w:t>
-      </w:r>
-      <w:proofErr w:type="spellStart"/>
-      <w:r>
-        <w:rPr>
-          <w:rFonts w:ascii="Times New Roman" w:hAnsi="Times New Roman" w:cs="Times New Roman"/>
-        </w:rPr>
-        <w:t>long</w:t>
-      </w:r>
-      <w:proofErr w:type="spellEnd"/>
-      <w:r>
-        <w:rPr>
-          <w:rFonts w:ascii="Times New Roman" w:hAnsi="Times New Roman" w:cs="Times New Roman"/>
-        </w:rPr>
-        <w:t xml:space="preserve">*) para converter o ponteiro genérico retornado por </w:t>
-      </w:r>
-      <w:proofErr w:type="spellStart"/>
-      <w:r>
-        <w:rPr>
-          <w:rFonts w:ascii="Times New Roman" w:hAnsi="Times New Roman" w:cs="Times New Roman"/>
-        </w:rPr>
-        <w:t>calloc</w:t>
-      </w:r>
-      <w:proofErr w:type="spellEnd"/>
-      <w:r>
-        <w:rPr>
-          <w:rFonts w:ascii="Times New Roman" w:hAnsi="Times New Roman" w:cs="Times New Roman"/>
-        </w:rPr>
-        <w:t xml:space="preserve"> para </w:t>
-      </w:r>
-      <w:proofErr w:type="spellStart"/>
-      <w:r>
-        <w:rPr>
-          <w:rFonts w:ascii="Times New Roman" w:hAnsi="Times New Roman" w:cs="Times New Roman"/>
-        </w:rPr>
-        <w:t>long</w:t>
-      </w:r>
-      <w:proofErr w:type="spellEnd"/>
-      <w:r>
-        <w:rPr>
-          <w:rFonts w:ascii="Times New Roman" w:hAnsi="Times New Roman" w:cs="Times New Roman"/>
-        </w:rPr>
-        <w:t>*.</w:t>
-      </w:r>
-    </w:p>
-    <w:p>
-      <w:pPr>
-        <w:spacing w:line="480" w:lineRule="auto"/>
-        <w:jc w:val="both"/>
-        <w:rPr>
-          <w:rFonts w:ascii="Times New Roman" w:hAnsi="Times New Roman" w:cs="Times New Roman"/>
-        </w:rPr>
-      </w:pPr>
-      <w:r>
-        <w:rPr>
-          <w:rFonts w:ascii="Times New Roman" w:hAnsi="Times New Roman" w:cs="Times New Roman"/>
-        </w:rPr>
-        <w:t xml:space="preserve">Também usamos o </w:t>
-      </w:r>
-      <w:proofErr w:type="spellStart"/>
-      <w:r>
-        <w:rPr>
-          <w:rFonts w:ascii="Times New Roman" w:hAnsi="Times New Roman" w:cs="Times New Roman"/>
-        </w:rPr>
-        <w:t>long</w:t>
-      </w:r>
-      <w:proofErr w:type="spellEnd"/>
-      <w:r>
-        <w:rPr>
-          <w:rFonts w:ascii="Times New Roman" w:hAnsi="Times New Roman" w:cs="Times New Roman"/>
-        </w:rPr>
-        <w:t xml:space="preserve">* </w:t>
-      </w:r>
-      <w:proofErr w:type="spellStart"/>
-      <w:r>
-        <w:rPr>
-          <w:rFonts w:ascii="Times New Roman" w:hAnsi="Times New Roman" w:cs="Times New Roman"/>
+          <w:i/>
+          <w:iCs/>
         </w:rPr>
         <w:t>arrC</w:t>
       </w:r>
@@ -3368,42 +4047,1387 @@
       <w:r>
         <w:rPr>
           <w:rFonts w:ascii="Times New Roman" w:hAnsi="Times New Roman" w:cs="Times New Roman"/>
-        </w:rPr>
-        <w:t xml:space="preserve"> para declarar a variável </w:t>
-      </w:r>
-      <w:proofErr w:type="spellStart"/>
-      <w:r>
-        <w:rPr>
-          <w:rFonts w:ascii="Times New Roman" w:hAnsi="Times New Roman" w:cs="Times New Roman"/>
-        </w:rPr>
-        <w:t>arrC</w:t>
-      </w:r>
-      <w:proofErr w:type="spellEnd"/>
-      <w:r>
-        <w:rPr>
-          <w:rFonts w:ascii="Times New Roman" w:hAnsi="Times New Roman" w:cs="Times New Roman"/>
-        </w:rPr>
-        <w:t xml:space="preserve"> como um ponteiro, para apontar para o início do bloco alocado. Caso o vetor tenha um valor absurdo e não consigamos criar, o </w:t>
-      </w:r>
-      <w:proofErr w:type="spellStart"/>
-      <w:r>
-        <w:rPr>
-          <w:rFonts w:ascii="Times New Roman" w:hAnsi="Times New Roman" w:cs="Times New Roman"/>
-        </w:rPr>
-        <w:t>arrC</w:t>
-      </w:r>
-      <w:proofErr w:type="spellEnd"/>
-      <w:r>
-        <w:rPr>
-          <w:rFonts w:ascii="Times New Roman" w:hAnsi="Times New Roman" w:cs="Times New Roman"/>
-        </w:rPr>
-        <w:t xml:space="preserve"> volta como nulo e imprimimos "memória insuficiente".</w:t>
-      </w:r>
-    </w:p>
-    <w:p>
-      <w:pPr>
-        <w:spacing w:line="480" w:lineRule="auto"/>
-        <w:jc w:val="center"/>
+          <w:b/>
+          <w:bCs/>
+          <w:i/>
+          <w:iCs/>
+        </w:rPr>
+        <w:t>);</w:t>
+      </w:r>
+    </w:p>
+    <w:p>
+      <w:pPr>
+        <w:spacing w:line="480" w:lineRule="auto"/>
+        <w:rPr>
+          <w:rFonts w:ascii="Times New Roman" w:hAnsi="Times New Roman" w:cs="Times New Roman"/>
+          <w:b/>
+          <w:bCs/>
+        </w:rPr>
+      </w:pPr>
+      <w:r>
+        <w:rPr>
+          <w:rFonts w:ascii="Times New Roman" w:hAnsi="Times New Roman" w:cs="Times New Roman"/>
+          <w:b/>
+          <w:bCs/>
+        </w:rPr>
+        <w:t>Considerações Finais</w:t>
+      </w:r>
+    </w:p>
+    <w:p>
+      <w:pPr>
+        <w:spacing w:line="480" w:lineRule="auto"/>
+        <w:jc w:val="both"/>
+        <w:rPr>
+          <w:rFonts w:ascii="Times New Roman" w:hAnsi="Times New Roman" w:cs="Times New Roman"/>
+        </w:rPr>
+      </w:pPr>
+      <w:r>
+        <w:rPr>
+          <w:rFonts w:ascii="Times New Roman" w:hAnsi="Times New Roman" w:cs="Times New Roman"/>
+        </w:rPr>
+        <w:t>A solução adotada respeita as limitações e objetivo</w:t>
+      </w:r>
+      <w:r>
+        <w:rPr>
+          <w:rFonts w:ascii="Times New Roman" w:hAnsi="Times New Roman" w:cs="Times New Roman"/>
+        </w:rPr>
+        <w:t>s</w:t>
+      </w:r>
+      <w:r>
+        <w:rPr>
+          <w:rFonts w:ascii="Times New Roman" w:hAnsi="Times New Roman" w:cs="Times New Roman"/>
+        </w:rPr>
+        <w:t xml:space="preserve"> do algoritmo </w:t>
+      </w:r>
+      <w:proofErr w:type="spellStart"/>
+      <w:r>
+        <w:rPr>
+          <w:rFonts w:ascii="Times New Roman" w:hAnsi="Times New Roman" w:cs="Times New Roman"/>
+        </w:rPr>
+        <w:t>Counting</w:t>
+      </w:r>
+      <w:proofErr w:type="spellEnd"/>
+      <w:r>
+        <w:rPr>
+          <w:rFonts w:ascii="Times New Roman" w:hAnsi="Times New Roman" w:cs="Times New Roman"/>
+        </w:rPr>
+        <w:t xml:space="preserve"> </w:t>
+      </w:r>
+      <w:proofErr w:type="spellStart"/>
+      <w:r>
+        <w:rPr>
+          <w:rFonts w:ascii="Times New Roman" w:hAnsi="Times New Roman" w:cs="Times New Roman"/>
+        </w:rPr>
+        <w:t>Sort</w:t>
+      </w:r>
+      <w:proofErr w:type="spellEnd"/>
+      <w:r>
+        <w:rPr>
+          <w:rFonts w:ascii="Times New Roman" w:hAnsi="Times New Roman" w:cs="Times New Roman"/>
+        </w:rPr>
+        <w:t>, mantendo sua lógica original de ordenação por contagem, sem fazer adaptações que descaracterizassem o</w:t>
+      </w:r>
+      <w:r>
+        <w:rPr>
+          <w:rFonts w:ascii="Times New Roman" w:hAnsi="Times New Roman" w:cs="Times New Roman"/>
+        </w:rPr>
+        <w:t xml:space="preserve"> </w:t>
+      </w:r>
+      <w:r>
+        <w:rPr>
+          <w:rFonts w:ascii="Times New Roman" w:hAnsi="Times New Roman" w:cs="Times New Roman"/>
+        </w:rPr>
+        <w:t>método.</w:t>
+      </w:r>
+      <w:r>
+        <w:rPr>
+          <w:rFonts w:ascii="Times New Roman" w:hAnsi="Times New Roman" w:cs="Times New Roman"/>
+        </w:rPr>
+        <w:br/>
+        <w:t xml:space="preserve">O uso do script em Java para transformar os dados antes da execução foi essencial para que os </w:t>
+      </w:r>
+      <w:r>
+        <w:rPr>
+          <w:rFonts w:ascii="Times New Roman" w:hAnsi="Times New Roman" w:cs="Times New Roman"/>
+        </w:rPr>
+        <w:lastRenderedPageBreak/>
+        <w:t>testes funcionassem bem mesmo com um volume muito grande de números, sem comprometer a eficiência e o jeito como o algoritmo realmente funciona.</w:t>
+      </w:r>
+    </w:p>
+    <w:p>
+      <w:pPr>
+        <w:spacing w:line="480" w:lineRule="auto"/>
+        <w:jc w:val="both"/>
+        <w:rPr>
+          <w:rFonts w:ascii="Times New Roman" w:hAnsi="Times New Roman" w:cs="Times New Roman"/>
+        </w:rPr>
+      </w:pPr>
+    </w:p>
+    <w:p>
+      <w:pPr>
+        <w:spacing w:line="480" w:lineRule="auto"/>
+        <w:jc w:val="both"/>
+        <w:rPr>
+          <w:rFonts w:ascii="Times New Roman" w:hAnsi="Times New Roman" w:cs="Times New Roman"/>
+          <w:b/>
+          <w:bCs/>
+        </w:rPr>
+      </w:pPr>
+      <w:r>
+        <w:rPr>
+          <w:rFonts w:ascii="Times New Roman" w:hAnsi="Times New Roman" w:cs="Times New Roman"/>
+          <w:b/>
+          <w:bCs/>
+        </w:rPr>
+        <w:t>Testes</w:t>
+      </w:r>
+    </w:p>
+    <w:p>
+      <w:pPr>
+        <w:spacing w:line="480" w:lineRule="auto"/>
+        <w:jc w:val="both"/>
+        <w:rPr>
+          <w:rFonts w:ascii="Times New Roman" w:hAnsi="Times New Roman" w:cs="Times New Roman"/>
+        </w:rPr>
+      </w:pPr>
+      <w:r>
+        <w:rPr>
+          <w:rFonts w:ascii="Times New Roman" w:hAnsi="Times New Roman" w:cs="Times New Roman"/>
+        </w:rPr>
+        <w:t xml:space="preserve">Foram realizados testes com outras funções de ordenação, como o Quick </w:t>
+      </w:r>
+      <w:proofErr w:type="spellStart"/>
+      <w:r>
+        <w:rPr>
+          <w:rFonts w:ascii="Times New Roman" w:hAnsi="Times New Roman" w:cs="Times New Roman"/>
+        </w:rPr>
+        <w:t>Sort</w:t>
+      </w:r>
+      <w:proofErr w:type="spellEnd"/>
+      <w:r>
+        <w:rPr>
+          <w:rFonts w:ascii="Times New Roman" w:hAnsi="Times New Roman" w:cs="Times New Roman"/>
+        </w:rPr>
+        <w:t xml:space="preserve"> e o </w:t>
+      </w:r>
+      <w:proofErr w:type="spellStart"/>
+      <w:r>
+        <w:rPr>
+          <w:rFonts w:ascii="Times New Roman" w:hAnsi="Times New Roman" w:cs="Times New Roman"/>
+        </w:rPr>
+        <w:t>Selection</w:t>
+      </w:r>
+      <w:proofErr w:type="spellEnd"/>
+      <w:r>
+        <w:rPr>
+          <w:rFonts w:ascii="Times New Roman" w:hAnsi="Times New Roman" w:cs="Times New Roman"/>
+        </w:rPr>
+        <w:t xml:space="preserve"> </w:t>
+      </w:r>
+      <w:proofErr w:type="spellStart"/>
+      <w:r>
+        <w:rPr>
+          <w:rFonts w:ascii="Times New Roman" w:hAnsi="Times New Roman" w:cs="Times New Roman"/>
+        </w:rPr>
+        <w:t>Sort</w:t>
+      </w:r>
+      <w:proofErr w:type="spellEnd"/>
+      <w:r>
+        <w:rPr>
+          <w:rFonts w:ascii="Times New Roman" w:hAnsi="Times New Roman" w:cs="Times New Roman"/>
+        </w:rPr>
+        <w:t xml:space="preserve">, para comparar a velocidade com o </w:t>
+      </w:r>
+      <w:proofErr w:type="spellStart"/>
+      <w:r>
+        <w:rPr>
+          <w:rFonts w:ascii="Times New Roman" w:hAnsi="Times New Roman" w:cs="Times New Roman"/>
+        </w:rPr>
+        <w:t>Counting</w:t>
+      </w:r>
+      <w:proofErr w:type="spellEnd"/>
+      <w:r>
+        <w:rPr>
+          <w:rFonts w:ascii="Times New Roman" w:hAnsi="Times New Roman" w:cs="Times New Roman"/>
+        </w:rPr>
+        <w:t xml:space="preserve"> </w:t>
+      </w:r>
+      <w:proofErr w:type="spellStart"/>
+      <w:r>
+        <w:rPr>
+          <w:rFonts w:ascii="Times New Roman" w:hAnsi="Times New Roman" w:cs="Times New Roman"/>
+        </w:rPr>
+        <w:t>Sort</w:t>
+      </w:r>
+      <w:proofErr w:type="spellEnd"/>
+      <w:r>
+        <w:rPr>
+          <w:rFonts w:ascii="Times New Roman" w:hAnsi="Times New Roman" w:cs="Times New Roman"/>
+        </w:rPr>
+        <w:t xml:space="preserve"> e entender até que ponto ele consegue ser mais eficiente.</w:t>
+      </w:r>
+    </w:p>
+    <w:tbl>
+      <w:tblPr>
+        <w:tblStyle w:val="Tabelacomgrade"/>
+        <w:tblW w:w="9067" w:type="dxa"/>
+        <w:tblLook w:val="04A0" w:firstRow="1" w:lastRow="0" w:firstColumn="1" w:lastColumn="0" w:noHBand="0" w:noVBand="1"/>
+      </w:tblPr>
+      <w:tblGrid>
+        <w:gridCol w:w="1125"/>
+        <w:gridCol w:w="1411"/>
+        <w:gridCol w:w="1854"/>
+        <w:gridCol w:w="1559"/>
+        <w:gridCol w:w="1276"/>
+        <w:gridCol w:w="1842"/>
+      </w:tblGrid>
+      <w:tr>
+        <w:tc>
+          <w:tcPr>
+            <w:tcW w:w="1125" w:type="dxa"/>
+          </w:tcPr>
+          <w:p>
+            <w:pPr>
+              <w:spacing w:line="480" w:lineRule="auto"/>
+              <w:jc w:val="center"/>
+              <w:rPr>
+                <w:rFonts w:ascii="Times New Roman" w:hAnsi="Times New Roman" w:cs="Times New Roman"/>
+                <w:sz w:val="14"/>
+                <w:szCs w:val="14"/>
+              </w:rPr>
+            </w:pPr>
+            <w:r>
+              <w:rPr>
+                <w:rFonts w:ascii="Times New Roman" w:hAnsi="Times New Roman" w:cs="Times New Roman"/>
+                <w:b/>
+                <w:bCs/>
+                <w:sz w:val="14"/>
+                <w:szCs w:val="14"/>
+              </w:rPr>
+              <w:t>Algoritmo de Ordenação</w:t>
+            </w:r>
+          </w:p>
+        </w:tc>
+        <w:tc>
+          <w:tcPr>
+            <w:tcW w:w="1411" w:type="dxa"/>
+          </w:tcPr>
+          <w:p>
+            <w:pPr>
+              <w:spacing w:line="480" w:lineRule="auto"/>
+              <w:jc w:val="center"/>
+              <w:rPr>
+                <w:rFonts w:ascii="Times New Roman" w:hAnsi="Times New Roman" w:cs="Times New Roman"/>
+                <w:sz w:val="14"/>
+                <w:szCs w:val="14"/>
+              </w:rPr>
+            </w:pPr>
+            <w:r>
+              <w:rPr>
+                <w:rFonts w:ascii="Times New Roman" w:hAnsi="Times New Roman" w:cs="Times New Roman"/>
+                <w:b/>
+                <w:bCs/>
+                <w:sz w:val="14"/>
+                <w:szCs w:val="14"/>
+              </w:rPr>
+              <w:t>Tempo de execução 400000 números ordenados</w:t>
+            </w:r>
+          </w:p>
+        </w:tc>
+        <w:tc>
+          <w:tcPr>
+            <w:tcW w:w="1854" w:type="dxa"/>
+          </w:tcPr>
+          <w:p>
+            <w:pPr>
+              <w:spacing w:line="480" w:lineRule="auto"/>
+              <w:jc w:val="center"/>
+              <w:rPr>
+                <w:rFonts w:ascii="Times New Roman" w:hAnsi="Times New Roman" w:cs="Times New Roman"/>
+                <w:b/>
+                <w:bCs/>
+                <w:sz w:val="14"/>
+                <w:szCs w:val="14"/>
+              </w:rPr>
+            </w:pPr>
+            <w:r>
+              <w:rPr>
+                <w:rFonts w:ascii="Times New Roman" w:hAnsi="Times New Roman" w:cs="Times New Roman"/>
+                <w:b/>
+                <w:bCs/>
+                <w:sz w:val="14"/>
+                <w:szCs w:val="14"/>
+              </w:rPr>
+              <w:t>Tempo de execução 4000000 números inversamente ordenados</w:t>
+            </w:r>
+          </w:p>
+        </w:tc>
+        <w:tc>
+          <w:tcPr>
+            <w:tcW w:w="1559" w:type="dxa"/>
+          </w:tcPr>
+          <w:p>
+            <w:pPr>
+              <w:spacing w:line="480" w:lineRule="auto"/>
+              <w:jc w:val="center"/>
+              <w:rPr>
+                <w:rFonts w:ascii="Times New Roman" w:hAnsi="Times New Roman" w:cs="Times New Roman"/>
+                <w:sz w:val="14"/>
+                <w:szCs w:val="14"/>
+              </w:rPr>
+            </w:pPr>
+            <w:r>
+              <w:rPr>
+                <w:rFonts w:ascii="Times New Roman" w:hAnsi="Times New Roman" w:cs="Times New Roman"/>
+                <w:b/>
+                <w:bCs/>
+                <w:sz w:val="14"/>
+                <w:szCs w:val="14"/>
+              </w:rPr>
+              <w:t>Tempo de execução 4000000</w:t>
+            </w:r>
+            <w:r>
+              <w:rPr>
+                <w:rFonts w:ascii="Times New Roman" w:hAnsi="Times New Roman" w:cs="Times New Roman"/>
+                <w:sz w:val="14"/>
+                <w:szCs w:val="14"/>
+              </w:rPr>
+              <w:t xml:space="preserve"> </w:t>
+            </w:r>
+            <w:r>
+              <w:rPr>
+                <w:rFonts w:ascii="Times New Roman" w:hAnsi="Times New Roman" w:cs="Times New Roman"/>
+                <w:b/>
+                <w:bCs/>
+                <w:sz w:val="14"/>
+                <w:szCs w:val="14"/>
+              </w:rPr>
+              <w:t>números não ordenados</w:t>
+            </w:r>
+          </w:p>
+        </w:tc>
+        <w:tc>
+          <w:tcPr>
+            <w:tcW w:w="1276" w:type="dxa"/>
+          </w:tcPr>
+          <w:p>
+            <w:pPr>
+              <w:spacing w:line="480" w:lineRule="auto"/>
+              <w:jc w:val="center"/>
+              <w:rPr>
+                <w:rFonts w:ascii="Times New Roman" w:hAnsi="Times New Roman" w:cs="Times New Roman"/>
+                <w:b/>
+                <w:bCs/>
+                <w:sz w:val="14"/>
+                <w:szCs w:val="14"/>
+              </w:rPr>
+            </w:pPr>
+            <w:r>
+              <w:rPr>
+                <w:rFonts w:ascii="Times New Roman" w:hAnsi="Times New Roman" w:cs="Times New Roman"/>
+                <w:b/>
+                <w:bCs/>
+                <w:sz w:val="14"/>
+                <w:szCs w:val="14"/>
+              </w:rPr>
+              <w:t>Tempo total de execução</w:t>
+            </w:r>
+          </w:p>
+        </w:tc>
+        <w:tc>
+          <w:tcPr>
+            <w:tcW w:w="1842" w:type="dxa"/>
+          </w:tcPr>
+          <w:p>
+            <w:pPr>
+              <w:spacing w:line="480" w:lineRule="auto"/>
+              <w:jc w:val="center"/>
+              <w:rPr>
+                <w:rFonts w:ascii="Times New Roman" w:hAnsi="Times New Roman" w:cs="Times New Roman"/>
+                <w:b/>
+                <w:bCs/>
+                <w:sz w:val="14"/>
+                <w:szCs w:val="14"/>
+              </w:rPr>
+            </w:pPr>
+            <w:r>
+              <w:rPr>
+                <w:rFonts w:ascii="Times New Roman" w:hAnsi="Times New Roman" w:cs="Times New Roman"/>
+                <w:b/>
+                <w:bCs/>
+                <w:sz w:val="14"/>
+                <w:szCs w:val="14"/>
+              </w:rPr>
+              <w:t>Memória total usada</w:t>
+            </w:r>
+          </w:p>
+        </w:tc>
+      </w:tr>
+      <w:tr>
+        <w:tc>
+          <w:tcPr>
+            <w:tcW w:w="1125" w:type="dxa"/>
+          </w:tcPr>
+          <w:p>
+            <w:pPr>
+              <w:spacing w:line="480" w:lineRule="auto"/>
+              <w:jc w:val="center"/>
+              <w:rPr>
+                <w:rFonts w:ascii="Times New Roman" w:hAnsi="Times New Roman" w:cs="Times New Roman"/>
+                <w:sz w:val="14"/>
+                <w:szCs w:val="14"/>
+              </w:rPr>
+            </w:pPr>
+            <w:proofErr w:type="spellStart"/>
+            <w:r>
+              <w:rPr>
+                <w:rFonts w:ascii="Times New Roman" w:hAnsi="Times New Roman" w:cs="Times New Roman"/>
+                <w:sz w:val="14"/>
+                <w:szCs w:val="14"/>
+              </w:rPr>
+              <w:t>Counting</w:t>
+            </w:r>
+            <w:proofErr w:type="spellEnd"/>
+            <w:r>
+              <w:rPr>
+                <w:rFonts w:ascii="Times New Roman" w:hAnsi="Times New Roman" w:cs="Times New Roman"/>
+                <w:sz w:val="14"/>
+                <w:szCs w:val="14"/>
+              </w:rPr>
+              <w:t xml:space="preserve"> </w:t>
+            </w:r>
+            <w:proofErr w:type="spellStart"/>
+            <w:r>
+              <w:rPr>
+                <w:rFonts w:ascii="Times New Roman" w:hAnsi="Times New Roman" w:cs="Times New Roman"/>
+                <w:sz w:val="14"/>
+                <w:szCs w:val="14"/>
+              </w:rPr>
+              <w:t>Sort</w:t>
+            </w:r>
+            <w:proofErr w:type="spellEnd"/>
+          </w:p>
+        </w:tc>
+        <w:tc>
+          <w:tcPr>
+            <w:tcW w:w="1411" w:type="dxa"/>
+          </w:tcPr>
+          <w:p>
+            <w:pPr>
+              <w:spacing w:line="480" w:lineRule="auto"/>
+              <w:jc w:val="center"/>
+              <w:rPr>
+                <w:rFonts w:ascii="Times New Roman" w:hAnsi="Times New Roman" w:cs="Times New Roman"/>
+                <w:sz w:val="14"/>
+                <w:szCs w:val="14"/>
+                <w:u w:val="single"/>
+              </w:rPr>
+            </w:pPr>
+            <w:r>
+              <w:rPr>
+                <w:rFonts w:ascii="Times New Roman" w:hAnsi="Times New Roman" w:cs="Times New Roman"/>
+                <w:sz w:val="14"/>
+                <w:szCs w:val="14"/>
+              </w:rPr>
+              <w:t xml:space="preserve">0.034000 </w:t>
+            </w:r>
+            <w:proofErr w:type="spellStart"/>
+            <w:r>
+              <w:rPr>
+                <w:rFonts w:ascii="Times New Roman" w:hAnsi="Times New Roman" w:cs="Times New Roman"/>
+                <w:sz w:val="14"/>
+                <w:szCs w:val="14"/>
+              </w:rPr>
+              <w:t>seconds</w:t>
+            </w:r>
+            <w:proofErr w:type="spellEnd"/>
+          </w:p>
+        </w:tc>
+        <w:tc>
+          <w:tcPr>
+            <w:tcW w:w="1854" w:type="dxa"/>
+          </w:tcPr>
+          <w:p>
+            <w:pPr>
+              <w:spacing w:line="480" w:lineRule="auto"/>
+              <w:jc w:val="center"/>
+              <w:rPr>
+                <w:rFonts w:ascii="Times New Roman" w:hAnsi="Times New Roman" w:cs="Times New Roman"/>
+                <w:sz w:val="14"/>
+                <w:szCs w:val="14"/>
+              </w:rPr>
+            </w:pPr>
+            <w:r>
+              <w:rPr>
+                <w:rFonts w:ascii="Times New Roman" w:hAnsi="Times New Roman" w:cs="Times New Roman"/>
+                <w:sz w:val="14"/>
+                <w:szCs w:val="14"/>
+              </w:rPr>
+              <w:t xml:space="preserve">0.036000 </w:t>
+            </w:r>
+            <w:proofErr w:type="spellStart"/>
+            <w:r>
+              <w:rPr>
+                <w:rFonts w:ascii="Times New Roman" w:hAnsi="Times New Roman" w:cs="Times New Roman"/>
+                <w:sz w:val="14"/>
+                <w:szCs w:val="14"/>
+              </w:rPr>
+              <w:t>seconds</w:t>
+            </w:r>
+            <w:proofErr w:type="spellEnd"/>
+          </w:p>
+        </w:tc>
+        <w:tc>
+          <w:tcPr>
+            <w:tcW w:w="1559" w:type="dxa"/>
+          </w:tcPr>
+          <w:p>
+            <w:pPr>
+              <w:spacing w:line="480" w:lineRule="auto"/>
+              <w:jc w:val="center"/>
+              <w:rPr>
+                <w:rFonts w:ascii="Times New Roman" w:hAnsi="Times New Roman" w:cs="Times New Roman"/>
+                <w:sz w:val="14"/>
+                <w:szCs w:val="14"/>
+              </w:rPr>
+            </w:pPr>
+            <w:r>
+              <w:rPr>
+                <w:rFonts w:ascii="Times New Roman" w:hAnsi="Times New Roman" w:cs="Times New Roman"/>
+                <w:sz w:val="14"/>
+                <w:szCs w:val="14"/>
+              </w:rPr>
+              <w:t xml:space="preserve">0.105667 </w:t>
+            </w:r>
+            <w:proofErr w:type="spellStart"/>
+            <w:r>
+              <w:rPr>
+                <w:rFonts w:ascii="Times New Roman" w:hAnsi="Times New Roman" w:cs="Times New Roman"/>
+                <w:sz w:val="14"/>
+                <w:szCs w:val="14"/>
+              </w:rPr>
+              <w:t>seconds</w:t>
+            </w:r>
+            <w:proofErr w:type="spellEnd"/>
+          </w:p>
+        </w:tc>
+        <w:tc>
+          <w:tcPr>
+            <w:tcW w:w="1276" w:type="dxa"/>
+          </w:tcPr>
+          <w:p>
+            <w:pPr>
+              <w:spacing w:line="480" w:lineRule="auto"/>
+              <w:jc w:val="center"/>
+              <w:rPr>
+                <w:rFonts w:ascii="Times New Roman" w:hAnsi="Times New Roman" w:cs="Times New Roman"/>
+                <w:sz w:val="14"/>
+                <w:szCs w:val="14"/>
+              </w:rPr>
+            </w:pPr>
+            <w:r>
+              <w:rPr>
+                <w:rFonts w:ascii="Times New Roman" w:hAnsi="Times New Roman" w:cs="Times New Roman"/>
+                <w:sz w:val="14"/>
+                <w:szCs w:val="14"/>
+              </w:rPr>
+              <w:t>22.468 s</w:t>
+            </w:r>
+          </w:p>
+        </w:tc>
+        <w:tc>
+          <w:tcPr>
+            <w:tcW w:w="1842" w:type="dxa"/>
+          </w:tcPr>
+          <w:p>
+            <w:pPr>
+              <w:spacing w:line="480" w:lineRule="auto"/>
+              <w:jc w:val="center"/>
+              <w:rPr>
+                <w:rFonts w:ascii="Times New Roman" w:hAnsi="Times New Roman" w:cs="Times New Roman"/>
+                <w:sz w:val="14"/>
+                <w:szCs w:val="14"/>
+              </w:rPr>
+            </w:pPr>
+            <w:r>
+              <w:rPr>
+                <w:rFonts w:ascii="Times New Roman" w:hAnsi="Times New Roman" w:cs="Times New Roman"/>
+                <w:sz w:val="14"/>
+                <w:szCs w:val="14"/>
+              </w:rPr>
+              <w:t>2004.93 MB</w:t>
+            </w:r>
+          </w:p>
+        </w:tc>
+      </w:tr>
+      <w:tr>
+        <w:tc>
+          <w:tcPr>
+            <w:tcW w:w="1125" w:type="dxa"/>
+          </w:tcPr>
+          <w:p>
+            <w:pPr>
+              <w:spacing w:line="480" w:lineRule="auto"/>
+              <w:jc w:val="center"/>
+              <w:rPr>
+                <w:rFonts w:ascii="Times New Roman" w:hAnsi="Times New Roman" w:cs="Times New Roman"/>
+                <w:sz w:val="14"/>
+                <w:szCs w:val="14"/>
+              </w:rPr>
+            </w:pPr>
+            <w:r>
+              <w:rPr>
+                <w:rFonts w:ascii="Times New Roman" w:hAnsi="Times New Roman" w:cs="Times New Roman"/>
+                <w:sz w:val="14"/>
+                <w:szCs w:val="14"/>
+              </w:rPr>
+              <w:t xml:space="preserve">Quick </w:t>
+            </w:r>
+            <w:proofErr w:type="spellStart"/>
+            <w:r>
+              <w:rPr>
+                <w:rFonts w:ascii="Times New Roman" w:hAnsi="Times New Roman" w:cs="Times New Roman"/>
+                <w:sz w:val="14"/>
+                <w:szCs w:val="14"/>
+              </w:rPr>
+              <w:t>Sort</w:t>
+            </w:r>
+            <w:proofErr w:type="spellEnd"/>
+          </w:p>
+        </w:tc>
+        <w:tc>
+          <w:tcPr>
+            <w:tcW w:w="1411" w:type="dxa"/>
+          </w:tcPr>
+          <w:p>
+            <w:pPr>
+              <w:spacing w:line="480" w:lineRule="auto"/>
+              <w:jc w:val="center"/>
+              <w:rPr>
+                <w:rFonts w:ascii="Times New Roman" w:hAnsi="Times New Roman" w:cs="Times New Roman"/>
+                <w:sz w:val="14"/>
+                <w:szCs w:val="14"/>
+              </w:rPr>
+            </w:pPr>
+            <w:r>
+              <w:rPr>
+                <w:rFonts w:ascii="Times New Roman" w:hAnsi="Times New Roman" w:cs="Times New Roman"/>
+                <w:sz w:val="14"/>
+                <w:szCs w:val="14"/>
+              </w:rPr>
+              <w:t xml:space="preserve">0.247000 </w:t>
+            </w:r>
+            <w:proofErr w:type="spellStart"/>
+            <w:r>
+              <w:rPr>
+                <w:rFonts w:ascii="Times New Roman" w:hAnsi="Times New Roman" w:cs="Times New Roman"/>
+                <w:sz w:val="14"/>
+                <w:szCs w:val="14"/>
+              </w:rPr>
+              <w:t>seconds</w:t>
+            </w:r>
+            <w:proofErr w:type="spellEnd"/>
+          </w:p>
+        </w:tc>
+        <w:tc>
+          <w:tcPr>
+            <w:tcW w:w="1854" w:type="dxa"/>
+          </w:tcPr>
+          <w:p>
+            <w:pPr>
+              <w:spacing w:line="480" w:lineRule="auto"/>
+              <w:jc w:val="center"/>
+              <w:rPr>
+                <w:rFonts w:ascii="Times New Roman" w:hAnsi="Times New Roman" w:cs="Times New Roman"/>
+                <w:sz w:val="14"/>
+                <w:szCs w:val="14"/>
+              </w:rPr>
+            </w:pPr>
+            <w:r>
+              <w:rPr>
+                <w:rFonts w:ascii="Times New Roman" w:hAnsi="Times New Roman" w:cs="Times New Roman"/>
+                <w:sz w:val="14"/>
+                <w:szCs w:val="14"/>
+              </w:rPr>
+              <w:t xml:space="preserve">0.258000 </w:t>
+            </w:r>
+            <w:proofErr w:type="spellStart"/>
+            <w:r>
+              <w:rPr>
+                <w:rFonts w:ascii="Times New Roman" w:hAnsi="Times New Roman" w:cs="Times New Roman"/>
+                <w:sz w:val="14"/>
+                <w:szCs w:val="14"/>
+              </w:rPr>
+              <w:t>seconds</w:t>
+            </w:r>
+            <w:proofErr w:type="spellEnd"/>
+          </w:p>
+        </w:tc>
+        <w:tc>
+          <w:tcPr>
+            <w:tcW w:w="1559" w:type="dxa"/>
+          </w:tcPr>
+          <w:p>
+            <w:pPr>
+              <w:spacing w:line="480" w:lineRule="auto"/>
+              <w:jc w:val="center"/>
+              <w:rPr>
+                <w:rFonts w:ascii="Times New Roman" w:hAnsi="Times New Roman" w:cs="Times New Roman"/>
+                <w:sz w:val="14"/>
+                <w:szCs w:val="14"/>
+              </w:rPr>
+            </w:pPr>
+            <w:r>
+              <w:rPr>
+                <w:rFonts w:ascii="Times New Roman" w:hAnsi="Times New Roman" w:cs="Times New Roman"/>
+                <w:sz w:val="14"/>
+                <w:szCs w:val="14"/>
+              </w:rPr>
+              <w:t xml:space="preserve">0.898333 </w:t>
+            </w:r>
+            <w:proofErr w:type="spellStart"/>
+            <w:r>
+              <w:rPr>
+                <w:rFonts w:ascii="Times New Roman" w:hAnsi="Times New Roman" w:cs="Times New Roman"/>
+                <w:sz w:val="14"/>
+                <w:szCs w:val="14"/>
+              </w:rPr>
+              <w:t>seconds</w:t>
+            </w:r>
+            <w:proofErr w:type="spellEnd"/>
+          </w:p>
+        </w:tc>
+        <w:tc>
+          <w:tcPr>
+            <w:tcW w:w="1276" w:type="dxa"/>
+          </w:tcPr>
+          <w:p>
+            <w:pPr>
+              <w:spacing w:line="480" w:lineRule="auto"/>
+              <w:jc w:val="center"/>
+              <w:rPr>
+                <w:rFonts w:ascii="Times New Roman" w:hAnsi="Times New Roman" w:cs="Times New Roman"/>
+                <w:sz w:val="14"/>
+                <w:szCs w:val="14"/>
+              </w:rPr>
+            </w:pPr>
+            <w:r>
+              <w:rPr>
+                <w:rFonts w:ascii="Times New Roman" w:hAnsi="Times New Roman" w:cs="Times New Roman"/>
+                <w:sz w:val="14"/>
+                <w:szCs w:val="14"/>
+              </w:rPr>
+              <w:t>31.225 s</w:t>
+            </w:r>
+          </w:p>
+        </w:tc>
+        <w:tc>
+          <w:tcPr>
+            <w:tcW w:w="1842" w:type="dxa"/>
+          </w:tcPr>
+          <w:p>
+            <w:pPr>
+              <w:spacing w:line="480" w:lineRule="auto"/>
+              <w:jc w:val="center"/>
+              <w:rPr>
+                <w:rFonts w:ascii="Times New Roman" w:hAnsi="Times New Roman" w:cs="Times New Roman"/>
+                <w:sz w:val="14"/>
+                <w:szCs w:val="14"/>
+              </w:rPr>
+            </w:pPr>
+            <w:proofErr w:type="spellStart"/>
+            <w:r>
+              <w:rPr>
+                <w:rFonts w:ascii="Times New Roman" w:hAnsi="Times New Roman" w:cs="Times New Roman"/>
+                <w:sz w:val="14"/>
+                <w:szCs w:val="14"/>
+              </w:rPr>
+              <w:t>in-</w:t>
+            </w:r>
+            <w:proofErr w:type="gramStart"/>
+            <w:r>
+              <w:rPr>
+                <w:rFonts w:ascii="Times New Roman" w:hAnsi="Times New Roman" w:cs="Times New Roman"/>
+                <w:sz w:val="14"/>
+                <w:szCs w:val="14"/>
+              </w:rPr>
+              <w:t>place</w:t>
+            </w:r>
+            <w:proofErr w:type="spellEnd"/>
+            <w:r>
+              <w:rPr>
+                <w:rFonts w:ascii="Times New Roman" w:hAnsi="Times New Roman" w:cs="Times New Roman"/>
+                <w:sz w:val="14"/>
+                <w:szCs w:val="14"/>
+              </w:rPr>
+              <w:t>(</w:t>
+            </w:r>
+            <w:proofErr w:type="gramEnd"/>
+            <w:r>
+              <w:rPr>
+                <w:rFonts w:ascii="Times New Roman" w:hAnsi="Times New Roman" w:cs="Times New Roman"/>
+                <w:sz w:val="14"/>
+                <w:szCs w:val="14"/>
+              </w:rPr>
+              <w:t xml:space="preserve">Sem vetor </w:t>
+            </w:r>
+            <w:proofErr w:type="spellStart"/>
+            <w:r>
+              <w:rPr>
+                <w:rFonts w:ascii="Times New Roman" w:hAnsi="Times New Roman" w:cs="Times New Roman"/>
+                <w:sz w:val="14"/>
+                <w:szCs w:val="14"/>
+              </w:rPr>
+              <w:t>aux</w:t>
+            </w:r>
+            <w:proofErr w:type="spellEnd"/>
+            <w:r>
+              <w:rPr>
+                <w:rFonts w:ascii="Times New Roman" w:hAnsi="Times New Roman" w:cs="Times New Roman"/>
+                <w:sz w:val="14"/>
+                <w:szCs w:val="14"/>
+              </w:rPr>
+              <w:t xml:space="preserve"> memoria muito pequena</w:t>
+            </w:r>
+            <w:r>
+              <w:rPr>
+                <w:rFonts w:ascii="Times New Roman" w:hAnsi="Times New Roman" w:cs="Times New Roman"/>
+                <w:sz w:val="14"/>
+                <w:szCs w:val="14"/>
+              </w:rPr>
+              <w:t>)</w:t>
+            </w:r>
+          </w:p>
+        </w:tc>
+      </w:tr>
+      <w:tr>
+        <w:tc>
+          <w:tcPr>
+            <w:tcW w:w="1125" w:type="dxa"/>
+          </w:tcPr>
+          <w:p>
+            <w:pPr>
+              <w:spacing w:line="480" w:lineRule="auto"/>
+              <w:jc w:val="center"/>
+              <w:rPr>
+                <w:rFonts w:ascii="Times New Roman" w:hAnsi="Times New Roman" w:cs="Times New Roman"/>
+                <w:sz w:val="14"/>
+                <w:szCs w:val="14"/>
+              </w:rPr>
+            </w:pPr>
+            <w:proofErr w:type="spellStart"/>
+            <w:r>
+              <w:rPr>
+                <w:rFonts w:ascii="Times New Roman" w:hAnsi="Times New Roman" w:cs="Times New Roman"/>
+                <w:sz w:val="14"/>
+                <w:szCs w:val="14"/>
+              </w:rPr>
+              <w:t>Selection</w:t>
+            </w:r>
+            <w:proofErr w:type="spellEnd"/>
+            <w:r>
+              <w:rPr>
+                <w:rFonts w:ascii="Times New Roman" w:hAnsi="Times New Roman" w:cs="Times New Roman"/>
+                <w:sz w:val="14"/>
+                <w:szCs w:val="14"/>
+              </w:rPr>
+              <w:t xml:space="preserve"> </w:t>
+            </w:r>
+            <w:proofErr w:type="spellStart"/>
+            <w:r>
+              <w:rPr>
+                <w:rFonts w:ascii="Times New Roman" w:hAnsi="Times New Roman" w:cs="Times New Roman"/>
+                <w:sz w:val="14"/>
+                <w:szCs w:val="14"/>
+              </w:rPr>
+              <w:t>Sort</w:t>
+            </w:r>
+            <w:proofErr w:type="spellEnd"/>
+          </w:p>
+        </w:tc>
+        <w:tc>
+          <w:tcPr>
+            <w:tcW w:w="1411" w:type="dxa"/>
+          </w:tcPr>
+          <w:p>
+            <w:pPr>
+              <w:spacing w:line="480" w:lineRule="auto"/>
+              <w:jc w:val="center"/>
+              <w:rPr>
+                <w:rFonts w:ascii="Times New Roman" w:hAnsi="Times New Roman" w:cs="Times New Roman"/>
+                <w:sz w:val="14"/>
+                <w:szCs w:val="14"/>
+              </w:rPr>
+            </w:pPr>
+            <w:r>
+              <w:rPr>
+                <w:rFonts w:ascii="Times New Roman" w:hAnsi="Times New Roman" w:cs="Times New Roman"/>
+                <w:sz w:val="14"/>
+                <w:szCs w:val="14"/>
+              </w:rPr>
+              <w:t xml:space="preserve">176.061000 </w:t>
+            </w:r>
+            <w:proofErr w:type="spellStart"/>
+            <w:r>
+              <w:rPr>
+                <w:rFonts w:ascii="Times New Roman" w:hAnsi="Times New Roman" w:cs="Times New Roman"/>
+                <w:sz w:val="14"/>
+                <w:szCs w:val="14"/>
+              </w:rPr>
+              <w:t>seconds</w:t>
+            </w:r>
+            <w:proofErr w:type="spellEnd"/>
+            <w:r>
+              <w:rPr>
+                <w:rFonts w:ascii="Times New Roman" w:hAnsi="Times New Roman" w:cs="Times New Roman"/>
+                <w:sz w:val="14"/>
+                <w:szCs w:val="14"/>
+              </w:rPr>
+              <w:t xml:space="preserve"> (Parou em 400000)</w:t>
+            </w:r>
+          </w:p>
+        </w:tc>
+        <w:tc>
+          <w:tcPr>
+            <w:tcW w:w="1854" w:type="dxa"/>
+          </w:tcPr>
+          <w:p>
+            <w:pPr>
+              <w:spacing w:line="480" w:lineRule="auto"/>
+              <w:jc w:val="center"/>
+              <w:rPr>
+                <w:rFonts w:ascii="Times New Roman" w:hAnsi="Times New Roman" w:cs="Times New Roman"/>
+                <w:sz w:val="14"/>
+                <w:szCs w:val="14"/>
+              </w:rPr>
+            </w:pPr>
+            <w:r>
+              <w:rPr>
+                <w:rFonts w:ascii="Times New Roman" w:hAnsi="Times New Roman" w:cs="Times New Roman"/>
+                <w:sz w:val="14"/>
+                <w:szCs w:val="14"/>
+              </w:rPr>
+              <w:t>Não concluiu</w:t>
+            </w:r>
+          </w:p>
+        </w:tc>
+        <w:tc>
+          <w:tcPr>
+            <w:tcW w:w="1559" w:type="dxa"/>
+          </w:tcPr>
+          <w:p>
+            <w:pPr>
+              <w:spacing w:line="480" w:lineRule="auto"/>
+              <w:jc w:val="center"/>
+              <w:rPr>
+                <w:rFonts w:ascii="Times New Roman" w:hAnsi="Times New Roman" w:cs="Times New Roman"/>
+                <w:sz w:val="14"/>
+                <w:szCs w:val="14"/>
+              </w:rPr>
+            </w:pPr>
+            <w:r>
+              <w:rPr>
+                <w:rFonts w:ascii="Times New Roman" w:hAnsi="Times New Roman" w:cs="Times New Roman"/>
+                <w:sz w:val="14"/>
+                <w:szCs w:val="14"/>
+              </w:rPr>
+              <w:t>Não concluiu</w:t>
+            </w:r>
+          </w:p>
+        </w:tc>
+        <w:tc>
+          <w:tcPr>
+            <w:tcW w:w="1276" w:type="dxa"/>
+          </w:tcPr>
+          <w:p>
+            <w:pPr>
+              <w:spacing w:line="480" w:lineRule="auto"/>
+              <w:jc w:val="center"/>
+              <w:rPr>
+                <w:rFonts w:ascii="Times New Roman" w:hAnsi="Times New Roman" w:cs="Times New Roman"/>
+                <w:sz w:val="14"/>
+                <w:szCs w:val="14"/>
+              </w:rPr>
+            </w:pPr>
+            <w:r>
+              <w:rPr>
+                <w:rFonts w:ascii="Times New Roman" w:hAnsi="Times New Roman" w:cs="Times New Roman"/>
+                <w:sz w:val="14"/>
+                <w:szCs w:val="14"/>
+              </w:rPr>
+              <w:t>Não concluiu</w:t>
+            </w:r>
+          </w:p>
+        </w:tc>
+        <w:tc>
+          <w:tcPr>
+            <w:tcW w:w="1842" w:type="dxa"/>
+          </w:tcPr>
+          <w:p>
+            <w:pPr>
+              <w:spacing w:line="480" w:lineRule="auto"/>
+              <w:jc w:val="center"/>
+              <w:rPr>
+                <w:rFonts w:ascii="Times New Roman" w:hAnsi="Times New Roman" w:cs="Times New Roman"/>
+                <w:sz w:val="14"/>
+                <w:szCs w:val="14"/>
+              </w:rPr>
+            </w:pPr>
+            <w:proofErr w:type="spellStart"/>
+            <w:r>
+              <w:rPr>
+                <w:rFonts w:ascii="Times New Roman" w:hAnsi="Times New Roman" w:cs="Times New Roman"/>
+                <w:sz w:val="14"/>
+                <w:szCs w:val="14"/>
+              </w:rPr>
+              <w:t>in-</w:t>
+            </w:r>
+            <w:proofErr w:type="gramStart"/>
+            <w:r>
+              <w:rPr>
+                <w:rFonts w:ascii="Times New Roman" w:hAnsi="Times New Roman" w:cs="Times New Roman"/>
+                <w:sz w:val="14"/>
+                <w:szCs w:val="14"/>
+              </w:rPr>
+              <w:t>place</w:t>
+            </w:r>
+            <w:proofErr w:type="spellEnd"/>
+            <w:r>
+              <w:rPr>
+                <w:rFonts w:ascii="Times New Roman" w:hAnsi="Times New Roman" w:cs="Times New Roman"/>
+                <w:sz w:val="14"/>
+                <w:szCs w:val="14"/>
+              </w:rPr>
+              <w:t>(</w:t>
+            </w:r>
+            <w:proofErr w:type="gramEnd"/>
+            <w:r>
+              <w:rPr>
+                <w:rFonts w:ascii="Times New Roman" w:hAnsi="Times New Roman" w:cs="Times New Roman"/>
+                <w:sz w:val="14"/>
+                <w:szCs w:val="14"/>
+              </w:rPr>
+              <w:t xml:space="preserve">Sem vetor </w:t>
+            </w:r>
+            <w:proofErr w:type="spellStart"/>
+            <w:r>
+              <w:rPr>
+                <w:rFonts w:ascii="Times New Roman" w:hAnsi="Times New Roman" w:cs="Times New Roman"/>
+                <w:sz w:val="14"/>
+                <w:szCs w:val="14"/>
+              </w:rPr>
+              <w:t>aux</w:t>
+            </w:r>
+            <w:proofErr w:type="spellEnd"/>
+            <w:r>
+              <w:rPr>
+                <w:rFonts w:ascii="Times New Roman" w:hAnsi="Times New Roman" w:cs="Times New Roman"/>
+                <w:sz w:val="14"/>
+                <w:szCs w:val="14"/>
+              </w:rPr>
+              <w:t xml:space="preserve"> memoria muito pequena</w:t>
+            </w:r>
+            <w:r>
+              <w:rPr>
+                <w:rFonts w:ascii="Times New Roman" w:hAnsi="Times New Roman" w:cs="Times New Roman"/>
+                <w:sz w:val="14"/>
+                <w:szCs w:val="14"/>
+              </w:rPr>
+              <w:t>)</w:t>
+            </w:r>
+          </w:p>
+        </w:tc>
+      </w:tr>
+    </w:tbl>
+    <w:p>
+      <w:pPr>
+        <w:spacing w:line="480" w:lineRule="auto"/>
+        <w:jc w:val="both"/>
+        <w:rPr>
+          <w:rFonts w:ascii="Times New Roman" w:hAnsi="Times New Roman" w:cs="Times New Roman"/>
+        </w:rPr>
+      </w:pPr>
+    </w:p>
+    <w:p>
+      <w:pPr>
+        <w:spacing w:line="480" w:lineRule="auto"/>
+        <w:jc w:val="both"/>
+        <w:rPr>
+          <w:rFonts w:ascii="Times New Roman" w:hAnsi="Times New Roman" w:cs="Times New Roman"/>
+        </w:rPr>
+      </w:pPr>
+      <w:r>
+        <w:rPr>
+          <w:rFonts w:ascii="Times New Roman" w:hAnsi="Times New Roman" w:cs="Times New Roman"/>
+          <w:b/>
+          <w:bCs/>
+        </w:rPr>
+        <w:t>Resultado</w:t>
+      </w:r>
+      <w:r>
+        <w:rPr>
+          <w:rFonts w:ascii="Times New Roman" w:eastAsia="Times New Roman" w:hAnsi="Times New Roman" w:cs="Times New Roman"/>
+          <w:kern w:val="0"/>
+          <w:lang w:eastAsia="pt-BR"/>
+          <w14:ligatures w14:val="none"/>
+        </w:rPr>
+        <w:t>:</w:t>
+      </w:r>
+      <w:r>
+        <w:rPr>
+          <w:rFonts w:ascii="Times New Roman" w:eastAsia="Times New Roman" w:hAnsi="Times New Roman" w:cs="Times New Roman"/>
+          <w:kern w:val="0"/>
+          <w:lang w:eastAsia="pt-BR"/>
+          <w14:ligatures w14:val="none"/>
+        </w:rPr>
+        <w:t xml:space="preserve"> </w:t>
+      </w:r>
+      <w:r>
+        <w:rPr>
+          <w:rFonts w:ascii="Times New Roman" w:hAnsi="Times New Roman" w:cs="Times New Roman"/>
+        </w:rPr>
+        <w:t xml:space="preserve">O </w:t>
+      </w:r>
+      <w:proofErr w:type="spellStart"/>
+      <w:r>
+        <w:rPr>
+          <w:rFonts w:ascii="Times New Roman" w:hAnsi="Times New Roman" w:cs="Times New Roman"/>
+        </w:rPr>
+        <w:t>Counting</w:t>
+      </w:r>
+      <w:proofErr w:type="spellEnd"/>
+      <w:r>
+        <w:rPr>
+          <w:rFonts w:ascii="Times New Roman" w:hAnsi="Times New Roman" w:cs="Times New Roman"/>
+        </w:rPr>
+        <w:t xml:space="preserve"> </w:t>
+      </w:r>
+      <w:proofErr w:type="spellStart"/>
+      <w:r>
+        <w:rPr>
+          <w:rFonts w:ascii="Times New Roman" w:hAnsi="Times New Roman" w:cs="Times New Roman"/>
+        </w:rPr>
+        <w:t>Sort</w:t>
+      </w:r>
+      <w:proofErr w:type="spellEnd"/>
+      <w:r>
+        <w:rPr>
+          <w:rFonts w:ascii="Times New Roman" w:hAnsi="Times New Roman" w:cs="Times New Roman"/>
+        </w:rPr>
+        <w:t xml:space="preserve"> foi mais rápido porque, para números inteiros dentro de um intervalo definido, ele simplesmente conta e posiciona os valores em tempo linear. Já o </w:t>
+      </w:r>
+      <w:proofErr w:type="spellStart"/>
+      <w:r>
+        <w:rPr>
+          <w:rFonts w:ascii="Times New Roman" w:hAnsi="Times New Roman" w:cs="Times New Roman"/>
+        </w:rPr>
+        <w:t>Quicksort</w:t>
+      </w:r>
+      <w:proofErr w:type="spellEnd"/>
+      <w:r>
+        <w:rPr>
+          <w:rFonts w:ascii="Times New Roman" w:hAnsi="Times New Roman" w:cs="Times New Roman"/>
+        </w:rPr>
+        <w:t xml:space="preserve"> leva mais tempo por causa das comparações e das chamadas recursivas. No entanto, o </w:t>
+      </w:r>
+      <w:proofErr w:type="spellStart"/>
+      <w:r>
+        <w:rPr>
+          <w:rFonts w:ascii="Times New Roman" w:hAnsi="Times New Roman" w:cs="Times New Roman"/>
+        </w:rPr>
+        <w:t>Counting</w:t>
+      </w:r>
+      <w:proofErr w:type="spellEnd"/>
+      <w:r>
+        <w:rPr>
+          <w:rFonts w:ascii="Times New Roman" w:hAnsi="Times New Roman" w:cs="Times New Roman"/>
+        </w:rPr>
+        <w:t xml:space="preserve"> </w:t>
+      </w:r>
+      <w:proofErr w:type="spellStart"/>
+      <w:r>
+        <w:rPr>
+          <w:rFonts w:ascii="Times New Roman" w:hAnsi="Times New Roman" w:cs="Times New Roman"/>
+        </w:rPr>
+        <w:t>Sort</w:t>
+      </w:r>
+      <w:proofErr w:type="spellEnd"/>
+      <w:r>
+        <w:rPr>
+          <w:rFonts w:ascii="Times New Roman" w:hAnsi="Times New Roman" w:cs="Times New Roman"/>
+        </w:rPr>
+        <w:t xml:space="preserve"> tem um ponto bastante negativo: o alto consumo de memória, já que precisa alocar um vetor auxiliar proporcional ao intervalo dos dados.</w:t>
+      </w:r>
+    </w:p>
+    <w:p>
+      <w:pPr>
+        <w:spacing w:line="480" w:lineRule="auto"/>
+        <w:jc w:val="both"/>
+        <w:rPr>
+          <w:rFonts w:ascii="Times New Roman" w:hAnsi="Times New Roman" w:cs="Times New Roman"/>
+        </w:rPr>
+      </w:pPr>
+      <w:r>
+        <w:rPr>
+          <w:rFonts w:ascii="Times New Roman" w:hAnsi="Times New Roman" w:cs="Times New Roman"/>
+        </w:rPr>
+        <w:t xml:space="preserve">O </w:t>
+      </w:r>
+      <w:proofErr w:type="spellStart"/>
+      <w:r>
+        <w:rPr>
+          <w:rFonts w:ascii="Times New Roman" w:hAnsi="Times New Roman" w:cs="Times New Roman"/>
+        </w:rPr>
+        <w:t>Selection</w:t>
+      </w:r>
+      <w:proofErr w:type="spellEnd"/>
+      <w:r>
+        <w:rPr>
+          <w:rFonts w:ascii="Times New Roman" w:hAnsi="Times New Roman" w:cs="Times New Roman"/>
+        </w:rPr>
+        <w:t xml:space="preserve"> </w:t>
+      </w:r>
+      <w:proofErr w:type="spellStart"/>
+      <w:r>
+        <w:rPr>
+          <w:rFonts w:ascii="Times New Roman" w:hAnsi="Times New Roman" w:cs="Times New Roman"/>
+        </w:rPr>
+        <w:t>Sort</w:t>
+      </w:r>
+      <w:proofErr w:type="spellEnd"/>
+      <w:r>
+        <w:rPr>
+          <w:rFonts w:ascii="Times New Roman" w:hAnsi="Times New Roman" w:cs="Times New Roman"/>
+        </w:rPr>
+        <w:t>, por sua vez, é simples, mas muito ineficiente para grandes volumes. Ele faz muitas comparações repetidas, o que o torna inviável para trabalhar com milhões de elementos.</w:t>
+      </w:r>
+    </w:p>
+    <w:p>
+      <w:pPr>
+        <w:spacing w:line="480" w:lineRule="auto"/>
+        <w:jc w:val="both"/>
+        <w:rPr>
+          <w:rFonts w:ascii="Times New Roman" w:hAnsi="Times New Roman" w:cs="Times New Roman"/>
+        </w:rPr>
+      </w:pPr>
+      <w:r>
+        <w:rPr>
+          <w:rFonts w:ascii="Times New Roman" w:hAnsi="Times New Roman" w:cs="Times New Roman"/>
+        </w:rPr>
+        <w:t xml:space="preserve">Se os valores fossem maiores e tivessem casas decimais, o </w:t>
+      </w:r>
+      <w:proofErr w:type="spellStart"/>
+      <w:r>
+        <w:rPr>
+          <w:rFonts w:ascii="Times New Roman" w:hAnsi="Times New Roman" w:cs="Times New Roman"/>
+        </w:rPr>
+        <w:t>Quicksort</w:t>
+      </w:r>
+      <w:proofErr w:type="spellEnd"/>
+      <w:r>
+        <w:rPr>
+          <w:rFonts w:ascii="Times New Roman" w:hAnsi="Times New Roman" w:cs="Times New Roman"/>
+        </w:rPr>
+        <w:t xml:space="preserve"> levaria vantagem, pois o </w:t>
+      </w:r>
+      <w:proofErr w:type="spellStart"/>
+      <w:r>
+        <w:rPr>
+          <w:rFonts w:ascii="Times New Roman" w:hAnsi="Times New Roman" w:cs="Times New Roman"/>
+        </w:rPr>
+        <w:t>Counting</w:t>
+      </w:r>
+      <w:proofErr w:type="spellEnd"/>
+      <w:r>
+        <w:rPr>
+          <w:rFonts w:ascii="Times New Roman" w:hAnsi="Times New Roman" w:cs="Times New Roman"/>
+        </w:rPr>
+        <w:t xml:space="preserve"> </w:t>
+      </w:r>
+      <w:proofErr w:type="spellStart"/>
+      <w:r>
+        <w:rPr>
+          <w:rFonts w:ascii="Times New Roman" w:hAnsi="Times New Roman" w:cs="Times New Roman"/>
+        </w:rPr>
+        <w:t>Sort</w:t>
+      </w:r>
+      <w:proofErr w:type="spellEnd"/>
+      <w:r>
+        <w:rPr>
+          <w:rFonts w:ascii="Times New Roman" w:hAnsi="Times New Roman" w:cs="Times New Roman"/>
+        </w:rPr>
+        <w:t xml:space="preserve"> não consegue processar números com casas decimais diretamente e exige ainda mais memória para adaptar esses dados ao seu formato. Além disso, a memória necessária para o vetor auxiliar e para a ordenação em si torna o </w:t>
+      </w:r>
+      <w:proofErr w:type="spellStart"/>
+      <w:r>
+        <w:rPr>
+          <w:rFonts w:ascii="Times New Roman" w:hAnsi="Times New Roman" w:cs="Times New Roman"/>
+        </w:rPr>
+        <w:t>Counting</w:t>
+      </w:r>
+      <w:proofErr w:type="spellEnd"/>
+      <w:r>
+        <w:rPr>
+          <w:rFonts w:ascii="Times New Roman" w:hAnsi="Times New Roman" w:cs="Times New Roman"/>
+        </w:rPr>
+        <w:t xml:space="preserve"> </w:t>
+      </w:r>
+      <w:proofErr w:type="spellStart"/>
+      <w:r>
+        <w:rPr>
+          <w:rFonts w:ascii="Times New Roman" w:hAnsi="Times New Roman" w:cs="Times New Roman"/>
+        </w:rPr>
+        <w:t>Sort</w:t>
+      </w:r>
+      <w:proofErr w:type="spellEnd"/>
+      <w:r>
+        <w:rPr>
+          <w:rFonts w:ascii="Times New Roman" w:hAnsi="Times New Roman" w:cs="Times New Roman"/>
+        </w:rPr>
+        <w:t xml:space="preserve"> impraticável em certos cenários.</w:t>
+      </w:r>
+    </w:p>
+    <w:p>
+      <w:pPr>
+        <w:spacing w:line="480" w:lineRule="auto"/>
+        <w:jc w:val="both"/>
+        <w:rPr>
+          <w:rFonts w:ascii="Times New Roman" w:hAnsi="Times New Roman" w:cs="Times New Roman"/>
+        </w:rPr>
+      </w:pPr>
+      <w:r>
+        <w:rPr>
+          <w:rFonts w:ascii="Times New Roman" w:hAnsi="Times New Roman" w:cs="Times New Roman"/>
+        </w:rPr>
+        <w:lastRenderedPageBreak/>
+        <w:t>Execução de 1000 até 4000000 números inteiros</w:t>
+      </w:r>
+    </w:p>
+    <w:p>
+      <w:pPr>
+        <w:spacing w:line="480" w:lineRule="auto"/>
+        <w:jc w:val="both"/>
+        <w:rPr>
+          <w:rFonts w:ascii="Times New Roman" w:hAnsi="Times New Roman" w:cs="Times New Roman"/>
+        </w:rPr>
+      </w:pPr>
+      <w:r>
+        <w:rPr>
+          <w:rFonts w:ascii="Times New Roman" w:hAnsi="Times New Roman" w:cs="Times New Roman"/>
+        </w:rPr>
+        <w:t>Tempo de execução</w:t>
+      </w:r>
+      <w:r>
+        <w:rPr>
+          <w:rFonts w:ascii="Times New Roman" w:hAnsi="Times New Roman" w:cs="Times New Roman"/>
+        </w:rPr>
+        <w:t xml:space="preserve">                                                      Memória em MB usada</w:t>
+      </w:r>
+    </w:p>
+    <w:p>
+      <w:pPr>
+        <w:spacing w:line="480" w:lineRule="auto"/>
+        <w:jc w:val="both"/>
         <w:rPr>
           <w:rFonts w:ascii="Times New Roman" w:hAnsi="Times New Roman" w:cs="Times New Roman"/>
         </w:rPr>
@@ -3414,10 +5438,10 @@
           <w:noProof/>
         </w:rPr>
         <w:drawing>
-          <wp:inline distT="0" distB="0" distL="0" distR="0" wp14:anchorId="1153B9E4" wp14:editId="79D4D8A3">
-            <wp:extent cx="4991100" cy="2006532"/>
-            <wp:effectExtent l="0" t="0" r="0" b="0"/>
-            <wp:docPr id="511493796" name="Imagem 6" descr="Texto, Aplicativo&#10;&#10;O conteúdo gerado por IA pode estar incorreto."/>
+          <wp:inline distT="0" distB="0" distL="0" distR="0" wp14:anchorId="346F4FFD" wp14:editId="79756436">
+            <wp:extent cx="2819400" cy="1744555"/>
+            <wp:effectExtent l="0" t="0" r="0" b="8255"/>
+            <wp:docPr id="431355986" name="Imagem 1" descr="Gráfico, Gráfico de linhas&#10;&#10;O conteúdo gerado por IA pode estar incorreto."/>
             <wp:cNvGraphicFramePr>
               <a:graphicFrameLocks xmlns:a="http://schemas.openxmlformats.org/drawingml/2006/main" noChangeAspect="1"/>
             </wp:cNvGraphicFramePr>
@@ -3425,7 +5449,7 @@
               <a:graphicData uri="http://schemas.openxmlformats.org/drawingml/2006/picture">
                 <pic:pic xmlns:pic="http://schemas.openxmlformats.org/drawingml/2006/picture">
                   <pic:nvPicPr>
-                    <pic:cNvPr id="511493796" name="Imagem 6" descr="Texto, Aplicativo&#10;&#10;O conteúdo gerado por IA pode estar incorreto."/>
+                    <pic:cNvPr id="431355986" name="Imagem 1" descr="Gráfico, Gráfico de linhas&#10;&#10;O conteúdo gerado por IA pode estar incorreto."/>
                     <pic:cNvPicPr/>
                   </pic:nvPicPr>
                   <pic:blipFill>
@@ -3443,7 +5467,7 @@
                   <pic:spPr>
                     <a:xfrm>
                       <a:off x="0" y="0"/>
-                      <a:ext cx="5071054" cy="2038675"/>
+                      <a:ext cx="2838967" cy="1756662"/>
                     </a:xfrm>
                     <a:prstGeom prst="rect">
                       <a:avLst/>
@@ -3455,1019 +5479,16 @@
           </wp:inline>
         </w:drawing>
       </w:r>
-    </w:p>
-    <w:p>
-      <w:pPr>
-        <w:spacing w:line="480" w:lineRule="auto"/>
-        <w:jc w:val="both"/>
-        <w:rPr>
-          <w:rFonts w:ascii="Times New Roman" w:hAnsi="Times New Roman" w:cs="Times New Roman"/>
-        </w:rPr>
-      </w:pPr>
-      <w:r>
-        <w:rPr>
-          <w:rFonts w:ascii="Times New Roman" w:hAnsi="Times New Roman" w:cs="Times New Roman"/>
-          <w:b/>
-          <w:bCs/>
-        </w:rPr>
-        <w:lastRenderedPageBreak/>
-        <w:t>Terceiro passo:</w:t>
-      </w:r>
-      <w:r>
-        <w:rPr>
-          <w:rFonts w:ascii="Times New Roman" w:hAnsi="Times New Roman" w:cs="Times New Roman"/>
-        </w:rPr>
-        <w:t xml:space="preserve"> vamos calcular a frequência que cada número aparece no vetor. Cada vez que um número aparecer, somamos mais 1 no índice correspondente. Caso o número apareça</w:t>
-      </w:r>
-      <w:r>
-        <w:rPr>
-          <w:rFonts w:ascii="Times New Roman" w:hAnsi="Times New Roman" w:cs="Times New Roman"/>
-        </w:rPr>
-        <w:t xml:space="preserve"> </w:t>
-      </w:r>
-      <w:r>
-        <w:rPr>
-          <w:rFonts w:ascii="Times New Roman" w:hAnsi="Times New Roman" w:cs="Times New Roman"/>
-        </w:rPr>
-        <w:t>3 vezes, no índice correspondente a ele vai estar 3.</w:t>
-      </w:r>
-    </w:p>
-    <w:p>
-      <w:pPr>
-        <w:spacing w:line="480" w:lineRule="auto"/>
-        <w:jc w:val="both"/>
-        <w:rPr>
-          <w:rFonts w:ascii="Times New Roman" w:hAnsi="Times New Roman" w:cs="Times New Roman"/>
-        </w:rPr>
-      </w:pPr>
-      <w:r>
-        <w:rPr>
-          <w:rFonts w:ascii="Times New Roman" w:hAnsi="Times New Roman" w:cs="Times New Roman"/>
-        </w:rPr>
-        <w:t>Fazemos isso dessa forma:</w:t>
-      </w:r>
-    </w:p>
-    <w:p>
-      <w:pPr>
-        <w:spacing w:line="480" w:lineRule="auto"/>
-        <w:jc w:val="both"/>
-        <w:rPr>
-          <w:rFonts w:ascii="Times New Roman" w:hAnsi="Times New Roman" w:cs="Times New Roman"/>
-          <w:b/>
-          <w:bCs/>
-        </w:rPr>
-      </w:pPr>
-      <w:r>
-        <w:rPr>
-          <w:rFonts w:ascii="Times New Roman" w:hAnsi="Times New Roman" w:cs="Times New Roman"/>
-          <w:b/>
-          <w:bCs/>
-        </w:rPr>
-        <w:t>for (</w:t>
-      </w:r>
-      <w:proofErr w:type="spellStart"/>
-      <w:r>
-        <w:rPr>
-          <w:rFonts w:ascii="Times New Roman" w:hAnsi="Times New Roman" w:cs="Times New Roman"/>
-          <w:b/>
-          <w:bCs/>
-        </w:rPr>
-        <w:t>int</w:t>
-      </w:r>
-      <w:proofErr w:type="spellEnd"/>
-      <w:r>
-        <w:rPr>
-          <w:rFonts w:ascii="Times New Roman" w:hAnsi="Times New Roman" w:cs="Times New Roman"/>
-          <w:b/>
-          <w:bCs/>
-        </w:rPr>
-        <w:t xml:space="preserve"> i = 0; i &lt; </w:t>
-      </w:r>
-      <w:proofErr w:type="spellStart"/>
-      <w:r>
-        <w:rPr>
-          <w:rFonts w:ascii="Times New Roman" w:hAnsi="Times New Roman" w:cs="Times New Roman"/>
-          <w:b/>
-          <w:bCs/>
-        </w:rPr>
-        <w:t>arr_size</w:t>
-      </w:r>
-      <w:proofErr w:type="spellEnd"/>
-      <w:r>
-        <w:rPr>
-          <w:rFonts w:ascii="Times New Roman" w:hAnsi="Times New Roman" w:cs="Times New Roman"/>
-          <w:b/>
-          <w:bCs/>
-        </w:rPr>
-        <w:t>; i++) {</w:t>
-      </w:r>
-    </w:p>
-    <w:p>
-      <w:pPr>
-        <w:spacing w:line="480" w:lineRule="auto"/>
-        <w:jc w:val="both"/>
-        <w:rPr>
-          <w:rFonts w:ascii="Times New Roman" w:hAnsi="Times New Roman" w:cs="Times New Roman"/>
-          <w:b/>
-          <w:bCs/>
-        </w:rPr>
-      </w:pPr>
-      <w:r>
-        <w:rPr>
-          <w:rFonts w:ascii="Times New Roman" w:hAnsi="Times New Roman" w:cs="Times New Roman"/>
-          <w:b/>
-          <w:bCs/>
-        </w:rPr>
-        <w:t xml:space="preserve">        </w:t>
-      </w:r>
-      <w:proofErr w:type="spellStart"/>
-      <w:r>
-        <w:rPr>
-          <w:rFonts w:ascii="Times New Roman" w:hAnsi="Times New Roman" w:cs="Times New Roman"/>
-          <w:b/>
-          <w:bCs/>
-        </w:rPr>
-        <w:t>arrC</w:t>
-      </w:r>
-      <w:proofErr w:type="spellEnd"/>
-      <w:r>
-        <w:rPr>
-          <w:rFonts w:ascii="Times New Roman" w:hAnsi="Times New Roman" w:cs="Times New Roman"/>
-          <w:b/>
-          <w:bCs/>
-        </w:rPr>
-        <w:t>[(</w:t>
-      </w:r>
-      <w:proofErr w:type="spellStart"/>
-      <w:r>
-        <w:rPr>
-          <w:rFonts w:ascii="Times New Roman" w:hAnsi="Times New Roman" w:cs="Times New Roman"/>
-          <w:b/>
-          <w:bCs/>
-        </w:rPr>
-        <w:t>long</w:t>
-      </w:r>
-      <w:proofErr w:type="spellEnd"/>
-      <w:r>
-        <w:rPr>
-          <w:rFonts w:ascii="Times New Roman" w:hAnsi="Times New Roman" w:cs="Times New Roman"/>
-          <w:b/>
-          <w:bCs/>
-        </w:rPr>
-        <w:t>)(</w:t>
-      </w:r>
-      <w:proofErr w:type="spellStart"/>
-      <w:r>
-        <w:rPr>
-          <w:rFonts w:ascii="Times New Roman" w:hAnsi="Times New Roman" w:cs="Times New Roman"/>
-          <w:b/>
-          <w:bCs/>
-        </w:rPr>
-        <w:t>arr</w:t>
-      </w:r>
-      <w:proofErr w:type="spellEnd"/>
-      <w:r>
-        <w:rPr>
-          <w:rFonts w:ascii="Times New Roman" w:hAnsi="Times New Roman" w:cs="Times New Roman"/>
-          <w:b/>
-          <w:bCs/>
-        </w:rPr>
-        <w:t>[i] - menor</w:t>
-      </w:r>
-      <w:proofErr w:type="gramStart"/>
-      <w:r>
-        <w:rPr>
-          <w:rFonts w:ascii="Times New Roman" w:hAnsi="Times New Roman" w:cs="Times New Roman"/>
-          <w:b/>
-          <w:bCs/>
-        </w:rPr>
-        <w:t>)]+</w:t>
-      </w:r>
-      <w:proofErr w:type="gramEnd"/>
-      <w:r>
-        <w:rPr>
-          <w:rFonts w:ascii="Times New Roman" w:hAnsi="Times New Roman" w:cs="Times New Roman"/>
-          <w:b/>
-          <w:bCs/>
-        </w:rPr>
-        <w:t>+;</w:t>
-      </w:r>
-    </w:p>
-    <w:p>
-      <w:pPr>
-        <w:spacing w:line="480" w:lineRule="auto"/>
-        <w:jc w:val="both"/>
-        <w:rPr>
-          <w:rFonts w:ascii="Times New Roman" w:hAnsi="Times New Roman" w:cs="Times New Roman"/>
-          <w:b/>
-          <w:bCs/>
-        </w:rPr>
-      </w:pPr>
-      <w:r>
-        <w:rPr>
-          <w:rFonts w:ascii="Times New Roman" w:hAnsi="Times New Roman" w:cs="Times New Roman"/>
-          <w:b/>
-          <w:bCs/>
-        </w:rPr>
-        <w:t xml:space="preserve">    }</w:t>
-      </w:r>
-    </w:p>
-    <w:p>
-      <w:pPr>
-        <w:spacing w:line="480" w:lineRule="auto"/>
-        <w:jc w:val="both"/>
-        <w:rPr>
-          <w:rFonts w:ascii="Times New Roman" w:hAnsi="Times New Roman" w:cs="Times New Roman"/>
-        </w:rPr>
-      </w:pPr>
-      <w:r>
-        <w:rPr>
-          <w:rFonts w:ascii="Times New Roman" w:hAnsi="Times New Roman" w:cs="Times New Roman"/>
-        </w:rPr>
-        <w:t>Exemplo: se aparecer o número 2 no vetor original, e o menor número for 1, então:</w:t>
-      </w:r>
-    </w:p>
-    <w:p>
-      <w:pPr>
-        <w:spacing w:line="480" w:lineRule="auto"/>
-        <w:jc w:val="both"/>
-        <w:rPr>
-          <w:rFonts w:ascii="Times New Roman" w:hAnsi="Times New Roman" w:cs="Times New Roman"/>
-        </w:rPr>
-      </w:pPr>
-      <w:r>
-        <w:rPr>
-          <w:rFonts w:ascii="Times New Roman" w:hAnsi="Times New Roman" w:cs="Times New Roman"/>
-          <w:b/>
-          <w:bCs/>
-        </w:rPr>
-        <w:t>(</w:t>
-      </w:r>
-      <w:proofErr w:type="spellStart"/>
-      <w:r>
-        <w:rPr>
-          <w:rFonts w:ascii="Times New Roman" w:hAnsi="Times New Roman" w:cs="Times New Roman"/>
-          <w:b/>
-          <w:bCs/>
-        </w:rPr>
-        <w:t>arr</w:t>
-      </w:r>
-      <w:proofErr w:type="spellEnd"/>
-      <w:r>
-        <w:rPr>
-          <w:rFonts w:ascii="Times New Roman" w:hAnsi="Times New Roman" w:cs="Times New Roman"/>
-          <w:b/>
-          <w:bCs/>
-        </w:rPr>
-        <w:t xml:space="preserve">[i] - </w:t>
-      </w:r>
-      <w:proofErr w:type="gramStart"/>
-      <w:r>
-        <w:rPr>
-          <w:rFonts w:ascii="Times New Roman" w:hAnsi="Times New Roman" w:cs="Times New Roman"/>
-          <w:b/>
-          <w:bCs/>
-        </w:rPr>
-        <w:t>1)+</w:t>
-      </w:r>
-      <w:proofErr w:type="gramEnd"/>
-      <w:r>
-        <w:rPr>
-          <w:rFonts w:ascii="Times New Roman" w:hAnsi="Times New Roman" w:cs="Times New Roman"/>
-          <w:b/>
-          <w:bCs/>
-        </w:rPr>
-        <w:t>+</w:t>
-      </w:r>
-      <w:r>
-        <w:rPr>
-          <w:rFonts w:ascii="Times New Roman" w:hAnsi="Times New Roman" w:cs="Times New Roman"/>
-        </w:rPr>
-        <w:t xml:space="preserve">   </w:t>
-      </w:r>
-      <w:r>
-        <w:rPr>
-          <w:rFonts w:ascii="Times New Roman" w:hAnsi="Times New Roman" w:cs="Times New Roman"/>
-        </w:rPr>
-        <w:sym w:font="Wingdings" w:char="F0E0"/>
-      </w:r>
-      <w:r>
-        <w:rPr>
-          <w:rFonts w:ascii="Times New Roman" w:hAnsi="Times New Roman" w:cs="Times New Roman"/>
-        </w:rPr>
-        <w:t xml:space="preserve"> índice 1 terá valor 1.</w:t>
-      </w:r>
-    </w:p>
-    <w:p>
-      <w:pPr>
-        <w:spacing w:line="480" w:lineRule="auto"/>
-        <w:jc w:val="both"/>
-        <w:rPr>
-          <w:rFonts w:ascii="Times New Roman" w:hAnsi="Times New Roman" w:cs="Times New Roman"/>
-        </w:rPr>
-      </w:pPr>
-      <w:r>
-        <w:rPr>
-          <w:rFonts w:ascii="Times New Roman" w:hAnsi="Times New Roman" w:cs="Times New Roman"/>
-        </w:rPr>
-        <w:t>Se o número 2 aparecer novamente:</w:t>
-      </w:r>
-    </w:p>
-    <w:p>
-      <w:pPr>
-        <w:spacing w:line="480" w:lineRule="auto"/>
-        <w:jc w:val="both"/>
-        <w:rPr>
-          <w:rFonts w:ascii="Times New Roman" w:hAnsi="Times New Roman" w:cs="Times New Roman"/>
-        </w:rPr>
-      </w:pPr>
-      <w:r>
-        <w:rPr>
-          <w:rFonts w:ascii="Times New Roman" w:hAnsi="Times New Roman" w:cs="Times New Roman"/>
-          <w:b/>
-          <w:bCs/>
-        </w:rPr>
-        <w:t>(</w:t>
-      </w:r>
-      <w:proofErr w:type="spellStart"/>
-      <w:r>
-        <w:rPr>
-          <w:rFonts w:ascii="Times New Roman" w:hAnsi="Times New Roman" w:cs="Times New Roman"/>
-          <w:b/>
-          <w:bCs/>
-        </w:rPr>
-        <w:t>arr</w:t>
-      </w:r>
-      <w:proofErr w:type="spellEnd"/>
-      <w:r>
-        <w:rPr>
-          <w:rFonts w:ascii="Times New Roman" w:hAnsi="Times New Roman" w:cs="Times New Roman"/>
-          <w:b/>
-          <w:bCs/>
-        </w:rPr>
-        <w:t xml:space="preserve">[i] - </w:t>
-      </w:r>
-      <w:proofErr w:type="gramStart"/>
-      <w:r>
-        <w:rPr>
-          <w:rFonts w:ascii="Times New Roman" w:hAnsi="Times New Roman" w:cs="Times New Roman"/>
-          <w:b/>
-          <w:bCs/>
-        </w:rPr>
-        <w:t>1)+</w:t>
-      </w:r>
-      <w:proofErr w:type="gramEnd"/>
-      <w:r>
-        <w:rPr>
-          <w:rFonts w:ascii="Times New Roman" w:hAnsi="Times New Roman" w:cs="Times New Roman"/>
-          <w:b/>
-          <w:bCs/>
-        </w:rPr>
-        <w:t>+</w:t>
-      </w:r>
-      <w:r>
-        <w:rPr>
-          <w:rFonts w:ascii="Times New Roman" w:hAnsi="Times New Roman" w:cs="Times New Roman"/>
-        </w:rPr>
-        <w:t xml:space="preserve">  </w:t>
-      </w:r>
-      <w:r>
-        <w:rPr>
-          <w:rFonts w:ascii="Times New Roman" w:hAnsi="Times New Roman" w:cs="Times New Roman"/>
-        </w:rPr>
-        <w:sym w:font="Wingdings" w:char="F0E0"/>
-      </w:r>
-      <w:r>
-        <w:rPr>
-          <w:rFonts w:ascii="Times New Roman" w:hAnsi="Times New Roman" w:cs="Times New Roman"/>
-        </w:rPr>
-        <w:t xml:space="preserve"> agora o índice 1 terá valor 2</w:t>
-      </w:r>
-    </w:p>
-    <w:p>
-      <w:pPr>
-        <w:spacing w:line="480" w:lineRule="auto"/>
-        <w:jc w:val="both"/>
-        <w:rPr>
-          <w:rFonts w:ascii="Times New Roman" w:hAnsi="Times New Roman" w:cs="Times New Roman"/>
-        </w:rPr>
-      </w:pPr>
-    </w:p>
-    <w:p>
-      <w:pPr>
-        <w:spacing w:line="480" w:lineRule="auto"/>
-        <w:jc w:val="both"/>
-        <w:rPr>
-          <w:rFonts w:ascii="Times New Roman" w:hAnsi="Times New Roman" w:cs="Times New Roman"/>
-        </w:rPr>
-      </w:pPr>
-      <w:r>
-        <w:rPr>
-          <w:rFonts w:ascii="Times New Roman" w:hAnsi="Times New Roman" w:cs="Times New Roman"/>
-          <w:b/>
-          <w:bCs/>
-        </w:rPr>
-        <w:t>Quarto passo:</w:t>
-      </w:r>
-      <w:r>
-        <w:rPr>
-          <w:rFonts w:ascii="Times New Roman" w:hAnsi="Times New Roman" w:cs="Times New Roman"/>
-        </w:rPr>
-        <w:t xml:space="preserve"> a última parte é reconstruir o vetor original (</w:t>
-      </w:r>
-      <w:proofErr w:type="spellStart"/>
-      <w:r>
-        <w:rPr>
-          <w:rFonts w:ascii="Times New Roman" w:hAnsi="Times New Roman" w:cs="Times New Roman"/>
-        </w:rPr>
-        <w:t>arr</w:t>
-      </w:r>
-      <w:proofErr w:type="spellEnd"/>
-      <w:r>
-        <w:rPr>
-          <w:rFonts w:ascii="Times New Roman" w:hAnsi="Times New Roman" w:cs="Times New Roman"/>
-        </w:rPr>
-        <w:t xml:space="preserve">) usando como base as contagens do </w:t>
-      </w:r>
-      <w:proofErr w:type="spellStart"/>
-      <w:r>
-        <w:rPr>
-          <w:rFonts w:ascii="Times New Roman" w:hAnsi="Times New Roman" w:cs="Times New Roman"/>
-        </w:rPr>
-        <w:t>arrC</w:t>
-      </w:r>
-      <w:proofErr w:type="spellEnd"/>
-      <w:r>
-        <w:rPr>
-          <w:rFonts w:ascii="Times New Roman" w:hAnsi="Times New Roman" w:cs="Times New Roman"/>
-        </w:rPr>
-        <w:t>. Usamos um index que começa em 0 e um for para percorrer cada índice:</w:t>
-      </w:r>
-    </w:p>
-    <w:p>
-      <w:pPr>
-        <w:spacing w:line="480" w:lineRule="auto"/>
-        <w:jc w:val="both"/>
-        <w:rPr>
-          <w:rFonts w:ascii="Times New Roman" w:hAnsi="Times New Roman" w:cs="Times New Roman"/>
-          <w:b/>
-          <w:bCs/>
-        </w:rPr>
-      </w:pPr>
-      <w:r>
-        <w:rPr>
-          <w:rFonts w:ascii="Times New Roman" w:hAnsi="Times New Roman" w:cs="Times New Roman"/>
-          <w:b/>
-          <w:bCs/>
-        </w:rPr>
-        <w:t>for (</w:t>
-      </w:r>
-      <w:proofErr w:type="spellStart"/>
-      <w:r>
-        <w:rPr>
-          <w:rFonts w:ascii="Times New Roman" w:hAnsi="Times New Roman" w:cs="Times New Roman"/>
-          <w:b/>
-          <w:bCs/>
-        </w:rPr>
-        <w:t>long</w:t>
-      </w:r>
-      <w:proofErr w:type="spellEnd"/>
-      <w:r>
-        <w:rPr>
-          <w:rFonts w:ascii="Times New Roman" w:hAnsi="Times New Roman" w:cs="Times New Roman"/>
-          <w:b/>
-          <w:bCs/>
-        </w:rPr>
-        <w:t xml:space="preserve"> i = 0; i &lt; k; i++)</w:t>
-      </w:r>
-    </w:p>
-    <w:p>
-      <w:pPr>
-        <w:spacing w:line="480" w:lineRule="auto"/>
-        <w:jc w:val="both"/>
-        <w:rPr>
-          <w:rFonts w:ascii="Times New Roman" w:hAnsi="Times New Roman" w:cs="Times New Roman"/>
-          <w:b/>
-          <w:bCs/>
-        </w:rPr>
-      </w:pPr>
-      <w:r>
-        <w:rPr>
-          <w:rFonts w:ascii="Times New Roman" w:hAnsi="Times New Roman" w:cs="Times New Roman"/>
-        </w:rPr>
-        <w:t xml:space="preserve">Dentro do for, usamos um </w:t>
-      </w:r>
-      <w:proofErr w:type="spellStart"/>
-      <w:r>
-        <w:rPr>
-          <w:rFonts w:ascii="Times New Roman" w:hAnsi="Times New Roman" w:cs="Times New Roman"/>
-        </w:rPr>
-        <w:t>while</w:t>
-      </w:r>
-      <w:proofErr w:type="spellEnd"/>
-      <w:r>
-        <w:rPr>
-          <w:rFonts w:ascii="Times New Roman" w:hAnsi="Times New Roman" w:cs="Times New Roman"/>
-        </w:rPr>
-        <w:t xml:space="preserve"> para pegar o número de vezes que o número i aparece</w:t>
-      </w:r>
-      <w:r>
-        <w:rPr>
-          <w:rFonts w:ascii="Times New Roman" w:hAnsi="Times New Roman" w:cs="Times New Roman"/>
-          <w:b/>
-          <w:bCs/>
-        </w:rPr>
-        <w:t>:</w:t>
-      </w:r>
-    </w:p>
-    <w:p>
-      <w:pPr>
-        <w:spacing w:line="480" w:lineRule="auto"/>
-        <w:jc w:val="both"/>
-        <w:rPr>
-          <w:rFonts w:ascii="Times New Roman" w:hAnsi="Times New Roman" w:cs="Times New Roman"/>
-          <w:b/>
-          <w:bCs/>
-        </w:rPr>
-      </w:pPr>
-      <w:proofErr w:type="spellStart"/>
-      <w:r>
-        <w:rPr>
-          <w:rFonts w:ascii="Times New Roman" w:hAnsi="Times New Roman" w:cs="Times New Roman"/>
-          <w:b/>
-          <w:bCs/>
-        </w:rPr>
-        <w:t>while</w:t>
-      </w:r>
-      <w:proofErr w:type="spellEnd"/>
-      <w:r>
-        <w:rPr>
-          <w:rFonts w:ascii="Times New Roman" w:hAnsi="Times New Roman" w:cs="Times New Roman"/>
-          <w:b/>
-          <w:bCs/>
-        </w:rPr>
-        <w:t xml:space="preserve"> (</w:t>
-      </w:r>
-      <w:proofErr w:type="spellStart"/>
-      <w:r>
-        <w:rPr>
-          <w:rFonts w:ascii="Times New Roman" w:hAnsi="Times New Roman" w:cs="Times New Roman"/>
-          <w:b/>
-          <w:bCs/>
-        </w:rPr>
-        <w:t>arrC</w:t>
-      </w:r>
-      <w:proofErr w:type="spellEnd"/>
-      <w:r>
-        <w:rPr>
-          <w:rFonts w:ascii="Times New Roman" w:hAnsi="Times New Roman" w:cs="Times New Roman"/>
-          <w:b/>
-          <w:bCs/>
-        </w:rPr>
-        <w:t>[i] &gt; 0)</w:t>
-      </w:r>
-    </w:p>
-    <w:p>
-      <w:pPr>
-        <w:spacing w:line="480" w:lineRule="auto"/>
-        <w:jc w:val="both"/>
-        <w:rPr>
-          <w:rFonts w:ascii="Times New Roman" w:hAnsi="Times New Roman" w:cs="Times New Roman"/>
-        </w:rPr>
-      </w:pPr>
-      <w:r>
-        <w:rPr>
-          <w:rFonts w:ascii="Times New Roman" w:hAnsi="Times New Roman" w:cs="Times New Roman"/>
-        </w:rPr>
-        <w:t>O index, que representa a posição do número no vetor original, é incrementado (index++) para avançar, senão o código tentaria colocar os dois valores na mesma posição.</w:t>
-      </w:r>
-    </w:p>
-    <w:p>
-      <w:pPr>
-        <w:spacing w:line="480" w:lineRule="auto"/>
-        <w:jc w:val="both"/>
-        <w:rPr>
-          <w:rFonts w:ascii="Times New Roman" w:hAnsi="Times New Roman" w:cs="Times New Roman"/>
-        </w:rPr>
-      </w:pPr>
-      <w:r>
-        <w:rPr>
-          <w:rFonts w:ascii="Times New Roman" w:hAnsi="Times New Roman" w:cs="Times New Roman"/>
-        </w:rPr>
-        <w:t xml:space="preserve">Depois, </w:t>
-      </w:r>
-      <w:proofErr w:type="spellStart"/>
-      <w:r>
-        <w:rPr>
-          <w:rFonts w:ascii="Times New Roman" w:hAnsi="Times New Roman" w:cs="Times New Roman"/>
-        </w:rPr>
-        <w:t>arrC</w:t>
-      </w:r>
-      <w:proofErr w:type="spellEnd"/>
-      <w:r>
-        <w:rPr>
-          <w:rFonts w:ascii="Times New Roman" w:hAnsi="Times New Roman" w:cs="Times New Roman"/>
-        </w:rPr>
-        <w:t>[i] é decrementado (</w:t>
-      </w:r>
-      <w:proofErr w:type="spellStart"/>
-      <w:r>
-        <w:rPr>
-          <w:rFonts w:ascii="Times New Roman" w:hAnsi="Times New Roman" w:cs="Times New Roman"/>
-        </w:rPr>
-        <w:t>arrC</w:t>
-      </w:r>
-      <w:proofErr w:type="spellEnd"/>
-      <w:r>
-        <w:rPr>
-          <w:rFonts w:ascii="Times New Roman" w:hAnsi="Times New Roman" w:cs="Times New Roman"/>
-        </w:rPr>
-        <w:t>[i]--), senão vai criar um loop infinito.</w:t>
-      </w:r>
-    </w:p>
-    <w:p>
-      <w:pPr>
-        <w:spacing w:line="480" w:lineRule="auto"/>
-        <w:jc w:val="both"/>
-        <w:rPr>
-          <w:rFonts w:ascii="Times New Roman" w:hAnsi="Times New Roman" w:cs="Times New Roman"/>
-          <w:b/>
-          <w:bCs/>
-        </w:rPr>
-      </w:pPr>
-      <w:proofErr w:type="spellStart"/>
-      <w:r>
-        <w:rPr>
-          <w:rFonts w:ascii="Times New Roman" w:hAnsi="Times New Roman" w:cs="Times New Roman"/>
-          <w:b/>
-          <w:bCs/>
-        </w:rPr>
-        <w:t>int</w:t>
-      </w:r>
-      <w:proofErr w:type="spellEnd"/>
-      <w:r>
-        <w:rPr>
-          <w:rFonts w:ascii="Times New Roman" w:hAnsi="Times New Roman" w:cs="Times New Roman"/>
-          <w:b/>
-          <w:bCs/>
-        </w:rPr>
-        <w:t xml:space="preserve"> index = 0;</w:t>
-      </w:r>
-    </w:p>
-    <w:p>
-      <w:pPr>
-        <w:spacing w:line="480" w:lineRule="auto"/>
-        <w:jc w:val="both"/>
-        <w:rPr>
-          <w:rFonts w:ascii="Times New Roman" w:hAnsi="Times New Roman" w:cs="Times New Roman"/>
-          <w:b/>
-          <w:bCs/>
-        </w:rPr>
-      </w:pPr>
-      <w:r>
-        <w:rPr>
-          <w:rFonts w:ascii="Times New Roman" w:hAnsi="Times New Roman" w:cs="Times New Roman"/>
-          <w:b/>
-          <w:bCs/>
-        </w:rPr>
-        <w:lastRenderedPageBreak/>
-        <w:t xml:space="preserve">    for (</w:t>
-      </w:r>
-      <w:proofErr w:type="spellStart"/>
-      <w:r>
-        <w:rPr>
-          <w:rFonts w:ascii="Times New Roman" w:hAnsi="Times New Roman" w:cs="Times New Roman"/>
-          <w:b/>
-          <w:bCs/>
-        </w:rPr>
-        <w:t>long</w:t>
-      </w:r>
-      <w:proofErr w:type="spellEnd"/>
-      <w:r>
-        <w:rPr>
-          <w:rFonts w:ascii="Times New Roman" w:hAnsi="Times New Roman" w:cs="Times New Roman"/>
-          <w:b/>
-          <w:bCs/>
-        </w:rPr>
-        <w:t xml:space="preserve"> i = 0; i &lt; k; i++) {</w:t>
-      </w:r>
-    </w:p>
-    <w:p>
-      <w:pPr>
-        <w:spacing w:line="480" w:lineRule="auto"/>
-        <w:jc w:val="both"/>
-        <w:rPr>
-          <w:rFonts w:ascii="Times New Roman" w:hAnsi="Times New Roman" w:cs="Times New Roman"/>
-          <w:b/>
-          <w:bCs/>
-        </w:rPr>
-      </w:pPr>
-      <w:r>
-        <w:rPr>
-          <w:rFonts w:ascii="Times New Roman" w:hAnsi="Times New Roman" w:cs="Times New Roman"/>
-          <w:b/>
-          <w:bCs/>
-        </w:rPr>
-        <w:t xml:space="preserve">        </w:t>
-      </w:r>
-      <w:proofErr w:type="spellStart"/>
-      <w:r>
-        <w:rPr>
-          <w:rFonts w:ascii="Times New Roman" w:hAnsi="Times New Roman" w:cs="Times New Roman"/>
-          <w:b/>
-          <w:bCs/>
-        </w:rPr>
-        <w:t>while</w:t>
-      </w:r>
-      <w:proofErr w:type="spellEnd"/>
-      <w:r>
-        <w:rPr>
-          <w:rFonts w:ascii="Times New Roman" w:hAnsi="Times New Roman" w:cs="Times New Roman"/>
-          <w:b/>
-          <w:bCs/>
-        </w:rPr>
-        <w:t xml:space="preserve"> (</w:t>
-      </w:r>
-      <w:proofErr w:type="spellStart"/>
-      <w:r>
-        <w:rPr>
-          <w:rFonts w:ascii="Times New Roman" w:hAnsi="Times New Roman" w:cs="Times New Roman"/>
-          <w:b/>
-          <w:bCs/>
-        </w:rPr>
-        <w:t>arrC</w:t>
-      </w:r>
-      <w:proofErr w:type="spellEnd"/>
-      <w:r>
-        <w:rPr>
-          <w:rFonts w:ascii="Times New Roman" w:hAnsi="Times New Roman" w:cs="Times New Roman"/>
-          <w:b/>
-          <w:bCs/>
-        </w:rPr>
-        <w:t>[i] &gt; 0) {</w:t>
-      </w:r>
-    </w:p>
-    <w:p>
-      <w:pPr>
-        <w:spacing w:line="480" w:lineRule="auto"/>
-        <w:jc w:val="both"/>
-        <w:rPr>
-          <w:rFonts w:ascii="Times New Roman" w:hAnsi="Times New Roman" w:cs="Times New Roman"/>
-          <w:b/>
-          <w:bCs/>
-        </w:rPr>
-      </w:pPr>
-      <w:r>
-        <w:rPr>
-          <w:rFonts w:ascii="Times New Roman" w:hAnsi="Times New Roman" w:cs="Times New Roman"/>
-          <w:b/>
-          <w:bCs/>
-        </w:rPr>
-        <w:t xml:space="preserve">            </w:t>
-      </w:r>
-      <w:proofErr w:type="spellStart"/>
-      <w:r>
-        <w:rPr>
-          <w:rFonts w:ascii="Times New Roman" w:hAnsi="Times New Roman" w:cs="Times New Roman"/>
-          <w:b/>
-          <w:bCs/>
-        </w:rPr>
-        <w:t>arr</w:t>
-      </w:r>
-      <w:proofErr w:type="spellEnd"/>
-      <w:r>
-        <w:rPr>
-          <w:rFonts w:ascii="Times New Roman" w:hAnsi="Times New Roman" w:cs="Times New Roman"/>
-          <w:b/>
-          <w:bCs/>
-        </w:rPr>
-        <w:t>[index] = menor + i;</w:t>
-      </w:r>
-    </w:p>
-    <w:p>
-      <w:pPr>
-        <w:spacing w:line="480" w:lineRule="auto"/>
-        <w:jc w:val="both"/>
-        <w:rPr>
-          <w:rFonts w:ascii="Times New Roman" w:hAnsi="Times New Roman" w:cs="Times New Roman"/>
-          <w:b/>
-          <w:bCs/>
-        </w:rPr>
-      </w:pPr>
-      <w:r>
-        <w:rPr>
-          <w:rFonts w:ascii="Times New Roman" w:hAnsi="Times New Roman" w:cs="Times New Roman"/>
-          <w:b/>
-          <w:bCs/>
-        </w:rPr>
-        <w:t xml:space="preserve">            index++;</w:t>
-      </w:r>
-    </w:p>
-    <w:p>
-      <w:pPr>
-        <w:spacing w:line="480" w:lineRule="auto"/>
-        <w:jc w:val="both"/>
-        <w:rPr>
-          <w:rFonts w:ascii="Times New Roman" w:hAnsi="Times New Roman" w:cs="Times New Roman"/>
-          <w:b/>
-          <w:bCs/>
-        </w:rPr>
-      </w:pPr>
-      <w:r>
-        <w:rPr>
-          <w:rFonts w:ascii="Times New Roman" w:hAnsi="Times New Roman" w:cs="Times New Roman"/>
-          <w:b/>
-          <w:bCs/>
-        </w:rPr>
-        <w:t xml:space="preserve">            </w:t>
-      </w:r>
-      <w:proofErr w:type="spellStart"/>
-      <w:r>
-        <w:rPr>
-          <w:rFonts w:ascii="Times New Roman" w:hAnsi="Times New Roman" w:cs="Times New Roman"/>
-          <w:b/>
-          <w:bCs/>
-        </w:rPr>
-        <w:t>arrC</w:t>
-      </w:r>
-      <w:proofErr w:type="spellEnd"/>
-      <w:r>
-        <w:rPr>
-          <w:rFonts w:ascii="Times New Roman" w:hAnsi="Times New Roman" w:cs="Times New Roman"/>
-          <w:b/>
-          <w:bCs/>
-        </w:rPr>
-        <w:t>[i]--;</w:t>
-      </w:r>
-    </w:p>
-    <w:p>
-      <w:pPr>
-        <w:spacing w:line="480" w:lineRule="auto"/>
-        <w:jc w:val="both"/>
-        <w:rPr>
-          <w:rFonts w:ascii="Times New Roman" w:hAnsi="Times New Roman" w:cs="Times New Roman"/>
-          <w:b/>
-          <w:bCs/>
-        </w:rPr>
-      </w:pPr>
-      <w:r>
-        <w:rPr>
-          <w:rFonts w:ascii="Times New Roman" w:hAnsi="Times New Roman" w:cs="Times New Roman"/>
-          <w:b/>
-          <w:bCs/>
-        </w:rPr>
-        <w:t xml:space="preserve">        }</w:t>
-      </w:r>
-    </w:p>
-    <w:p>
-      <w:pPr>
-        <w:spacing w:line="480" w:lineRule="auto"/>
-        <w:jc w:val="both"/>
-        <w:rPr>
-          <w:rFonts w:ascii="Times New Roman" w:hAnsi="Times New Roman" w:cs="Times New Roman"/>
-          <w:b/>
-          <w:bCs/>
-        </w:rPr>
-      </w:pPr>
-      <w:r>
-        <w:rPr>
-          <w:rFonts w:ascii="Times New Roman" w:hAnsi="Times New Roman" w:cs="Times New Roman"/>
-          <w:b/>
-          <w:bCs/>
-        </w:rPr>
-        <w:t xml:space="preserve">    }</w:t>
-      </w:r>
-    </w:p>
-    <w:p>
-      <w:pPr>
-        <w:spacing w:line="480" w:lineRule="auto"/>
-        <w:jc w:val="both"/>
-        <w:rPr>
-          <w:rFonts w:ascii="Times New Roman" w:hAnsi="Times New Roman" w:cs="Times New Roman"/>
-        </w:rPr>
-      </w:pPr>
-      <w:r>
-        <w:rPr>
-          <w:rFonts w:ascii="Times New Roman" w:hAnsi="Times New Roman" w:cs="Times New Roman"/>
-        </w:rPr>
-        <w:t xml:space="preserve">Isso serve para ordenar os números repetidos todos de uma vez, de acordo com a frequência. Ou seja, se </w:t>
-      </w:r>
-      <w:proofErr w:type="spellStart"/>
-      <w:r>
-        <w:rPr>
-          <w:rFonts w:ascii="Times New Roman" w:hAnsi="Times New Roman" w:cs="Times New Roman"/>
-        </w:rPr>
-        <w:t>arrC</w:t>
-      </w:r>
-      <w:proofErr w:type="spellEnd"/>
-      <w:r>
-        <w:rPr>
-          <w:rFonts w:ascii="Times New Roman" w:hAnsi="Times New Roman" w:cs="Times New Roman"/>
-        </w:rPr>
-        <w:t>[i] tiver valor 2, significa que o mesmo número aparece duas vezes. Ele já será inserido no vetor em ordem crescente.</w:t>
-      </w:r>
-    </w:p>
-    <w:p>
-      <w:pPr>
-        <w:spacing w:line="480" w:lineRule="auto"/>
-        <w:jc w:val="both"/>
-        <w:rPr>
-          <w:rFonts w:ascii="Times New Roman" w:hAnsi="Times New Roman" w:cs="Times New Roman"/>
-        </w:rPr>
-      </w:pPr>
-      <w:r>
-        <w:rPr>
-          <w:rFonts w:ascii="Times New Roman" w:hAnsi="Times New Roman" w:cs="Times New Roman"/>
-          <w:b/>
-          <w:bCs/>
-        </w:rPr>
-        <w:t>Quinto Passo</w:t>
-      </w:r>
-      <w:r>
-        <w:rPr>
-          <w:rFonts w:ascii="Times New Roman" w:hAnsi="Times New Roman" w:cs="Times New Roman"/>
-        </w:rPr>
-        <w:t>: é</w:t>
-      </w:r>
-      <w:r>
-        <w:rPr>
-          <w:rFonts w:ascii="Times New Roman" w:hAnsi="Times New Roman" w:cs="Times New Roman"/>
-        </w:rPr>
-        <w:t xml:space="preserve"> desalocar a </w:t>
-      </w:r>
-      <w:r>
-        <w:rPr>
-          <w:rFonts w:ascii="Times New Roman" w:hAnsi="Times New Roman" w:cs="Times New Roman"/>
-        </w:rPr>
-        <w:t>memória</w:t>
-      </w:r>
-      <w:r>
-        <w:rPr>
-          <w:rFonts w:ascii="Times New Roman" w:hAnsi="Times New Roman" w:cs="Times New Roman"/>
-        </w:rPr>
-        <w:t xml:space="preserve"> usada pelo vetor auxiliar </w:t>
-      </w:r>
-      <w:proofErr w:type="spellStart"/>
-      <w:r>
-        <w:rPr>
-          <w:rFonts w:ascii="Times New Roman" w:hAnsi="Times New Roman" w:cs="Times New Roman"/>
-        </w:rPr>
-        <w:t>arrC</w:t>
-      </w:r>
-      <w:proofErr w:type="spellEnd"/>
-      <w:r>
-        <w:rPr>
-          <w:rFonts w:ascii="Times New Roman" w:hAnsi="Times New Roman" w:cs="Times New Roman"/>
-        </w:rPr>
-        <w:t xml:space="preserve"> com </w:t>
-      </w:r>
-      <w:proofErr w:type="spellStart"/>
-      <w:r>
-        <w:rPr>
-          <w:rFonts w:ascii="Times New Roman" w:hAnsi="Times New Roman" w:cs="Times New Roman"/>
-        </w:rPr>
-        <w:t>free</w:t>
-      </w:r>
-      <w:proofErr w:type="spellEnd"/>
-      <w:r>
-        <w:rPr>
-          <w:rFonts w:ascii="Times New Roman" w:hAnsi="Times New Roman" w:cs="Times New Roman"/>
-        </w:rPr>
-        <w:t>(</w:t>
-      </w:r>
-      <w:proofErr w:type="spellStart"/>
-      <w:r>
-        <w:rPr>
-          <w:rFonts w:ascii="Times New Roman" w:hAnsi="Times New Roman" w:cs="Times New Roman"/>
-        </w:rPr>
-        <w:t>arrC</w:t>
-      </w:r>
-      <w:proofErr w:type="spellEnd"/>
-      <w:r>
-        <w:rPr>
-          <w:rFonts w:ascii="Times New Roman" w:hAnsi="Times New Roman" w:cs="Times New Roman"/>
-        </w:rPr>
-        <w:t>);</w:t>
-      </w:r>
-    </w:p>
-    <w:p>
-      <w:pPr>
-        <w:spacing w:line="480" w:lineRule="auto"/>
-        <w:jc w:val="both"/>
-        <w:rPr>
-          <w:rFonts w:ascii="Times New Roman" w:hAnsi="Times New Roman" w:cs="Times New Roman"/>
-        </w:rPr>
-      </w:pPr>
       <w:r>
         <w:rPr>
           <w:rFonts w:ascii="Times New Roman" w:hAnsi="Times New Roman" w:cs="Times New Roman"/>
           <w:noProof/>
         </w:rPr>
         <w:drawing>
-          <wp:inline distT="0" distB="0" distL="0" distR="0" wp14:anchorId="34FA6740" wp14:editId="1BFCE64A">
-            <wp:extent cx="5400040" cy="2705100"/>
-            <wp:effectExtent l="0" t="0" r="0" b="0"/>
-            <wp:docPr id="36088200" name="Imagem 7" descr="Texto, Aplicativo&#10;&#10;O conteúdo gerado por IA pode estar incorreto."/>
+          <wp:inline distT="0" distB="0" distL="0" distR="0" wp14:anchorId="769F6757" wp14:editId="3244D466">
+            <wp:extent cx="2870886" cy="1776413"/>
+            <wp:effectExtent l="0" t="0" r="5715" b="0"/>
+            <wp:docPr id="1382455562" name="Imagem 2" descr="Gráfico&#10;&#10;O conteúdo gerado por IA pode estar incorreto."/>
             <wp:cNvGraphicFramePr>
               <a:graphicFrameLocks xmlns:a="http://schemas.openxmlformats.org/drawingml/2006/main" noChangeAspect="1"/>
             </wp:cNvGraphicFramePr>
@@ -4475,11 +5496,11 @@
               <a:graphicData uri="http://schemas.openxmlformats.org/drawingml/2006/picture">
                 <pic:pic xmlns:pic="http://schemas.openxmlformats.org/drawingml/2006/picture">
                   <pic:nvPicPr>
-                    <pic:cNvPr id="36088200" name="Imagem 7" descr="Texto, Aplicativo&#10;&#10;O conteúdo gerado por IA pode estar incorreto."/>
+                    <pic:cNvPr id="1382455562" name="Imagem 2" descr="Gráfico&#10;&#10;O conteúdo gerado por IA pode estar incorreto."/>
                     <pic:cNvPicPr/>
                   </pic:nvPicPr>
                   <pic:blipFill>
-                    <a:blip r:embed="rId10" cstate="print">
+                    <a:blip r:embed="rId10">
                       <a:extLst>
                         <a:ext uri="{28A0092B-C50C-407E-A947-70E740481C1C}">
                           <a14:useLocalDpi xmlns:a14="http://schemas.microsoft.com/office/drawing/2010/main" val="0"/>
@@ -4493,7 +5514,7 @@
                   <pic:spPr>
                     <a:xfrm>
                       <a:off x="0" y="0"/>
-                      <a:ext cx="5400040" cy="2705100"/>
+                      <a:ext cx="2893545" cy="1790434"/>
                     </a:xfrm>
                     <a:prstGeom prst="rect">
                       <a:avLst/>
@@ -4505,637 +5526,61 @@
           </wp:inline>
         </w:drawing>
       </w:r>
-      <w:r>
-        <w:rPr>
-          <w:rFonts w:ascii="Times New Roman" w:hAnsi="Times New Roman" w:cs="Times New Roman"/>
-        </w:rPr>
-        <w:t xml:space="preserve"> </w:t>
-      </w:r>
-    </w:p>
-    <w:p>
-      <w:pPr>
-        <w:spacing w:line="480" w:lineRule="auto"/>
-        <w:jc w:val="both"/>
-        <w:rPr>
-          <w:rFonts w:ascii="Times New Roman" w:hAnsi="Times New Roman" w:cs="Times New Roman"/>
-          <w:b/>
-          <w:bCs/>
-        </w:rPr>
-      </w:pPr>
-      <w:r>
-        <w:rPr>
-          <w:rFonts w:ascii="Times New Roman" w:hAnsi="Times New Roman" w:cs="Times New Roman"/>
-          <w:b/>
-          <w:bCs/>
-        </w:rPr>
-        <w:t>Testes</w:t>
-      </w:r>
-    </w:p>
-    <w:p>
-      <w:pPr>
-        <w:spacing w:line="480" w:lineRule="auto"/>
-        <w:jc w:val="both"/>
-        <w:rPr>
-          <w:rFonts w:ascii="Times New Roman" w:hAnsi="Times New Roman" w:cs="Times New Roman"/>
-        </w:rPr>
-      </w:pPr>
-      <w:r>
-        <w:rPr>
-          <w:rFonts w:ascii="Times New Roman" w:hAnsi="Times New Roman" w:cs="Times New Roman"/>
-        </w:rPr>
-        <w:t xml:space="preserve">Foi realizado testes com outras funções de ordenações para sabermos a velocidade comparada com o </w:t>
-      </w:r>
-      <w:proofErr w:type="spellStart"/>
-      <w:r>
-        <w:rPr>
-          <w:rFonts w:ascii="Times New Roman" w:hAnsi="Times New Roman" w:cs="Times New Roman"/>
-        </w:rPr>
-        <w:t>counting</w:t>
-      </w:r>
-      <w:proofErr w:type="spellEnd"/>
-      <w:r>
-        <w:rPr>
-          <w:rFonts w:ascii="Times New Roman" w:hAnsi="Times New Roman" w:cs="Times New Roman"/>
-        </w:rPr>
-        <w:t xml:space="preserve"> </w:t>
-      </w:r>
-      <w:proofErr w:type="spellStart"/>
-      <w:r>
-        <w:rPr>
-          <w:rFonts w:ascii="Times New Roman" w:hAnsi="Times New Roman" w:cs="Times New Roman"/>
-        </w:rPr>
-        <w:t>sort</w:t>
-      </w:r>
-      <w:proofErr w:type="spellEnd"/>
-      <w:r>
-        <w:rPr>
-          <w:rFonts w:ascii="Times New Roman" w:hAnsi="Times New Roman" w:cs="Times New Roman"/>
-        </w:rPr>
-        <w:t xml:space="preserve"> e </w:t>
-      </w:r>
-      <w:r>
-        <w:rPr>
-          <w:rFonts w:ascii="Times New Roman" w:hAnsi="Times New Roman" w:cs="Times New Roman"/>
-        </w:rPr>
-        <w:t>até</w:t>
-      </w:r>
-      <w:r>
-        <w:rPr>
-          <w:rFonts w:ascii="Times New Roman" w:hAnsi="Times New Roman" w:cs="Times New Roman"/>
-        </w:rPr>
-        <w:t xml:space="preserve"> que ponto ele consegue ser mais efetivo.</w:t>
-      </w:r>
-    </w:p>
-    <w:p>
-      <w:pPr>
-        <w:spacing w:line="480" w:lineRule="auto"/>
-        <w:jc w:val="both"/>
-        <w:rPr>
-          <w:rFonts w:ascii="Times New Roman" w:hAnsi="Times New Roman" w:cs="Times New Roman"/>
-        </w:rPr>
-      </w:pPr>
-      <w:r>
-        <w:rPr>
-          <w:rFonts w:ascii="Times New Roman" w:hAnsi="Times New Roman" w:cs="Times New Roman"/>
-        </w:rPr>
-        <w:lastRenderedPageBreak/>
-        <w:t xml:space="preserve">Mostrando como o </w:t>
-      </w:r>
-      <w:proofErr w:type="spellStart"/>
-      <w:r>
-        <w:rPr>
-          <w:rFonts w:ascii="Times New Roman" w:hAnsi="Times New Roman" w:cs="Times New Roman"/>
-        </w:rPr>
-        <w:t>counting</w:t>
-      </w:r>
-      <w:proofErr w:type="spellEnd"/>
-      <w:r>
-        <w:rPr>
-          <w:rFonts w:ascii="Times New Roman" w:hAnsi="Times New Roman" w:cs="Times New Roman"/>
-        </w:rPr>
-        <w:t xml:space="preserve"> </w:t>
-      </w:r>
-      <w:proofErr w:type="spellStart"/>
-      <w:r>
-        <w:rPr>
-          <w:rFonts w:ascii="Times New Roman" w:hAnsi="Times New Roman" w:cs="Times New Roman"/>
-        </w:rPr>
-        <w:t>sort</w:t>
-      </w:r>
-      <w:proofErr w:type="spellEnd"/>
-      <w:r>
-        <w:rPr>
-          <w:rFonts w:ascii="Times New Roman" w:hAnsi="Times New Roman" w:cs="Times New Roman"/>
-        </w:rPr>
-        <w:t xml:space="preserve"> </w:t>
-      </w:r>
-      <w:r>
-        <w:rPr>
-          <w:rFonts w:ascii="Times New Roman" w:hAnsi="Times New Roman" w:cs="Times New Roman"/>
-        </w:rPr>
-        <w:t>está</w:t>
-      </w:r>
-      <w:r>
-        <w:rPr>
-          <w:rFonts w:ascii="Times New Roman" w:hAnsi="Times New Roman" w:cs="Times New Roman"/>
-        </w:rPr>
-        <w:t xml:space="preserve"> ordenando</w:t>
-      </w:r>
-    </w:p>
-    <w:p>
-      <w:pPr>
-        <w:spacing w:line="480" w:lineRule="auto"/>
-        <w:jc w:val="center"/>
-        <w:rPr>
-          <w:rFonts w:ascii="Times New Roman" w:hAnsi="Times New Roman" w:cs="Times New Roman"/>
-        </w:rPr>
-      </w:pPr>
-      <w:r>
-        <w:rPr>
-          <w:rFonts w:ascii="Times New Roman" w:hAnsi="Times New Roman" w:cs="Times New Roman"/>
-          <w:noProof/>
-        </w:rPr>
-        <w:drawing>
-          <wp:inline distT="0" distB="0" distL="0" distR="0" wp14:anchorId="255BE02D" wp14:editId="7573E2E8">
-            <wp:extent cx="4936122" cy="2776859"/>
-            <wp:effectExtent l="0" t="0" r="0" b="4445"/>
-            <wp:docPr id="199430938" name="Imagem 12" descr="Tela de computador com texto preto sobre fundo branco&#10;&#10;O conteúdo gerado por IA pode estar incorreto."/>
-            <wp:cNvGraphicFramePr>
-              <a:graphicFrameLocks xmlns:a="http://schemas.openxmlformats.org/drawingml/2006/main" noChangeAspect="1"/>
-            </wp:cNvGraphicFramePr>
-            <a:graphic xmlns:a="http://schemas.openxmlformats.org/drawingml/2006/main">
-              <a:graphicData uri="http://schemas.openxmlformats.org/drawingml/2006/picture">
-                <pic:pic xmlns:pic="http://schemas.openxmlformats.org/drawingml/2006/picture">
-                  <pic:nvPicPr>
-                    <pic:cNvPr id="199430938" name="Imagem 12" descr="Tela de computador com texto preto sobre fundo branco&#10;&#10;O conteúdo gerado por IA pode estar incorreto."/>
-                    <pic:cNvPicPr/>
-                  </pic:nvPicPr>
-                  <pic:blipFill>
-                    <a:blip r:embed="rId11" cstate="print">
-                      <a:extLst>
-                        <a:ext uri="{28A0092B-C50C-407E-A947-70E740481C1C}">
-                          <a14:useLocalDpi xmlns:a14="http://schemas.microsoft.com/office/drawing/2010/main" val="0"/>
-                        </a:ext>
-                      </a:extLst>
-                    </a:blip>
-                    <a:stretch>
-                      <a:fillRect/>
-                    </a:stretch>
-                  </pic:blipFill>
-                  <pic:spPr>
-                    <a:xfrm>
-                      <a:off x="0" y="0"/>
-                      <a:ext cx="4957993" cy="2789163"/>
-                    </a:xfrm>
-                    <a:prstGeom prst="rect">
-                      <a:avLst/>
-                    </a:prstGeom>
-                  </pic:spPr>
-                </pic:pic>
-              </a:graphicData>
-            </a:graphic>
-          </wp:inline>
-        </w:drawing>
-      </w:r>
-    </w:p>
-    <w:p>
-      <w:pPr>
-        <w:spacing w:line="480" w:lineRule="auto"/>
-        <w:jc w:val="both"/>
-        <w:rPr>
-          <w:rFonts w:ascii="Times New Roman" w:hAnsi="Times New Roman" w:cs="Times New Roman"/>
-        </w:rPr>
-      </w:pPr>
-      <w:proofErr w:type="spellStart"/>
-      <w:r>
-        <w:rPr>
-          <w:rFonts w:ascii="Times New Roman" w:hAnsi="Times New Roman" w:cs="Times New Roman"/>
-        </w:rPr>
-        <w:t>Counting</w:t>
-      </w:r>
-      <w:proofErr w:type="spellEnd"/>
-      <w:r>
-        <w:rPr>
-          <w:rFonts w:ascii="Times New Roman" w:hAnsi="Times New Roman" w:cs="Times New Roman"/>
-        </w:rPr>
-        <w:t xml:space="preserve"> </w:t>
-      </w:r>
-      <w:proofErr w:type="spellStart"/>
-      <w:r>
-        <w:rPr>
-          <w:rFonts w:ascii="Times New Roman" w:hAnsi="Times New Roman" w:cs="Times New Roman"/>
-        </w:rPr>
-        <w:t>sort</w:t>
-      </w:r>
-      <w:proofErr w:type="spellEnd"/>
-    </w:p>
-    <w:p>
-      <w:pPr>
-        <w:spacing w:line="480" w:lineRule="auto"/>
-        <w:jc w:val="center"/>
-        <w:rPr>
-          <w:rFonts w:ascii="Times New Roman" w:hAnsi="Times New Roman" w:cs="Times New Roman"/>
-        </w:rPr>
-      </w:pPr>
-      <w:r>
-        <w:rPr>
-          <w:rFonts w:ascii="Times New Roman" w:hAnsi="Times New Roman" w:cs="Times New Roman"/>
-          <w:noProof/>
-        </w:rPr>
-        <w:drawing>
-          <wp:inline distT="0" distB="0" distL="0" distR="0" wp14:anchorId="549A5589" wp14:editId="0856652B">
-            <wp:extent cx="4985982" cy="2804908"/>
-            <wp:effectExtent l="0" t="0" r="5715" b="0"/>
-            <wp:docPr id="556355017" name="Imagem 9" descr="Tela de computador com texto preto sobre fundo branco&#10;&#10;O conteúdo gerado por IA pode estar incorreto."/>
-            <wp:cNvGraphicFramePr>
-              <a:graphicFrameLocks xmlns:a="http://schemas.openxmlformats.org/drawingml/2006/main" noChangeAspect="1"/>
-            </wp:cNvGraphicFramePr>
-            <a:graphic xmlns:a="http://schemas.openxmlformats.org/drawingml/2006/main">
-              <a:graphicData uri="http://schemas.openxmlformats.org/drawingml/2006/picture">
-                <pic:pic xmlns:pic="http://schemas.openxmlformats.org/drawingml/2006/picture">
-                  <pic:nvPicPr>
-                    <pic:cNvPr id="556355017" name="Imagem 9" descr="Tela de computador com texto preto sobre fundo branco&#10;&#10;O conteúdo gerado por IA pode estar incorreto."/>
-                    <pic:cNvPicPr/>
-                  </pic:nvPicPr>
-                  <pic:blipFill>
-                    <a:blip r:embed="rId12" cstate="print">
-                      <a:extLst>
-                        <a:ext uri="{28A0092B-C50C-407E-A947-70E740481C1C}">
-                          <a14:useLocalDpi xmlns:a14="http://schemas.microsoft.com/office/drawing/2010/main" val="0"/>
-                        </a:ext>
-                      </a:extLst>
-                    </a:blip>
-                    <a:stretch>
-                      <a:fillRect/>
-                    </a:stretch>
-                  </pic:blipFill>
-                  <pic:spPr>
-                    <a:xfrm>
-                      <a:off x="0" y="0"/>
-                      <a:ext cx="5006525" cy="2816465"/>
-                    </a:xfrm>
-                    <a:prstGeom prst="rect">
-                      <a:avLst/>
-                    </a:prstGeom>
-                  </pic:spPr>
-                </pic:pic>
-              </a:graphicData>
-            </a:graphic>
-          </wp:inline>
-        </w:drawing>
-      </w:r>
-    </w:p>
-    <w:p>
-      <w:pPr>
-        <w:spacing w:line="480" w:lineRule="auto"/>
-        <w:jc w:val="center"/>
-        <w:rPr>
-          <w:rFonts w:ascii="Times New Roman" w:hAnsi="Times New Roman" w:cs="Times New Roman"/>
-        </w:rPr>
-      </w:pPr>
-    </w:p>
-    <w:p>
-      <w:pPr>
-        <w:spacing w:line="480" w:lineRule="auto"/>
-        <w:jc w:val="both"/>
-        <w:rPr>
-          <w:rFonts w:ascii="Times New Roman" w:hAnsi="Times New Roman" w:cs="Times New Roman"/>
-        </w:rPr>
-      </w:pPr>
-    </w:p>
-    <w:p>
-      <w:pPr>
-        <w:spacing w:line="480" w:lineRule="auto"/>
-        <w:jc w:val="both"/>
-        <w:rPr>
-          <w:rFonts w:ascii="Times New Roman" w:hAnsi="Times New Roman" w:cs="Times New Roman"/>
-        </w:rPr>
-      </w:pPr>
-    </w:p>
-    <w:p>
-      <w:pPr>
-        <w:spacing w:line="480" w:lineRule="auto"/>
-        <w:jc w:val="both"/>
-        <w:rPr>
-          <w:rFonts w:ascii="Times New Roman" w:hAnsi="Times New Roman" w:cs="Times New Roman"/>
-        </w:rPr>
-      </w:pPr>
-    </w:p>
-    <w:p>
-      <w:pPr>
-        <w:spacing w:line="480" w:lineRule="auto"/>
-        <w:jc w:val="both"/>
-        <w:rPr>
-          <w:rFonts w:ascii="Times New Roman" w:hAnsi="Times New Roman" w:cs="Times New Roman"/>
-        </w:rPr>
-      </w:pPr>
-      <w:proofErr w:type="spellStart"/>
-      <w:r>
-        <w:rPr>
-          <w:rFonts w:ascii="Times New Roman" w:hAnsi="Times New Roman" w:cs="Times New Roman"/>
-        </w:rPr>
-        <w:lastRenderedPageBreak/>
-        <w:t>Quicksort</w:t>
-      </w:r>
-      <w:proofErr w:type="spellEnd"/>
-    </w:p>
-    <w:p>
-      <w:pPr>
-        <w:spacing w:line="480" w:lineRule="auto"/>
-        <w:jc w:val="center"/>
-        <w:rPr>
-          <w:rFonts w:ascii="Times New Roman" w:hAnsi="Times New Roman" w:cs="Times New Roman"/>
-        </w:rPr>
-      </w:pPr>
-      <w:r>
-        <w:rPr>
-          <w:rFonts w:ascii="Times New Roman" w:hAnsi="Times New Roman" w:cs="Times New Roman"/>
-          <w:noProof/>
-        </w:rPr>
-        <w:drawing>
-          <wp:inline distT="0" distB="0" distL="0" distR="0" wp14:anchorId="0339F8D6" wp14:editId="571B5378">
-            <wp:extent cx="5400040" cy="3037840"/>
-            <wp:effectExtent l="0" t="0" r="0" b="0"/>
-            <wp:docPr id="334362591" name="Imagem 10" descr="Tela de computador com texto preto sobre fundo branco&#10;&#10;O conteúdo gerado por IA pode estar incorreto."/>
-            <wp:cNvGraphicFramePr>
-              <a:graphicFrameLocks xmlns:a="http://schemas.openxmlformats.org/drawingml/2006/main" noChangeAspect="1"/>
-            </wp:cNvGraphicFramePr>
-            <a:graphic xmlns:a="http://schemas.openxmlformats.org/drawingml/2006/main">
-              <a:graphicData uri="http://schemas.openxmlformats.org/drawingml/2006/picture">
-                <pic:pic xmlns:pic="http://schemas.openxmlformats.org/drawingml/2006/picture">
-                  <pic:nvPicPr>
-                    <pic:cNvPr id="334362591" name="Imagem 10" descr="Tela de computador com texto preto sobre fundo branco&#10;&#10;O conteúdo gerado por IA pode estar incorreto."/>
-                    <pic:cNvPicPr/>
-                  </pic:nvPicPr>
-                  <pic:blipFill>
-                    <a:blip r:embed="rId13" cstate="print">
-                      <a:extLst>
-                        <a:ext uri="{28A0092B-C50C-407E-A947-70E740481C1C}">
-                          <a14:useLocalDpi xmlns:a14="http://schemas.microsoft.com/office/drawing/2010/main" val="0"/>
-                        </a:ext>
-                      </a:extLst>
-                    </a:blip>
-                    <a:stretch>
-                      <a:fillRect/>
-                    </a:stretch>
-                  </pic:blipFill>
-                  <pic:spPr>
-                    <a:xfrm>
-                      <a:off x="0" y="0"/>
-                      <a:ext cx="5400040" cy="3037840"/>
-                    </a:xfrm>
-                    <a:prstGeom prst="rect">
-                      <a:avLst/>
-                    </a:prstGeom>
-                  </pic:spPr>
-                </pic:pic>
-              </a:graphicData>
-            </a:graphic>
-          </wp:inline>
-        </w:drawing>
-      </w:r>
-    </w:p>
-    <w:p>
-      <w:pPr>
-        <w:spacing w:line="480" w:lineRule="auto"/>
-        <w:jc w:val="both"/>
-        <w:rPr>
-          <w:rFonts w:ascii="Times New Roman" w:hAnsi="Times New Roman" w:cs="Times New Roman"/>
-          <w:u w:val="single"/>
-        </w:rPr>
-      </w:pPr>
-    </w:p>
-    <w:p>
-      <w:pPr>
-        <w:spacing w:line="480" w:lineRule="auto"/>
-        <w:jc w:val="both"/>
-        <w:rPr>
-          <w:rFonts w:ascii="Times New Roman" w:hAnsi="Times New Roman" w:cs="Times New Roman"/>
-        </w:rPr>
-      </w:pPr>
-      <w:proofErr w:type="spellStart"/>
-      <w:r>
-        <w:rPr>
-          <w:rFonts w:ascii="Times New Roman" w:hAnsi="Times New Roman" w:cs="Times New Roman"/>
-        </w:rPr>
-        <w:t>Selectionsort</w:t>
-      </w:r>
-      <w:proofErr w:type="spellEnd"/>
-    </w:p>
-    <w:p>
-      <w:pPr>
-        <w:spacing w:line="480" w:lineRule="auto"/>
-        <w:jc w:val="center"/>
-        <w:rPr>
-          <w:rFonts w:ascii="Times New Roman" w:hAnsi="Times New Roman" w:cs="Times New Roman"/>
-        </w:rPr>
-      </w:pPr>
-      <w:r>
-        <w:rPr>
-          <w:rFonts w:ascii="Times New Roman" w:hAnsi="Times New Roman" w:cs="Times New Roman"/>
-          <w:noProof/>
-        </w:rPr>
-        <w:drawing>
-          <wp:inline distT="0" distB="0" distL="0" distR="0" wp14:anchorId="4E6E3A3B" wp14:editId="56CE9BE6">
-            <wp:extent cx="5400040" cy="3037840"/>
-            <wp:effectExtent l="0" t="0" r="0" b="0"/>
-            <wp:docPr id="746643551" name="Imagem 11" descr="Tela de computador com texto preto sobre fundo branco&#10;&#10;O conteúdo gerado por IA pode estar incorreto."/>
-            <wp:cNvGraphicFramePr>
-              <a:graphicFrameLocks xmlns:a="http://schemas.openxmlformats.org/drawingml/2006/main" noChangeAspect="1"/>
-            </wp:cNvGraphicFramePr>
-            <a:graphic xmlns:a="http://schemas.openxmlformats.org/drawingml/2006/main">
-              <a:graphicData uri="http://schemas.openxmlformats.org/drawingml/2006/picture">
-                <pic:pic xmlns:pic="http://schemas.openxmlformats.org/drawingml/2006/picture">
-                  <pic:nvPicPr>
-                    <pic:cNvPr id="746643551" name="Imagem 11" descr="Tela de computador com texto preto sobre fundo branco&#10;&#10;O conteúdo gerado por IA pode estar incorreto."/>
-                    <pic:cNvPicPr/>
-                  </pic:nvPicPr>
-                  <pic:blipFill>
-                    <a:blip r:embed="rId14" cstate="print">
-                      <a:extLst>
-                        <a:ext uri="{28A0092B-C50C-407E-A947-70E740481C1C}">
-                          <a14:useLocalDpi xmlns:a14="http://schemas.microsoft.com/office/drawing/2010/main" val="0"/>
-                        </a:ext>
-                      </a:extLst>
-                    </a:blip>
-                    <a:stretch>
-                      <a:fillRect/>
-                    </a:stretch>
-                  </pic:blipFill>
-                  <pic:spPr>
-                    <a:xfrm>
-                      <a:off x="0" y="0"/>
-                      <a:ext cx="5400040" cy="3037840"/>
-                    </a:xfrm>
-                    <a:prstGeom prst="rect">
-                      <a:avLst/>
-                    </a:prstGeom>
-                  </pic:spPr>
-                </pic:pic>
-              </a:graphicData>
-            </a:graphic>
-          </wp:inline>
-        </w:drawing>
-      </w:r>
-    </w:p>
-    <w:p>
-      <w:pPr>
-        <w:spacing w:line="480" w:lineRule="auto"/>
-        <w:jc w:val="both"/>
-        <w:rPr>
-          <w:rFonts w:ascii="Times New Roman" w:hAnsi="Times New Roman" w:cs="Times New Roman"/>
-        </w:rPr>
-      </w:pPr>
-      <w:r>
-        <w:rPr>
-          <w:rFonts w:ascii="Times New Roman" w:hAnsi="Times New Roman" w:cs="Times New Roman"/>
-        </w:rPr>
-        <w:t xml:space="preserve">Resultado: O </w:t>
-      </w:r>
-      <w:proofErr w:type="spellStart"/>
-      <w:r>
-        <w:rPr>
-          <w:rFonts w:ascii="Times New Roman" w:hAnsi="Times New Roman" w:cs="Times New Roman"/>
-        </w:rPr>
-        <w:t>Counting</w:t>
-      </w:r>
-      <w:proofErr w:type="spellEnd"/>
-      <w:r>
-        <w:rPr>
-          <w:rFonts w:ascii="Times New Roman" w:hAnsi="Times New Roman" w:cs="Times New Roman"/>
-        </w:rPr>
-        <w:t xml:space="preserve"> </w:t>
-      </w:r>
-      <w:proofErr w:type="spellStart"/>
-      <w:r>
-        <w:rPr>
-          <w:rFonts w:ascii="Times New Roman" w:hAnsi="Times New Roman" w:cs="Times New Roman"/>
-        </w:rPr>
-        <w:t>Sort</w:t>
-      </w:r>
-      <w:proofErr w:type="spellEnd"/>
-      <w:r>
-        <w:rPr>
-          <w:rFonts w:ascii="Times New Roman" w:hAnsi="Times New Roman" w:cs="Times New Roman"/>
-        </w:rPr>
-        <w:t xml:space="preserve"> foi mais rápido porque, para números inteiros em um intervalo definido, ele simplesmente conta e posiciona valores em tempo linear, enquanto o </w:t>
-      </w:r>
-      <w:proofErr w:type="spellStart"/>
-      <w:r>
-        <w:rPr>
-          <w:rFonts w:ascii="Times New Roman" w:hAnsi="Times New Roman" w:cs="Times New Roman"/>
-        </w:rPr>
-        <w:t>Quicksort</w:t>
-      </w:r>
-      <w:proofErr w:type="spellEnd"/>
-      <w:r>
-        <w:rPr>
-          <w:rFonts w:ascii="Times New Roman" w:hAnsi="Times New Roman" w:cs="Times New Roman"/>
-        </w:rPr>
-        <w:t xml:space="preserve"> gasta mais tempo com comparações e chamadas recursivas, já </w:t>
-      </w:r>
-      <w:r>
-        <w:rPr>
-          <w:rFonts w:ascii="Times New Roman" w:hAnsi="Times New Roman" w:cs="Times New Roman"/>
-        </w:rPr>
-        <w:t xml:space="preserve">o </w:t>
-      </w:r>
-      <w:proofErr w:type="spellStart"/>
-      <w:r>
-        <w:rPr>
-          <w:rFonts w:ascii="Times New Roman" w:hAnsi="Times New Roman" w:cs="Times New Roman"/>
-        </w:rPr>
-        <w:t>Selection</w:t>
-      </w:r>
-      <w:proofErr w:type="spellEnd"/>
-      <w:r>
-        <w:rPr>
-          <w:rFonts w:ascii="Times New Roman" w:hAnsi="Times New Roman" w:cs="Times New Roman"/>
-        </w:rPr>
-        <w:t xml:space="preserve"> </w:t>
-      </w:r>
-      <w:proofErr w:type="spellStart"/>
-      <w:r>
-        <w:rPr>
-          <w:rFonts w:ascii="Times New Roman" w:hAnsi="Times New Roman" w:cs="Times New Roman"/>
-        </w:rPr>
-        <w:t>Sort</w:t>
-      </w:r>
-      <w:proofErr w:type="spellEnd"/>
-      <w:r>
-        <w:rPr>
-          <w:rFonts w:ascii="Times New Roman" w:hAnsi="Times New Roman" w:cs="Times New Roman"/>
-        </w:rPr>
-        <w:t xml:space="preserve"> é simples, mas </w:t>
-      </w:r>
-      <w:r>
-        <w:rPr>
-          <w:rFonts w:ascii="Times New Roman" w:hAnsi="Times New Roman" w:cs="Times New Roman"/>
-        </w:rPr>
-        <w:lastRenderedPageBreak/>
-        <w:t xml:space="preserve">muito ineficiente para grandes volumes porque faz muitas comparações repetidas, tornando-o muito ruim para milhões de elementos. Mas se os valores fossem maiores e tivessem casas decimais o </w:t>
-      </w:r>
-      <w:proofErr w:type="spellStart"/>
-      <w:r>
-        <w:rPr>
-          <w:rFonts w:ascii="Times New Roman" w:hAnsi="Times New Roman" w:cs="Times New Roman"/>
-        </w:rPr>
-        <w:t>quicksort</w:t>
-      </w:r>
-      <w:proofErr w:type="spellEnd"/>
-      <w:r>
-        <w:rPr>
-          <w:rFonts w:ascii="Times New Roman" w:hAnsi="Times New Roman" w:cs="Times New Roman"/>
-        </w:rPr>
-        <w:t xml:space="preserve"> ganharia porque o </w:t>
-      </w:r>
-      <w:proofErr w:type="spellStart"/>
-      <w:r>
-        <w:rPr>
-          <w:rFonts w:ascii="Times New Roman" w:hAnsi="Times New Roman" w:cs="Times New Roman"/>
-        </w:rPr>
-        <w:t>countingsort</w:t>
-      </w:r>
-      <w:proofErr w:type="spellEnd"/>
-      <w:r>
-        <w:rPr>
-          <w:rFonts w:ascii="Times New Roman" w:hAnsi="Times New Roman" w:cs="Times New Roman"/>
-        </w:rPr>
-        <w:t xml:space="preserve"> não processa valores com casas decimais</w:t>
-      </w:r>
-      <w:r>
-        <w:rPr>
-          <w:rFonts w:ascii="Times New Roman" w:hAnsi="Times New Roman" w:cs="Times New Roman"/>
-        </w:rPr>
-        <w:t xml:space="preserve"> e gasta muito mais memória para alocar os valores no vetor auxiliar fora a memória gasta para ordenação</w:t>
-      </w:r>
-      <w:r>
-        <w:rPr>
-          <w:rFonts w:ascii="Times New Roman" w:hAnsi="Times New Roman" w:cs="Times New Roman"/>
-        </w:rPr>
-        <w:t>.</w:t>
+    </w:p>
+    <w:p>
+      <w:pPr>
+        <w:spacing w:line="480" w:lineRule="auto"/>
+        <w:jc w:val="both"/>
+        <w:rPr>
+          <w:rFonts w:ascii="Times New Roman" w:hAnsi="Times New Roman" w:cs="Times New Roman"/>
+        </w:rPr>
+      </w:pPr>
+      <w:r>
+        <w:rPr>
+          <w:rFonts w:ascii="Times New Roman" w:hAnsi="Times New Roman" w:cs="Times New Roman"/>
+        </w:rPr>
+        <w:t>Configurações do computador usadas para teste:</w:t>
       </w:r>
     </w:p>
     <w:tbl>
       <w:tblPr>
-        <w:tblStyle w:val="Tabelacomgrade"/>
         <w:tblW w:w="0" w:type="auto"/>
+        <w:tblCellSpacing w:w="15" w:type="dxa"/>
+        <w:tblBorders>
+          <w:top w:val="single" w:sz="4" w:space="0" w:color="auto"/>
+          <w:left w:val="single" w:sz="4" w:space="0" w:color="auto"/>
+          <w:bottom w:val="single" w:sz="4" w:space="0" w:color="auto"/>
+          <w:right w:val="single" w:sz="4" w:space="0" w:color="auto"/>
+          <w:insideH w:val="single" w:sz="4" w:space="0" w:color="auto"/>
+          <w:insideV w:val="single" w:sz="4" w:space="0" w:color="auto"/>
+        </w:tblBorders>
+        <w:tblCellMar>
+          <w:top w:w="15" w:type="dxa"/>
+          <w:left w:w="15" w:type="dxa"/>
+          <w:bottom w:w="15" w:type="dxa"/>
+          <w:right w:w="15" w:type="dxa"/>
+        </w:tblCellMar>
         <w:tblLook w:val="04A0" w:firstRow="1" w:lastRow="0" w:firstColumn="1" w:lastColumn="0" w:noHBand="0" w:noVBand="1"/>
       </w:tblPr>
       <w:tblGrid>
-        <w:gridCol w:w="2831"/>
-        <w:gridCol w:w="2831"/>
-        <w:gridCol w:w="2832"/>
+        <w:gridCol w:w="2349"/>
+        <w:gridCol w:w="6586"/>
       </w:tblGrid>
       <w:tr>
+        <w:trPr>
+          <w:tblHeader/>
+          <w:tblCellSpacing w:w="15" w:type="dxa"/>
+        </w:trPr>
         <w:tc>
           <w:tcPr>
-            <w:tcW w:w="2831" w:type="dxa"/>
+            <w:tcW w:w="0" w:type="auto"/>
+            <w:vAlign w:val="center"/>
+            <w:hideMark/>
           </w:tcPr>
           <w:p>
             <w:pPr>
               <w:spacing w:line="480" w:lineRule="auto"/>
-              <w:jc w:val="both"/>
+              <w:jc w:val="center"/>
               <w:rPr>
                 <w:rFonts w:ascii="Times New Roman" w:hAnsi="Times New Roman" w:cs="Times New Roman"/>
                 <w:b/>
@@ -5148,18 +5593,20 @@
                 <w:b/>
                 <w:bCs/>
               </w:rPr>
-              <w:t>Algoritmo de Ordenação</w:t>
+              <w:t>Campo</w:t>
             </w:r>
           </w:p>
         </w:tc>
         <w:tc>
           <w:tcPr>
-            <w:tcW w:w="2831" w:type="dxa"/>
+            <w:tcW w:w="0" w:type="auto"/>
+            <w:vAlign w:val="center"/>
+            <w:hideMark/>
           </w:tcPr>
           <w:p>
             <w:pPr>
               <w:spacing w:line="480" w:lineRule="auto"/>
-              <w:jc w:val="both"/>
+              <w:jc w:val="center"/>
               <w:rPr>
                 <w:rFonts w:ascii="Times New Roman" w:hAnsi="Times New Roman" w:cs="Times New Roman"/>
                 <w:b/>
@@ -5172,80 +5619,76 @@
                 <w:b/>
                 <w:bCs/>
               </w:rPr>
-              <w:t>Tempo de Execução</w:t>
+              <w:t>Informação</w:t>
+            </w:r>
+          </w:p>
+        </w:tc>
+      </w:tr>
+      <w:tr>
+        <w:trPr>
+          <w:tblCellSpacing w:w="15" w:type="dxa"/>
+        </w:trPr>
+        <w:tc>
+          <w:tcPr>
+            <w:tcW w:w="0" w:type="auto"/>
+            <w:vAlign w:val="center"/>
+            <w:hideMark/>
+          </w:tcPr>
+          <w:p>
+            <w:pPr>
+              <w:spacing w:line="480" w:lineRule="auto"/>
+              <w:jc w:val="center"/>
+              <w:rPr>
+                <w:rFonts w:ascii="Times New Roman" w:hAnsi="Times New Roman" w:cs="Times New Roman"/>
+              </w:rPr>
+            </w:pPr>
+            <w:r>
+              <w:rPr>
+                <w:rFonts w:ascii="Times New Roman" w:hAnsi="Times New Roman" w:cs="Times New Roman"/>
+                <w:b/>
+                <w:bCs/>
+              </w:rPr>
+              <w:t>Data/hora atual</w:t>
             </w:r>
           </w:p>
         </w:tc>
         <w:tc>
           <w:tcPr>
-            <w:tcW w:w="2832" w:type="dxa"/>
+            <w:tcW w:w="0" w:type="auto"/>
+            <w:vAlign w:val="center"/>
+            <w:hideMark/>
           </w:tcPr>
           <w:p>
             <w:pPr>
               <w:spacing w:line="480" w:lineRule="auto"/>
-              <w:jc w:val="both"/>
-              <w:rPr>
-                <w:rFonts w:ascii="Times New Roman" w:hAnsi="Times New Roman" w:cs="Times New Roman"/>
-                <w:b/>
-                <w:bCs/>
+              <w:jc w:val="center"/>
+              <w:rPr>
+                <w:rFonts w:ascii="Times New Roman" w:hAnsi="Times New Roman" w:cs="Times New Roman"/>
               </w:rPr>
             </w:pPr>
             <w:r>
               <w:rPr>
                 <w:rFonts w:ascii="Times New Roman" w:hAnsi="Times New Roman" w:cs="Times New Roman"/>
-                <w:b/>
-                <w:bCs/>
-              </w:rPr>
-              <w:t>Observações</w:t>
+              </w:rPr>
+              <w:t>Sábado, 7 de junho de 2025, 23:57:57</w:t>
             </w:r>
           </w:p>
         </w:tc>
       </w:tr>
       <w:tr>
+        <w:trPr>
+          <w:tblCellSpacing w:w="15" w:type="dxa"/>
+        </w:trPr>
         <w:tc>
           <w:tcPr>
-            <w:tcW w:w="2831" w:type="dxa"/>
+            <w:tcW w:w="0" w:type="auto"/>
+            <w:vAlign w:val="center"/>
+            <w:hideMark/>
           </w:tcPr>
           <w:p>
             <w:pPr>
               <w:spacing w:line="480" w:lineRule="auto"/>
-              <w:jc w:val="both"/>
-              <w:rPr>
-                <w:rFonts w:ascii="Times New Roman" w:hAnsi="Times New Roman" w:cs="Times New Roman"/>
-              </w:rPr>
-            </w:pPr>
-            <w:proofErr w:type="spellStart"/>
-            <w:r>
-              <w:rPr>
-                <w:rFonts w:ascii="Times New Roman" w:hAnsi="Times New Roman" w:cs="Times New Roman"/>
-              </w:rPr>
-              <w:t>Counting</w:t>
-            </w:r>
-            <w:proofErr w:type="spellEnd"/>
-            <w:r>
-              <w:rPr>
-                <w:rFonts w:ascii="Times New Roman" w:hAnsi="Times New Roman" w:cs="Times New Roman"/>
-              </w:rPr>
-              <w:t xml:space="preserve"> </w:t>
-            </w:r>
-            <w:proofErr w:type="spellStart"/>
-            <w:r>
-              <w:rPr>
-                <w:rFonts w:ascii="Times New Roman" w:hAnsi="Times New Roman" w:cs="Times New Roman"/>
-              </w:rPr>
-              <w:t>Sort</w:t>
-            </w:r>
-            <w:proofErr w:type="spellEnd"/>
-          </w:p>
-        </w:tc>
-        <w:tc>
-          <w:tcPr>
-            <w:tcW w:w="2831" w:type="dxa"/>
-          </w:tcPr>
-          <w:p>
-            <w:pPr>
-              <w:spacing w:line="480" w:lineRule="auto"/>
-              <w:jc w:val="both"/>
+              <w:jc w:val="center"/>
               <w:rPr>
                 <w:rFonts w:ascii="Times New Roman" w:hAnsi="Times New Roman" w:cs="Times New Roman"/>
               </w:rPr>
@@ -5253,25 +5696,23 @@
             <w:r>
               <w:rPr>
                 <w:rFonts w:ascii="Times New Roman" w:hAnsi="Times New Roman" w:cs="Times New Roman"/>
-              </w:rPr>
-              <w:t>23 segundos</w:t>
-            </w:r>
-            <w:r>
-              <w:rPr>
-                <w:rFonts w:ascii="Times New Roman" w:hAnsi="Times New Roman" w:cs="Times New Roman"/>
-              </w:rPr>
-              <w:t>/2004.93mb</w:t>
+                <w:b/>
+                <w:bCs/>
+              </w:rPr>
+              <w:t>Nome do computador</w:t>
             </w:r>
           </w:p>
         </w:tc>
         <w:tc>
           <w:tcPr>
-            <w:tcW w:w="2832" w:type="dxa"/>
+            <w:tcW w:w="0" w:type="auto"/>
+            <w:vAlign w:val="center"/>
+            <w:hideMark/>
           </w:tcPr>
           <w:p>
             <w:pPr>
               <w:spacing w:line="480" w:lineRule="auto"/>
-              <w:jc w:val="both"/>
+              <w:jc w:val="center"/>
               <w:rPr>
                 <w:rFonts w:ascii="Times New Roman" w:hAnsi="Times New Roman" w:cs="Times New Roman"/>
               </w:rPr>
@@ -5280,20 +5721,25 @@
               <w:rPr>
                 <w:rFonts w:ascii="Times New Roman" w:hAnsi="Times New Roman" w:cs="Times New Roman"/>
               </w:rPr>
-              <w:t>Mais rápido para inteiros</w:t>
+              <w:t>RAVEL</w:t>
             </w:r>
           </w:p>
         </w:tc>
       </w:tr>
       <w:tr>
+        <w:trPr>
+          <w:tblCellSpacing w:w="15" w:type="dxa"/>
+        </w:trPr>
         <w:tc>
           <w:tcPr>
-            <w:tcW w:w="2831" w:type="dxa"/>
+            <w:tcW w:w="0" w:type="auto"/>
+            <w:vAlign w:val="center"/>
+            <w:hideMark/>
           </w:tcPr>
           <w:p>
             <w:pPr>
               <w:spacing w:line="480" w:lineRule="auto"/>
-              <w:jc w:val="both"/>
+              <w:jc w:val="center"/>
               <w:rPr>
                 <w:rFonts w:ascii="Times New Roman" w:hAnsi="Times New Roman" w:cs="Times New Roman"/>
               </w:rPr>
@@ -5301,19 +5747,23 @@
             <w:r>
               <w:rPr>
                 <w:rFonts w:ascii="Times New Roman" w:hAnsi="Times New Roman" w:cs="Times New Roman"/>
-              </w:rPr>
-              <w:t>Quick Sort</w:t>
+                <w:b/>
+                <w:bCs/>
+              </w:rPr>
+              <w:t>Sistema operacional</w:t>
             </w:r>
           </w:p>
         </w:tc>
         <w:tc>
           <w:tcPr>
-            <w:tcW w:w="2831" w:type="dxa"/>
+            <w:tcW w:w="0" w:type="auto"/>
+            <w:vAlign w:val="center"/>
+            <w:hideMark/>
           </w:tcPr>
           <w:p>
             <w:pPr>
               <w:spacing w:line="480" w:lineRule="auto"/>
-              <w:jc w:val="both"/>
+              <w:jc w:val="center"/>
               <w:rPr>
                 <w:rFonts w:ascii="Times New Roman" w:hAnsi="Times New Roman" w:cs="Times New Roman"/>
               </w:rPr>
@@ -5322,70 +5772,90 @@
               <w:rPr>
                 <w:rFonts w:ascii="Times New Roman" w:hAnsi="Times New Roman" w:cs="Times New Roman"/>
               </w:rPr>
-              <w:t>31 segundos</w:t>
+              <w:t xml:space="preserve">Windows 11 </w:t>
+            </w:r>
+            <w:proofErr w:type="gramStart"/>
+            <w:r>
+              <w:rPr>
+                <w:rFonts w:ascii="Times New Roman" w:hAnsi="Times New Roman" w:cs="Times New Roman"/>
+              </w:rPr>
+              <w:t>Pro 64 bits</w:t>
+            </w:r>
+            <w:proofErr w:type="gramEnd"/>
+            <w:r>
+              <w:rPr>
+                <w:rFonts w:ascii="Times New Roman" w:hAnsi="Times New Roman" w:cs="Times New Roman"/>
+              </w:rPr>
+              <w:t xml:space="preserve"> (10.0, Compilação 26100)</w:t>
+            </w:r>
+          </w:p>
+        </w:tc>
+      </w:tr>
+      <w:tr>
+        <w:trPr>
+          <w:tblCellSpacing w:w="15" w:type="dxa"/>
+        </w:trPr>
+        <w:tc>
+          <w:tcPr>
+            <w:tcW w:w="0" w:type="auto"/>
+            <w:vAlign w:val="center"/>
+            <w:hideMark/>
+          </w:tcPr>
+          <w:p>
+            <w:pPr>
+              <w:spacing w:line="480" w:lineRule="auto"/>
+              <w:jc w:val="center"/>
+              <w:rPr>
+                <w:rFonts w:ascii="Times New Roman" w:hAnsi="Times New Roman" w:cs="Times New Roman"/>
+              </w:rPr>
+            </w:pPr>
+            <w:r>
+              <w:rPr>
+                <w:rFonts w:ascii="Times New Roman" w:hAnsi="Times New Roman" w:cs="Times New Roman"/>
+                <w:b/>
+                <w:bCs/>
+              </w:rPr>
+              <w:t>Idioma</w:t>
             </w:r>
           </w:p>
         </w:tc>
         <w:tc>
           <w:tcPr>
-            <w:tcW w:w="2832" w:type="dxa"/>
+            <w:tcW w:w="0" w:type="auto"/>
+            <w:vAlign w:val="center"/>
+            <w:hideMark/>
           </w:tcPr>
           <w:p>
             <w:pPr>
               <w:spacing w:line="480" w:lineRule="auto"/>
-              <w:jc w:val="both"/>
+              <w:jc w:val="center"/>
               <w:rPr>
                 <w:rFonts w:ascii="Times New Roman" w:hAnsi="Times New Roman" w:cs="Times New Roman"/>
               </w:rPr>
             </w:pPr>
+            <w:r>
+              <w:rPr>
+                <w:rFonts w:ascii="Times New Roman" w:hAnsi="Times New Roman" w:cs="Times New Roman"/>
+              </w:rPr>
+              <w:t>Português (Configuração regional: português)</w:t>
+            </w:r>
           </w:p>
         </w:tc>
       </w:tr>
       <w:tr>
+        <w:trPr>
+          <w:tblCellSpacing w:w="15" w:type="dxa"/>
+        </w:trPr>
         <w:tc>
           <w:tcPr>
-            <w:tcW w:w="2831" w:type="dxa"/>
+            <w:tcW w:w="0" w:type="auto"/>
+            <w:vAlign w:val="center"/>
+            <w:hideMark/>
           </w:tcPr>
           <w:p>
             <w:pPr>
               <w:spacing w:line="480" w:lineRule="auto"/>
-              <w:jc w:val="both"/>
-              <w:rPr>
-                <w:rFonts w:ascii="Times New Roman" w:hAnsi="Times New Roman" w:cs="Times New Roman"/>
-              </w:rPr>
-            </w:pPr>
-            <w:proofErr w:type="spellStart"/>
-            <w:r>
-              <w:rPr>
-                <w:rFonts w:ascii="Times New Roman" w:hAnsi="Times New Roman" w:cs="Times New Roman"/>
-              </w:rPr>
-              <w:t>Insertion</w:t>
-            </w:r>
-            <w:proofErr w:type="spellEnd"/>
-            <w:r>
-              <w:rPr>
-                <w:rFonts w:ascii="Times New Roman" w:hAnsi="Times New Roman" w:cs="Times New Roman"/>
-              </w:rPr>
-              <w:t xml:space="preserve"> </w:t>
-            </w:r>
-            <w:proofErr w:type="spellStart"/>
-            <w:r>
-              <w:rPr>
-                <w:rFonts w:ascii="Times New Roman" w:hAnsi="Times New Roman" w:cs="Times New Roman"/>
-              </w:rPr>
-              <w:t>Sort</w:t>
-            </w:r>
-            <w:proofErr w:type="spellEnd"/>
-          </w:p>
-        </w:tc>
-        <w:tc>
-          <w:tcPr>
-            <w:tcW w:w="2831" w:type="dxa"/>
-          </w:tcPr>
-          <w:p>
-            <w:pPr>
-              <w:spacing w:line="480" w:lineRule="auto"/>
-              <w:jc w:val="both"/>
+              <w:jc w:val="center"/>
               <w:rPr>
                 <w:rFonts w:ascii="Times New Roman" w:hAnsi="Times New Roman" w:cs="Times New Roman"/>
               </w:rPr>
@@ -5393,19 +5863,23 @@
             <w:r>
               <w:rPr>
                 <w:rFonts w:ascii="Times New Roman" w:hAnsi="Times New Roman" w:cs="Times New Roman"/>
-              </w:rPr>
-              <w:t>300 segundos</w:t>
+                <w:b/>
+                <w:bCs/>
+              </w:rPr>
+              <w:t>Fabricante do sistema</w:t>
             </w:r>
           </w:p>
         </w:tc>
         <w:tc>
           <w:tcPr>
-            <w:tcW w:w="2832" w:type="dxa"/>
+            <w:tcW w:w="0" w:type="auto"/>
+            <w:vAlign w:val="center"/>
+            <w:hideMark/>
           </w:tcPr>
           <w:p>
             <w:pPr>
               <w:spacing w:line="480" w:lineRule="auto"/>
-              <w:jc w:val="both"/>
+              <w:jc w:val="center"/>
               <w:rPr>
                 <w:rFonts w:ascii="Times New Roman" w:hAnsi="Times New Roman" w:cs="Times New Roman"/>
               </w:rPr>
@@ -5414,7 +5888,328 @@
               <w:rPr>
                 <w:rFonts w:ascii="Times New Roman" w:hAnsi="Times New Roman" w:cs="Times New Roman"/>
               </w:rPr>
-              <w:t>Não terminou a execução</w:t>
+              <w:t>Acer</w:t>
+            </w:r>
+          </w:p>
+        </w:tc>
+      </w:tr>
+      <w:tr>
+        <w:trPr>
+          <w:tblCellSpacing w:w="15" w:type="dxa"/>
+        </w:trPr>
+        <w:tc>
+          <w:tcPr>
+            <w:tcW w:w="0" w:type="auto"/>
+            <w:vAlign w:val="center"/>
+            <w:hideMark/>
+          </w:tcPr>
+          <w:p>
+            <w:pPr>
+              <w:spacing w:line="480" w:lineRule="auto"/>
+              <w:jc w:val="center"/>
+              <w:rPr>
+                <w:rFonts w:ascii="Times New Roman" w:hAnsi="Times New Roman" w:cs="Times New Roman"/>
+              </w:rPr>
+            </w:pPr>
+            <w:r>
+              <w:rPr>
+                <w:rFonts w:ascii="Times New Roman" w:hAnsi="Times New Roman" w:cs="Times New Roman"/>
+                <w:b/>
+                <w:bCs/>
+              </w:rPr>
+              <w:t>Modelo do sistema</w:t>
+            </w:r>
+          </w:p>
+        </w:tc>
+        <w:tc>
+          <w:tcPr>
+            <w:tcW w:w="0" w:type="auto"/>
+            <w:vAlign w:val="center"/>
+            <w:hideMark/>
+          </w:tcPr>
+          <w:p>
+            <w:pPr>
+              <w:spacing w:line="480" w:lineRule="auto"/>
+              <w:jc w:val="center"/>
+              <w:rPr>
+                <w:rFonts w:ascii="Times New Roman" w:hAnsi="Times New Roman" w:cs="Times New Roman"/>
+              </w:rPr>
+            </w:pPr>
+            <w:r>
+              <w:rPr>
+                <w:rFonts w:ascii="Times New Roman" w:hAnsi="Times New Roman" w:cs="Times New Roman"/>
+              </w:rPr>
+              <w:t>Nitro AN517-51</w:t>
+            </w:r>
+          </w:p>
+        </w:tc>
+      </w:tr>
+      <w:tr>
+        <w:trPr>
+          <w:tblCellSpacing w:w="15" w:type="dxa"/>
+        </w:trPr>
+        <w:tc>
+          <w:tcPr>
+            <w:tcW w:w="0" w:type="auto"/>
+            <w:vAlign w:val="center"/>
+            <w:hideMark/>
+          </w:tcPr>
+          <w:p>
+            <w:pPr>
+              <w:spacing w:line="480" w:lineRule="auto"/>
+              <w:jc w:val="center"/>
+              <w:rPr>
+                <w:rFonts w:ascii="Times New Roman" w:hAnsi="Times New Roman" w:cs="Times New Roman"/>
+              </w:rPr>
+            </w:pPr>
+            <w:r>
+              <w:rPr>
+                <w:rFonts w:ascii="Times New Roman" w:hAnsi="Times New Roman" w:cs="Times New Roman"/>
+                <w:b/>
+                <w:bCs/>
+              </w:rPr>
+              <w:t>BIOS</w:t>
+            </w:r>
+          </w:p>
+        </w:tc>
+        <w:tc>
+          <w:tcPr>
+            <w:tcW w:w="0" w:type="auto"/>
+            <w:vAlign w:val="center"/>
+            <w:hideMark/>
+          </w:tcPr>
+          <w:p>
+            <w:pPr>
+              <w:spacing w:line="480" w:lineRule="auto"/>
+              <w:jc w:val="center"/>
+              <w:rPr>
+                <w:rFonts w:ascii="Times New Roman" w:hAnsi="Times New Roman" w:cs="Times New Roman"/>
+              </w:rPr>
+            </w:pPr>
+            <w:r>
+              <w:rPr>
+                <w:rFonts w:ascii="Times New Roman" w:hAnsi="Times New Roman" w:cs="Times New Roman"/>
+              </w:rPr>
+              <w:t>V1.33</w:t>
+            </w:r>
+          </w:p>
+        </w:tc>
+      </w:tr>
+      <w:tr>
+        <w:trPr>
+          <w:tblCellSpacing w:w="15" w:type="dxa"/>
+        </w:trPr>
+        <w:tc>
+          <w:tcPr>
+            <w:tcW w:w="0" w:type="auto"/>
+            <w:vAlign w:val="center"/>
+            <w:hideMark/>
+          </w:tcPr>
+          <w:p>
+            <w:pPr>
+              <w:spacing w:line="480" w:lineRule="auto"/>
+              <w:jc w:val="center"/>
+              <w:rPr>
+                <w:rFonts w:ascii="Times New Roman" w:hAnsi="Times New Roman" w:cs="Times New Roman"/>
+              </w:rPr>
+            </w:pPr>
+            <w:r>
+              <w:rPr>
+                <w:rFonts w:ascii="Times New Roman" w:hAnsi="Times New Roman" w:cs="Times New Roman"/>
+                <w:b/>
+                <w:bCs/>
+              </w:rPr>
+              <w:t>Processador</w:t>
+            </w:r>
+          </w:p>
+        </w:tc>
+        <w:tc>
+          <w:tcPr>
+            <w:tcW w:w="0" w:type="auto"/>
+            <w:vAlign w:val="center"/>
+            <w:hideMark/>
+          </w:tcPr>
+          <w:p>
+            <w:pPr>
+              <w:spacing w:line="480" w:lineRule="auto"/>
+              <w:jc w:val="center"/>
+              <w:rPr>
+                <w:rFonts w:ascii="Times New Roman" w:hAnsi="Times New Roman" w:cs="Times New Roman"/>
+              </w:rPr>
+            </w:pPr>
+            <w:r>
+              <w:rPr>
+                <w:rFonts w:ascii="Times New Roman" w:hAnsi="Times New Roman" w:cs="Times New Roman"/>
+              </w:rPr>
+              <w:t xml:space="preserve">Intel(R) </w:t>
+            </w:r>
+            <w:proofErr w:type="gramStart"/>
+            <w:r>
+              <w:rPr>
+                <w:rFonts w:ascii="Times New Roman" w:hAnsi="Times New Roman" w:cs="Times New Roman"/>
+              </w:rPr>
+              <w:t>Core(</w:t>
+            </w:r>
+            <w:proofErr w:type="gramEnd"/>
+            <w:r>
+              <w:rPr>
+                <w:rFonts w:ascii="Times New Roman" w:hAnsi="Times New Roman" w:cs="Times New Roman"/>
+              </w:rPr>
+              <w:t>TM) i5-9300H CPU @ 2.40GHz (8 CPUs), ~2.4GHz</w:t>
+            </w:r>
+          </w:p>
+        </w:tc>
+      </w:tr>
+      <w:tr>
+        <w:trPr>
+          <w:tblCellSpacing w:w="15" w:type="dxa"/>
+        </w:trPr>
+        <w:tc>
+          <w:tcPr>
+            <w:tcW w:w="0" w:type="auto"/>
+            <w:vAlign w:val="center"/>
+            <w:hideMark/>
+          </w:tcPr>
+          <w:p>
+            <w:pPr>
+              <w:spacing w:line="480" w:lineRule="auto"/>
+              <w:jc w:val="center"/>
+              <w:rPr>
+                <w:rFonts w:ascii="Times New Roman" w:hAnsi="Times New Roman" w:cs="Times New Roman"/>
+              </w:rPr>
+            </w:pPr>
+            <w:r>
+              <w:rPr>
+                <w:rFonts w:ascii="Times New Roman" w:hAnsi="Times New Roman" w:cs="Times New Roman"/>
+                <w:b/>
+                <w:bCs/>
+              </w:rPr>
+              <w:t>Memória</w:t>
+            </w:r>
+          </w:p>
+        </w:tc>
+        <w:tc>
+          <w:tcPr>
+            <w:tcW w:w="0" w:type="auto"/>
+            <w:vAlign w:val="center"/>
+            <w:hideMark/>
+          </w:tcPr>
+          <w:p>
+            <w:pPr>
+              <w:spacing w:line="480" w:lineRule="auto"/>
+              <w:jc w:val="center"/>
+              <w:rPr>
+                <w:rFonts w:ascii="Times New Roman" w:hAnsi="Times New Roman" w:cs="Times New Roman"/>
+              </w:rPr>
+            </w:pPr>
+            <w:r>
+              <w:rPr>
+                <w:rFonts w:ascii="Times New Roman" w:hAnsi="Times New Roman" w:cs="Times New Roman"/>
+              </w:rPr>
+              <w:t>16384MB RAM (16 GB)</w:t>
+            </w:r>
+          </w:p>
+        </w:tc>
+      </w:tr>
+      <w:tr>
+        <w:trPr>
+          <w:tblCellSpacing w:w="15" w:type="dxa"/>
+        </w:trPr>
+        <w:tc>
+          <w:tcPr>
+            <w:tcW w:w="0" w:type="auto"/>
+            <w:vAlign w:val="center"/>
+            <w:hideMark/>
+          </w:tcPr>
+          <w:p>
+            <w:pPr>
+              <w:spacing w:line="480" w:lineRule="auto"/>
+              <w:jc w:val="center"/>
+              <w:rPr>
+                <w:rFonts w:ascii="Times New Roman" w:hAnsi="Times New Roman" w:cs="Times New Roman"/>
+              </w:rPr>
+            </w:pPr>
+            <w:r>
+              <w:rPr>
+                <w:rFonts w:ascii="Times New Roman" w:hAnsi="Times New Roman" w:cs="Times New Roman"/>
+                <w:b/>
+                <w:bCs/>
+              </w:rPr>
+              <w:lastRenderedPageBreak/>
+              <w:t>Arquivo de paginação</w:t>
+            </w:r>
+          </w:p>
+        </w:tc>
+        <w:tc>
+          <w:tcPr>
+            <w:tcW w:w="0" w:type="auto"/>
+            <w:vAlign w:val="center"/>
+            <w:hideMark/>
+          </w:tcPr>
+          <w:p>
+            <w:pPr>
+              <w:spacing w:line="480" w:lineRule="auto"/>
+              <w:jc w:val="center"/>
+              <w:rPr>
+                <w:rFonts w:ascii="Times New Roman" w:hAnsi="Times New Roman" w:cs="Times New Roman"/>
+              </w:rPr>
+            </w:pPr>
+            <w:r>
+              <w:rPr>
+                <w:rFonts w:ascii="Times New Roman" w:hAnsi="Times New Roman" w:cs="Times New Roman"/>
+              </w:rPr>
+              <w:t>14400MB usados, 3868MB disponíveis</w:t>
+            </w:r>
+          </w:p>
+        </w:tc>
+      </w:tr>
+      <w:tr>
+        <w:trPr>
+          <w:tblCellSpacing w:w="15" w:type="dxa"/>
+        </w:trPr>
+        <w:tc>
+          <w:tcPr>
+            <w:tcW w:w="0" w:type="auto"/>
+            <w:vAlign w:val="center"/>
+            <w:hideMark/>
+          </w:tcPr>
+          <w:p>
+            <w:pPr>
+              <w:spacing w:line="480" w:lineRule="auto"/>
+              <w:jc w:val="center"/>
+              <w:rPr>
+                <w:rFonts w:ascii="Times New Roman" w:hAnsi="Times New Roman" w:cs="Times New Roman"/>
+              </w:rPr>
+            </w:pPr>
+            <w:r>
+              <w:rPr>
+                <w:rFonts w:ascii="Times New Roman" w:hAnsi="Times New Roman" w:cs="Times New Roman"/>
+                <w:b/>
+                <w:bCs/>
+              </w:rPr>
+              <w:t>Versão do DirectX</w:t>
+            </w:r>
+          </w:p>
+        </w:tc>
+        <w:tc>
+          <w:tcPr>
+            <w:tcW w:w="0" w:type="auto"/>
+            <w:vAlign w:val="center"/>
+            <w:hideMark/>
+          </w:tcPr>
+          <w:p>
+            <w:pPr>
+              <w:spacing w:line="480" w:lineRule="auto"/>
+              <w:jc w:val="center"/>
+              <w:rPr>
+                <w:rFonts w:ascii="Times New Roman" w:hAnsi="Times New Roman" w:cs="Times New Roman"/>
+              </w:rPr>
+            </w:pPr>
+            <w:r>
+              <w:rPr>
+                <w:rFonts w:ascii="Times New Roman" w:hAnsi="Times New Roman" w:cs="Times New Roman"/>
+              </w:rPr>
+              <w:t>DirectX 12</w:t>
             </w:r>
           </w:p>
         </w:tc>
@@ -5423,417 +6218,11 @@
     <w:p>
       <w:pPr>
         <w:spacing w:line="480" w:lineRule="auto"/>
-        <w:jc w:val="both"/>
-        <w:rPr>
-          <w:rFonts w:ascii="Times New Roman" w:hAnsi="Times New Roman" w:cs="Times New Roman"/>
-        </w:rPr>
-      </w:pPr>
-    </w:p>
-    <w:p>
-      <w:pPr>
-        <w:spacing w:line="480" w:lineRule="auto"/>
-        <w:jc w:val="both"/>
-        <w:rPr>
-          <w:rFonts w:ascii="Times New Roman" w:hAnsi="Times New Roman" w:cs="Times New Roman"/>
-        </w:rPr>
-      </w:pPr>
-      <w:r>
-        <w:rPr>
-          <w:rFonts w:ascii="Times New Roman" w:hAnsi="Times New Roman" w:cs="Times New Roman"/>
-          <w:noProof/>
-        </w:rPr>
-        <w:drawing>
-          <wp:inline distT="0" distB="0" distL="0" distR="0" wp14:anchorId="59DDE00B" wp14:editId="701F58EB">
-            <wp:extent cx="2812388" cy="2109291"/>
-            <wp:effectExtent l="0" t="0" r="7620" b="5715"/>
-            <wp:docPr id="630599550" name="Imagem 16" descr="Gráfico, Gráfico de linhas&#10;&#10;O conteúdo gerado por IA pode estar incorreto."/>
-            <wp:cNvGraphicFramePr>
-              <a:graphicFrameLocks xmlns:a="http://schemas.openxmlformats.org/drawingml/2006/main" noChangeAspect="1"/>
-            </wp:cNvGraphicFramePr>
-            <a:graphic xmlns:a="http://schemas.openxmlformats.org/drawingml/2006/main">
-              <a:graphicData uri="http://schemas.openxmlformats.org/drawingml/2006/picture">
-                <pic:pic xmlns:pic="http://schemas.openxmlformats.org/drawingml/2006/picture">
-                  <pic:nvPicPr>
-                    <pic:cNvPr id="630599550" name="Imagem 16" descr="Gráfico, Gráfico de linhas&#10;&#10;O conteúdo gerado por IA pode estar incorreto."/>
-                    <pic:cNvPicPr/>
-                  </pic:nvPicPr>
-                  <pic:blipFill>
-                    <a:blip r:embed="rId15">
-                      <a:extLst>
-                        <a:ext uri="{28A0092B-C50C-407E-A947-70E740481C1C}">
-                          <a14:useLocalDpi xmlns:a14="http://schemas.microsoft.com/office/drawing/2010/main" val="0"/>
-                        </a:ext>
-                      </a:extLst>
-                    </a:blip>
-                    <a:stretch>
-                      <a:fillRect/>
-                    </a:stretch>
-                  </pic:blipFill>
-                  <pic:spPr>
-                    <a:xfrm>
-                      <a:off x="0" y="0"/>
-                      <a:ext cx="2841365" cy="2131024"/>
-                    </a:xfrm>
-                    <a:prstGeom prst="rect">
-                      <a:avLst/>
-                    </a:prstGeom>
-                  </pic:spPr>
-                </pic:pic>
-              </a:graphicData>
-            </a:graphic>
-          </wp:inline>
-        </w:drawing>
-      </w:r>
-      <w:r>
-        <w:rPr>
-          <w:rFonts w:ascii="Times New Roman" w:hAnsi="Times New Roman" w:cs="Times New Roman"/>
-          <w:noProof/>
-        </w:rPr>
-        <w:drawing>
-          <wp:inline distT="0" distB="0" distL="0" distR="0" wp14:anchorId="763197DD" wp14:editId="5CA38FA0">
-            <wp:extent cx="2832104" cy="1595215"/>
-            <wp:effectExtent l="0" t="0" r="6350" b="5080"/>
-            <wp:docPr id="1494633785" name="Imagem 4" descr="Interface gráfica do usuário, Texto&#10;&#10;O conteúdo gerado por IA pode estar incorreto."/>
-            <wp:cNvGraphicFramePr>
-              <a:graphicFrameLocks xmlns:a="http://schemas.openxmlformats.org/drawingml/2006/main" noChangeAspect="1"/>
-            </wp:cNvGraphicFramePr>
-            <a:graphic xmlns:a="http://schemas.openxmlformats.org/drawingml/2006/main">
-              <a:graphicData uri="http://schemas.openxmlformats.org/drawingml/2006/picture">
-                <pic:pic xmlns:pic="http://schemas.openxmlformats.org/drawingml/2006/picture">
-                  <pic:nvPicPr>
-                    <pic:cNvPr id="1494633785" name="Imagem 4" descr="Interface gráfica do usuário, Texto&#10;&#10;O conteúdo gerado por IA pode estar incorreto."/>
-                    <pic:cNvPicPr/>
-                  </pic:nvPicPr>
-                  <pic:blipFill>
-                    <a:blip r:embed="rId16" cstate="print">
-                      <a:extLst>
-                        <a:ext uri="{28A0092B-C50C-407E-A947-70E740481C1C}">
-                          <a14:useLocalDpi xmlns:a14="http://schemas.microsoft.com/office/drawing/2010/main" val="0"/>
-                        </a:ext>
-                      </a:extLst>
-                    </a:blip>
-                    <a:stretch>
-                      <a:fillRect/>
-                    </a:stretch>
-                  </pic:blipFill>
-                  <pic:spPr>
-                    <a:xfrm>
-                      <a:off x="0" y="0"/>
-                      <a:ext cx="2872422" cy="1617924"/>
-                    </a:xfrm>
-                    <a:prstGeom prst="rect">
-                      <a:avLst/>
-                    </a:prstGeom>
-                  </pic:spPr>
-                </pic:pic>
-              </a:graphicData>
-            </a:graphic>
-          </wp:inline>
-        </w:drawing>
-      </w:r>
-    </w:p>
-    <w:p>
-      <w:pPr>
-        <w:spacing w:line="480" w:lineRule="auto"/>
-        <w:jc w:val="both"/>
-        <w:rPr>
-          <w:rFonts w:ascii="Times New Roman" w:hAnsi="Times New Roman" w:cs="Times New Roman"/>
-        </w:rPr>
-      </w:pPr>
-      <w:r>
-        <w:rPr>
-          <w:rFonts w:ascii="Times New Roman" w:hAnsi="Times New Roman" w:cs="Times New Roman"/>
-        </w:rPr>
-        <w:t>Configurações do computador usadas para teste:</w:t>
-      </w:r>
-    </w:p>
-    <w:p>
-      <w:pPr>
-        <w:spacing w:line="480" w:lineRule="auto"/>
         <w:jc w:val="center"/>
         <w:rPr>
           <w:rFonts w:ascii="Times New Roman" w:hAnsi="Times New Roman" w:cs="Times New Roman"/>
         </w:rPr>
       </w:pPr>
-      <w:r>
-        <w:rPr>
-          <w:rFonts w:ascii="Times New Roman" w:hAnsi="Times New Roman" w:cs="Times New Roman"/>
-          <w:noProof/>
-        </w:rPr>
-        <w:drawing>
-          <wp:inline distT="0" distB="0" distL="0" distR="0" wp14:anchorId="306E7501" wp14:editId="0C6834DB">
-            <wp:extent cx="2793689" cy="2045331"/>
-            <wp:effectExtent l="0" t="0" r="6985" b="0"/>
-            <wp:docPr id="171384476" name="Imagem 18" descr="Interface gráfica do usuário, Texto, Aplicativo&#10;&#10;O conteúdo gerado por IA pode estar incorreto."/>
-            <wp:cNvGraphicFramePr>
-              <a:graphicFrameLocks xmlns:a="http://schemas.openxmlformats.org/drawingml/2006/main" noChangeAspect="1"/>
-            </wp:cNvGraphicFramePr>
-            <a:graphic xmlns:a="http://schemas.openxmlformats.org/drawingml/2006/main">
-              <a:graphicData uri="http://schemas.openxmlformats.org/drawingml/2006/picture">
-                <pic:pic xmlns:pic="http://schemas.openxmlformats.org/drawingml/2006/picture">
-                  <pic:nvPicPr>
-                    <pic:cNvPr id="171384476" name="Imagem 18" descr="Interface gráfica do usuário, Texto, Aplicativo&#10;&#10;O conteúdo gerado por IA pode estar incorreto."/>
-                    <pic:cNvPicPr/>
-                  </pic:nvPicPr>
-                  <pic:blipFill>
-                    <a:blip r:embed="rId17" cstate="print">
-                      <a:extLst>
-                        <a:ext uri="{28A0092B-C50C-407E-A947-70E740481C1C}">
-                          <a14:useLocalDpi xmlns:a14="http://schemas.microsoft.com/office/drawing/2010/main" val="0"/>
-                        </a:ext>
-                      </a:extLst>
-                    </a:blip>
-                    <a:stretch>
-                      <a:fillRect/>
-                    </a:stretch>
-                  </pic:blipFill>
-                  <pic:spPr>
-                    <a:xfrm>
-                      <a:off x="0" y="0"/>
-                      <a:ext cx="2834797" cy="2075427"/>
-                    </a:xfrm>
-                    <a:prstGeom prst="rect">
-                      <a:avLst/>
-                    </a:prstGeom>
-                  </pic:spPr>
-                </pic:pic>
-              </a:graphicData>
-            </a:graphic>
-          </wp:inline>
-        </w:drawing>
-      </w:r>
-    </w:p>
-    <w:p>
-      <w:pPr>
-        <w:spacing w:line="480" w:lineRule="auto"/>
-        <w:jc w:val="both"/>
-        <w:rPr>
-          <w:rFonts w:ascii="Times New Roman" w:hAnsi="Times New Roman" w:cs="Times New Roman"/>
-        </w:rPr>
-      </w:pPr>
-      <w:r>
-        <w:rPr>
-          <w:rFonts w:ascii="Times New Roman" w:hAnsi="Times New Roman" w:cs="Times New Roman"/>
-        </w:rPr>
-        <w:lastRenderedPageBreak/>
-        <w:t xml:space="preserve">REFERÊNCIAS </w:t>
-      </w:r>
-    </w:p>
-    <w:p>
-      <w:pPr>
-        <w:spacing w:line="480" w:lineRule="auto"/>
-        <w:jc w:val="both"/>
-        <w:rPr>
-          <w:rFonts w:ascii="Times New Roman" w:hAnsi="Times New Roman" w:cs="Times New Roman"/>
-        </w:rPr>
-      </w:pPr>
-      <w:r>
-        <w:rPr>
-          <w:rFonts w:ascii="Times New Roman" w:hAnsi="Times New Roman" w:cs="Times New Roman"/>
-        </w:rPr>
-        <w:t xml:space="preserve">HEINEMAN, George T.; POLLACK, Gary; SELKOW, Stanley. </w:t>
-      </w:r>
-      <w:proofErr w:type="spellStart"/>
-      <w:r>
-        <w:rPr>
-          <w:rFonts w:ascii="Times New Roman" w:hAnsi="Times New Roman" w:cs="Times New Roman"/>
-          <w:i/>
-          <w:iCs/>
-        </w:rPr>
-        <w:t>Algorithms</w:t>
-      </w:r>
-      <w:proofErr w:type="spellEnd"/>
-      <w:r>
-        <w:rPr>
-          <w:rFonts w:ascii="Times New Roman" w:hAnsi="Times New Roman" w:cs="Times New Roman"/>
-          <w:i/>
-          <w:iCs/>
-        </w:rPr>
-        <w:t xml:space="preserve"> in a </w:t>
-      </w:r>
-      <w:proofErr w:type="spellStart"/>
-      <w:r>
-        <w:rPr>
-          <w:rFonts w:ascii="Times New Roman" w:hAnsi="Times New Roman" w:cs="Times New Roman"/>
-          <w:i/>
-          <w:iCs/>
-        </w:rPr>
-        <w:t>Nutshell</w:t>
-      </w:r>
-      <w:proofErr w:type="spellEnd"/>
-      <w:r>
-        <w:rPr>
-          <w:rFonts w:ascii="Times New Roman" w:hAnsi="Times New Roman" w:cs="Times New Roman"/>
-        </w:rPr>
-        <w:t>. 2. ed. Sebastopol: O’Reilly Media, 2016. p. 99.</w:t>
-      </w:r>
-    </w:p>
-    <w:p>
-      <w:pPr>
-        <w:spacing w:line="480" w:lineRule="auto"/>
-        <w:jc w:val="both"/>
-        <w:rPr>
-          <w:rFonts w:ascii="Times New Roman" w:hAnsi="Times New Roman" w:cs="Times New Roman"/>
-        </w:rPr>
-      </w:pPr>
-      <w:proofErr w:type="spellStart"/>
-      <w:r>
-        <w:rPr>
-          <w:rFonts w:ascii="Times New Roman" w:hAnsi="Times New Roman" w:cs="Times New Roman"/>
-        </w:rPr>
-        <w:t>Cormen</w:t>
-      </w:r>
-      <w:proofErr w:type="spellEnd"/>
-      <w:r>
-        <w:rPr>
-          <w:rFonts w:ascii="Times New Roman" w:hAnsi="Times New Roman" w:cs="Times New Roman"/>
-        </w:rPr>
-        <w:t xml:space="preserve">, T. H.; </w:t>
-      </w:r>
-      <w:proofErr w:type="spellStart"/>
-      <w:r>
-        <w:rPr>
-          <w:rFonts w:ascii="Times New Roman" w:hAnsi="Times New Roman" w:cs="Times New Roman"/>
-        </w:rPr>
-        <w:t>Leiserson</w:t>
-      </w:r>
-      <w:proofErr w:type="spellEnd"/>
-      <w:r>
-        <w:rPr>
-          <w:rFonts w:ascii="Times New Roman" w:hAnsi="Times New Roman" w:cs="Times New Roman"/>
-        </w:rPr>
-        <w:t xml:space="preserve">, C. E.; </w:t>
-      </w:r>
-      <w:proofErr w:type="spellStart"/>
-      <w:r>
-        <w:rPr>
-          <w:rFonts w:ascii="Times New Roman" w:hAnsi="Times New Roman" w:cs="Times New Roman"/>
-        </w:rPr>
-        <w:t>Rivest</w:t>
-      </w:r>
-      <w:proofErr w:type="spellEnd"/>
-      <w:r>
-        <w:rPr>
-          <w:rFonts w:ascii="Times New Roman" w:hAnsi="Times New Roman" w:cs="Times New Roman"/>
-        </w:rPr>
-        <w:t xml:space="preserve">, R. L.; Stein, C. </w:t>
-      </w:r>
-      <w:proofErr w:type="spellStart"/>
-      <w:r>
-        <w:rPr>
-          <w:rFonts w:ascii="Times New Roman" w:hAnsi="Times New Roman" w:cs="Times New Roman"/>
-          <w:i/>
-          <w:iCs/>
-        </w:rPr>
-        <w:t>Introduction</w:t>
-      </w:r>
-      <w:proofErr w:type="spellEnd"/>
-      <w:r>
-        <w:rPr>
-          <w:rFonts w:ascii="Times New Roman" w:hAnsi="Times New Roman" w:cs="Times New Roman"/>
-          <w:i/>
-          <w:iCs/>
-        </w:rPr>
-        <w:t xml:space="preserve"> </w:t>
-      </w:r>
-      <w:proofErr w:type="spellStart"/>
-      <w:r>
-        <w:rPr>
-          <w:rFonts w:ascii="Times New Roman" w:hAnsi="Times New Roman" w:cs="Times New Roman"/>
-          <w:i/>
-          <w:iCs/>
-        </w:rPr>
-        <w:t>to</w:t>
-      </w:r>
-      <w:proofErr w:type="spellEnd"/>
-      <w:r>
-        <w:rPr>
-          <w:rFonts w:ascii="Times New Roman" w:hAnsi="Times New Roman" w:cs="Times New Roman"/>
-          <w:i/>
-          <w:iCs/>
-        </w:rPr>
-        <w:t xml:space="preserve"> </w:t>
-      </w:r>
-      <w:proofErr w:type="spellStart"/>
-      <w:r>
-        <w:rPr>
-          <w:rFonts w:ascii="Times New Roman" w:hAnsi="Times New Roman" w:cs="Times New Roman"/>
-          <w:i/>
-          <w:iCs/>
-        </w:rPr>
-        <w:t>Algorithms</w:t>
-      </w:r>
-      <w:proofErr w:type="spellEnd"/>
-      <w:r>
-        <w:rPr>
-          <w:rFonts w:ascii="Times New Roman" w:hAnsi="Times New Roman" w:cs="Times New Roman"/>
-        </w:rPr>
-        <w:t>. MIT Press, 3ª ed., 2009.</w:t>
-      </w:r>
-    </w:p>
-    <w:p>
-      <w:pPr>
-        <w:spacing w:line="480" w:lineRule="auto"/>
-        <w:jc w:val="both"/>
-        <w:rPr>
-          <w:rFonts w:ascii="Times New Roman" w:hAnsi="Times New Roman" w:cs="Times New Roman"/>
-        </w:rPr>
-      </w:pPr>
-      <w:r>
-        <w:rPr>
-          <w:rFonts w:ascii="Times New Roman" w:hAnsi="Times New Roman" w:cs="Times New Roman"/>
-        </w:rPr>
-        <w:t>geeksforgeeks.org/</w:t>
-      </w:r>
-      <w:proofErr w:type="spellStart"/>
-      <w:r>
-        <w:rPr>
-          <w:rFonts w:ascii="Times New Roman" w:hAnsi="Times New Roman" w:cs="Times New Roman"/>
-        </w:rPr>
-        <w:t>counting-sort</w:t>
-      </w:r>
-      <w:proofErr w:type="spellEnd"/>
-      <w:r>
-        <w:rPr>
-          <w:rFonts w:ascii="Times New Roman" w:hAnsi="Times New Roman" w:cs="Times New Roman"/>
-        </w:rPr>
-        <w:t>;</w:t>
-      </w:r>
-    </w:p>
-    <w:p>
-      <w:pPr>
-        <w:spacing w:line="480" w:lineRule="auto"/>
-        <w:jc w:val="both"/>
-        <w:rPr>
-          <w:rFonts w:ascii="Times New Roman" w:hAnsi="Times New Roman" w:cs="Times New Roman"/>
-        </w:rPr>
-      </w:pPr>
-      <w:r>
-        <w:rPr>
-          <w:rFonts w:ascii="Times New Roman" w:hAnsi="Times New Roman" w:cs="Times New Roman"/>
-        </w:rPr>
-        <w:t>hackerrank.com /</w:t>
-      </w:r>
-      <w:proofErr w:type="spellStart"/>
-      <w:r>
-        <w:rPr>
-          <w:rFonts w:ascii="Times New Roman" w:hAnsi="Times New Roman" w:cs="Times New Roman"/>
-        </w:rPr>
-        <w:t>challenges</w:t>
-      </w:r>
-      <w:proofErr w:type="spellEnd"/>
-      <w:r>
-        <w:rPr>
-          <w:rFonts w:ascii="Times New Roman" w:hAnsi="Times New Roman" w:cs="Times New Roman"/>
-        </w:rPr>
-        <w:t>/countingsort4/</w:t>
-      </w:r>
-      <w:r>
-        <w:rPr>
-          <w:rFonts w:ascii="Times New Roman" w:hAnsi="Times New Roman" w:cs="Times New Roman"/>
-        </w:rPr>
-        <w:t>fórum;</w:t>
-      </w:r>
     </w:p>
     <w:p>
       <w:pPr>
@@ -6052,42 +6441,36 @@
         <w:rPr>
           <w:rFonts w:ascii="Times New Roman" w:hAnsi="Times New Roman" w:cs="Times New Roman"/>
         </w:rPr>
-        <w:t xml:space="preserve"> em listas de números com pequena faixa de valores (por exemplo, ordenar listas de notas de 0 a 10 ou faixas etárias). Em contrapartida, quando a faixa de valores (k) era muito ampla em relação ao número de elementos, o algoritmo passou a demandar mais memória e, </w:t>
-      </w:r>
+        <w:t xml:space="preserve"> em listas de números com pequena faixa de valores (por exemplo, ordenar listas de notas de 0 a 10 ou faixas etárias). Em contrapartida, quando a faixa de valores (k) era muito ampla em relação ao número de elementos, o algoritmo passou a demandar mais memória e, em alguns casos, teve tempo de execução inferior ao </w:t>
+      </w:r>
+      <w:proofErr w:type="spellStart"/>
+      <w:r>
+        <w:rPr>
+          <w:rFonts w:ascii="Times New Roman" w:hAnsi="Times New Roman" w:cs="Times New Roman"/>
+        </w:rPr>
+        <w:t>Quicksort</w:t>
+      </w:r>
+      <w:proofErr w:type="spellEnd"/>
+      <w:r>
+        <w:rPr>
+          <w:rFonts w:ascii="Times New Roman" w:hAnsi="Times New Roman" w:cs="Times New Roman"/>
+        </w:rPr>
+        <w:t>, que se adapta melhor a essas situações.</w:t>
+      </w:r>
+    </w:p>
+    <w:p>
+      <w:pPr>
+        <w:spacing w:line="480" w:lineRule="auto"/>
+        <w:jc w:val="both"/>
+        <w:rPr>
+          <w:rFonts w:ascii="Times New Roman" w:hAnsi="Times New Roman" w:cs="Times New Roman"/>
+        </w:rPr>
+      </w:pPr>
       <w:r>
         <w:rPr>
           <w:rFonts w:ascii="Times New Roman" w:hAnsi="Times New Roman" w:cs="Times New Roman"/>
         </w:rPr>
         <w:lastRenderedPageBreak/>
-        <w:t xml:space="preserve">em alguns casos, teve tempo de execução inferior ao </w:t>
-      </w:r>
-      <w:proofErr w:type="spellStart"/>
-      <w:r>
-        <w:rPr>
-          <w:rFonts w:ascii="Times New Roman" w:hAnsi="Times New Roman" w:cs="Times New Roman"/>
-        </w:rPr>
-        <w:t>Quicksort</w:t>
-      </w:r>
-      <w:proofErr w:type="spellEnd"/>
-      <w:r>
-        <w:rPr>
-          <w:rFonts w:ascii="Times New Roman" w:hAnsi="Times New Roman" w:cs="Times New Roman"/>
-        </w:rPr>
-        <w:t>, que se adapta melhor a essas situações.</w:t>
-      </w:r>
-    </w:p>
-    <w:p>
-      <w:pPr>
-        <w:spacing w:line="480" w:lineRule="auto"/>
-        <w:jc w:val="both"/>
-        <w:rPr>
-          <w:rFonts w:ascii="Times New Roman" w:hAnsi="Times New Roman" w:cs="Times New Roman"/>
-        </w:rPr>
-      </w:pPr>
-      <w:r>
-        <w:rPr>
-          <w:rFonts w:ascii="Times New Roman" w:hAnsi="Times New Roman" w:cs="Times New Roman"/>
-        </w:rPr>
         <w:tab/>
         <w:t xml:space="preserve">Além disso, o </w:t>
       </w:r>
@@ -6499,642 +6882,1445 @@
           <w:b/>
           <w:bCs/>
         </w:rPr>
-        <w:t>Referencias:</w:t>
-      </w:r>
-    </w:p>
-    <w:p>
-      <w:pPr>
-        <w:pStyle w:val="NormalWeb"/>
-        <w:spacing w:line="480" w:lineRule="auto"/>
-        <w:jc w:val="both"/>
-        <w:rPr>
-          <w:lang w:val="en-US"/>
-        </w:rPr>
-      </w:pPr>
-      <w:proofErr w:type="spellStart"/>
-      <w:r>
-        <w:rPr>
-          <w:rStyle w:val="Forte"/>
-          <w:rFonts w:eastAsiaTheme="majorEastAsia"/>
-          <w:lang w:val="en-US"/>
-        </w:rPr>
-        <w:t>Cormen</w:t>
-      </w:r>
-      <w:proofErr w:type="spellEnd"/>
-      <w:r>
-        <w:rPr>
-          <w:rStyle w:val="Forte"/>
-          <w:rFonts w:eastAsiaTheme="majorEastAsia"/>
-          <w:lang w:val="en-US"/>
-        </w:rPr>
-        <w:t xml:space="preserve">, T. H.; </w:t>
-      </w:r>
-      <w:proofErr w:type="spellStart"/>
-      <w:r>
-        <w:rPr>
-          <w:rStyle w:val="Forte"/>
-          <w:rFonts w:eastAsiaTheme="majorEastAsia"/>
-          <w:lang w:val="en-US"/>
-        </w:rPr>
-        <w:t>Leiserson</w:t>
-      </w:r>
-      <w:proofErr w:type="spellEnd"/>
-      <w:r>
-        <w:rPr>
-          <w:rStyle w:val="Forte"/>
-          <w:rFonts w:eastAsiaTheme="majorEastAsia"/>
-          <w:lang w:val="en-US"/>
-        </w:rPr>
-        <w:t>, C. E.; Rivest, R. L.; Stein, C.</w:t>
-      </w:r>
-      <w:r>
-        <w:rPr>
-          <w:lang w:val="en-US"/>
+        <w:t>Refer</w:t>
+      </w:r>
+      <w:r>
+        <w:rPr>
+          <w:rFonts w:ascii="Times New Roman" w:hAnsi="Times New Roman" w:cs="Times New Roman"/>
+          <w:b/>
+          <w:bCs/>
+        </w:rPr>
+        <w:t>ê</w:t>
+      </w:r>
+      <w:r>
+        <w:rPr>
+          <w:rFonts w:ascii="Times New Roman" w:hAnsi="Times New Roman" w:cs="Times New Roman"/>
+          <w:b/>
+          <w:bCs/>
+        </w:rPr>
+        <w:t>ncias:</w:t>
+      </w:r>
+    </w:p>
+    <w:p>
+      <w:pPr>
+        <w:pStyle w:val="PargrafodaLista"/>
+        <w:spacing w:line="480" w:lineRule="auto"/>
+        <w:jc w:val="both"/>
+        <w:rPr>
+          <w:rFonts w:ascii="Times New Roman" w:hAnsi="Times New Roman" w:cs="Times New Roman"/>
+          <w:b/>
+          <w:bCs/>
+        </w:rPr>
+      </w:pPr>
+      <w:r>
+        <w:rPr>
+          <w:rFonts w:ascii="Times New Roman" w:eastAsia="Times New Roman" w:hAnsi="Times New Roman" w:cs="Times New Roman"/>
+          <w:b/>
+          <w:bCs/>
+          <w:kern w:val="0"/>
+          <w:lang w:eastAsia="pt-BR"/>
+          <w14:ligatures w14:val="none"/>
+        </w:rPr>
+        <w:t>Referências Bibliográficas</w:t>
+      </w:r>
+    </w:p>
+    <w:p>
+      <w:pPr>
+        <w:pStyle w:val="PargrafodaLista"/>
+        <w:spacing w:before="100" w:beforeAutospacing="1" w:after="100" w:afterAutospacing="1" w:line="480" w:lineRule="auto"/>
+        <w:jc w:val="both"/>
+        <w:rPr>
+          <w:rFonts w:ascii="Times New Roman" w:eastAsia="Times New Roman" w:hAnsi="Times New Roman" w:cs="Times New Roman"/>
+          <w:kern w:val="0"/>
+          <w:lang w:eastAsia="pt-BR"/>
+          <w14:ligatures w14:val="none"/>
+        </w:rPr>
+      </w:pPr>
+      <w:r>
+        <w:rPr>
+          <w:rFonts w:ascii="Times New Roman" w:eastAsia="Times New Roman" w:hAnsi="Times New Roman" w:cs="Times New Roman"/>
+          <w:kern w:val="0"/>
+          <w:lang w:eastAsia="pt-BR"/>
+          <w14:ligatures w14:val="none"/>
+        </w:rPr>
+        <w:t xml:space="preserve">CORMEN, Thomas H.; LEISERSON, Charles E.; RIVEST, Ronald L.; STEIN, Clifford. </w:t>
+      </w:r>
+      <w:proofErr w:type="spellStart"/>
+      <w:r>
+        <w:rPr>
+          <w:rFonts w:ascii="Times New Roman" w:eastAsia="Times New Roman" w:hAnsi="Times New Roman" w:cs="Times New Roman"/>
+          <w:i/>
+          <w:iCs/>
+          <w:kern w:val="0"/>
+          <w:lang w:eastAsia="pt-BR"/>
+          <w14:ligatures w14:val="none"/>
+        </w:rPr>
+        <w:t>Introduction</w:t>
+      </w:r>
+      <w:proofErr w:type="spellEnd"/>
+      <w:r>
+        <w:rPr>
+          <w:rFonts w:ascii="Times New Roman" w:eastAsia="Times New Roman" w:hAnsi="Times New Roman" w:cs="Times New Roman"/>
+          <w:i/>
+          <w:iCs/>
+          <w:kern w:val="0"/>
+          <w:lang w:eastAsia="pt-BR"/>
+          <w14:ligatures w14:val="none"/>
         </w:rPr>
         <w:t xml:space="preserve"> </w:t>
       </w:r>
-      <w:r>
-        <w:rPr>
-          <w:rStyle w:val="nfase"/>
-          <w:rFonts w:eastAsiaTheme="majorEastAsia"/>
-          <w:lang w:val="en-US"/>
-        </w:rPr>
-        <w:t>Introduction to Algorithms</w:t>
-      </w:r>
-      <w:r>
-        <w:rPr>
-          <w:lang w:val="en-US"/>
-        </w:rPr>
-        <w:t>. MIT Press, 3ª ed., 2009.</w:t>
-      </w:r>
-    </w:p>
-    <w:p>
-      <w:pPr>
-        <w:pStyle w:val="NormalWeb"/>
-        <w:spacing w:line="480" w:lineRule="auto"/>
-        <w:jc w:val="both"/>
-      </w:pPr>
-      <w:r>
-        <w:rPr>
-          <w:rStyle w:val="Forte"/>
-          <w:rFonts w:eastAsiaTheme="majorEastAsia"/>
-          <w:lang w:val="en-US"/>
+      <w:proofErr w:type="spellStart"/>
+      <w:r>
+        <w:rPr>
+          <w:rFonts w:ascii="Times New Roman" w:eastAsia="Times New Roman" w:hAnsi="Times New Roman" w:cs="Times New Roman"/>
+          <w:i/>
+          <w:iCs/>
+          <w:kern w:val="0"/>
+          <w:lang w:eastAsia="pt-BR"/>
+          <w14:ligatures w14:val="none"/>
+        </w:rPr>
+        <w:t>to</w:t>
+      </w:r>
+      <w:proofErr w:type="spellEnd"/>
+      <w:r>
+        <w:rPr>
+          <w:rFonts w:ascii="Times New Roman" w:eastAsia="Times New Roman" w:hAnsi="Times New Roman" w:cs="Times New Roman"/>
+          <w:i/>
+          <w:iCs/>
+          <w:kern w:val="0"/>
+          <w:lang w:eastAsia="pt-BR"/>
+          <w14:ligatures w14:val="none"/>
+        </w:rPr>
+        <w:t xml:space="preserve"> </w:t>
+      </w:r>
+      <w:proofErr w:type="spellStart"/>
+      <w:r>
+        <w:rPr>
+          <w:rFonts w:ascii="Times New Roman" w:eastAsia="Times New Roman" w:hAnsi="Times New Roman" w:cs="Times New Roman"/>
+          <w:i/>
+          <w:iCs/>
+          <w:kern w:val="0"/>
+          <w:lang w:eastAsia="pt-BR"/>
+          <w14:ligatures w14:val="none"/>
+        </w:rPr>
+        <w:t>algorithms</w:t>
+      </w:r>
+      <w:proofErr w:type="spellEnd"/>
+      <w:r>
+        <w:rPr>
+          <w:rFonts w:ascii="Times New Roman" w:eastAsia="Times New Roman" w:hAnsi="Times New Roman" w:cs="Times New Roman"/>
+          <w:kern w:val="0"/>
+          <w:lang w:eastAsia="pt-BR"/>
+          <w14:ligatures w14:val="none"/>
+        </w:rPr>
+        <w:t>. 3. ed. Cambridge: MIT Press, 2009.</w:t>
+      </w:r>
+    </w:p>
+    <w:p>
+      <w:pPr>
+        <w:pStyle w:val="PargrafodaLista"/>
+        <w:spacing w:before="100" w:beforeAutospacing="1" w:after="100" w:afterAutospacing="1" w:line="480" w:lineRule="auto"/>
+        <w:jc w:val="both"/>
+        <w:rPr>
+          <w:rFonts w:ascii="Times New Roman" w:eastAsia="Times New Roman" w:hAnsi="Times New Roman" w:cs="Times New Roman"/>
+          <w:kern w:val="0"/>
+          <w:lang w:eastAsia="pt-BR"/>
+          <w14:ligatures w14:val="none"/>
+        </w:rPr>
+      </w:pPr>
+      <w:r>
+        <w:rPr>
+          <w:rFonts w:ascii="Times New Roman" w:eastAsia="Times New Roman" w:hAnsi="Times New Roman" w:cs="Times New Roman"/>
+          <w:kern w:val="0"/>
+          <w:lang w:eastAsia="pt-BR"/>
+          <w14:ligatures w14:val="none"/>
+        </w:rPr>
+        <w:t xml:space="preserve">KNUTH, Donald E. </w:t>
+      </w:r>
+      <w:r>
+        <w:rPr>
+          <w:rFonts w:ascii="Times New Roman" w:eastAsia="Times New Roman" w:hAnsi="Times New Roman" w:cs="Times New Roman"/>
+          <w:i/>
+          <w:iCs/>
+          <w:kern w:val="0"/>
+          <w:lang w:eastAsia="pt-BR"/>
+          <w14:ligatures w14:val="none"/>
+        </w:rPr>
+        <w:t xml:space="preserve">The </w:t>
+      </w:r>
+      <w:proofErr w:type="spellStart"/>
+      <w:r>
+        <w:rPr>
+          <w:rFonts w:ascii="Times New Roman" w:eastAsia="Times New Roman" w:hAnsi="Times New Roman" w:cs="Times New Roman"/>
+          <w:i/>
+          <w:iCs/>
+          <w:kern w:val="0"/>
+          <w:lang w:eastAsia="pt-BR"/>
+          <w14:ligatures w14:val="none"/>
+        </w:rPr>
+        <w:t>art</w:t>
+      </w:r>
+      <w:proofErr w:type="spellEnd"/>
+      <w:r>
+        <w:rPr>
+          <w:rFonts w:ascii="Times New Roman" w:eastAsia="Times New Roman" w:hAnsi="Times New Roman" w:cs="Times New Roman"/>
+          <w:i/>
+          <w:iCs/>
+          <w:kern w:val="0"/>
+          <w:lang w:eastAsia="pt-BR"/>
+          <w14:ligatures w14:val="none"/>
+        </w:rPr>
+        <w:t xml:space="preserve"> </w:t>
+      </w:r>
+      <w:proofErr w:type="spellStart"/>
+      <w:r>
+        <w:rPr>
+          <w:rFonts w:ascii="Times New Roman" w:eastAsia="Times New Roman" w:hAnsi="Times New Roman" w:cs="Times New Roman"/>
+          <w:i/>
+          <w:iCs/>
+          <w:kern w:val="0"/>
+          <w:lang w:eastAsia="pt-BR"/>
+          <w14:ligatures w14:val="none"/>
+        </w:rPr>
+        <w:t>of</w:t>
+      </w:r>
+      <w:proofErr w:type="spellEnd"/>
+      <w:r>
+        <w:rPr>
+          <w:rFonts w:ascii="Times New Roman" w:eastAsia="Times New Roman" w:hAnsi="Times New Roman" w:cs="Times New Roman"/>
+          <w:i/>
+          <w:iCs/>
+          <w:kern w:val="0"/>
+          <w:lang w:eastAsia="pt-BR"/>
+          <w14:ligatures w14:val="none"/>
+        </w:rPr>
+        <w:t xml:space="preserve"> </w:t>
+      </w:r>
+      <w:proofErr w:type="spellStart"/>
+      <w:r>
+        <w:rPr>
+          <w:rFonts w:ascii="Times New Roman" w:eastAsia="Times New Roman" w:hAnsi="Times New Roman" w:cs="Times New Roman"/>
+          <w:i/>
+          <w:iCs/>
+          <w:kern w:val="0"/>
+          <w:lang w:eastAsia="pt-BR"/>
+          <w14:ligatures w14:val="none"/>
+        </w:rPr>
+        <w:t>computer</w:t>
+      </w:r>
+      <w:proofErr w:type="spellEnd"/>
+      <w:r>
+        <w:rPr>
+          <w:rFonts w:ascii="Times New Roman" w:eastAsia="Times New Roman" w:hAnsi="Times New Roman" w:cs="Times New Roman"/>
+          <w:i/>
+          <w:iCs/>
+          <w:kern w:val="0"/>
+          <w:lang w:eastAsia="pt-BR"/>
+          <w14:ligatures w14:val="none"/>
+        </w:rPr>
+        <w:t xml:space="preserve"> </w:t>
+      </w:r>
+      <w:proofErr w:type="spellStart"/>
+      <w:r>
+        <w:rPr>
+          <w:rFonts w:ascii="Times New Roman" w:eastAsia="Times New Roman" w:hAnsi="Times New Roman" w:cs="Times New Roman"/>
+          <w:i/>
+          <w:iCs/>
+          <w:kern w:val="0"/>
+          <w:lang w:eastAsia="pt-BR"/>
+          <w14:ligatures w14:val="none"/>
+        </w:rPr>
+        <w:t>programming</w:t>
+      </w:r>
+      <w:proofErr w:type="spellEnd"/>
+      <w:r>
+        <w:rPr>
+          <w:rFonts w:ascii="Times New Roman" w:eastAsia="Times New Roman" w:hAnsi="Times New Roman" w:cs="Times New Roman"/>
+          <w:i/>
+          <w:iCs/>
+          <w:kern w:val="0"/>
+          <w:lang w:eastAsia="pt-BR"/>
+          <w14:ligatures w14:val="none"/>
+        </w:rPr>
+        <w:t xml:space="preserve">: </w:t>
+      </w:r>
+      <w:proofErr w:type="spellStart"/>
+      <w:r>
+        <w:rPr>
+          <w:rFonts w:ascii="Times New Roman" w:eastAsia="Times New Roman" w:hAnsi="Times New Roman" w:cs="Times New Roman"/>
+          <w:i/>
+          <w:iCs/>
+          <w:kern w:val="0"/>
+          <w:lang w:eastAsia="pt-BR"/>
+          <w14:ligatures w14:val="none"/>
+        </w:rPr>
+        <w:t>sorting</w:t>
+      </w:r>
+      <w:proofErr w:type="spellEnd"/>
+      <w:r>
+        <w:rPr>
+          <w:rFonts w:ascii="Times New Roman" w:eastAsia="Times New Roman" w:hAnsi="Times New Roman" w:cs="Times New Roman"/>
+          <w:i/>
+          <w:iCs/>
+          <w:kern w:val="0"/>
+          <w:lang w:eastAsia="pt-BR"/>
+          <w14:ligatures w14:val="none"/>
+        </w:rPr>
+        <w:t xml:space="preserve"> </w:t>
+      </w:r>
+      <w:proofErr w:type="spellStart"/>
+      <w:r>
+        <w:rPr>
+          <w:rFonts w:ascii="Times New Roman" w:eastAsia="Times New Roman" w:hAnsi="Times New Roman" w:cs="Times New Roman"/>
+          <w:i/>
+          <w:iCs/>
+          <w:kern w:val="0"/>
+          <w:lang w:eastAsia="pt-BR"/>
+          <w14:ligatures w14:val="none"/>
+        </w:rPr>
+        <w:t>and</w:t>
+      </w:r>
+      <w:proofErr w:type="spellEnd"/>
+      <w:r>
+        <w:rPr>
+          <w:rFonts w:ascii="Times New Roman" w:eastAsia="Times New Roman" w:hAnsi="Times New Roman" w:cs="Times New Roman"/>
+          <w:i/>
+          <w:iCs/>
+          <w:kern w:val="0"/>
+          <w:lang w:eastAsia="pt-BR"/>
+          <w14:ligatures w14:val="none"/>
+        </w:rPr>
+        <w:t xml:space="preserve"> </w:t>
+      </w:r>
+      <w:proofErr w:type="spellStart"/>
+      <w:r>
+        <w:rPr>
+          <w:rFonts w:ascii="Times New Roman" w:eastAsia="Times New Roman" w:hAnsi="Times New Roman" w:cs="Times New Roman"/>
+          <w:i/>
+          <w:iCs/>
+          <w:kern w:val="0"/>
+          <w:lang w:eastAsia="pt-BR"/>
+          <w14:ligatures w14:val="none"/>
+        </w:rPr>
+        <w:t>searching</w:t>
+      </w:r>
+      <w:proofErr w:type="spellEnd"/>
+      <w:r>
+        <w:rPr>
+          <w:rFonts w:ascii="Times New Roman" w:eastAsia="Times New Roman" w:hAnsi="Times New Roman" w:cs="Times New Roman"/>
+          <w:kern w:val="0"/>
+          <w:lang w:eastAsia="pt-BR"/>
+          <w14:ligatures w14:val="none"/>
+        </w:rPr>
+        <w:t>. Vol. 3. 2. ed. Boston: Addison-Wesley, 1998.</w:t>
+      </w:r>
+    </w:p>
+    <w:p>
+      <w:pPr>
+        <w:pStyle w:val="PargrafodaLista"/>
+        <w:spacing w:before="100" w:beforeAutospacing="1" w:after="100" w:afterAutospacing="1" w:line="480" w:lineRule="auto"/>
+        <w:jc w:val="both"/>
+        <w:rPr>
+          <w:rFonts w:ascii="Times New Roman" w:eastAsia="Times New Roman" w:hAnsi="Times New Roman" w:cs="Times New Roman"/>
+          <w:kern w:val="0"/>
+          <w:lang w:eastAsia="pt-BR"/>
+          <w14:ligatures w14:val="none"/>
+        </w:rPr>
+      </w:pPr>
+      <w:r>
+        <w:rPr>
+          <w:rFonts w:ascii="Times New Roman" w:eastAsia="Times New Roman" w:hAnsi="Times New Roman" w:cs="Times New Roman"/>
+          <w:kern w:val="0"/>
+          <w:lang w:eastAsia="pt-BR"/>
+          <w14:ligatures w14:val="none"/>
         </w:rPr>
         <w:lastRenderedPageBreak/>
-        <w:t>Knuth, D. E.</w:t>
-      </w:r>
-      <w:r>
-        <w:rPr>
-          <w:lang w:val="en-US"/>
+        <w:t xml:space="preserve">ZIVIANI, </w:t>
+      </w:r>
+      <w:proofErr w:type="spellStart"/>
+      <w:r>
+        <w:rPr>
+          <w:rFonts w:ascii="Times New Roman" w:eastAsia="Times New Roman" w:hAnsi="Times New Roman" w:cs="Times New Roman"/>
+          <w:kern w:val="0"/>
+          <w:lang w:eastAsia="pt-BR"/>
+          <w14:ligatures w14:val="none"/>
+        </w:rPr>
+        <w:t>Nivio</w:t>
+      </w:r>
+      <w:proofErr w:type="spellEnd"/>
+      <w:r>
+        <w:rPr>
+          <w:rFonts w:ascii="Times New Roman" w:eastAsia="Times New Roman" w:hAnsi="Times New Roman" w:cs="Times New Roman"/>
+          <w:kern w:val="0"/>
+          <w:lang w:eastAsia="pt-BR"/>
+          <w14:ligatures w14:val="none"/>
+        </w:rPr>
+        <w:t xml:space="preserve">. </w:t>
+      </w:r>
+      <w:r>
+        <w:rPr>
+          <w:rFonts w:ascii="Times New Roman" w:eastAsia="Times New Roman" w:hAnsi="Times New Roman" w:cs="Times New Roman"/>
+          <w:i/>
+          <w:iCs/>
+          <w:kern w:val="0"/>
+          <w:lang w:eastAsia="pt-BR"/>
+          <w14:ligatures w14:val="none"/>
+        </w:rPr>
+        <w:t>Projeto de algoritmos: com implementações em Pascal e C</w:t>
+      </w:r>
+      <w:r>
+        <w:rPr>
+          <w:rFonts w:ascii="Times New Roman" w:eastAsia="Times New Roman" w:hAnsi="Times New Roman" w:cs="Times New Roman"/>
+          <w:kern w:val="0"/>
+          <w:lang w:eastAsia="pt-BR"/>
+          <w14:ligatures w14:val="none"/>
+        </w:rPr>
+        <w:t xml:space="preserve">. 3. ed. São Paulo: </w:t>
+      </w:r>
+      <w:proofErr w:type="spellStart"/>
+      <w:r>
+        <w:rPr>
+          <w:rFonts w:ascii="Times New Roman" w:eastAsia="Times New Roman" w:hAnsi="Times New Roman" w:cs="Times New Roman"/>
+          <w:kern w:val="0"/>
+          <w:lang w:eastAsia="pt-BR"/>
+          <w14:ligatures w14:val="none"/>
+        </w:rPr>
+        <w:t>Cengage</w:t>
+      </w:r>
+      <w:proofErr w:type="spellEnd"/>
+      <w:r>
+        <w:rPr>
+          <w:rFonts w:ascii="Times New Roman" w:eastAsia="Times New Roman" w:hAnsi="Times New Roman" w:cs="Times New Roman"/>
+          <w:kern w:val="0"/>
+          <w:lang w:eastAsia="pt-BR"/>
+          <w14:ligatures w14:val="none"/>
+        </w:rPr>
+        <w:t xml:space="preserve"> Learning, 2011.</w:t>
+      </w:r>
+    </w:p>
+    <w:p>
+      <w:pPr>
+        <w:pStyle w:val="PargrafodaLista"/>
+        <w:spacing w:before="100" w:beforeAutospacing="1" w:after="100" w:afterAutospacing="1" w:line="480" w:lineRule="auto"/>
+        <w:jc w:val="both"/>
+        <w:rPr>
+          <w:rFonts w:ascii="Times New Roman" w:eastAsia="Times New Roman" w:hAnsi="Times New Roman" w:cs="Times New Roman"/>
+          <w:kern w:val="0"/>
+          <w:lang w:eastAsia="pt-BR"/>
+          <w14:ligatures w14:val="none"/>
+        </w:rPr>
+      </w:pPr>
+      <w:r>
+        <w:rPr>
+          <w:rFonts w:ascii="Times New Roman" w:eastAsia="Times New Roman" w:hAnsi="Times New Roman" w:cs="Times New Roman"/>
+          <w:kern w:val="0"/>
+          <w:lang w:eastAsia="pt-BR"/>
+          <w14:ligatures w14:val="none"/>
+        </w:rPr>
+        <w:t xml:space="preserve">SEDGEWICK, Robert; WAYNE, Kevin. </w:t>
+      </w:r>
+      <w:proofErr w:type="spellStart"/>
+      <w:r>
+        <w:rPr>
+          <w:rFonts w:ascii="Times New Roman" w:eastAsia="Times New Roman" w:hAnsi="Times New Roman" w:cs="Times New Roman"/>
+          <w:i/>
+          <w:iCs/>
+          <w:kern w:val="0"/>
+          <w:lang w:eastAsia="pt-BR"/>
+          <w14:ligatures w14:val="none"/>
+        </w:rPr>
+        <w:t>Algorithms</w:t>
+      </w:r>
+      <w:proofErr w:type="spellEnd"/>
+      <w:r>
+        <w:rPr>
+          <w:rFonts w:ascii="Times New Roman" w:eastAsia="Times New Roman" w:hAnsi="Times New Roman" w:cs="Times New Roman"/>
+          <w:kern w:val="0"/>
+          <w:lang w:eastAsia="pt-BR"/>
+          <w14:ligatures w14:val="none"/>
+        </w:rPr>
+        <w:t>. 4. ed. Boston: Addison-Wesley, 2011.</w:t>
+      </w:r>
+    </w:p>
+    <w:p>
+      <w:pPr>
+        <w:pStyle w:val="PargrafodaLista"/>
+        <w:spacing w:before="100" w:beforeAutospacing="1" w:after="100" w:afterAutospacing="1" w:line="480" w:lineRule="auto"/>
+        <w:jc w:val="both"/>
+        <w:rPr>
+          <w:rFonts w:ascii="Times New Roman" w:eastAsia="Times New Roman" w:hAnsi="Times New Roman" w:cs="Times New Roman"/>
+          <w:kern w:val="0"/>
+          <w:lang w:eastAsia="pt-BR"/>
+          <w14:ligatures w14:val="none"/>
+        </w:rPr>
+      </w:pPr>
+      <w:r>
+        <w:rPr>
+          <w:rFonts w:ascii="Times New Roman" w:eastAsia="Times New Roman" w:hAnsi="Times New Roman" w:cs="Times New Roman"/>
+          <w:kern w:val="0"/>
+          <w:lang w:eastAsia="pt-BR"/>
+          <w14:ligatures w14:val="none"/>
+        </w:rPr>
+        <w:t xml:space="preserve">HEINEMAN, George T.; POLLACK, Gary; SELKOW, Stanley. </w:t>
+      </w:r>
+      <w:proofErr w:type="spellStart"/>
+      <w:r>
+        <w:rPr>
+          <w:rFonts w:ascii="Times New Roman" w:eastAsia="Times New Roman" w:hAnsi="Times New Roman" w:cs="Times New Roman"/>
+          <w:i/>
+          <w:iCs/>
+          <w:kern w:val="0"/>
+          <w:lang w:eastAsia="pt-BR"/>
+          <w14:ligatures w14:val="none"/>
+        </w:rPr>
+        <w:t>Algorithms</w:t>
+      </w:r>
+      <w:proofErr w:type="spellEnd"/>
+      <w:r>
+        <w:rPr>
+          <w:rFonts w:ascii="Times New Roman" w:eastAsia="Times New Roman" w:hAnsi="Times New Roman" w:cs="Times New Roman"/>
+          <w:i/>
+          <w:iCs/>
+          <w:kern w:val="0"/>
+          <w:lang w:eastAsia="pt-BR"/>
+          <w14:ligatures w14:val="none"/>
+        </w:rPr>
+        <w:t xml:space="preserve"> in a </w:t>
+      </w:r>
+      <w:proofErr w:type="spellStart"/>
+      <w:r>
+        <w:rPr>
+          <w:rFonts w:ascii="Times New Roman" w:eastAsia="Times New Roman" w:hAnsi="Times New Roman" w:cs="Times New Roman"/>
+          <w:i/>
+          <w:iCs/>
+          <w:kern w:val="0"/>
+          <w:lang w:eastAsia="pt-BR"/>
+          <w14:ligatures w14:val="none"/>
+        </w:rPr>
+        <w:t>nutshell</w:t>
+      </w:r>
+      <w:proofErr w:type="spellEnd"/>
+      <w:r>
+        <w:rPr>
+          <w:rFonts w:ascii="Times New Roman" w:eastAsia="Times New Roman" w:hAnsi="Times New Roman" w:cs="Times New Roman"/>
+          <w:kern w:val="0"/>
+          <w:lang w:eastAsia="pt-BR"/>
+          <w14:ligatures w14:val="none"/>
+        </w:rPr>
+        <w:t>. 2. ed. Sebastopol: O’Reilly Media, 2016.</w:t>
+      </w:r>
+    </w:p>
+    <w:p>
+      <w:pPr>
+        <w:pStyle w:val="PargrafodaLista"/>
+        <w:spacing w:before="100" w:beforeAutospacing="1" w:after="100" w:afterAutospacing="1" w:line="480" w:lineRule="auto"/>
+        <w:jc w:val="both"/>
+        <w:rPr>
+          <w:rFonts w:ascii="Times New Roman" w:eastAsia="Times New Roman" w:hAnsi="Times New Roman" w:cs="Times New Roman"/>
+          <w:b/>
+          <w:bCs/>
+          <w:kern w:val="0"/>
+          <w:lang w:eastAsia="pt-BR"/>
+          <w14:ligatures w14:val="none"/>
+        </w:rPr>
+      </w:pPr>
+    </w:p>
+    <w:p>
+      <w:pPr>
+        <w:pStyle w:val="PargrafodaLista"/>
+        <w:spacing w:before="100" w:beforeAutospacing="1" w:after="100" w:afterAutospacing="1" w:line="480" w:lineRule="auto"/>
+        <w:jc w:val="both"/>
+        <w:rPr>
+          <w:rFonts w:ascii="Times New Roman" w:eastAsia="Times New Roman" w:hAnsi="Times New Roman" w:cs="Times New Roman"/>
+          <w:b/>
+          <w:bCs/>
+          <w:kern w:val="0"/>
+          <w:lang w:eastAsia="pt-BR"/>
+          <w14:ligatures w14:val="none"/>
+        </w:rPr>
+      </w:pPr>
+      <w:r>
+        <w:rPr>
+          <w:rFonts w:ascii="Times New Roman" w:eastAsia="Times New Roman" w:hAnsi="Times New Roman" w:cs="Times New Roman"/>
+          <w:b/>
+          <w:bCs/>
+          <w:kern w:val="0"/>
+          <w:lang w:eastAsia="pt-BR"/>
+          <w14:ligatures w14:val="none"/>
+        </w:rPr>
+        <w:t>Referências Eletrônicas</w:t>
+      </w:r>
+    </w:p>
+    <w:p>
+      <w:pPr>
+        <w:pStyle w:val="PargrafodaLista"/>
+        <w:spacing w:before="100" w:beforeAutospacing="1" w:after="100" w:afterAutospacing="1" w:line="480" w:lineRule="auto"/>
+        <w:jc w:val="both"/>
+        <w:rPr>
+          <w:rFonts w:ascii="Times New Roman" w:eastAsia="Times New Roman" w:hAnsi="Times New Roman" w:cs="Times New Roman"/>
+          <w:kern w:val="0"/>
+          <w:lang w:eastAsia="pt-BR"/>
+          <w14:ligatures w14:val="none"/>
+        </w:rPr>
+      </w:pPr>
+      <w:r>
+        <w:rPr>
+          <w:rFonts w:ascii="Times New Roman" w:eastAsia="Times New Roman" w:hAnsi="Times New Roman" w:cs="Times New Roman"/>
+          <w:kern w:val="0"/>
+          <w:lang w:eastAsia="pt-BR"/>
+          <w14:ligatures w14:val="none"/>
+        </w:rPr>
+        <w:t xml:space="preserve">GEEKSFORGEEKS. </w:t>
+      </w:r>
+      <w:proofErr w:type="spellStart"/>
+      <w:r>
+        <w:rPr>
+          <w:rFonts w:ascii="Times New Roman" w:eastAsia="Times New Roman" w:hAnsi="Times New Roman" w:cs="Times New Roman"/>
+          <w:kern w:val="0"/>
+          <w:lang w:eastAsia="pt-BR"/>
+          <w14:ligatures w14:val="none"/>
+        </w:rPr>
+        <w:t>Counting</w:t>
+      </w:r>
+      <w:proofErr w:type="spellEnd"/>
+      <w:r>
+        <w:rPr>
+          <w:rFonts w:ascii="Times New Roman" w:eastAsia="Times New Roman" w:hAnsi="Times New Roman" w:cs="Times New Roman"/>
+          <w:kern w:val="0"/>
+          <w:lang w:eastAsia="pt-BR"/>
+          <w14:ligatures w14:val="none"/>
         </w:rPr>
         <w:t xml:space="preserve"> </w:t>
       </w:r>
-      <w:r>
-        <w:rPr>
-          <w:rStyle w:val="nfase"/>
-          <w:rFonts w:eastAsiaTheme="majorEastAsia"/>
-          <w:lang w:val="en-US"/>
-        </w:rPr>
-        <w:t>The Art of Computer Programming, Volume 3: Sorting and Searching</w:t>
-      </w:r>
-      <w:r>
-        <w:rPr>
-          <w:lang w:val="en-US"/>
-        </w:rPr>
-        <w:t xml:space="preserve">. </w:t>
-      </w:r>
-      <w:r>
-        <w:t>Addison-Wesley, 2ª ed., 1998.</w:t>
-      </w:r>
-    </w:p>
-    <w:p>
-      <w:pPr>
-        <w:pStyle w:val="NormalWeb"/>
-        <w:spacing w:line="480" w:lineRule="auto"/>
-        <w:jc w:val="both"/>
-      </w:pPr>
-      <w:r>
-        <w:rPr>
-          <w:rStyle w:val="Forte"/>
-          <w:rFonts w:eastAsiaTheme="majorEastAsia"/>
-        </w:rPr>
-        <w:t>Ziviani, N.</w:t>
+      <w:proofErr w:type="spellStart"/>
+      <w:r>
+        <w:rPr>
+          <w:rFonts w:ascii="Times New Roman" w:eastAsia="Times New Roman" w:hAnsi="Times New Roman" w:cs="Times New Roman"/>
+          <w:kern w:val="0"/>
+          <w:lang w:eastAsia="pt-BR"/>
+          <w14:ligatures w14:val="none"/>
+        </w:rPr>
+        <w:t>sort</w:t>
+      </w:r>
+      <w:proofErr w:type="spellEnd"/>
+      <w:r>
+        <w:rPr>
+          <w:rFonts w:ascii="Times New Roman" w:eastAsia="Times New Roman" w:hAnsi="Times New Roman" w:cs="Times New Roman"/>
+          <w:kern w:val="0"/>
+          <w:lang w:eastAsia="pt-BR"/>
+          <w14:ligatures w14:val="none"/>
+        </w:rPr>
+        <w:t>:</w:t>
       </w:r>
       <w:r>
         <w:t xml:space="preserve"> </w:t>
       </w:r>
-      <w:r>
-        <w:rPr>
-          <w:rStyle w:val="nfase"/>
-          <w:rFonts w:eastAsiaTheme="majorEastAsia"/>
-        </w:rPr>
-        <w:t>Projeto de Algoritmos: com implementações em Pascal e C</w:t>
-      </w:r>
-      <w:r>
-        <w:t xml:space="preserve">. </w:t>
-      </w:r>
-      <w:proofErr w:type="spellStart"/>
-      <w:r>
-        <w:t>Cengage</w:t>
-      </w:r>
-      <w:proofErr w:type="spellEnd"/>
-      <w:r>
-        <w:t xml:space="preserve"> Learning, 3ª ed., 2011.</w:t>
-      </w:r>
-    </w:p>
-    <w:p>
-      <w:pPr>
-        <w:pStyle w:val="NormalWeb"/>
-        <w:spacing w:line="480" w:lineRule="auto"/>
-        <w:jc w:val="both"/>
-        <w:rPr>
-          <w:lang w:val="en-US"/>
-        </w:rPr>
-      </w:pPr>
-      <w:r>
-        <w:rPr>
-          <w:rStyle w:val="Forte"/>
-          <w:rFonts w:eastAsiaTheme="majorEastAsia"/>
-          <w:lang w:val="en-US"/>
-        </w:rPr>
-        <w:t>Sedgewick, R.; Wayne, K.</w:t>
-      </w:r>
-      <w:r>
-        <w:rPr>
-          <w:lang w:val="en-US"/>
-        </w:rPr>
-        <w:t xml:space="preserve"> </w:t>
-      </w:r>
-      <w:r>
-        <w:rPr>
-          <w:rStyle w:val="nfase"/>
-          <w:rFonts w:eastAsiaTheme="majorEastAsia"/>
-          <w:lang w:val="en-US"/>
-        </w:rPr>
-        <w:t>Algorithms</w:t>
-      </w:r>
-      <w:r>
-        <w:rPr>
-          <w:lang w:val="en-US"/>
-        </w:rPr>
-        <w:t>. Addison-Wesley, 4ª ed., 2011.</w:t>
-      </w:r>
-    </w:p>
-    <w:p>
-      <w:pPr>
-        <w:pStyle w:val="NormalWeb"/>
-        <w:spacing w:line="480" w:lineRule="auto"/>
-        <w:jc w:val="both"/>
-      </w:pPr>
-      <w:proofErr w:type="spellStart"/>
-      <w:r>
-        <w:rPr>
-          <w:rStyle w:val="Forte"/>
-          <w:rFonts w:eastAsiaTheme="majorEastAsia"/>
-          <w:lang w:val="en-US"/>
-        </w:rPr>
-        <w:t>GeeksforGeeks</w:t>
-      </w:r>
-      <w:proofErr w:type="spellEnd"/>
-      <w:r>
-        <w:rPr>
-          <w:rStyle w:val="Forte"/>
-          <w:rFonts w:eastAsiaTheme="majorEastAsia"/>
-          <w:lang w:val="en-US"/>
-        </w:rPr>
-        <w:t>.</w:t>
-      </w:r>
-      <w:r>
-        <w:rPr>
-          <w:lang w:val="en-US"/>
-        </w:rPr>
-        <w:t xml:space="preserve"> </w:t>
-      </w:r>
-      <w:r>
-        <w:t>"</w:t>
-      </w:r>
-      <w:proofErr w:type="spellStart"/>
-      <w:r>
-        <w:t>Counting</w:t>
-      </w:r>
-      <w:proofErr w:type="spellEnd"/>
-      <w:r>
-        <w:t xml:space="preserve"> </w:t>
-      </w:r>
-      <w:proofErr w:type="spellStart"/>
-      <w:r>
-        <w:t>Sort</w:t>
-      </w:r>
-      <w:proofErr w:type="spellEnd"/>
-      <w:r>
-        <w:t>". Disponível em: https://www.geeksforgeeks.org/counting-sort/. Acesso em: 07 jun. 2025.</w:t>
-      </w:r>
-    </w:p>
-    <w:p>
-      <w:pPr>
-        <w:pStyle w:val="NormalWeb"/>
-        <w:spacing w:line="480" w:lineRule="auto"/>
-        <w:jc w:val="both"/>
-      </w:pPr>
-      <w:proofErr w:type="spellStart"/>
-      <w:r>
-        <w:rPr>
-          <w:rStyle w:val="Forte"/>
-          <w:rFonts w:eastAsiaTheme="majorEastAsia"/>
-        </w:rPr>
-        <w:t>Programiz</w:t>
-      </w:r>
-      <w:proofErr w:type="spellEnd"/>
-      <w:r>
-        <w:rPr>
-          <w:rStyle w:val="Forte"/>
-          <w:rFonts w:eastAsiaTheme="majorEastAsia"/>
-        </w:rPr>
-        <w:t>.</w:t>
-      </w:r>
-      <w:r>
-        <w:t xml:space="preserve"> "</w:t>
-      </w:r>
-      <w:proofErr w:type="spellStart"/>
-      <w:r>
-        <w:t>Counting</w:t>
-      </w:r>
-      <w:proofErr w:type="spellEnd"/>
-      <w:r>
-        <w:t xml:space="preserve"> </w:t>
-      </w:r>
-      <w:proofErr w:type="spellStart"/>
-      <w:r>
-        <w:t>Sort</w:t>
-      </w:r>
-      <w:proofErr w:type="spellEnd"/>
-      <w:r>
-        <w:t xml:space="preserve"> </w:t>
-      </w:r>
-      <w:proofErr w:type="spellStart"/>
-      <w:r>
-        <w:t>Algorithm</w:t>
-      </w:r>
-      <w:proofErr w:type="spellEnd"/>
-      <w:r>
-        <w:t>". Disponível em: https://www.programiz.com/dsa/counting-sort. Acesso em: 07 jun. 2025.</w:t>
-      </w:r>
-    </w:p>
-    <w:p>
-      <w:pPr>
-        <w:pStyle w:val="NormalWeb"/>
-        <w:spacing w:line="480" w:lineRule="auto"/>
-        <w:jc w:val="both"/>
-      </w:pPr>
-      <w:proofErr w:type="spellStart"/>
-      <w:r>
-        <w:rPr>
-          <w:rStyle w:val="Forte"/>
-          <w:rFonts w:eastAsiaTheme="majorEastAsia"/>
-        </w:rPr>
-        <w:t>VisuAlgo</w:t>
-      </w:r>
-      <w:proofErr w:type="spellEnd"/>
-      <w:r>
-        <w:rPr>
-          <w:rStyle w:val="Forte"/>
-          <w:rFonts w:eastAsiaTheme="majorEastAsia"/>
-        </w:rPr>
-        <w:t>.</w:t>
-      </w:r>
-      <w:r>
-        <w:t xml:space="preserve"> "</w:t>
-      </w:r>
-      <w:proofErr w:type="spellStart"/>
-      <w:r>
-        <w:t>Sorting</w:t>
-      </w:r>
-      <w:proofErr w:type="spellEnd"/>
-      <w:r>
-        <w:t xml:space="preserve"> </w:t>
-      </w:r>
-      <w:proofErr w:type="spellStart"/>
-      <w:r>
-        <w:t>Algorithms</w:t>
-      </w:r>
-      <w:proofErr w:type="spellEnd"/>
-      <w:r>
-        <w:t xml:space="preserve"> </w:t>
-      </w:r>
-      <w:proofErr w:type="spellStart"/>
-      <w:r>
-        <w:t>Visualization</w:t>
-      </w:r>
-      <w:proofErr w:type="spellEnd"/>
-      <w:r>
-        <w:t>". Disponível em: https://visualgo.net/en/sorting. Acesso em: 07 jun. 2025.</w:t>
-      </w:r>
-    </w:p>
-    <w:p>
-      <w:pPr>
-        <w:pStyle w:val="NormalWeb"/>
-        <w:spacing w:line="480" w:lineRule="auto"/>
-        <w:jc w:val="both"/>
-      </w:pPr>
-      <w:r>
-        <w:rPr>
-          <w:b/>
-          <w:bCs/>
-          <w:lang w:val="en-US"/>
-        </w:rPr>
-        <w:t>Riahi</w:t>
-      </w:r>
-      <w:r>
-        <w:rPr>
-          <w:lang w:val="en-US"/>
-        </w:rPr>
-        <w:t xml:space="preserve">, W.; Khemiri, M.; </w:t>
-      </w:r>
-      <w:proofErr w:type="spellStart"/>
-      <w:r>
-        <w:rPr>
-          <w:lang w:val="en-US"/>
-        </w:rPr>
-        <w:t>Ghrab</w:t>
-      </w:r>
-      <w:proofErr w:type="spellEnd"/>
-      <w:r>
-        <w:rPr>
-          <w:lang w:val="en-US"/>
-        </w:rPr>
-        <w:t xml:space="preserve">, A.; Bouazizi, E. </w:t>
-      </w:r>
-      <w:r>
-        <w:rPr>
-          <w:rStyle w:val="nfase"/>
-          <w:rFonts w:eastAsiaTheme="majorEastAsia"/>
-          <w:lang w:val="en-US"/>
-        </w:rPr>
-        <w:t>Efficient Parallel Implementation of Counting Sort Algorithm Based on Dynamic Load Balancing.</w:t>
-      </w:r>
-      <w:r>
-        <w:rPr>
-          <w:lang w:val="en-US"/>
-        </w:rPr>
-        <w:t xml:space="preserve"> Journal of Computer and Communications, vol. 11, no. 6, 2023. </w:t>
-      </w:r>
-      <w:proofErr w:type="spellStart"/>
-      <w:r>
-        <w:rPr>
-          <w:lang w:val="en-US"/>
-        </w:rPr>
-        <w:t>Disponível</w:t>
-      </w:r>
-      <w:proofErr w:type="spellEnd"/>
-      <w:r>
-        <w:rPr>
-          <w:lang w:val="en-US"/>
-        </w:rPr>
-        <w:t xml:space="preserve"> </w:t>
-      </w:r>
-      <w:proofErr w:type="spellStart"/>
-      <w:r>
-        <w:rPr>
-          <w:lang w:val="en-US"/>
-        </w:rPr>
-        <w:t>em</w:t>
-      </w:r>
-      <w:proofErr w:type="spellEnd"/>
-      <w:r>
-        <w:rPr>
-          <w:lang w:val="en-US"/>
-        </w:rPr>
-        <w:t xml:space="preserve">: </w:t>
-      </w:r>
-      <w:hyperlink r:id="rId18" w:tgtFrame="_new" w:history="1">
+      <w:hyperlink r:id="rId11" w:tgtFrame="_new" w:history="1">
         <w:r>
           <w:rPr>
             <w:rStyle w:val="Hyperlink"/>
-            <w:rFonts w:eastAsiaTheme="majorEastAsia"/>
-            <w:lang w:val="en-US"/>
+            <w:rFonts w:ascii="Times New Roman" w:eastAsia="Times New Roman" w:hAnsi="Times New Roman" w:cs="Times New Roman"/>
+            <w:kern w:val="0"/>
+            <w:lang w:eastAsia="pt-BR"/>
+            <w14:ligatures w14:val="none"/>
+          </w:rPr>
+          <w:t>https://www.geeksforgeeks.org/counting-sort/</w:t>
+        </w:r>
+      </w:hyperlink>
+      <w:r>
+        <w:rPr>
+          <w:rFonts w:ascii="Times New Roman" w:eastAsia="Times New Roman" w:hAnsi="Times New Roman" w:cs="Times New Roman"/>
+          <w:kern w:val="0"/>
+          <w:lang w:eastAsia="pt-BR"/>
+          <w14:ligatures w14:val="none"/>
+        </w:rPr>
+        <w:t>.</w:t>
+      </w:r>
+      <w:r>
+        <w:t xml:space="preserve"> </w:t>
+      </w:r>
+      <w:r>
+        <w:rPr>
+          <w:rFonts w:ascii="Times New Roman" w:eastAsia="Times New Roman" w:hAnsi="Times New Roman" w:cs="Times New Roman"/>
+          <w:kern w:val="0"/>
+          <w:lang w:eastAsia="pt-BR"/>
+          <w14:ligatures w14:val="none"/>
+        </w:rPr>
+        <w:t>Acesso em: 7 jun. 2025.</w:t>
+      </w:r>
+    </w:p>
+    <w:p>
+      <w:pPr>
+        <w:pStyle w:val="PargrafodaLista"/>
+        <w:spacing w:line="480" w:lineRule="auto"/>
+        <w:jc w:val="both"/>
+        <w:rPr>
+          <w:rFonts w:ascii="Times New Roman" w:eastAsia="Times New Roman" w:hAnsi="Times New Roman" w:cs="Times New Roman"/>
+          <w:kern w:val="0"/>
+          <w:lang w:eastAsia="pt-BR"/>
+          <w14:ligatures w14:val="none"/>
+        </w:rPr>
+      </w:pPr>
+      <w:r>
+        <w:rPr>
+          <w:rFonts w:ascii="Times New Roman" w:eastAsia="Times New Roman" w:hAnsi="Times New Roman" w:cs="Times New Roman"/>
+          <w:kern w:val="0"/>
+          <w:lang w:eastAsia="pt-BR"/>
+          <w14:ligatures w14:val="none"/>
+        </w:rPr>
+        <w:t xml:space="preserve">PROGRAMIZ. </w:t>
+      </w:r>
+      <w:proofErr w:type="spellStart"/>
+      <w:r>
+        <w:rPr>
+          <w:rFonts w:ascii="Times New Roman" w:eastAsia="Times New Roman" w:hAnsi="Times New Roman" w:cs="Times New Roman"/>
+          <w:kern w:val="0"/>
+          <w:lang w:eastAsia="pt-BR"/>
+          <w14:ligatures w14:val="none"/>
+        </w:rPr>
+        <w:t>Counting</w:t>
+      </w:r>
+      <w:proofErr w:type="spellEnd"/>
+      <w:r>
+        <w:rPr>
+          <w:rFonts w:ascii="Times New Roman" w:eastAsia="Times New Roman" w:hAnsi="Times New Roman" w:cs="Times New Roman"/>
+          <w:kern w:val="0"/>
+          <w:lang w:eastAsia="pt-BR"/>
+          <w14:ligatures w14:val="none"/>
+        </w:rPr>
+        <w:t xml:space="preserve"> </w:t>
+      </w:r>
+      <w:proofErr w:type="spellStart"/>
+      <w:r>
+        <w:rPr>
+          <w:rFonts w:ascii="Times New Roman" w:eastAsia="Times New Roman" w:hAnsi="Times New Roman" w:cs="Times New Roman"/>
+          <w:kern w:val="0"/>
+          <w:lang w:eastAsia="pt-BR"/>
+          <w14:ligatures w14:val="none"/>
+        </w:rPr>
+        <w:t>sort</w:t>
+      </w:r>
+      <w:proofErr w:type="spellEnd"/>
+      <w:r>
+        <w:rPr>
+          <w:rFonts w:ascii="Times New Roman" w:eastAsia="Times New Roman" w:hAnsi="Times New Roman" w:cs="Times New Roman"/>
+          <w:kern w:val="0"/>
+          <w:lang w:eastAsia="pt-BR"/>
+          <w14:ligatures w14:val="none"/>
+        </w:rPr>
+        <w:t xml:space="preserve"> </w:t>
+      </w:r>
+      <w:proofErr w:type="spellStart"/>
+      <w:r>
+        <w:rPr>
+          <w:rFonts w:ascii="Times New Roman" w:eastAsia="Times New Roman" w:hAnsi="Times New Roman" w:cs="Times New Roman"/>
+          <w:kern w:val="0"/>
+          <w:lang w:eastAsia="pt-BR"/>
+          <w14:ligatures w14:val="none"/>
+        </w:rPr>
+        <w:t>algorithm</w:t>
+      </w:r>
+      <w:proofErr w:type="spellEnd"/>
+      <w:r>
+        <w:rPr>
+          <w:rFonts w:ascii="Times New Roman" w:eastAsia="Times New Roman" w:hAnsi="Times New Roman" w:cs="Times New Roman"/>
+          <w:kern w:val="0"/>
+          <w:lang w:eastAsia="pt-BR"/>
+          <w14:ligatures w14:val="none"/>
+        </w:rPr>
+        <w:t xml:space="preserve">. Disponível em: </w:t>
+      </w:r>
+      <w:hyperlink r:id="rId12" w:tgtFrame="_new" w:history="1">
+        <w:r>
+          <w:rPr>
+            <w:rStyle w:val="Hyperlink"/>
+            <w:rFonts w:ascii="Times New Roman" w:eastAsia="Times New Roman" w:hAnsi="Times New Roman" w:cs="Times New Roman"/>
+            <w:kern w:val="0"/>
+            <w:lang w:eastAsia="pt-BR"/>
+            <w14:ligatures w14:val="none"/>
+          </w:rPr>
+          <w:t>https://www.programiz.com/dsa/counting-sort</w:t>
+        </w:r>
+      </w:hyperlink>
+      <w:r>
+        <w:rPr>
+          <w:rFonts w:ascii="Times New Roman" w:eastAsia="Times New Roman" w:hAnsi="Times New Roman" w:cs="Times New Roman"/>
+          <w:kern w:val="0"/>
+          <w:lang w:eastAsia="pt-BR"/>
+          <w14:ligatures w14:val="none"/>
+        </w:rPr>
+        <w:t>. Acesso em: 7 jun. 2025.</w:t>
+      </w:r>
+    </w:p>
+    <w:p>
+      <w:pPr>
+        <w:pStyle w:val="PargrafodaLista"/>
+        <w:spacing w:line="480" w:lineRule="auto"/>
+        <w:jc w:val="both"/>
+        <w:rPr>
+          <w:rFonts w:ascii="Times New Roman" w:eastAsia="Times New Roman" w:hAnsi="Times New Roman" w:cs="Times New Roman"/>
+          <w:kern w:val="0"/>
+          <w:lang w:eastAsia="pt-BR"/>
+          <w14:ligatures w14:val="none"/>
+        </w:rPr>
+      </w:pPr>
+      <w:r>
+        <w:rPr>
+          <w:rFonts w:ascii="Times New Roman" w:eastAsia="Times New Roman" w:hAnsi="Times New Roman" w:cs="Times New Roman"/>
+          <w:kern w:val="0"/>
+          <w:lang w:eastAsia="pt-BR"/>
+          <w14:ligatures w14:val="none"/>
+        </w:rPr>
+        <w:t xml:space="preserve">VISUALGO. </w:t>
+      </w:r>
+      <w:proofErr w:type="spellStart"/>
+      <w:r>
+        <w:rPr>
+          <w:rFonts w:ascii="Times New Roman" w:eastAsia="Times New Roman" w:hAnsi="Times New Roman" w:cs="Times New Roman"/>
+          <w:kern w:val="0"/>
+          <w:lang w:eastAsia="pt-BR"/>
+          <w14:ligatures w14:val="none"/>
+        </w:rPr>
+        <w:t>Sorting</w:t>
+      </w:r>
+      <w:proofErr w:type="spellEnd"/>
+      <w:r>
+        <w:rPr>
+          <w:rFonts w:ascii="Times New Roman" w:eastAsia="Times New Roman" w:hAnsi="Times New Roman" w:cs="Times New Roman"/>
+          <w:kern w:val="0"/>
+          <w:lang w:eastAsia="pt-BR"/>
+          <w14:ligatures w14:val="none"/>
+        </w:rPr>
+        <w:t xml:space="preserve"> </w:t>
+      </w:r>
+      <w:proofErr w:type="spellStart"/>
+      <w:r>
+        <w:rPr>
+          <w:rFonts w:ascii="Times New Roman" w:eastAsia="Times New Roman" w:hAnsi="Times New Roman" w:cs="Times New Roman"/>
+          <w:kern w:val="0"/>
+          <w:lang w:eastAsia="pt-BR"/>
+          <w14:ligatures w14:val="none"/>
+        </w:rPr>
+        <w:t>algorithms</w:t>
+      </w:r>
+      <w:proofErr w:type="spellEnd"/>
+      <w:r>
+        <w:rPr>
+          <w:rFonts w:ascii="Times New Roman" w:eastAsia="Times New Roman" w:hAnsi="Times New Roman" w:cs="Times New Roman"/>
+          <w:kern w:val="0"/>
+          <w:lang w:eastAsia="pt-BR"/>
+          <w14:ligatures w14:val="none"/>
+        </w:rPr>
+        <w:t xml:space="preserve"> </w:t>
+      </w:r>
+      <w:proofErr w:type="spellStart"/>
+      <w:r>
+        <w:rPr>
+          <w:rFonts w:ascii="Times New Roman" w:eastAsia="Times New Roman" w:hAnsi="Times New Roman" w:cs="Times New Roman"/>
+          <w:kern w:val="0"/>
+          <w:lang w:eastAsia="pt-BR"/>
+          <w14:ligatures w14:val="none"/>
+        </w:rPr>
+        <w:t>visualization</w:t>
+      </w:r>
+      <w:proofErr w:type="spellEnd"/>
+      <w:r>
+        <w:rPr>
+          <w:rFonts w:ascii="Times New Roman" w:eastAsia="Times New Roman" w:hAnsi="Times New Roman" w:cs="Times New Roman"/>
+          <w:kern w:val="0"/>
+          <w:lang w:eastAsia="pt-BR"/>
+          <w14:ligatures w14:val="none"/>
+        </w:rPr>
+        <w:t xml:space="preserve">. Disponível em: </w:t>
+      </w:r>
+      <w:hyperlink r:id="rId13" w:tgtFrame="_new" w:history="1">
+        <w:r>
+          <w:rPr>
+            <w:rStyle w:val="Hyperlink"/>
+            <w:rFonts w:ascii="Times New Roman" w:eastAsia="Times New Roman" w:hAnsi="Times New Roman" w:cs="Times New Roman"/>
+            <w:kern w:val="0"/>
+            <w:lang w:eastAsia="pt-BR"/>
+            <w14:ligatures w14:val="none"/>
+          </w:rPr>
+          <w:t>https://visualgo.net/en/sorting</w:t>
+        </w:r>
+      </w:hyperlink>
+      <w:r>
+        <w:rPr>
+          <w:rFonts w:ascii="Times New Roman" w:eastAsia="Times New Roman" w:hAnsi="Times New Roman" w:cs="Times New Roman"/>
+          <w:kern w:val="0"/>
+          <w:lang w:eastAsia="pt-BR"/>
+          <w14:ligatures w14:val="none"/>
+        </w:rPr>
+        <w:t>. Acesso em: 7 jun. 2025.</w:t>
+      </w:r>
+    </w:p>
+    <w:p>
+      <w:pPr>
+        <w:pStyle w:val="PargrafodaLista"/>
+        <w:spacing w:line="480" w:lineRule="auto"/>
+        <w:jc w:val="both"/>
+        <w:rPr>
+          <w:rFonts w:ascii="Times New Roman" w:eastAsia="Times New Roman" w:hAnsi="Times New Roman" w:cs="Times New Roman"/>
+          <w:kern w:val="0"/>
+          <w:lang w:eastAsia="pt-BR"/>
+          <w14:ligatures w14:val="none"/>
+        </w:rPr>
+      </w:pPr>
+      <w:r>
+        <w:rPr>
+          <w:rFonts w:ascii="Times New Roman" w:eastAsia="Times New Roman" w:hAnsi="Times New Roman" w:cs="Times New Roman"/>
+          <w:kern w:val="0"/>
+          <w:lang w:eastAsia="pt-BR"/>
+          <w14:ligatures w14:val="none"/>
+        </w:rPr>
+        <w:t xml:space="preserve">HACKERRANK. </w:t>
+      </w:r>
+      <w:proofErr w:type="spellStart"/>
+      <w:r>
+        <w:rPr>
+          <w:rFonts w:ascii="Times New Roman" w:eastAsia="Times New Roman" w:hAnsi="Times New Roman" w:cs="Times New Roman"/>
+          <w:kern w:val="0"/>
+          <w:lang w:eastAsia="pt-BR"/>
+          <w14:ligatures w14:val="none"/>
+        </w:rPr>
+        <w:t>Counting</w:t>
+      </w:r>
+      <w:proofErr w:type="spellEnd"/>
+      <w:r>
+        <w:rPr>
+          <w:rFonts w:ascii="Times New Roman" w:eastAsia="Times New Roman" w:hAnsi="Times New Roman" w:cs="Times New Roman"/>
+          <w:kern w:val="0"/>
+          <w:lang w:eastAsia="pt-BR"/>
+          <w14:ligatures w14:val="none"/>
+        </w:rPr>
+        <w:t xml:space="preserve"> </w:t>
+      </w:r>
+      <w:proofErr w:type="spellStart"/>
+      <w:r>
+        <w:rPr>
+          <w:rFonts w:ascii="Times New Roman" w:eastAsia="Times New Roman" w:hAnsi="Times New Roman" w:cs="Times New Roman"/>
+          <w:kern w:val="0"/>
+          <w:lang w:eastAsia="pt-BR"/>
+          <w14:ligatures w14:val="none"/>
+        </w:rPr>
+        <w:t>sort</w:t>
+      </w:r>
+      <w:proofErr w:type="spellEnd"/>
+      <w:r>
+        <w:rPr>
+          <w:rFonts w:ascii="Times New Roman" w:eastAsia="Times New Roman" w:hAnsi="Times New Roman" w:cs="Times New Roman"/>
+          <w:kern w:val="0"/>
+          <w:lang w:eastAsia="pt-BR"/>
+          <w14:ligatures w14:val="none"/>
+        </w:rPr>
+        <w:t xml:space="preserve">. Disponível em: </w:t>
+      </w:r>
+      <w:hyperlink r:id="rId14" w:history="1">
+        <w:r>
+          <w:rPr>
+            <w:rStyle w:val="Hyperlink"/>
+            <w:rFonts w:ascii="Times New Roman" w:eastAsia="Times New Roman" w:hAnsi="Times New Roman" w:cs="Times New Roman"/>
+            <w:kern w:val="0"/>
+            <w:lang w:eastAsia="pt-BR"/>
+            <w14:ligatures w14:val="none"/>
+          </w:rPr>
+          <w:t>https://www.hackerrank.com/challenges/countingsort4/forum</w:t>
+        </w:r>
+      </w:hyperlink>
+      <w:r>
+        <w:rPr>
+          <w:rFonts w:ascii="Times New Roman" w:eastAsia="Times New Roman" w:hAnsi="Times New Roman" w:cs="Times New Roman"/>
+          <w:kern w:val="0"/>
+          <w:lang w:eastAsia="pt-BR"/>
+          <w14:ligatures w14:val="none"/>
+        </w:rPr>
+        <w:t>.</w:t>
+      </w:r>
+      <w:r>
+        <w:rPr>
+          <w:rFonts w:ascii="Times New Roman" w:eastAsia="Times New Roman" w:hAnsi="Times New Roman" w:cs="Times New Roman"/>
+          <w:kern w:val="0"/>
+          <w:lang w:eastAsia="pt-BR"/>
+          <w14:ligatures w14:val="none"/>
+        </w:rPr>
+        <w:t xml:space="preserve"> </w:t>
+      </w:r>
+      <w:r>
+        <w:rPr>
+          <w:rFonts w:ascii="Times New Roman" w:eastAsia="Times New Roman" w:hAnsi="Times New Roman" w:cs="Times New Roman"/>
+          <w:kern w:val="0"/>
+          <w:lang w:eastAsia="pt-BR"/>
+          <w14:ligatures w14:val="none"/>
+        </w:rPr>
+        <w:t>Acesso em: 7 jun. 2025.</w:t>
+      </w:r>
+    </w:p>
+    <w:p>
+      <w:pPr>
+        <w:pStyle w:val="PargrafodaLista"/>
+        <w:spacing w:line="480" w:lineRule="auto"/>
+        <w:jc w:val="both"/>
+        <w:rPr>
+          <w:rFonts w:ascii="Times New Roman" w:eastAsia="Times New Roman" w:hAnsi="Times New Roman" w:cs="Times New Roman"/>
+          <w:kern w:val="0"/>
+          <w:lang w:eastAsia="pt-BR"/>
+          <w14:ligatures w14:val="none"/>
+        </w:rPr>
+      </w:pPr>
+      <w:r>
+        <w:rPr>
+          <w:rFonts w:ascii="Times New Roman" w:eastAsia="Times New Roman" w:hAnsi="Times New Roman" w:cs="Times New Roman"/>
+          <w:kern w:val="0"/>
+          <w:lang w:eastAsia="pt-BR"/>
+          <w14:ligatures w14:val="none"/>
+        </w:rPr>
+        <w:t xml:space="preserve">RIAHI, </w:t>
+      </w:r>
+      <w:proofErr w:type="spellStart"/>
+      <w:r>
+        <w:rPr>
+          <w:rFonts w:ascii="Times New Roman" w:eastAsia="Times New Roman" w:hAnsi="Times New Roman" w:cs="Times New Roman"/>
+          <w:kern w:val="0"/>
+          <w:lang w:eastAsia="pt-BR"/>
+          <w14:ligatures w14:val="none"/>
+        </w:rPr>
+        <w:t>Wissem</w:t>
+      </w:r>
+      <w:proofErr w:type="spellEnd"/>
+      <w:r>
+        <w:rPr>
+          <w:rFonts w:ascii="Times New Roman" w:eastAsia="Times New Roman" w:hAnsi="Times New Roman" w:cs="Times New Roman"/>
+          <w:kern w:val="0"/>
+          <w:lang w:eastAsia="pt-BR"/>
+          <w14:ligatures w14:val="none"/>
+        </w:rPr>
+        <w:t xml:space="preserve">; KHEMIRI, </w:t>
+      </w:r>
+      <w:proofErr w:type="spellStart"/>
+      <w:r>
+        <w:rPr>
+          <w:rFonts w:ascii="Times New Roman" w:eastAsia="Times New Roman" w:hAnsi="Times New Roman" w:cs="Times New Roman"/>
+          <w:kern w:val="0"/>
+          <w:lang w:eastAsia="pt-BR"/>
+          <w14:ligatures w14:val="none"/>
+        </w:rPr>
+        <w:t>Mariem</w:t>
+      </w:r>
+      <w:proofErr w:type="spellEnd"/>
+      <w:r>
+        <w:rPr>
+          <w:rFonts w:ascii="Times New Roman" w:eastAsia="Times New Roman" w:hAnsi="Times New Roman" w:cs="Times New Roman"/>
+          <w:kern w:val="0"/>
+          <w:lang w:eastAsia="pt-BR"/>
+          <w14:ligatures w14:val="none"/>
+        </w:rPr>
+        <w:t xml:space="preserve">; GHRAB, Ahmed; BOUAZIZI, </w:t>
+      </w:r>
+      <w:proofErr w:type="spellStart"/>
+      <w:r>
+        <w:rPr>
+          <w:rFonts w:ascii="Times New Roman" w:eastAsia="Times New Roman" w:hAnsi="Times New Roman" w:cs="Times New Roman"/>
+          <w:kern w:val="0"/>
+          <w:lang w:eastAsia="pt-BR"/>
+          <w14:ligatures w14:val="none"/>
+        </w:rPr>
+        <w:t>Elyes</w:t>
+      </w:r>
+      <w:proofErr w:type="spellEnd"/>
+      <w:r>
+        <w:rPr>
+          <w:rFonts w:ascii="Times New Roman" w:eastAsia="Times New Roman" w:hAnsi="Times New Roman" w:cs="Times New Roman"/>
+          <w:kern w:val="0"/>
+          <w:lang w:eastAsia="pt-BR"/>
+          <w14:ligatures w14:val="none"/>
+        </w:rPr>
+        <w:t xml:space="preserve">. </w:t>
+      </w:r>
+      <w:proofErr w:type="spellStart"/>
+      <w:r>
+        <w:rPr>
+          <w:rFonts w:ascii="Times New Roman" w:eastAsia="Times New Roman" w:hAnsi="Times New Roman" w:cs="Times New Roman"/>
+          <w:kern w:val="0"/>
+          <w:lang w:eastAsia="pt-BR"/>
+          <w14:ligatures w14:val="none"/>
+        </w:rPr>
+        <w:t>Efficient</w:t>
+      </w:r>
+      <w:proofErr w:type="spellEnd"/>
+      <w:r>
+        <w:rPr>
+          <w:rFonts w:ascii="Times New Roman" w:eastAsia="Times New Roman" w:hAnsi="Times New Roman" w:cs="Times New Roman"/>
+          <w:kern w:val="0"/>
+          <w:lang w:eastAsia="pt-BR"/>
+          <w14:ligatures w14:val="none"/>
+        </w:rPr>
+        <w:t xml:space="preserve"> </w:t>
+      </w:r>
+      <w:proofErr w:type="spellStart"/>
+      <w:r>
+        <w:rPr>
+          <w:rFonts w:ascii="Times New Roman" w:eastAsia="Times New Roman" w:hAnsi="Times New Roman" w:cs="Times New Roman"/>
+          <w:kern w:val="0"/>
+          <w:lang w:eastAsia="pt-BR"/>
+          <w14:ligatures w14:val="none"/>
+        </w:rPr>
+        <w:t>parallel</w:t>
+      </w:r>
+      <w:proofErr w:type="spellEnd"/>
+      <w:r>
+        <w:rPr>
+          <w:rFonts w:ascii="Times New Roman" w:eastAsia="Times New Roman" w:hAnsi="Times New Roman" w:cs="Times New Roman"/>
+          <w:kern w:val="0"/>
+          <w:lang w:eastAsia="pt-BR"/>
+          <w14:ligatures w14:val="none"/>
+        </w:rPr>
+        <w:t xml:space="preserve"> </w:t>
+      </w:r>
+      <w:proofErr w:type="spellStart"/>
+      <w:r>
+        <w:rPr>
+          <w:rFonts w:ascii="Times New Roman" w:eastAsia="Times New Roman" w:hAnsi="Times New Roman" w:cs="Times New Roman"/>
+          <w:kern w:val="0"/>
+          <w:lang w:eastAsia="pt-BR"/>
+          <w14:ligatures w14:val="none"/>
+        </w:rPr>
+        <w:t>implementation</w:t>
+      </w:r>
+      <w:proofErr w:type="spellEnd"/>
+      <w:r>
+        <w:rPr>
+          <w:rFonts w:ascii="Times New Roman" w:eastAsia="Times New Roman" w:hAnsi="Times New Roman" w:cs="Times New Roman"/>
+          <w:kern w:val="0"/>
+          <w:lang w:eastAsia="pt-BR"/>
+          <w14:ligatures w14:val="none"/>
+        </w:rPr>
+        <w:t xml:space="preserve"> </w:t>
+      </w:r>
+      <w:proofErr w:type="spellStart"/>
+      <w:r>
+        <w:rPr>
+          <w:rFonts w:ascii="Times New Roman" w:eastAsia="Times New Roman" w:hAnsi="Times New Roman" w:cs="Times New Roman"/>
+          <w:kern w:val="0"/>
+          <w:lang w:eastAsia="pt-BR"/>
+          <w14:ligatures w14:val="none"/>
+        </w:rPr>
+        <w:t>of</w:t>
+      </w:r>
+      <w:proofErr w:type="spellEnd"/>
+      <w:r>
+        <w:rPr>
+          <w:rFonts w:ascii="Times New Roman" w:eastAsia="Times New Roman" w:hAnsi="Times New Roman" w:cs="Times New Roman"/>
+          <w:kern w:val="0"/>
+          <w:lang w:eastAsia="pt-BR"/>
+          <w14:ligatures w14:val="none"/>
+        </w:rPr>
+        <w:t xml:space="preserve"> </w:t>
+      </w:r>
+      <w:proofErr w:type="spellStart"/>
+      <w:r>
+        <w:rPr>
+          <w:rFonts w:ascii="Times New Roman" w:eastAsia="Times New Roman" w:hAnsi="Times New Roman" w:cs="Times New Roman"/>
+          <w:kern w:val="0"/>
+          <w:lang w:eastAsia="pt-BR"/>
+          <w14:ligatures w14:val="none"/>
+        </w:rPr>
+        <w:t>counting</w:t>
+      </w:r>
+      <w:proofErr w:type="spellEnd"/>
+      <w:r>
+        <w:rPr>
+          <w:rFonts w:ascii="Times New Roman" w:eastAsia="Times New Roman" w:hAnsi="Times New Roman" w:cs="Times New Roman"/>
+          <w:kern w:val="0"/>
+          <w:lang w:eastAsia="pt-BR"/>
+          <w14:ligatures w14:val="none"/>
+        </w:rPr>
+        <w:t xml:space="preserve"> </w:t>
+      </w:r>
+      <w:proofErr w:type="spellStart"/>
+      <w:r>
+        <w:rPr>
+          <w:rFonts w:ascii="Times New Roman" w:eastAsia="Times New Roman" w:hAnsi="Times New Roman" w:cs="Times New Roman"/>
+          <w:kern w:val="0"/>
+          <w:lang w:eastAsia="pt-BR"/>
+          <w14:ligatures w14:val="none"/>
+        </w:rPr>
+        <w:t>sort</w:t>
+      </w:r>
+      <w:proofErr w:type="spellEnd"/>
+      <w:r>
+        <w:rPr>
+          <w:rFonts w:ascii="Times New Roman" w:eastAsia="Times New Roman" w:hAnsi="Times New Roman" w:cs="Times New Roman"/>
+          <w:kern w:val="0"/>
+          <w:lang w:eastAsia="pt-BR"/>
+          <w14:ligatures w14:val="none"/>
+        </w:rPr>
+        <w:t xml:space="preserve"> </w:t>
+      </w:r>
+      <w:proofErr w:type="spellStart"/>
+      <w:r>
+        <w:rPr>
+          <w:rFonts w:ascii="Times New Roman" w:eastAsia="Times New Roman" w:hAnsi="Times New Roman" w:cs="Times New Roman"/>
+          <w:kern w:val="0"/>
+          <w:lang w:eastAsia="pt-BR"/>
+          <w14:ligatures w14:val="none"/>
+        </w:rPr>
+        <w:t>algorithm</w:t>
+      </w:r>
+      <w:proofErr w:type="spellEnd"/>
+      <w:r>
+        <w:rPr>
+          <w:rFonts w:ascii="Times New Roman" w:eastAsia="Times New Roman" w:hAnsi="Times New Roman" w:cs="Times New Roman"/>
+          <w:kern w:val="0"/>
+          <w:lang w:eastAsia="pt-BR"/>
+          <w14:ligatures w14:val="none"/>
+        </w:rPr>
+        <w:t xml:space="preserve"> </w:t>
+      </w:r>
+      <w:proofErr w:type="spellStart"/>
+      <w:r>
+        <w:rPr>
+          <w:rFonts w:ascii="Times New Roman" w:eastAsia="Times New Roman" w:hAnsi="Times New Roman" w:cs="Times New Roman"/>
+          <w:kern w:val="0"/>
+          <w:lang w:eastAsia="pt-BR"/>
+          <w14:ligatures w14:val="none"/>
+        </w:rPr>
+        <w:t>based</w:t>
+      </w:r>
+      <w:proofErr w:type="spellEnd"/>
+      <w:r>
+        <w:rPr>
+          <w:rFonts w:ascii="Times New Roman" w:eastAsia="Times New Roman" w:hAnsi="Times New Roman" w:cs="Times New Roman"/>
+          <w:kern w:val="0"/>
+          <w:lang w:eastAsia="pt-BR"/>
+          <w14:ligatures w14:val="none"/>
+        </w:rPr>
+        <w:t xml:space="preserve"> </w:t>
+      </w:r>
+      <w:proofErr w:type="spellStart"/>
+      <w:r>
+        <w:rPr>
+          <w:rFonts w:ascii="Times New Roman" w:eastAsia="Times New Roman" w:hAnsi="Times New Roman" w:cs="Times New Roman"/>
+          <w:kern w:val="0"/>
+          <w:lang w:eastAsia="pt-BR"/>
+          <w14:ligatures w14:val="none"/>
+        </w:rPr>
+        <w:t>on</w:t>
+      </w:r>
+      <w:proofErr w:type="spellEnd"/>
+      <w:r>
+        <w:rPr>
+          <w:rFonts w:ascii="Times New Roman" w:eastAsia="Times New Roman" w:hAnsi="Times New Roman" w:cs="Times New Roman"/>
+          <w:kern w:val="0"/>
+          <w:lang w:eastAsia="pt-BR"/>
+          <w14:ligatures w14:val="none"/>
+        </w:rPr>
+        <w:t xml:space="preserve"> </w:t>
+      </w:r>
+      <w:proofErr w:type="spellStart"/>
+      <w:r>
+        <w:rPr>
+          <w:rFonts w:ascii="Times New Roman" w:eastAsia="Times New Roman" w:hAnsi="Times New Roman" w:cs="Times New Roman"/>
+          <w:kern w:val="0"/>
+          <w:lang w:eastAsia="pt-BR"/>
+          <w14:ligatures w14:val="none"/>
+        </w:rPr>
+        <w:t>dynamic</w:t>
+      </w:r>
+      <w:proofErr w:type="spellEnd"/>
+      <w:r>
+        <w:rPr>
+          <w:rFonts w:ascii="Times New Roman" w:eastAsia="Times New Roman" w:hAnsi="Times New Roman" w:cs="Times New Roman"/>
+          <w:kern w:val="0"/>
+          <w:lang w:eastAsia="pt-BR"/>
+          <w14:ligatures w14:val="none"/>
+        </w:rPr>
+        <w:t xml:space="preserve"> </w:t>
+      </w:r>
+      <w:proofErr w:type="spellStart"/>
+      <w:r>
+        <w:rPr>
+          <w:rFonts w:ascii="Times New Roman" w:eastAsia="Times New Roman" w:hAnsi="Times New Roman" w:cs="Times New Roman"/>
+          <w:kern w:val="0"/>
+          <w:lang w:eastAsia="pt-BR"/>
+          <w14:ligatures w14:val="none"/>
+        </w:rPr>
+        <w:t>load</w:t>
+      </w:r>
+      <w:proofErr w:type="spellEnd"/>
+      <w:r>
+        <w:rPr>
+          <w:rFonts w:ascii="Times New Roman" w:eastAsia="Times New Roman" w:hAnsi="Times New Roman" w:cs="Times New Roman"/>
+          <w:kern w:val="0"/>
+          <w:lang w:eastAsia="pt-BR"/>
+          <w14:ligatures w14:val="none"/>
+        </w:rPr>
+        <w:t xml:space="preserve"> </w:t>
+      </w:r>
+      <w:proofErr w:type="spellStart"/>
+      <w:r>
+        <w:rPr>
+          <w:rFonts w:ascii="Times New Roman" w:eastAsia="Times New Roman" w:hAnsi="Times New Roman" w:cs="Times New Roman"/>
+          <w:kern w:val="0"/>
+          <w:lang w:eastAsia="pt-BR"/>
+          <w14:ligatures w14:val="none"/>
+        </w:rPr>
+        <w:t>balancing</w:t>
+      </w:r>
+      <w:proofErr w:type="spellEnd"/>
+      <w:r>
+        <w:rPr>
+          <w:rFonts w:ascii="Times New Roman" w:eastAsia="Times New Roman" w:hAnsi="Times New Roman" w:cs="Times New Roman"/>
+          <w:kern w:val="0"/>
+          <w:lang w:eastAsia="pt-BR"/>
+          <w14:ligatures w14:val="none"/>
+        </w:rPr>
+        <w:t xml:space="preserve">. </w:t>
+      </w:r>
+      <w:proofErr w:type="spellStart"/>
+      <w:r>
+        <w:rPr>
+          <w:rFonts w:ascii="Times New Roman" w:eastAsia="Times New Roman" w:hAnsi="Times New Roman" w:cs="Times New Roman"/>
+          <w:i/>
+          <w:iCs/>
+          <w:kern w:val="0"/>
+          <w:lang w:eastAsia="pt-BR"/>
+          <w14:ligatures w14:val="none"/>
+        </w:rPr>
+        <w:t>Journal</w:t>
+      </w:r>
+      <w:proofErr w:type="spellEnd"/>
+      <w:r>
+        <w:rPr>
+          <w:rFonts w:ascii="Times New Roman" w:eastAsia="Times New Roman" w:hAnsi="Times New Roman" w:cs="Times New Roman"/>
+          <w:i/>
+          <w:iCs/>
+          <w:kern w:val="0"/>
+          <w:lang w:eastAsia="pt-BR"/>
+          <w14:ligatures w14:val="none"/>
+        </w:rPr>
+        <w:t xml:space="preserve"> </w:t>
+      </w:r>
+      <w:proofErr w:type="spellStart"/>
+      <w:r>
+        <w:rPr>
+          <w:rFonts w:ascii="Times New Roman" w:eastAsia="Times New Roman" w:hAnsi="Times New Roman" w:cs="Times New Roman"/>
+          <w:i/>
+          <w:iCs/>
+          <w:kern w:val="0"/>
+          <w:lang w:eastAsia="pt-BR"/>
+          <w14:ligatures w14:val="none"/>
+        </w:rPr>
+        <w:t>of</w:t>
+      </w:r>
+      <w:proofErr w:type="spellEnd"/>
+      <w:r>
+        <w:rPr>
+          <w:rFonts w:ascii="Times New Roman" w:eastAsia="Times New Roman" w:hAnsi="Times New Roman" w:cs="Times New Roman"/>
+          <w:i/>
+          <w:iCs/>
+          <w:kern w:val="0"/>
+          <w:lang w:eastAsia="pt-BR"/>
+          <w14:ligatures w14:val="none"/>
+        </w:rPr>
+        <w:t xml:space="preserve"> Computer </w:t>
+      </w:r>
+      <w:proofErr w:type="spellStart"/>
+      <w:r>
+        <w:rPr>
+          <w:rFonts w:ascii="Times New Roman" w:eastAsia="Times New Roman" w:hAnsi="Times New Roman" w:cs="Times New Roman"/>
+          <w:i/>
+          <w:iCs/>
+          <w:kern w:val="0"/>
+          <w:lang w:eastAsia="pt-BR"/>
+          <w14:ligatures w14:val="none"/>
+        </w:rPr>
+        <w:t>and</w:t>
+      </w:r>
+      <w:proofErr w:type="spellEnd"/>
+      <w:r>
+        <w:rPr>
+          <w:rFonts w:ascii="Times New Roman" w:eastAsia="Times New Roman" w:hAnsi="Times New Roman" w:cs="Times New Roman"/>
+          <w:i/>
+          <w:iCs/>
+          <w:kern w:val="0"/>
+          <w:lang w:eastAsia="pt-BR"/>
+          <w14:ligatures w14:val="none"/>
+        </w:rPr>
+        <w:t xml:space="preserve"> Communications</w:t>
+      </w:r>
+      <w:r>
+        <w:rPr>
+          <w:rFonts w:ascii="Times New Roman" w:eastAsia="Times New Roman" w:hAnsi="Times New Roman" w:cs="Times New Roman"/>
+          <w:kern w:val="0"/>
+          <w:lang w:eastAsia="pt-BR"/>
+          <w14:ligatures w14:val="none"/>
+        </w:rPr>
+        <w:t xml:space="preserve">, v. 11, n. 6, 2023. Disponível em: </w:t>
+      </w:r>
+      <w:hyperlink r:id="rId15" w:tgtFrame="_new" w:history="1">
+        <w:r>
+          <w:rPr>
+            <w:rStyle w:val="Hyperlink"/>
+            <w:rFonts w:ascii="Times New Roman" w:eastAsia="Times New Roman" w:hAnsi="Times New Roman" w:cs="Times New Roman"/>
+            <w:kern w:val="0"/>
+            <w:lang w:eastAsia="pt-BR"/>
+            <w14:ligatures w14:val="none"/>
           </w:rPr>
           <w:t>https://www.scirp.org/journal/paperinformation?paperid=128274</w:t>
         </w:r>
       </w:hyperlink>
       <w:r>
         <w:rPr>
-          <w:lang w:val="en-US"/>
-        </w:rPr>
-        <w:t xml:space="preserve">. </w:t>
-      </w:r>
-      <w:r>
-        <w:t>Acesso em: 07 jun. 2025.</w:t>
-      </w:r>
-    </w:p>
-    <w:p>
-      <w:pPr>
-        <w:spacing w:line="480" w:lineRule="auto"/>
-        <w:jc w:val="both"/>
-        <w:rPr>
-          <w:rFonts w:ascii="Times New Roman" w:hAnsi="Times New Roman" w:cs="Times New Roman"/>
-        </w:rPr>
-      </w:pPr>
-      <w:r>
-        <w:rPr>
-          <w:rFonts w:ascii="Times New Roman" w:hAnsi="Times New Roman" w:cs="Times New Roman"/>
-        </w:rPr>
-        <w:t xml:space="preserve">HEINEMAN, George T.; POLLACK, Gary; SELKOW, Stanley. </w:t>
-      </w:r>
-      <w:proofErr w:type="spellStart"/>
-      <w:r>
-        <w:rPr>
-          <w:rFonts w:ascii="Times New Roman" w:hAnsi="Times New Roman" w:cs="Times New Roman"/>
-          <w:i/>
-          <w:iCs/>
-        </w:rPr>
-        <w:t>Algorithms</w:t>
-      </w:r>
-      <w:proofErr w:type="spellEnd"/>
-      <w:r>
-        <w:rPr>
-          <w:rFonts w:ascii="Times New Roman" w:hAnsi="Times New Roman" w:cs="Times New Roman"/>
-          <w:i/>
-          <w:iCs/>
-        </w:rPr>
-        <w:t xml:space="preserve"> in a </w:t>
-      </w:r>
-      <w:proofErr w:type="spellStart"/>
-      <w:r>
-        <w:rPr>
-          <w:rFonts w:ascii="Times New Roman" w:hAnsi="Times New Roman" w:cs="Times New Roman"/>
-          <w:i/>
-          <w:iCs/>
-        </w:rPr>
-        <w:t>Nutshell</w:t>
-      </w:r>
-      <w:proofErr w:type="spellEnd"/>
-      <w:r>
-        <w:rPr>
-          <w:rFonts w:ascii="Times New Roman" w:hAnsi="Times New Roman" w:cs="Times New Roman"/>
-        </w:rPr>
-        <w:t>. 2. ed. Sebastopol: O’Reilly Media, 2016. p. 99.</w:t>
-      </w:r>
-    </w:p>
-    <w:p>
-      <w:pPr>
-        <w:spacing w:line="480" w:lineRule="auto"/>
-        <w:jc w:val="both"/>
-        <w:rPr>
-          <w:rFonts w:ascii="Times New Roman" w:hAnsi="Times New Roman" w:cs="Times New Roman"/>
-        </w:rPr>
-      </w:pPr>
-      <w:proofErr w:type="spellStart"/>
-      <w:r>
-        <w:rPr>
-          <w:rFonts w:ascii="Times New Roman" w:hAnsi="Times New Roman" w:cs="Times New Roman"/>
-        </w:rPr>
-        <w:t>Cormen</w:t>
-      </w:r>
-      <w:proofErr w:type="spellEnd"/>
-      <w:r>
-        <w:rPr>
-          <w:rFonts w:ascii="Times New Roman" w:hAnsi="Times New Roman" w:cs="Times New Roman"/>
-        </w:rPr>
-        <w:t xml:space="preserve">, T. H.; </w:t>
-      </w:r>
-      <w:proofErr w:type="spellStart"/>
-      <w:r>
-        <w:rPr>
-          <w:rFonts w:ascii="Times New Roman" w:hAnsi="Times New Roman" w:cs="Times New Roman"/>
-        </w:rPr>
-        <w:t>Leiserson</w:t>
-      </w:r>
-      <w:proofErr w:type="spellEnd"/>
-      <w:r>
-        <w:rPr>
-          <w:rFonts w:ascii="Times New Roman" w:hAnsi="Times New Roman" w:cs="Times New Roman"/>
-        </w:rPr>
-        <w:t xml:space="preserve">, C. E.; </w:t>
-      </w:r>
-      <w:proofErr w:type="spellStart"/>
-      <w:r>
-        <w:rPr>
-          <w:rFonts w:ascii="Times New Roman" w:hAnsi="Times New Roman" w:cs="Times New Roman"/>
-        </w:rPr>
-        <w:t>Rivest</w:t>
-      </w:r>
-      <w:proofErr w:type="spellEnd"/>
-      <w:r>
-        <w:rPr>
-          <w:rFonts w:ascii="Times New Roman" w:hAnsi="Times New Roman" w:cs="Times New Roman"/>
-        </w:rPr>
-        <w:t xml:space="preserve">, R. L.; Stein, C. </w:t>
-      </w:r>
-      <w:proofErr w:type="spellStart"/>
-      <w:r>
-        <w:rPr>
-          <w:rFonts w:ascii="Times New Roman" w:hAnsi="Times New Roman" w:cs="Times New Roman"/>
-          <w:i/>
-          <w:iCs/>
-        </w:rPr>
-        <w:t>Introduction</w:t>
-      </w:r>
-      <w:proofErr w:type="spellEnd"/>
-      <w:r>
-        <w:rPr>
-          <w:rFonts w:ascii="Times New Roman" w:hAnsi="Times New Roman" w:cs="Times New Roman"/>
-          <w:i/>
-          <w:iCs/>
-        </w:rPr>
-        <w:t xml:space="preserve"> </w:t>
-      </w:r>
-      <w:proofErr w:type="spellStart"/>
-      <w:r>
-        <w:rPr>
-          <w:rFonts w:ascii="Times New Roman" w:hAnsi="Times New Roman" w:cs="Times New Roman"/>
-          <w:i/>
-          <w:iCs/>
-        </w:rPr>
-        <w:t>to</w:t>
-      </w:r>
-      <w:proofErr w:type="spellEnd"/>
-      <w:r>
-        <w:rPr>
-          <w:rFonts w:ascii="Times New Roman" w:hAnsi="Times New Roman" w:cs="Times New Roman"/>
-          <w:i/>
-          <w:iCs/>
-        </w:rPr>
-        <w:t xml:space="preserve"> </w:t>
-      </w:r>
-      <w:proofErr w:type="spellStart"/>
-      <w:r>
-        <w:rPr>
-          <w:rFonts w:ascii="Times New Roman" w:hAnsi="Times New Roman" w:cs="Times New Roman"/>
-          <w:i/>
-          <w:iCs/>
-        </w:rPr>
-        <w:t>Algorithms</w:t>
-      </w:r>
-      <w:proofErr w:type="spellEnd"/>
-      <w:r>
-        <w:rPr>
-          <w:rFonts w:ascii="Times New Roman" w:hAnsi="Times New Roman" w:cs="Times New Roman"/>
-        </w:rPr>
-        <w:t>. MIT Press, 3ª ed., 2009.</w:t>
-      </w:r>
-    </w:p>
-    <w:p>
-      <w:pPr>
-        <w:spacing w:line="480" w:lineRule="auto"/>
-        <w:jc w:val="both"/>
-        <w:rPr>
-          <w:rFonts w:ascii="Times New Roman" w:hAnsi="Times New Roman" w:cs="Times New Roman"/>
-        </w:rPr>
-      </w:pPr>
-      <w:r>
-        <w:rPr>
-          <w:rFonts w:ascii="Times New Roman" w:hAnsi="Times New Roman" w:cs="Times New Roman"/>
-        </w:rPr>
-        <w:t>geeksforgeeks.org/</w:t>
-      </w:r>
-      <w:proofErr w:type="spellStart"/>
-      <w:r>
-        <w:rPr>
-          <w:rFonts w:ascii="Times New Roman" w:hAnsi="Times New Roman" w:cs="Times New Roman"/>
-        </w:rPr>
-        <w:t>counting-sort</w:t>
-      </w:r>
-      <w:proofErr w:type="spellEnd"/>
-      <w:r>
-        <w:rPr>
-          <w:rFonts w:ascii="Times New Roman" w:hAnsi="Times New Roman" w:cs="Times New Roman"/>
-        </w:rPr>
-        <w:t>;</w:t>
-      </w:r>
-    </w:p>
-    <w:p>
-      <w:pPr>
-        <w:spacing w:line="480" w:lineRule="auto"/>
-        <w:jc w:val="both"/>
-        <w:rPr>
-          <w:rFonts w:ascii="Times New Roman" w:hAnsi="Times New Roman" w:cs="Times New Roman"/>
-        </w:rPr>
-      </w:pPr>
-      <w:r>
-        <w:rPr>
-          <w:rFonts w:ascii="Times New Roman" w:hAnsi="Times New Roman" w:cs="Times New Roman"/>
-        </w:rPr>
-        <w:t>hackerrank.com /</w:t>
-      </w:r>
-      <w:proofErr w:type="spellStart"/>
-      <w:r>
-        <w:rPr>
-          <w:rFonts w:ascii="Times New Roman" w:hAnsi="Times New Roman" w:cs="Times New Roman"/>
-        </w:rPr>
-        <w:t>challenges</w:t>
-      </w:r>
-      <w:proofErr w:type="spellEnd"/>
-      <w:r>
-        <w:rPr>
-          <w:rFonts w:ascii="Times New Roman" w:hAnsi="Times New Roman" w:cs="Times New Roman"/>
-        </w:rPr>
-        <w:t>/countingsort4/fórum;</w:t>
-      </w:r>
+          <w:rFonts w:ascii="Times New Roman" w:eastAsia="Times New Roman" w:hAnsi="Times New Roman" w:cs="Times New Roman"/>
+          <w:kern w:val="0"/>
+          <w:lang w:eastAsia="pt-BR"/>
+          <w14:ligatures w14:val="none"/>
+        </w:rPr>
+        <w:t>. Acesso em: 7 jun. 2025.</w:t>
+      </w:r>
+    </w:p>
+    <w:p>
+      <w:pPr>
+        <w:pStyle w:val="PargrafodaLista"/>
+        <w:spacing w:before="100" w:beforeAutospacing="1" w:after="100" w:afterAutospacing="1" w:line="480" w:lineRule="auto"/>
+        <w:jc w:val="both"/>
+        <w:rPr>
+          <w:rFonts w:ascii="Times New Roman" w:eastAsia="Times New Roman" w:hAnsi="Times New Roman" w:cs="Times New Roman"/>
+          <w:kern w:val="0"/>
+          <w:lang w:eastAsia="pt-BR"/>
+          <w14:ligatures w14:val="none"/>
+        </w:rPr>
+      </w:pPr>
+    </w:p>
+    <w:p>
+      <w:pPr>
+        <w:pStyle w:val="PargrafodaLista"/>
+        <w:spacing w:before="100" w:beforeAutospacing="1" w:after="100" w:afterAutospacing="1" w:line="480" w:lineRule="auto"/>
+        <w:jc w:val="both"/>
+        <w:rPr>
+          <w:rFonts w:ascii="Times New Roman" w:eastAsia="Times New Roman" w:hAnsi="Times New Roman" w:cs="Times New Roman"/>
+          <w:kern w:val="0"/>
+          <w:lang w:eastAsia="pt-BR"/>
+          <w14:ligatures w14:val="none"/>
+        </w:rPr>
+      </w:pPr>
+    </w:p>
+    <w:p>
+      <w:pPr>
+        <w:pStyle w:val="NormalWeb"/>
+        <w:spacing w:line="480" w:lineRule="auto"/>
+        <w:jc w:val="both"/>
+      </w:pPr>
+    </w:p>
+    <w:p>
+      <w:pPr>
+        <w:spacing w:line="480" w:lineRule="auto"/>
+        <w:jc w:val="both"/>
+        <w:rPr>
+          <w:rFonts w:ascii="Times New Roman" w:hAnsi="Times New Roman" w:cs="Times New Roman"/>
+        </w:rPr>
+      </w:pPr>
     </w:p>
     <w:p>
       <w:pPr>
@@ -9933,7 +11119,6 @@
   <w:style w:type="character" w:default="1" w:styleId="Fontepargpadro">
     <w:name w:val="Default Paragraph Font"/>
     <w:uiPriority w:val="1"/>
-    <w:semiHidden/>
     <w:unhideWhenUsed/>
   </w:style>
   <w:style w:type="table" w:default="1" w:styleId="Tabelanormal">
@@ -10291,7 +11476,6 @@
     <w:name w:val="Normal (Web)"/>
     <w:basedOn w:val="Normal"/>
     <w:uiPriority w:val="99"/>
-    <w:semiHidden/>
     <w:unhideWhenUsed/>
     <w:rsid w:val="00B708E1"/>
     <w:pPr>
@@ -10324,6 +11508,18 @@
     <w:rPr>
       <w:i/>
       <w:iCs/>
+    </w:rPr>
+  </w:style>
+  <w:style w:type="character" w:styleId="HiperlinkVisitado">
+    <w:name w:val="FollowedHyperlink"/>
+    <w:basedOn w:val="Fontepargpadro"/>
+    <w:uiPriority w:val="99"/>
+    <w:semiHidden/>
+    <w:unhideWhenUsed/>
+    <w:rsid w:val="004802BF"/>
+    <w:rPr>
+      <w:color w:val="96607D" w:themeColor="followedHyperlink"/>
+      <w:u w:val="single"/>
     </w:rPr>
   </w:style>
 </w:styles>
